--- a/otchet dz.docx
+++ b/otchet dz.docx
@@ -1384,15 +1384,481 @@
           <w:lang w:val="en-US"/>
         </w:rPr>
       </w:pPr>
+      <w:r>
+        <w:rPr>
+          <w:rFonts w:ascii="Consolas" w:hAnsi="Consolas" w:cs="Consolas"/>
+          <w:color w:val="0000FF"/>
+          <w:sz w:val="19"/>
+          <w:szCs w:val="19"/>
+          <w:lang w:val="en-US"/>
+        </w:rPr>
+        <w:t>void</w:t>
+      </w:r>
+      <w:r>
+        <w:rPr>
+          <w:rFonts w:ascii="Consolas" w:hAnsi="Consolas" w:cs="Consolas"/>
+          <w:color w:val="000000"/>
+          <w:sz w:val="19"/>
+          <w:szCs w:val="19"/>
+          <w:lang w:val="en-US"/>
+        </w:rPr>
+        <w:t xml:space="preserve"> vvod(</w:t>
+      </w:r>
+      <w:r>
+        <w:rPr>
+          <w:rFonts w:ascii="Consolas" w:hAnsi="Consolas" w:cs="Consolas"/>
+          <w:color w:val="0000FF"/>
+          <w:sz w:val="19"/>
+          <w:szCs w:val="19"/>
+          <w:lang w:val="en-US"/>
+        </w:rPr>
+        <w:t>int</w:t>
+      </w:r>
+      <w:r>
+        <w:rPr>
+          <w:rFonts w:ascii="Consolas" w:hAnsi="Consolas" w:cs="Consolas"/>
+          <w:color w:val="000000"/>
+          <w:sz w:val="19"/>
+          <w:szCs w:val="19"/>
+          <w:lang w:val="en-US"/>
+        </w:rPr>
+        <w:t xml:space="preserve"> </w:t>
+      </w:r>
+      <w:r>
+        <w:rPr>
+          <w:rFonts w:ascii="Consolas" w:hAnsi="Consolas" w:cs="Consolas"/>
+          <w:color w:val="808080"/>
+          <w:sz w:val="19"/>
+          <w:szCs w:val="19"/>
+          <w:lang w:val="en-US"/>
+        </w:rPr>
+        <w:t>n</w:t>
+      </w:r>
+      <w:r>
+        <w:rPr>
+          <w:rFonts w:ascii="Consolas" w:hAnsi="Consolas" w:cs="Consolas"/>
+          <w:color w:val="000000"/>
+          <w:sz w:val="19"/>
+          <w:szCs w:val="19"/>
+          <w:lang w:val="en-US"/>
+        </w:rPr>
+        <w:t xml:space="preserve">, </w:t>
+      </w:r>
+      <w:r>
+        <w:rPr>
+          <w:rFonts w:ascii="Consolas" w:hAnsi="Consolas" w:cs="Consolas"/>
+          <w:color w:val="0000FF"/>
+          <w:sz w:val="19"/>
+          <w:szCs w:val="19"/>
+          <w:lang w:val="en-US"/>
+        </w:rPr>
+        <w:t>int</w:t>
+      </w:r>
+      <w:r>
+        <w:rPr>
+          <w:rFonts w:ascii="Consolas" w:hAnsi="Consolas" w:cs="Consolas"/>
+          <w:color w:val="000000"/>
+          <w:sz w:val="19"/>
+          <w:szCs w:val="19"/>
+          <w:lang w:val="en-US"/>
+        </w:rPr>
+        <w:t xml:space="preserve"> </w:t>
+      </w:r>
+      <w:r>
+        <w:rPr>
+          <w:rFonts w:ascii="Consolas" w:hAnsi="Consolas" w:cs="Consolas"/>
+          <w:color w:val="808080"/>
+          <w:sz w:val="19"/>
+          <w:szCs w:val="19"/>
+          <w:lang w:val="en-US"/>
+        </w:rPr>
+        <w:t>mas</w:t>
+      </w:r>
+      <w:r>
+        <w:rPr>
+          <w:rFonts w:ascii="Consolas" w:hAnsi="Consolas" w:cs="Consolas"/>
+          <w:color w:val="000000"/>
+          <w:sz w:val="19"/>
+          <w:szCs w:val="19"/>
+          <w:lang w:val="en-US"/>
+        </w:rPr>
+        <w:t xml:space="preserve">[100]) </w:t>
+      </w:r>
+      <w:bookmarkStart w:id="1" w:name="_GoBack"/>
+      <w:bookmarkEnd w:id="1"/>
+    </w:p>
+    <w:p>
+      <w:pPr>
+        <w:autoSpaceDE w:val="0"/>
+        <w:autoSpaceDN w:val="0"/>
+        <w:adjustRightInd w:val="0"/>
+        <w:spacing w:after="0" w:line="240" w:lineRule="auto"/>
+        <w:rPr>
+          <w:rFonts w:ascii="Consolas" w:hAnsi="Consolas" w:cs="Consolas"/>
+          <w:color w:val="000000"/>
+          <w:sz w:val="19"/>
+          <w:szCs w:val="19"/>
+        </w:rPr>
+      </w:pPr>
+      <w:r>
+        <w:rPr>
+          <w:rFonts w:ascii="Consolas" w:hAnsi="Consolas" w:cs="Consolas"/>
+          <w:color w:val="000000"/>
+          <w:sz w:val="19"/>
+          <w:szCs w:val="19"/>
+        </w:rPr>
+        <w:t>{</w:t>
+      </w:r>
+    </w:p>
+    <w:p>
+      <w:pPr>
+        <w:autoSpaceDE w:val="0"/>
+        <w:autoSpaceDN w:val="0"/>
+        <w:adjustRightInd w:val="0"/>
+        <w:spacing w:after="0" w:line="240" w:lineRule="auto"/>
+        <w:rPr>
+          <w:rFonts w:ascii="Consolas" w:hAnsi="Consolas" w:cs="Consolas"/>
+          <w:color w:val="000000"/>
+          <w:sz w:val="19"/>
+          <w:szCs w:val="19"/>
+        </w:rPr>
+      </w:pPr>
+      <w:r>
+        <w:rPr>
+          <w:rFonts w:ascii="Consolas" w:hAnsi="Consolas" w:cs="Consolas"/>
+          <w:color w:val="000000"/>
+          <w:sz w:val="19"/>
+          <w:szCs w:val="19"/>
+        </w:rPr>
+        <w:t xml:space="preserve">    cout </w:t>
+      </w:r>
       <w:proofErr w:type="gramStart"/>
       <w:r>
         <w:rPr>
           <w:rFonts w:ascii="Consolas" w:hAnsi="Consolas" w:cs="Consolas"/>
+          <w:color w:val="008080"/>
+          <w:sz w:val="19"/>
+          <w:szCs w:val="19"/>
+        </w:rPr>
+        <w:t>&lt;&lt;</w:t>
+      </w:r>
+      <w:r>
+        <w:rPr>
+          <w:rFonts w:ascii="Consolas" w:hAnsi="Consolas" w:cs="Consolas"/>
+          <w:color w:val="000000"/>
+          <w:sz w:val="19"/>
+          <w:szCs w:val="19"/>
+        </w:rPr>
+        <w:t xml:space="preserve"> </w:t>
+      </w:r>
+      <w:r>
+        <w:rPr>
+          <w:rFonts w:ascii="Consolas" w:hAnsi="Consolas" w:cs="Consolas"/>
+          <w:color w:val="A31515"/>
+          <w:sz w:val="19"/>
+          <w:szCs w:val="19"/>
+        </w:rPr>
+        <w:t>"</w:t>
+      </w:r>
+      <w:proofErr w:type="gramEnd"/>
+      <w:r>
+        <w:rPr>
+          <w:rFonts w:ascii="Consolas" w:hAnsi="Consolas" w:cs="Consolas"/>
+          <w:color w:val="A31515"/>
+          <w:sz w:val="19"/>
+          <w:szCs w:val="19"/>
+        </w:rPr>
+        <w:t>Введите элементы массива"</w:t>
+      </w:r>
+      <w:r>
+        <w:rPr>
+          <w:rFonts w:ascii="Consolas" w:hAnsi="Consolas" w:cs="Consolas"/>
+          <w:color w:val="000000"/>
+          <w:sz w:val="19"/>
+          <w:szCs w:val="19"/>
+        </w:rPr>
+        <w:t xml:space="preserve"> </w:t>
+      </w:r>
+      <w:r>
+        <w:rPr>
+          <w:rFonts w:ascii="Consolas" w:hAnsi="Consolas" w:cs="Consolas"/>
+          <w:color w:val="008080"/>
+          <w:sz w:val="19"/>
+          <w:szCs w:val="19"/>
+        </w:rPr>
+        <w:t>&lt;&lt;</w:t>
+      </w:r>
+      <w:r>
+        <w:rPr>
+          <w:rFonts w:ascii="Consolas" w:hAnsi="Consolas" w:cs="Consolas"/>
+          <w:color w:val="000000"/>
+          <w:sz w:val="19"/>
+          <w:szCs w:val="19"/>
+        </w:rPr>
+        <w:t xml:space="preserve"> endl;</w:t>
+      </w:r>
+    </w:p>
+    <w:p>
+      <w:pPr>
+        <w:autoSpaceDE w:val="0"/>
+        <w:autoSpaceDN w:val="0"/>
+        <w:adjustRightInd w:val="0"/>
+        <w:spacing w:after="0" w:line="240" w:lineRule="auto"/>
+        <w:rPr>
+          <w:rFonts w:ascii="Consolas" w:hAnsi="Consolas" w:cs="Consolas"/>
+          <w:color w:val="000000"/>
+          <w:sz w:val="19"/>
+          <w:szCs w:val="19"/>
+          <w:lang w:val="en-US"/>
+        </w:rPr>
+      </w:pPr>
+      <w:r>
+        <w:rPr>
+          <w:rFonts w:ascii="Consolas" w:hAnsi="Consolas" w:cs="Consolas"/>
+          <w:color w:val="000000"/>
+          <w:sz w:val="19"/>
+          <w:szCs w:val="19"/>
+        </w:rPr>
+        <w:t xml:space="preserve">    </w:t>
+      </w:r>
+      <w:proofErr w:type="gramStart"/>
+      <w:r>
+        <w:rPr>
+          <w:rFonts w:ascii="Consolas" w:hAnsi="Consolas" w:cs="Consolas"/>
           <w:color w:val="0000FF"/>
           <w:sz w:val="19"/>
           <w:szCs w:val="19"/>
           <w:lang w:val="en-US"/>
         </w:rPr>
+        <w:t>for</w:t>
+      </w:r>
+      <w:proofErr w:type="gramEnd"/>
+      <w:r>
+        <w:rPr>
+          <w:rFonts w:ascii="Consolas" w:hAnsi="Consolas" w:cs="Consolas"/>
+          <w:color w:val="000000"/>
+          <w:sz w:val="19"/>
+          <w:szCs w:val="19"/>
+          <w:lang w:val="en-US"/>
+        </w:rPr>
+        <w:t xml:space="preserve"> (</w:t>
+      </w:r>
+      <w:r>
+        <w:rPr>
+          <w:rFonts w:ascii="Consolas" w:hAnsi="Consolas" w:cs="Consolas"/>
+          <w:color w:val="0000FF"/>
+          <w:sz w:val="19"/>
+          <w:szCs w:val="19"/>
+          <w:lang w:val="en-US"/>
+        </w:rPr>
+        <w:t>int</w:t>
+      </w:r>
+      <w:r>
+        <w:rPr>
+          <w:rFonts w:ascii="Consolas" w:hAnsi="Consolas" w:cs="Consolas"/>
+          <w:color w:val="000000"/>
+          <w:sz w:val="19"/>
+          <w:szCs w:val="19"/>
+          <w:lang w:val="en-US"/>
+        </w:rPr>
+        <w:t xml:space="preserve"> i = 0; i &lt; </w:t>
+      </w:r>
+      <w:r>
+        <w:rPr>
+          <w:rFonts w:ascii="Consolas" w:hAnsi="Consolas" w:cs="Consolas"/>
+          <w:color w:val="808080"/>
+          <w:sz w:val="19"/>
+          <w:szCs w:val="19"/>
+          <w:lang w:val="en-US"/>
+        </w:rPr>
+        <w:t>n</w:t>
+      </w:r>
+      <w:r>
+        <w:rPr>
+          <w:rFonts w:ascii="Consolas" w:hAnsi="Consolas" w:cs="Consolas"/>
+          <w:color w:val="000000"/>
+          <w:sz w:val="19"/>
+          <w:szCs w:val="19"/>
+          <w:lang w:val="en-US"/>
+        </w:rPr>
+        <w:t>; i++) {</w:t>
+      </w:r>
+    </w:p>
+    <w:p>
+      <w:pPr>
+        <w:autoSpaceDE w:val="0"/>
+        <w:autoSpaceDN w:val="0"/>
+        <w:adjustRightInd w:val="0"/>
+        <w:spacing w:after="0" w:line="240" w:lineRule="auto"/>
+        <w:rPr>
+          <w:rFonts w:ascii="Consolas" w:hAnsi="Consolas" w:cs="Consolas"/>
+          <w:color w:val="000000"/>
+          <w:sz w:val="19"/>
+          <w:szCs w:val="19"/>
+          <w:lang w:val="en-US"/>
+        </w:rPr>
+      </w:pPr>
+      <w:r>
+        <w:rPr>
+          <w:rFonts w:ascii="Consolas" w:hAnsi="Consolas" w:cs="Consolas"/>
+          <w:color w:val="000000"/>
+          <w:sz w:val="19"/>
+          <w:szCs w:val="19"/>
+          <w:lang w:val="en-US"/>
+        </w:rPr>
+        <w:t xml:space="preserve">        </w:t>
+      </w:r>
+      <w:proofErr w:type="gramStart"/>
+      <w:r>
+        <w:rPr>
+          <w:rFonts w:ascii="Consolas" w:hAnsi="Consolas" w:cs="Consolas"/>
+          <w:color w:val="000000"/>
+          <w:sz w:val="19"/>
+          <w:szCs w:val="19"/>
+          <w:lang w:val="en-US"/>
+        </w:rPr>
+        <w:t>cin</w:t>
+      </w:r>
+      <w:proofErr w:type="gramEnd"/>
+      <w:r>
+        <w:rPr>
+          <w:rFonts w:ascii="Consolas" w:hAnsi="Consolas" w:cs="Consolas"/>
+          <w:color w:val="000000"/>
+          <w:sz w:val="19"/>
+          <w:szCs w:val="19"/>
+          <w:lang w:val="en-US"/>
+        </w:rPr>
+        <w:t xml:space="preserve"> </w:t>
+      </w:r>
+      <w:r>
+        <w:rPr>
+          <w:rFonts w:ascii="Consolas" w:hAnsi="Consolas" w:cs="Consolas"/>
+          <w:color w:val="008080"/>
+          <w:sz w:val="19"/>
+          <w:szCs w:val="19"/>
+          <w:lang w:val="en-US"/>
+        </w:rPr>
+        <w:t>&gt;&gt;</w:t>
+      </w:r>
+      <w:r>
+        <w:rPr>
+          <w:rFonts w:ascii="Consolas" w:hAnsi="Consolas" w:cs="Consolas"/>
+          <w:color w:val="000000"/>
+          <w:sz w:val="19"/>
+          <w:szCs w:val="19"/>
+          <w:lang w:val="en-US"/>
+        </w:rPr>
+        <w:t xml:space="preserve"> </w:t>
+      </w:r>
+      <w:r>
+        <w:rPr>
+          <w:rFonts w:ascii="Consolas" w:hAnsi="Consolas" w:cs="Consolas"/>
+          <w:color w:val="808080"/>
+          <w:sz w:val="19"/>
+          <w:szCs w:val="19"/>
+          <w:lang w:val="en-US"/>
+        </w:rPr>
+        <w:t>mas</w:t>
+      </w:r>
+      <w:r>
+        <w:rPr>
+          <w:rFonts w:ascii="Consolas" w:hAnsi="Consolas" w:cs="Consolas"/>
+          <w:color w:val="000000"/>
+          <w:sz w:val="19"/>
+          <w:szCs w:val="19"/>
+          <w:lang w:val="en-US"/>
+        </w:rPr>
+        <w:t>[i];</w:t>
+      </w:r>
+    </w:p>
+    <w:p>
+      <w:pPr>
+        <w:autoSpaceDE w:val="0"/>
+        <w:autoSpaceDN w:val="0"/>
+        <w:adjustRightInd w:val="0"/>
+        <w:spacing w:after="0" w:line="240" w:lineRule="auto"/>
+        <w:rPr>
+          <w:rFonts w:ascii="Consolas" w:hAnsi="Consolas" w:cs="Consolas"/>
+          <w:color w:val="000000"/>
+          <w:sz w:val="19"/>
+          <w:szCs w:val="19"/>
+          <w:lang w:val="en-US"/>
+        </w:rPr>
+      </w:pPr>
+      <w:r>
+        <w:rPr>
+          <w:rFonts w:ascii="Consolas" w:hAnsi="Consolas" w:cs="Consolas"/>
+          <w:color w:val="000000"/>
+          <w:sz w:val="19"/>
+          <w:szCs w:val="19"/>
+          <w:lang w:val="en-US"/>
+        </w:rPr>
+        <w:t xml:space="preserve">    }</w:t>
+      </w:r>
+    </w:p>
+    <w:p>
+      <w:pPr>
+        <w:autoSpaceDE w:val="0"/>
+        <w:autoSpaceDN w:val="0"/>
+        <w:adjustRightInd w:val="0"/>
+        <w:spacing w:after="0" w:line="240" w:lineRule="auto"/>
+        <w:rPr>
+          <w:rFonts w:ascii="Consolas" w:hAnsi="Consolas" w:cs="Consolas"/>
+          <w:color w:val="000000"/>
+          <w:sz w:val="19"/>
+          <w:szCs w:val="19"/>
+          <w:lang w:val="en-US"/>
+        </w:rPr>
+      </w:pPr>
+      <w:r>
+        <w:rPr>
+          <w:rFonts w:ascii="Consolas" w:hAnsi="Consolas" w:cs="Consolas"/>
+          <w:color w:val="000000"/>
+          <w:sz w:val="19"/>
+          <w:szCs w:val="19"/>
+          <w:lang w:val="en-US"/>
+        </w:rPr>
+        <w:t>}</w:t>
+      </w:r>
+    </w:p>
+    <w:p>
+      <w:pPr>
+        <w:autoSpaceDE w:val="0"/>
+        <w:autoSpaceDN w:val="0"/>
+        <w:adjustRightInd w:val="0"/>
+        <w:spacing w:after="0" w:line="240" w:lineRule="auto"/>
+        <w:rPr>
+          <w:rFonts w:ascii="Consolas" w:hAnsi="Consolas" w:cs="Consolas"/>
+          <w:color w:val="000000"/>
+          <w:sz w:val="19"/>
+          <w:szCs w:val="19"/>
+          <w:lang w:val="en-US"/>
+        </w:rPr>
+      </w:pPr>
+    </w:p>
+    <w:p>
+      <w:pPr>
+        <w:autoSpaceDE w:val="0"/>
+        <w:autoSpaceDN w:val="0"/>
+        <w:adjustRightInd w:val="0"/>
+        <w:spacing w:after="0" w:line="240" w:lineRule="auto"/>
+        <w:rPr>
+          <w:rFonts w:ascii="Consolas" w:hAnsi="Consolas" w:cs="Consolas"/>
+          <w:color w:val="000000"/>
+          <w:sz w:val="19"/>
+          <w:szCs w:val="19"/>
+          <w:lang w:val="en-US"/>
+        </w:rPr>
+      </w:pPr>
+      <w:proofErr w:type="gramStart"/>
+      <w:r>
+        <w:rPr>
+          <w:rFonts w:ascii="Consolas" w:hAnsi="Consolas" w:cs="Consolas"/>
+          <w:color w:val="0000FF"/>
+          <w:sz w:val="19"/>
+          <w:szCs w:val="19"/>
+          <w:lang w:val="en-US"/>
+        </w:rPr>
         <w:t>void</w:t>
       </w:r>
       <w:proofErr w:type="gramEnd"/>
@@ -1404,7 +1870,7 @@
           <w:szCs w:val="19"/>
           <w:lang w:val="en-US"/>
         </w:rPr>
-        <w:t xml:space="preserve"> vvod(</w:t>
+        <w:t xml:space="preserve"> randvvod(</w:t>
       </w:r>
       <w:r>
         <w:rPr>
@@ -1498,14 +1964,16 @@
           <w:color w:val="000000"/>
           <w:sz w:val="19"/>
           <w:szCs w:val="19"/>
-        </w:rPr>
-      </w:pPr>
-      <w:r>
-        <w:rPr>
-          <w:rFonts w:ascii="Consolas" w:hAnsi="Consolas" w:cs="Consolas"/>
-          <w:color w:val="000000"/>
-          <w:sz w:val="19"/>
-          <w:szCs w:val="19"/>
+          <w:lang w:val="en-US"/>
+        </w:rPr>
+      </w:pPr>
+      <w:r>
+        <w:rPr>
+          <w:rFonts w:ascii="Consolas" w:hAnsi="Consolas" w:cs="Consolas"/>
+          <w:color w:val="000000"/>
+          <w:sz w:val="19"/>
+          <w:szCs w:val="19"/>
+          <w:lang w:val="en-US"/>
         </w:rPr>
         <w:t>{</w:t>
       </w:r>
@@ -1521,116 +1989,126 @@
           <w:color w:val="000000"/>
           <w:sz w:val="19"/>
           <w:szCs w:val="19"/>
-        </w:rPr>
-      </w:pPr>
-      <w:r>
-        <w:rPr>
-          <w:rFonts w:ascii="Consolas" w:hAnsi="Consolas" w:cs="Consolas"/>
-          <w:color w:val="000000"/>
-          <w:sz w:val="19"/>
-          <w:szCs w:val="19"/>
-        </w:rPr>
-        <w:t xml:space="preserve">    cout </w:t>
+          <w:lang w:val="en-US"/>
+        </w:rPr>
+      </w:pPr>
+      <w:r>
+        <w:rPr>
+          <w:rFonts w:ascii="Consolas" w:hAnsi="Consolas" w:cs="Consolas"/>
+          <w:color w:val="000000"/>
+          <w:sz w:val="19"/>
+          <w:szCs w:val="19"/>
+          <w:lang w:val="en-US"/>
+        </w:rPr>
+        <w:t xml:space="preserve">    </w:t>
       </w:r>
       <w:proofErr w:type="gramStart"/>
       <w:r>
         <w:rPr>
           <w:rFonts w:ascii="Consolas" w:hAnsi="Consolas" w:cs="Consolas"/>
-          <w:color w:val="008080"/>
-          <w:sz w:val="19"/>
-          <w:szCs w:val="19"/>
-        </w:rPr>
-        <w:t>&lt;&lt;</w:t>
-      </w:r>
-      <w:r>
-        <w:rPr>
-          <w:rFonts w:ascii="Consolas" w:hAnsi="Consolas" w:cs="Consolas"/>
-          <w:color w:val="000000"/>
-          <w:sz w:val="19"/>
-          <w:szCs w:val="19"/>
-        </w:rPr>
-        <w:t xml:space="preserve"> </w:t>
-      </w:r>
-      <w:r>
-        <w:rPr>
-          <w:rFonts w:ascii="Consolas" w:hAnsi="Consolas" w:cs="Consolas"/>
-          <w:color w:val="A31515"/>
-          <w:sz w:val="19"/>
-          <w:szCs w:val="19"/>
-        </w:rPr>
-        <w:t>"</w:t>
+          <w:color w:val="0000FF"/>
+          <w:sz w:val="19"/>
+          <w:szCs w:val="19"/>
+          <w:lang w:val="en-US"/>
+        </w:rPr>
+        <w:t>for</w:t>
       </w:r>
       <w:proofErr w:type="gramEnd"/>
       <w:r>
         <w:rPr>
           <w:rFonts w:ascii="Consolas" w:hAnsi="Consolas" w:cs="Consolas"/>
-          <w:color w:val="A31515"/>
-          <w:sz w:val="19"/>
-          <w:szCs w:val="19"/>
-        </w:rPr>
-        <w:t>Введите элементы массива"</w:t>
-      </w:r>
-      <w:r>
-        <w:rPr>
-          <w:rFonts w:ascii="Consolas" w:hAnsi="Consolas" w:cs="Consolas"/>
-          <w:color w:val="000000"/>
-          <w:sz w:val="19"/>
-          <w:szCs w:val="19"/>
-        </w:rPr>
-        <w:t xml:space="preserve"> </w:t>
-      </w:r>
-      <w:r>
-        <w:rPr>
-          <w:rFonts w:ascii="Consolas" w:hAnsi="Consolas" w:cs="Consolas"/>
-          <w:color w:val="008080"/>
-          <w:sz w:val="19"/>
-          <w:szCs w:val="19"/>
-        </w:rPr>
-        <w:t>&lt;&lt;</w:t>
-      </w:r>
-      <w:r>
-        <w:rPr>
-          <w:rFonts w:ascii="Consolas" w:hAnsi="Consolas" w:cs="Consolas"/>
-          <w:color w:val="000000"/>
-          <w:sz w:val="19"/>
-          <w:szCs w:val="19"/>
-        </w:rPr>
-        <w:t xml:space="preserve"> endl;</w:t>
-      </w:r>
-    </w:p>
-    <w:p>
-      <w:pPr>
-        <w:autoSpaceDE w:val="0"/>
-        <w:autoSpaceDN w:val="0"/>
-        <w:adjustRightInd w:val="0"/>
-        <w:spacing w:after="0" w:line="240" w:lineRule="auto"/>
-        <w:rPr>
-          <w:rFonts w:ascii="Consolas" w:hAnsi="Consolas" w:cs="Consolas"/>
-          <w:color w:val="000000"/>
-          <w:sz w:val="19"/>
-          <w:szCs w:val="19"/>
-          <w:lang w:val="en-US"/>
-        </w:rPr>
-      </w:pPr>
-      <w:r>
-        <w:rPr>
-          <w:rFonts w:ascii="Consolas" w:hAnsi="Consolas" w:cs="Consolas"/>
-          <w:color w:val="000000"/>
-          <w:sz w:val="19"/>
-          <w:szCs w:val="19"/>
-        </w:rPr>
-        <w:t xml:space="preserve">    </w:t>
+          <w:color w:val="000000"/>
+          <w:sz w:val="19"/>
+          <w:szCs w:val="19"/>
+          <w:lang w:val="en-US"/>
+        </w:rPr>
+        <w:t xml:space="preserve"> (</w:t>
+      </w:r>
+      <w:r>
+        <w:rPr>
+          <w:rFonts w:ascii="Consolas" w:hAnsi="Consolas" w:cs="Consolas"/>
+          <w:color w:val="0000FF"/>
+          <w:sz w:val="19"/>
+          <w:szCs w:val="19"/>
+          <w:lang w:val="en-US"/>
+        </w:rPr>
+        <w:t>int</w:t>
+      </w:r>
+      <w:r>
+        <w:rPr>
+          <w:rFonts w:ascii="Consolas" w:hAnsi="Consolas" w:cs="Consolas"/>
+          <w:color w:val="000000"/>
+          <w:sz w:val="19"/>
+          <w:szCs w:val="19"/>
+          <w:lang w:val="en-US"/>
+        </w:rPr>
+        <w:t xml:space="preserve"> i = 0; i &lt; </w:t>
+      </w:r>
+      <w:r>
+        <w:rPr>
+          <w:rFonts w:ascii="Consolas" w:hAnsi="Consolas" w:cs="Consolas"/>
+          <w:color w:val="808080"/>
+          <w:sz w:val="19"/>
+          <w:szCs w:val="19"/>
+          <w:lang w:val="en-US"/>
+        </w:rPr>
+        <w:t>n</w:t>
+      </w:r>
+      <w:r>
+        <w:rPr>
+          <w:rFonts w:ascii="Consolas" w:hAnsi="Consolas" w:cs="Consolas"/>
+          <w:color w:val="000000"/>
+          <w:sz w:val="19"/>
+          <w:szCs w:val="19"/>
+          <w:lang w:val="en-US"/>
+        </w:rPr>
+        <w:t>; i++) {</w:t>
+      </w:r>
+    </w:p>
+    <w:p>
+      <w:pPr>
+        <w:autoSpaceDE w:val="0"/>
+        <w:autoSpaceDN w:val="0"/>
+        <w:adjustRightInd w:val="0"/>
+        <w:spacing w:after="0" w:line="240" w:lineRule="auto"/>
+        <w:rPr>
+          <w:rFonts w:ascii="Consolas" w:hAnsi="Consolas" w:cs="Consolas"/>
+          <w:color w:val="000000"/>
+          <w:sz w:val="19"/>
+          <w:szCs w:val="19"/>
+          <w:lang w:val="en-US"/>
+        </w:rPr>
+      </w:pPr>
+      <w:r>
+        <w:rPr>
+          <w:rFonts w:ascii="Consolas" w:hAnsi="Consolas" w:cs="Consolas"/>
+          <w:color w:val="000000"/>
+          <w:sz w:val="19"/>
+          <w:szCs w:val="19"/>
+          <w:lang w:val="en-US"/>
+        </w:rPr>
+        <w:t xml:space="preserve">        </w:t>
       </w:r>
       <w:proofErr w:type="gramStart"/>
       <w:r>
         <w:rPr>
           <w:rFonts w:ascii="Consolas" w:hAnsi="Consolas" w:cs="Consolas"/>
-          <w:color w:val="0000FF"/>
-          <w:sz w:val="19"/>
-          <w:szCs w:val="19"/>
-          <w:lang w:val="en-US"/>
-        </w:rPr>
-        <w:t>for</w:t>
+          <w:color w:val="808080"/>
+          <w:sz w:val="19"/>
+          <w:szCs w:val="19"/>
+          <w:lang w:val="en-US"/>
+        </w:rPr>
+        <w:t>mas</w:t>
+      </w:r>
+      <w:r>
+        <w:rPr>
+          <w:rFonts w:ascii="Consolas" w:hAnsi="Consolas" w:cs="Consolas"/>
+          <w:color w:val="000000"/>
+          <w:sz w:val="19"/>
+          <w:szCs w:val="19"/>
+          <w:lang w:val="en-US"/>
+        </w:rPr>
+        <w:t>[</w:t>
       </w:r>
       <w:proofErr w:type="gramEnd"/>
       <w:r>
@@ -1641,564 +2119,89 @@
           <w:szCs w:val="19"/>
           <w:lang w:val="en-US"/>
         </w:rPr>
-        <w:t xml:space="preserve"> (</w:t>
-      </w:r>
-      <w:r>
-        <w:rPr>
-          <w:rFonts w:ascii="Consolas" w:hAnsi="Consolas" w:cs="Consolas"/>
-          <w:color w:val="0000FF"/>
-          <w:sz w:val="19"/>
-          <w:szCs w:val="19"/>
-          <w:lang w:val="en-US"/>
-        </w:rPr>
-        <w:t>int</w:t>
-      </w:r>
-      <w:r>
-        <w:rPr>
-          <w:rFonts w:ascii="Consolas" w:hAnsi="Consolas" w:cs="Consolas"/>
-          <w:color w:val="000000"/>
-          <w:sz w:val="19"/>
-          <w:szCs w:val="19"/>
-          <w:lang w:val="en-US"/>
-        </w:rPr>
-        <w:t xml:space="preserve"> i = 0; i &lt; </w:t>
-      </w:r>
-      <w:r>
-        <w:rPr>
-          <w:rFonts w:ascii="Consolas" w:hAnsi="Consolas" w:cs="Consolas"/>
-          <w:color w:val="808080"/>
-          <w:sz w:val="19"/>
-          <w:szCs w:val="19"/>
-          <w:lang w:val="en-US"/>
-        </w:rPr>
-        <w:t>n</w:t>
-      </w:r>
-      <w:r>
-        <w:rPr>
-          <w:rFonts w:ascii="Consolas" w:hAnsi="Consolas" w:cs="Consolas"/>
-          <w:color w:val="000000"/>
-          <w:sz w:val="19"/>
-          <w:szCs w:val="19"/>
-          <w:lang w:val="en-US"/>
-        </w:rPr>
-        <w:t>; i++) {</w:t>
-      </w:r>
-    </w:p>
-    <w:p>
-      <w:pPr>
-        <w:autoSpaceDE w:val="0"/>
-        <w:autoSpaceDN w:val="0"/>
-        <w:adjustRightInd w:val="0"/>
-        <w:spacing w:after="0" w:line="240" w:lineRule="auto"/>
-        <w:rPr>
-          <w:rFonts w:ascii="Consolas" w:hAnsi="Consolas" w:cs="Consolas"/>
-          <w:color w:val="000000"/>
-          <w:sz w:val="19"/>
-          <w:szCs w:val="19"/>
-          <w:lang w:val="en-US"/>
-        </w:rPr>
-      </w:pPr>
-      <w:r>
-        <w:rPr>
-          <w:rFonts w:ascii="Consolas" w:hAnsi="Consolas" w:cs="Consolas"/>
-          <w:color w:val="000000"/>
-          <w:sz w:val="19"/>
-          <w:szCs w:val="19"/>
-          <w:lang w:val="en-US"/>
-        </w:rPr>
-        <w:t xml:space="preserve">        </w:t>
-      </w:r>
+        <w:t>i] = rand() % 201 - 100;</w:t>
+      </w:r>
+    </w:p>
+    <w:p>
+      <w:pPr>
+        <w:autoSpaceDE w:val="0"/>
+        <w:autoSpaceDN w:val="0"/>
+        <w:adjustRightInd w:val="0"/>
+        <w:spacing w:after="0" w:line="240" w:lineRule="auto"/>
+        <w:rPr>
+          <w:rFonts w:ascii="Consolas" w:hAnsi="Consolas" w:cs="Consolas"/>
+          <w:color w:val="000000"/>
+          <w:sz w:val="19"/>
+          <w:szCs w:val="19"/>
+          <w:lang w:val="en-US"/>
+        </w:rPr>
+      </w:pPr>
+      <w:r>
+        <w:rPr>
+          <w:rFonts w:ascii="Consolas" w:hAnsi="Consolas" w:cs="Consolas"/>
+          <w:color w:val="000000"/>
+          <w:sz w:val="19"/>
+          <w:szCs w:val="19"/>
+          <w:lang w:val="en-US"/>
+        </w:rPr>
+        <w:t xml:space="preserve">    }</w:t>
+      </w:r>
+    </w:p>
+    <w:p>
+      <w:pPr>
+        <w:autoSpaceDE w:val="0"/>
+        <w:autoSpaceDN w:val="0"/>
+        <w:adjustRightInd w:val="0"/>
+        <w:spacing w:after="0" w:line="240" w:lineRule="auto"/>
+        <w:rPr>
+          <w:rFonts w:ascii="Consolas" w:hAnsi="Consolas" w:cs="Consolas"/>
+          <w:color w:val="000000"/>
+          <w:sz w:val="19"/>
+          <w:szCs w:val="19"/>
+          <w:lang w:val="en-US"/>
+        </w:rPr>
+      </w:pPr>
+      <w:r>
+        <w:rPr>
+          <w:rFonts w:ascii="Consolas" w:hAnsi="Consolas" w:cs="Consolas"/>
+          <w:color w:val="000000"/>
+          <w:sz w:val="19"/>
+          <w:szCs w:val="19"/>
+          <w:lang w:val="en-US"/>
+        </w:rPr>
+        <w:t>}</w:t>
+      </w:r>
+    </w:p>
+    <w:p>
+      <w:pPr>
+        <w:autoSpaceDE w:val="0"/>
+        <w:autoSpaceDN w:val="0"/>
+        <w:adjustRightInd w:val="0"/>
+        <w:spacing w:after="0" w:line="240" w:lineRule="auto"/>
+        <w:rPr>
+          <w:rFonts w:ascii="Consolas" w:hAnsi="Consolas" w:cs="Consolas"/>
+          <w:color w:val="000000"/>
+          <w:sz w:val="19"/>
+          <w:szCs w:val="19"/>
+          <w:lang w:val="en-US"/>
+        </w:rPr>
+      </w:pPr>
+    </w:p>
+    <w:p>
+      <w:pPr>
+        <w:autoSpaceDE w:val="0"/>
+        <w:autoSpaceDN w:val="0"/>
+        <w:adjustRightInd w:val="0"/>
+        <w:spacing w:after="0" w:line="240" w:lineRule="auto"/>
+        <w:rPr>
+          <w:rFonts w:ascii="Consolas" w:hAnsi="Consolas" w:cs="Consolas"/>
+          <w:color w:val="000000"/>
+          <w:sz w:val="19"/>
+          <w:szCs w:val="19"/>
+          <w:lang w:val="en-US"/>
+        </w:rPr>
+      </w:pPr>
       <w:proofErr w:type="gramStart"/>
-      <w:r>
-        <w:rPr>
-          <w:rFonts w:ascii="Consolas" w:hAnsi="Consolas" w:cs="Consolas"/>
-          <w:color w:val="000000"/>
-          <w:sz w:val="19"/>
-          <w:szCs w:val="19"/>
-          <w:lang w:val="en-US"/>
-        </w:rPr>
-        <w:t>cin</w:t>
-      </w:r>
-      <w:proofErr w:type="gramEnd"/>
-      <w:r>
-        <w:rPr>
-          <w:rFonts w:ascii="Consolas" w:hAnsi="Consolas" w:cs="Consolas"/>
-          <w:color w:val="000000"/>
-          <w:sz w:val="19"/>
-          <w:szCs w:val="19"/>
-          <w:lang w:val="en-US"/>
-        </w:rPr>
-        <w:t xml:space="preserve"> </w:t>
-      </w:r>
-      <w:r>
-        <w:rPr>
-          <w:rFonts w:ascii="Consolas" w:hAnsi="Consolas" w:cs="Consolas"/>
-          <w:color w:val="008080"/>
-          <w:sz w:val="19"/>
-          <w:szCs w:val="19"/>
-          <w:lang w:val="en-US"/>
-        </w:rPr>
-        <w:t>&gt;&gt;</w:t>
-      </w:r>
-      <w:r>
-        <w:rPr>
-          <w:rFonts w:ascii="Consolas" w:hAnsi="Consolas" w:cs="Consolas"/>
-          <w:color w:val="000000"/>
-          <w:sz w:val="19"/>
-          <w:szCs w:val="19"/>
-          <w:lang w:val="en-US"/>
-        </w:rPr>
-        <w:t xml:space="preserve"> </w:t>
-      </w:r>
-      <w:r>
-        <w:rPr>
-          <w:rFonts w:ascii="Consolas" w:hAnsi="Consolas" w:cs="Consolas"/>
-          <w:color w:val="808080"/>
-          <w:sz w:val="19"/>
-          <w:szCs w:val="19"/>
-          <w:lang w:val="en-US"/>
-        </w:rPr>
-        <w:t>mas</w:t>
-      </w:r>
-      <w:r>
-        <w:rPr>
-          <w:rFonts w:ascii="Consolas" w:hAnsi="Consolas" w:cs="Consolas"/>
-          <w:color w:val="000000"/>
-          <w:sz w:val="19"/>
-          <w:szCs w:val="19"/>
-          <w:lang w:val="en-US"/>
-        </w:rPr>
-        <w:t>[i];</w:t>
-      </w:r>
-    </w:p>
-    <w:p>
-      <w:pPr>
-        <w:autoSpaceDE w:val="0"/>
-        <w:autoSpaceDN w:val="0"/>
-        <w:adjustRightInd w:val="0"/>
-        <w:spacing w:after="0" w:line="240" w:lineRule="auto"/>
-        <w:rPr>
-          <w:rFonts w:ascii="Consolas" w:hAnsi="Consolas" w:cs="Consolas"/>
-          <w:color w:val="000000"/>
-          <w:sz w:val="19"/>
-          <w:szCs w:val="19"/>
-          <w:lang w:val="en-US"/>
-        </w:rPr>
-      </w:pPr>
-      <w:r>
-        <w:rPr>
-          <w:rFonts w:ascii="Consolas" w:hAnsi="Consolas" w:cs="Consolas"/>
-          <w:color w:val="000000"/>
-          <w:sz w:val="19"/>
-          <w:szCs w:val="19"/>
-          <w:lang w:val="en-US"/>
-        </w:rPr>
-        <w:t xml:space="preserve">    }</w:t>
-      </w:r>
-    </w:p>
-    <w:p>
-      <w:pPr>
-        <w:autoSpaceDE w:val="0"/>
-        <w:autoSpaceDN w:val="0"/>
-        <w:adjustRightInd w:val="0"/>
-        <w:spacing w:after="0" w:line="240" w:lineRule="auto"/>
-        <w:rPr>
-          <w:rFonts w:ascii="Consolas" w:hAnsi="Consolas" w:cs="Consolas"/>
-          <w:color w:val="000000"/>
-          <w:sz w:val="19"/>
-          <w:szCs w:val="19"/>
-          <w:lang w:val="en-US"/>
-        </w:rPr>
-      </w:pPr>
-      <w:r>
-        <w:rPr>
-          <w:rFonts w:ascii="Consolas" w:hAnsi="Consolas" w:cs="Consolas"/>
-          <w:color w:val="000000"/>
-          <w:sz w:val="19"/>
-          <w:szCs w:val="19"/>
-          <w:lang w:val="en-US"/>
-        </w:rPr>
-        <w:t>}</w:t>
-      </w:r>
-    </w:p>
-    <w:p>
-      <w:pPr>
-        <w:autoSpaceDE w:val="0"/>
-        <w:autoSpaceDN w:val="0"/>
-        <w:adjustRightInd w:val="0"/>
-        <w:spacing w:after="0" w:line="240" w:lineRule="auto"/>
-        <w:rPr>
-          <w:rFonts w:ascii="Consolas" w:hAnsi="Consolas" w:cs="Consolas"/>
-          <w:color w:val="000000"/>
-          <w:sz w:val="19"/>
-          <w:szCs w:val="19"/>
-          <w:lang w:val="en-US"/>
-        </w:rPr>
-      </w:pPr>
-    </w:p>
-    <w:p>
-      <w:pPr>
-        <w:autoSpaceDE w:val="0"/>
-        <w:autoSpaceDN w:val="0"/>
-        <w:adjustRightInd w:val="0"/>
-        <w:spacing w:after="0" w:line="240" w:lineRule="auto"/>
-        <w:rPr>
-          <w:rFonts w:ascii="Consolas" w:hAnsi="Consolas" w:cs="Consolas"/>
-          <w:color w:val="000000"/>
-          <w:sz w:val="19"/>
-          <w:szCs w:val="19"/>
-          <w:lang w:val="en-US"/>
-        </w:rPr>
-      </w:pPr>
-      <w:proofErr w:type="gramStart"/>
-      <w:r>
-        <w:rPr>
-          <w:rFonts w:ascii="Consolas" w:hAnsi="Consolas" w:cs="Consolas"/>
-          <w:color w:val="0000FF"/>
-          <w:sz w:val="19"/>
-          <w:szCs w:val="19"/>
-          <w:lang w:val="en-US"/>
-        </w:rPr>
-        <w:t>void</w:t>
-      </w:r>
-      <w:proofErr w:type="gramEnd"/>
-      <w:r>
-        <w:rPr>
-          <w:rFonts w:ascii="Consolas" w:hAnsi="Consolas" w:cs="Consolas"/>
-          <w:color w:val="000000"/>
-          <w:sz w:val="19"/>
-          <w:szCs w:val="19"/>
-          <w:lang w:val="en-US"/>
-        </w:rPr>
-        <w:t xml:space="preserve"> randvvod(</w:t>
-      </w:r>
-      <w:r>
-        <w:rPr>
-          <w:rFonts w:ascii="Consolas" w:hAnsi="Consolas" w:cs="Consolas"/>
-          <w:color w:val="0000FF"/>
-          <w:sz w:val="19"/>
-          <w:szCs w:val="19"/>
-          <w:lang w:val="en-US"/>
-        </w:rPr>
-        <w:t>int</w:t>
-      </w:r>
-      <w:r>
-        <w:rPr>
-          <w:rFonts w:ascii="Consolas" w:hAnsi="Consolas" w:cs="Consolas"/>
-          <w:color w:val="000000"/>
-          <w:sz w:val="19"/>
-          <w:szCs w:val="19"/>
-          <w:lang w:val="en-US"/>
-        </w:rPr>
-        <w:t xml:space="preserve"> </w:t>
-      </w:r>
-      <w:r>
-        <w:rPr>
-          <w:rFonts w:ascii="Consolas" w:hAnsi="Consolas" w:cs="Consolas"/>
-          <w:color w:val="808080"/>
-          <w:sz w:val="19"/>
-          <w:szCs w:val="19"/>
-          <w:lang w:val="en-US"/>
-        </w:rPr>
-        <w:t>n</w:t>
-      </w:r>
-      <w:r>
-        <w:rPr>
-          <w:rFonts w:ascii="Consolas" w:hAnsi="Consolas" w:cs="Consolas"/>
-          <w:color w:val="000000"/>
-          <w:sz w:val="19"/>
-          <w:szCs w:val="19"/>
-          <w:lang w:val="en-US"/>
-        </w:rPr>
-        <w:t xml:space="preserve">, </w:t>
-      </w:r>
-      <w:r>
-        <w:rPr>
-          <w:rFonts w:ascii="Consolas" w:hAnsi="Consolas" w:cs="Consolas"/>
-          <w:color w:val="0000FF"/>
-          <w:sz w:val="19"/>
-          <w:szCs w:val="19"/>
-          <w:lang w:val="en-US"/>
-        </w:rPr>
-        <w:t>int</w:t>
-      </w:r>
-      <w:r>
-        <w:rPr>
-          <w:rFonts w:ascii="Consolas" w:hAnsi="Consolas" w:cs="Consolas"/>
-          <w:color w:val="000000"/>
-          <w:sz w:val="19"/>
-          <w:szCs w:val="19"/>
-          <w:lang w:val="en-US"/>
-        </w:rPr>
-        <w:t xml:space="preserve"> </w:t>
-      </w:r>
-      <w:r>
-        <w:rPr>
-          <w:rFonts w:ascii="Consolas" w:hAnsi="Consolas" w:cs="Consolas"/>
-          <w:color w:val="808080"/>
-          <w:sz w:val="19"/>
-          <w:szCs w:val="19"/>
-          <w:lang w:val="en-US"/>
-        </w:rPr>
-        <w:t>mas</w:t>
-      </w:r>
-      <w:r>
-        <w:rPr>
-          <w:rFonts w:ascii="Consolas" w:hAnsi="Consolas" w:cs="Consolas"/>
-          <w:color w:val="000000"/>
-          <w:sz w:val="19"/>
-          <w:szCs w:val="19"/>
-          <w:lang w:val="en-US"/>
-        </w:rPr>
-        <w:t>[100])</w:t>
-      </w:r>
-    </w:p>
-    <w:p>
-      <w:pPr>
-        <w:autoSpaceDE w:val="0"/>
-        <w:autoSpaceDN w:val="0"/>
-        <w:adjustRightInd w:val="0"/>
-        <w:spacing w:after="0" w:line="240" w:lineRule="auto"/>
-        <w:rPr>
-          <w:rFonts w:ascii="Consolas" w:hAnsi="Consolas" w:cs="Consolas"/>
-          <w:color w:val="000000"/>
-          <w:sz w:val="19"/>
-          <w:szCs w:val="19"/>
-        </w:rPr>
-      </w:pPr>
-      <w:r>
-        <w:rPr>
-          <w:rFonts w:ascii="Consolas" w:hAnsi="Consolas" w:cs="Consolas"/>
-          <w:color w:val="000000"/>
-          <w:sz w:val="19"/>
-          <w:szCs w:val="19"/>
-        </w:rPr>
-        <w:t>{</w:t>
-      </w:r>
-    </w:p>
-    <w:p>
-      <w:pPr>
-        <w:autoSpaceDE w:val="0"/>
-        <w:autoSpaceDN w:val="0"/>
-        <w:adjustRightInd w:val="0"/>
-        <w:spacing w:after="0" w:line="240" w:lineRule="auto"/>
-        <w:rPr>
-          <w:rFonts w:ascii="Consolas" w:hAnsi="Consolas" w:cs="Consolas"/>
-          <w:color w:val="000000"/>
-          <w:sz w:val="19"/>
-          <w:szCs w:val="19"/>
-          <w:lang w:val="en-US"/>
-        </w:rPr>
-      </w:pPr>
-      <w:r>
-        <w:rPr>
-          <w:rFonts w:ascii="Consolas" w:hAnsi="Consolas" w:cs="Consolas"/>
-          <w:color w:val="000000"/>
-          <w:sz w:val="19"/>
-          <w:szCs w:val="19"/>
-          <w:lang w:val="en-US"/>
-        </w:rPr>
-        <w:t xml:space="preserve">    </w:t>
-      </w:r>
-      <w:proofErr w:type="gramStart"/>
-      <w:r>
-        <w:rPr>
-          <w:rFonts w:ascii="Consolas" w:hAnsi="Consolas" w:cs="Consolas"/>
-          <w:color w:val="0000FF"/>
-          <w:sz w:val="19"/>
-          <w:szCs w:val="19"/>
-          <w:lang w:val="en-US"/>
-        </w:rPr>
-        <w:t>for</w:t>
-      </w:r>
-      <w:proofErr w:type="gramEnd"/>
-      <w:r>
-        <w:rPr>
-          <w:rFonts w:ascii="Consolas" w:hAnsi="Consolas" w:cs="Consolas"/>
-          <w:color w:val="000000"/>
-          <w:sz w:val="19"/>
-          <w:szCs w:val="19"/>
-          <w:lang w:val="en-US"/>
-        </w:rPr>
-        <w:t xml:space="preserve"> (</w:t>
-      </w:r>
-      <w:r>
-        <w:rPr>
-          <w:rFonts w:ascii="Consolas" w:hAnsi="Consolas" w:cs="Consolas"/>
-          <w:color w:val="0000FF"/>
-          <w:sz w:val="19"/>
-          <w:szCs w:val="19"/>
-          <w:lang w:val="en-US"/>
-        </w:rPr>
-        <w:t>int</w:t>
-      </w:r>
-      <w:r>
-        <w:rPr>
-          <w:rFonts w:ascii="Consolas" w:hAnsi="Consolas" w:cs="Consolas"/>
-          <w:color w:val="000000"/>
-          <w:sz w:val="19"/>
-          <w:szCs w:val="19"/>
-          <w:lang w:val="en-US"/>
-        </w:rPr>
-        <w:t xml:space="preserve"> i = 0; i &lt; </w:t>
-      </w:r>
-      <w:r>
-        <w:rPr>
-          <w:rFonts w:ascii="Consolas" w:hAnsi="Consolas" w:cs="Consolas"/>
-          <w:color w:val="808080"/>
-          <w:sz w:val="19"/>
-          <w:szCs w:val="19"/>
-          <w:lang w:val="en-US"/>
-        </w:rPr>
-        <w:t>n</w:t>
-      </w:r>
-      <w:r>
-        <w:rPr>
-          <w:rFonts w:ascii="Consolas" w:hAnsi="Consolas" w:cs="Consolas"/>
-          <w:color w:val="000000"/>
-          <w:sz w:val="19"/>
-          <w:szCs w:val="19"/>
-          <w:lang w:val="en-US"/>
-        </w:rPr>
-        <w:t>; i++) {</w:t>
-      </w:r>
-    </w:p>
-    <w:p>
-      <w:pPr>
-        <w:autoSpaceDE w:val="0"/>
-        <w:autoSpaceDN w:val="0"/>
-        <w:adjustRightInd w:val="0"/>
-        <w:spacing w:after="0" w:line="240" w:lineRule="auto"/>
-        <w:rPr>
-          <w:rFonts w:ascii="Consolas" w:hAnsi="Consolas" w:cs="Consolas"/>
-          <w:color w:val="000000"/>
-          <w:sz w:val="19"/>
-          <w:szCs w:val="19"/>
-          <w:lang w:val="en-US"/>
-        </w:rPr>
-      </w:pPr>
-      <w:r>
-        <w:rPr>
-          <w:rFonts w:ascii="Consolas" w:hAnsi="Consolas" w:cs="Consolas"/>
-          <w:color w:val="000000"/>
-          <w:sz w:val="19"/>
-          <w:szCs w:val="19"/>
-          <w:lang w:val="en-US"/>
-        </w:rPr>
-        <w:t xml:space="preserve">        </w:t>
-      </w:r>
-      <w:proofErr w:type="gramStart"/>
-      <w:r>
-        <w:rPr>
-          <w:rFonts w:ascii="Consolas" w:hAnsi="Consolas" w:cs="Consolas"/>
-          <w:color w:val="808080"/>
-          <w:sz w:val="19"/>
-          <w:szCs w:val="19"/>
-          <w:lang w:val="en-US"/>
-        </w:rPr>
-        <w:t>mas</w:t>
-      </w:r>
-      <w:r>
-        <w:rPr>
-          <w:rFonts w:ascii="Consolas" w:hAnsi="Consolas" w:cs="Consolas"/>
-          <w:color w:val="000000"/>
-          <w:sz w:val="19"/>
-          <w:szCs w:val="19"/>
-          <w:lang w:val="en-US"/>
-        </w:rPr>
-        <w:t>[</w:t>
-      </w:r>
-      <w:proofErr w:type="gramEnd"/>
-      <w:r>
-        <w:rPr>
-          <w:rFonts w:ascii="Consolas" w:hAnsi="Consolas" w:cs="Consolas"/>
-          <w:color w:val="000000"/>
-          <w:sz w:val="19"/>
-          <w:szCs w:val="19"/>
-          <w:lang w:val="en-US"/>
-        </w:rPr>
-        <w:t>i] = rand() % 201 - 100;</w:t>
-      </w:r>
-    </w:p>
-    <w:p>
-      <w:pPr>
-        <w:autoSpaceDE w:val="0"/>
-        <w:autoSpaceDN w:val="0"/>
-        <w:adjustRightInd w:val="0"/>
-        <w:spacing w:after="0" w:line="240" w:lineRule="auto"/>
-        <w:rPr>
-          <w:rFonts w:ascii="Consolas" w:hAnsi="Consolas" w:cs="Consolas"/>
-          <w:color w:val="000000"/>
-          <w:sz w:val="19"/>
-          <w:szCs w:val="19"/>
-          <w:lang w:val="en-US"/>
-        </w:rPr>
-      </w:pPr>
-      <w:r>
-        <w:rPr>
-          <w:rFonts w:ascii="Consolas" w:hAnsi="Consolas" w:cs="Consolas"/>
-          <w:color w:val="000000"/>
-          <w:sz w:val="19"/>
-          <w:szCs w:val="19"/>
-          <w:lang w:val="en-US"/>
-        </w:rPr>
-        <w:t xml:space="preserve">    }</w:t>
-      </w:r>
-    </w:p>
-    <w:p>
-      <w:pPr>
-        <w:autoSpaceDE w:val="0"/>
-        <w:autoSpaceDN w:val="0"/>
-        <w:adjustRightInd w:val="0"/>
-        <w:spacing w:after="0" w:line="240" w:lineRule="auto"/>
-        <w:rPr>
-          <w:rFonts w:ascii="Consolas" w:hAnsi="Consolas" w:cs="Consolas"/>
-          <w:color w:val="000000"/>
-          <w:sz w:val="19"/>
-          <w:szCs w:val="19"/>
-          <w:lang w:val="en-US"/>
-        </w:rPr>
-      </w:pPr>
-      <w:r>
-        <w:rPr>
-          <w:rFonts w:ascii="Consolas" w:hAnsi="Consolas" w:cs="Consolas"/>
-          <w:color w:val="000000"/>
-          <w:sz w:val="19"/>
-          <w:szCs w:val="19"/>
-          <w:lang w:val="en-US"/>
-        </w:rPr>
-        <w:t>}</w:t>
-      </w:r>
-    </w:p>
-    <w:p>
-      <w:pPr>
-        <w:autoSpaceDE w:val="0"/>
-        <w:autoSpaceDN w:val="0"/>
-        <w:adjustRightInd w:val="0"/>
-        <w:spacing w:after="0" w:line="240" w:lineRule="auto"/>
-        <w:rPr>
-          <w:rFonts w:ascii="Consolas" w:hAnsi="Consolas" w:cs="Consolas"/>
-          <w:color w:val="000000"/>
-          <w:sz w:val="19"/>
-          <w:szCs w:val="19"/>
-          <w:lang w:val="en-US"/>
-        </w:rPr>
-      </w:pPr>
-    </w:p>
-    <w:p>
-      <w:pPr>
-        <w:autoSpaceDE w:val="0"/>
-        <w:autoSpaceDN w:val="0"/>
-        <w:adjustRightInd w:val="0"/>
-        <w:spacing w:after="0" w:line="240" w:lineRule="auto"/>
-        <w:rPr>
-          <w:rFonts w:ascii="Consolas" w:hAnsi="Consolas" w:cs="Consolas"/>
-          <w:color w:val="000000"/>
-          <w:sz w:val="19"/>
-          <w:szCs w:val="19"/>
-          <w:lang w:val="en-US"/>
-        </w:rPr>
-      </w:pPr>
       <w:r>
         <w:rPr>
           <w:rFonts w:ascii="Consolas" w:hAnsi="Consolas" w:cs="Consolas"/>
@@ -2210,6 +2213,7 @@
         <w:lastRenderedPageBreak/>
         <w:t>void</w:t>
       </w:r>
+      <w:proofErr w:type="gramEnd"/>
       <w:r>
         <w:rPr>
           <w:rFonts w:ascii="Consolas" w:hAnsi="Consolas" w:cs="Consolas"/>
@@ -2298,10 +2302,8 @@
           <w:szCs w:val="19"/>
           <w:lang w:val="en-US"/>
         </w:rPr>
-        <w:t xml:space="preserve">[100]) </w:t>
-      </w:r>
-      <w:bookmarkStart w:id="1" w:name="_GoBack"/>
-      <w:bookmarkEnd w:id="1"/>
+        <w:t>[100])</w:t>
+      </w:r>
     </w:p>
     <w:p>
       <w:pPr>
@@ -2426,6 +2428,7 @@
           <w:color w:val="000000"/>
           <w:sz w:val="19"/>
           <w:szCs w:val="19"/>
+          <w:lang w:val="en-US"/>
         </w:rPr>
       </w:pPr>
       <w:r>
@@ -2438,6 +2441,1589 @@
         </w:rPr>
         <w:t xml:space="preserve">        </w:t>
       </w:r>
+      <w:proofErr w:type="gramStart"/>
+      <w:r>
+        <w:rPr>
+          <w:rFonts w:ascii="Consolas" w:hAnsi="Consolas" w:cs="Consolas"/>
+          <w:color w:val="000000"/>
+          <w:sz w:val="19"/>
+          <w:szCs w:val="19"/>
+          <w:lang w:val="en-US"/>
+        </w:rPr>
+        <w:t>cout</w:t>
+      </w:r>
+      <w:proofErr w:type="gramEnd"/>
+      <w:r>
+        <w:rPr>
+          <w:rFonts w:ascii="Consolas" w:hAnsi="Consolas" w:cs="Consolas"/>
+          <w:color w:val="000000"/>
+          <w:sz w:val="19"/>
+          <w:szCs w:val="19"/>
+          <w:lang w:val="en-US"/>
+        </w:rPr>
+        <w:t xml:space="preserve"> </w:t>
+      </w:r>
+      <w:r>
+        <w:rPr>
+          <w:rFonts w:ascii="Consolas" w:hAnsi="Consolas" w:cs="Consolas"/>
+          <w:color w:val="008080"/>
+          <w:sz w:val="19"/>
+          <w:szCs w:val="19"/>
+          <w:lang w:val="en-US"/>
+        </w:rPr>
+        <w:t>&lt;&lt;</w:t>
+      </w:r>
+      <w:r>
+        <w:rPr>
+          <w:rFonts w:ascii="Consolas" w:hAnsi="Consolas" w:cs="Consolas"/>
+          <w:color w:val="000000"/>
+          <w:sz w:val="19"/>
+          <w:szCs w:val="19"/>
+          <w:lang w:val="en-US"/>
+        </w:rPr>
+        <w:t xml:space="preserve"> </w:t>
+      </w:r>
+      <w:r>
+        <w:rPr>
+          <w:rFonts w:ascii="Consolas" w:hAnsi="Consolas" w:cs="Consolas"/>
+          <w:color w:val="808080"/>
+          <w:sz w:val="19"/>
+          <w:szCs w:val="19"/>
+          <w:lang w:val="en-US"/>
+        </w:rPr>
+        <w:t>mas</w:t>
+      </w:r>
+      <w:r>
+        <w:rPr>
+          <w:rFonts w:ascii="Consolas" w:hAnsi="Consolas" w:cs="Consolas"/>
+          <w:color w:val="000000"/>
+          <w:sz w:val="19"/>
+          <w:szCs w:val="19"/>
+          <w:lang w:val="en-US"/>
+        </w:rPr>
+        <w:t xml:space="preserve">[i] </w:t>
+      </w:r>
+      <w:r>
+        <w:rPr>
+          <w:rFonts w:ascii="Consolas" w:hAnsi="Consolas" w:cs="Consolas"/>
+          <w:color w:val="008080"/>
+          <w:sz w:val="19"/>
+          <w:szCs w:val="19"/>
+          <w:lang w:val="en-US"/>
+        </w:rPr>
+        <w:t>&lt;&lt;</w:t>
+      </w:r>
+      <w:r>
+        <w:rPr>
+          <w:rFonts w:ascii="Consolas" w:hAnsi="Consolas" w:cs="Consolas"/>
+          <w:color w:val="000000"/>
+          <w:sz w:val="19"/>
+          <w:szCs w:val="19"/>
+          <w:lang w:val="en-US"/>
+        </w:rPr>
+        <w:t xml:space="preserve"> </w:t>
+      </w:r>
+      <w:r>
+        <w:rPr>
+          <w:rFonts w:ascii="Consolas" w:hAnsi="Consolas" w:cs="Consolas"/>
+          <w:color w:val="A31515"/>
+          <w:sz w:val="19"/>
+          <w:szCs w:val="19"/>
+          <w:lang w:val="en-US"/>
+        </w:rPr>
+        <w:t>" "</w:t>
+      </w:r>
+      <w:r>
+        <w:rPr>
+          <w:rFonts w:ascii="Consolas" w:hAnsi="Consolas" w:cs="Consolas"/>
+          <w:color w:val="000000"/>
+          <w:sz w:val="19"/>
+          <w:szCs w:val="19"/>
+          <w:lang w:val="en-US"/>
+        </w:rPr>
+        <w:t>;</w:t>
+      </w:r>
+    </w:p>
+    <w:p>
+      <w:pPr>
+        <w:autoSpaceDE w:val="0"/>
+        <w:autoSpaceDN w:val="0"/>
+        <w:adjustRightInd w:val="0"/>
+        <w:spacing w:after="0" w:line="240" w:lineRule="auto"/>
+        <w:rPr>
+          <w:rFonts w:ascii="Consolas" w:hAnsi="Consolas" w:cs="Consolas"/>
+          <w:color w:val="000000"/>
+          <w:sz w:val="19"/>
+          <w:szCs w:val="19"/>
+          <w:lang w:val="en-US"/>
+        </w:rPr>
+      </w:pPr>
+      <w:r>
+        <w:rPr>
+          <w:rFonts w:ascii="Consolas" w:hAnsi="Consolas" w:cs="Consolas"/>
+          <w:color w:val="000000"/>
+          <w:sz w:val="19"/>
+          <w:szCs w:val="19"/>
+          <w:lang w:val="en-US"/>
+        </w:rPr>
+        <w:t xml:space="preserve">    }</w:t>
+      </w:r>
+    </w:p>
+    <w:p>
+      <w:pPr>
+        <w:autoSpaceDE w:val="0"/>
+        <w:autoSpaceDN w:val="0"/>
+        <w:adjustRightInd w:val="0"/>
+        <w:spacing w:after="0" w:line="240" w:lineRule="auto"/>
+        <w:rPr>
+          <w:rFonts w:ascii="Consolas" w:hAnsi="Consolas" w:cs="Consolas"/>
+          <w:color w:val="000000"/>
+          <w:sz w:val="19"/>
+          <w:szCs w:val="19"/>
+          <w:lang w:val="en-US"/>
+        </w:rPr>
+      </w:pPr>
+      <w:r>
+        <w:rPr>
+          <w:rFonts w:ascii="Consolas" w:hAnsi="Consolas" w:cs="Consolas"/>
+          <w:color w:val="000000"/>
+          <w:sz w:val="19"/>
+          <w:szCs w:val="19"/>
+          <w:lang w:val="en-US"/>
+        </w:rPr>
+        <w:t xml:space="preserve">    </w:t>
+      </w:r>
+      <w:proofErr w:type="gramStart"/>
+      <w:r>
+        <w:rPr>
+          <w:rFonts w:ascii="Consolas" w:hAnsi="Consolas" w:cs="Consolas"/>
+          <w:color w:val="000000"/>
+          <w:sz w:val="19"/>
+          <w:szCs w:val="19"/>
+          <w:lang w:val="en-US"/>
+        </w:rPr>
+        <w:t>cout</w:t>
+      </w:r>
+      <w:proofErr w:type="gramEnd"/>
+      <w:r>
+        <w:rPr>
+          <w:rFonts w:ascii="Consolas" w:hAnsi="Consolas" w:cs="Consolas"/>
+          <w:color w:val="000000"/>
+          <w:sz w:val="19"/>
+          <w:szCs w:val="19"/>
+          <w:lang w:val="en-US"/>
+        </w:rPr>
+        <w:t xml:space="preserve"> </w:t>
+      </w:r>
+      <w:r>
+        <w:rPr>
+          <w:rFonts w:ascii="Consolas" w:hAnsi="Consolas" w:cs="Consolas"/>
+          <w:color w:val="008080"/>
+          <w:sz w:val="19"/>
+          <w:szCs w:val="19"/>
+          <w:lang w:val="en-US"/>
+        </w:rPr>
+        <w:t>&lt;&lt;</w:t>
+      </w:r>
+      <w:r>
+        <w:rPr>
+          <w:rFonts w:ascii="Consolas" w:hAnsi="Consolas" w:cs="Consolas"/>
+          <w:color w:val="000000"/>
+          <w:sz w:val="19"/>
+          <w:szCs w:val="19"/>
+          <w:lang w:val="en-US"/>
+        </w:rPr>
+        <w:t xml:space="preserve"> endl;</w:t>
+      </w:r>
+    </w:p>
+    <w:p>
+      <w:pPr>
+        <w:autoSpaceDE w:val="0"/>
+        <w:autoSpaceDN w:val="0"/>
+        <w:adjustRightInd w:val="0"/>
+        <w:spacing w:after="0" w:line="240" w:lineRule="auto"/>
+        <w:rPr>
+          <w:rFonts w:ascii="Consolas" w:hAnsi="Consolas" w:cs="Consolas"/>
+          <w:color w:val="000000"/>
+          <w:sz w:val="19"/>
+          <w:szCs w:val="19"/>
+          <w:lang w:val="en-US"/>
+        </w:rPr>
+      </w:pPr>
+      <w:r>
+        <w:rPr>
+          <w:rFonts w:ascii="Consolas" w:hAnsi="Consolas" w:cs="Consolas"/>
+          <w:color w:val="000000"/>
+          <w:sz w:val="19"/>
+          <w:szCs w:val="19"/>
+          <w:lang w:val="en-US"/>
+        </w:rPr>
+        <w:t>}</w:t>
+      </w:r>
+    </w:p>
+    <w:p>
+      <w:pPr>
+        <w:autoSpaceDE w:val="0"/>
+        <w:autoSpaceDN w:val="0"/>
+        <w:adjustRightInd w:val="0"/>
+        <w:spacing w:after="0" w:line="240" w:lineRule="auto"/>
+        <w:rPr>
+          <w:rFonts w:ascii="Consolas" w:hAnsi="Consolas" w:cs="Consolas"/>
+          <w:color w:val="000000"/>
+          <w:sz w:val="19"/>
+          <w:szCs w:val="19"/>
+          <w:lang w:val="en-US"/>
+        </w:rPr>
+      </w:pPr>
+    </w:p>
+    <w:p>
+      <w:pPr>
+        <w:autoSpaceDE w:val="0"/>
+        <w:autoSpaceDN w:val="0"/>
+        <w:adjustRightInd w:val="0"/>
+        <w:spacing w:after="0" w:line="240" w:lineRule="auto"/>
+        <w:rPr>
+          <w:rFonts w:ascii="Consolas" w:hAnsi="Consolas" w:cs="Consolas"/>
+          <w:color w:val="000000"/>
+          <w:sz w:val="19"/>
+          <w:szCs w:val="19"/>
+          <w:lang w:val="en-US"/>
+        </w:rPr>
+      </w:pPr>
+    </w:p>
+    <w:p>
+      <w:pPr>
+        <w:autoSpaceDE w:val="0"/>
+        <w:autoSpaceDN w:val="0"/>
+        <w:adjustRightInd w:val="0"/>
+        <w:spacing w:after="0" w:line="240" w:lineRule="auto"/>
+        <w:rPr>
+          <w:rFonts w:ascii="Consolas" w:hAnsi="Consolas" w:cs="Consolas"/>
+          <w:color w:val="000000"/>
+          <w:sz w:val="19"/>
+          <w:szCs w:val="19"/>
+          <w:lang w:val="en-US"/>
+        </w:rPr>
+      </w:pPr>
+      <w:proofErr w:type="gramStart"/>
+      <w:r>
+        <w:rPr>
+          <w:rFonts w:ascii="Consolas" w:hAnsi="Consolas" w:cs="Consolas"/>
+          <w:color w:val="0000FF"/>
+          <w:sz w:val="19"/>
+          <w:szCs w:val="19"/>
+          <w:lang w:val="en-US"/>
+        </w:rPr>
+        <w:t>int</w:t>
+      </w:r>
+      <w:proofErr w:type="gramEnd"/>
+      <w:r>
+        <w:rPr>
+          <w:rFonts w:ascii="Consolas" w:hAnsi="Consolas" w:cs="Consolas"/>
+          <w:color w:val="000000"/>
+          <w:sz w:val="19"/>
+          <w:szCs w:val="19"/>
+          <w:lang w:val="en-US"/>
+        </w:rPr>
+        <w:t xml:space="preserve"> main()</w:t>
+      </w:r>
+    </w:p>
+    <w:p>
+      <w:pPr>
+        <w:autoSpaceDE w:val="0"/>
+        <w:autoSpaceDN w:val="0"/>
+        <w:adjustRightInd w:val="0"/>
+        <w:spacing w:after="0" w:line="240" w:lineRule="auto"/>
+        <w:rPr>
+          <w:rFonts w:ascii="Consolas" w:hAnsi="Consolas" w:cs="Consolas"/>
+          <w:color w:val="000000"/>
+          <w:sz w:val="19"/>
+          <w:szCs w:val="19"/>
+          <w:lang w:val="en-US"/>
+        </w:rPr>
+      </w:pPr>
+      <w:r>
+        <w:rPr>
+          <w:rFonts w:ascii="Consolas" w:hAnsi="Consolas" w:cs="Consolas"/>
+          <w:color w:val="000000"/>
+          <w:sz w:val="19"/>
+          <w:szCs w:val="19"/>
+          <w:lang w:val="en-US"/>
+        </w:rPr>
+        <w:t>{</w:t>
+      </w:r>
+    </w:p>
+    <w:p>
+      <w:pPr>
+        <w:autoSpaceDE w:val="0"/>
+        <w:autoSpaceDN w:val="0"/>
+        <w:adjustRightInd w:val="0"/>
+        <w:spacing w:after="0" w:line="240" w:lineRule="auto"/>
+        <w:rPr>
+          <w:rFonts w:ascii="Consolas" w:hAnsi="Consolas" w:cs="Consolas"/>
+          <w:color w:val="000000"/>
+          <w:sz w:val="19"/>
+          <w:szCs w:val="19"/>
+          <w:lang w:val="en-US"/>
+        </w:rPr>
+      </w:pPr>
+      <w:r>
+        <w:rPr>
+          <w:rFonts w:ascii="Consolas" w:hAnsi="Consolas" w:cs="Consolas"/>
+          <w:color w:val="000000"/>
+          <w:sz w:val="19"/>
+          <w:szCs w:val="19"/>
+          <w:lang w:val="en-US"/>
+        </w:rPr>
+        <w:t xml:space="preserve">    </w:t>
+      </w:r>
+      <w:proofErr w:type="gramStart"/>
+      <w:r>
+        <w:rPr>
+          <w:rFonts w:ascii="Consolas" w:hAnsi="Consolas" w:cs="Consolas"/>
+          <w:color w:val="000000"/>
+          <w:sz w:val="19"/>
+          <w:szCs w:val="19"/>
+          <w:lang w:val="en-US"/>
+        </w:rPr>
+        <w:t>srand(</w:t>
+      </w:r>
+      <w:proofErr w:type="gramEnd"/>
+      <w:r>
+        <w:rPr>
+          <w:rFonts w:ascii="Consolas" w:hAnsi="Consolas" w:cs="Consolas"/>
+          <w:color w:val="000000"/>
+          <w:sz w:val="19"/>
+          <w:szCs w:val="19"/>
+          <w:lang w:val="en-US"/>
+        </w:rPr>
+        <w:t>time(0));</w:t>
+      </w:r>
+    </w:p>
+    <w:p>
+      <w:pPr>
+        <w:autoSpaceDE w:val="0"/>
+        <w:autoSpaceDN w:val="0"/>
+        <w:adjustRightInd w:val="0"/>
+        <w:spacing w:after="0" w:line="240" w:lineRule="auto"/>
+        <w:rPr>
+          <w:rFonts w:ascii="Consolas" w:hAnsi="Consolas" w:cs="Consolas"/>
+          <w:color w:val="000000"/>
+          <w:sz w:val="19"/>
+          <w:szCs w:val="19"/>
+          <w:lang w:val="en-US"/>
+        </w:rPr>
+      </w:pPr>
+      <w:r>
+        <w:rPr>
+          <w:rFonts w:ascii="Consolas" w:hAnsi="Consolas" w:cs="Consolas"/>
+          <w:color w:val="000000"/>
+          <w:sz w:val="19"/>
+          <w:szCs w:val="19"/>
+          <w:lang w:val="en-US"/>
+        </w:rPr>
+        <w:t xml:space="preserve">    </w:t>
+      </w:r>
+      <w:proofErr w:type="gramStart"/>
+      <w:r>
+        <w:rPr>
+          <w:rFonts w:ascii="Consolas" w:hAnsi="Consolas" w:cs="Consolas"/>
+          <w:color w:val="000000"/>
+          <w:sz w:val="19"/>
+          <w:szCs w:val="19"/>
+          <w:lang w:val="en-US"/>
+        </w:rPr>
+        <w:t>setlocale(</w:t>
+      </w:r>
+      <w:proofErr w:type="gramEnd"/>
+      <w:r>
+        <w:rPr>
+          <w:rFonts w:ascii="Consolas" w:hAnsi="Consolas" w:cs="Consolas"/>
+          <w:color w:val="6F008A"/>
+          <w:sz w:val="19"/>
+          <w:szCs w:val="19"/>
+          <w:lang w:val="en-US"/>
+        </w:rPr>
+        <w:t>LC_ALL</w:t>
+      </w:r>
+      <w:r>
+        <w:rPr>
+          <w:rFonts w:ascii="Consolas" w:hAnsi="Consolas" w:cs="Consolas"/>
+          <w:color w:val="000000"/>
+          <w:sz w:val="19"/>
+          <w:szCs w:val="19"/>
+          <w:lang w:val="en-US"/>
+        </w:rPr>
+        <w:t xml:space="preserve">, </w:t>
+      </w:r>
+      <w:r>
+        <w:rPr>
+          <w:rFonts w:ascii="Consolas" w:hAnsi="Consolas" w:cs="Consolas"/>
+          <w:color w:val="A31515"/>
+          <w:sz w:val="19"/>
+          <w:szCs w:val="19"/>
+          <w:lang w:val="en-US"/>
+        </w:rPr>
+        <w:t>"rus"</w:t>
+      </w:r>
+      <w:r>
+        <w:rPr>
+          <w:rFonts w:ascii="Consolas" w:hAnsi="Consolas" w:cs="Consolas"/>
+          <w:color w:val="000000"/>
+          <w:sz w:val="19"/>
+          <w:szCs w:val="19"/>
+          <w:lang w:val="en-US"/>
+        </w:rPr>
+        <w:t>);</w:t>
+      </w:r>
+    </w:p>
+    <w:p>
+      <w:pPr>
+        <w:autoSpaceDE w:val="0"/>
+        <w:autoSpaceDN w:val="0"/>
+        <w:adjustRightInd w:val="0"/>
+        <w:spacing w:after="0" w:line="240" w:lineRule="auto"/>
+        <w:rPr>
+          <w:rFonts w:ascii="Consolas" w:hAnsi="Consolas" w:cs="Consolas"/>
+          <w:color w:val="000000"/>
+          <w:sz w:val="19"/>
+          <w:szCs w:val="19"/>
+        </w:rPr>
+      </w:pPr>
+      <w:r>
+        <w:rPr>
+          <w:rFonts w:ascii="Consolas" w:hAnsi="Consolas" w:cs="Consolas"/>
+          <w:color w:val="000000"/>
+          <w:sz w:val="19"/>
+          <w:szCs w:val="19"/>
+          <w:lang w:val="en-US"/>
+        </w:rPr>
+        <w:t xml:space="preserve">    </w:t>
+      </w:r>
+      <w:r>
+        <w:rPr>
+          <w:rFonts w:ascii="Consolas" w:hAnsi="Consolas" w:cs="Consolas"/>
+          <w:color w:val="0000FF"/>
+          <w:sz w:val="19"/>
+          <w:szCs w:val="19"/>
+        </w:rPr>
+        <w:t>int</w:t>
+      </w:r>
+      <w:r>
+        <w:rPr>
+          <w:rFonts w:ascii="Consolas" w:hAnsi="Consolas" w:cs="Consolas"/>
+          <w:color w:val="000000"/>
+          <w:sz w:val="19"/>
+          <w:szCs w:val="19"/>
+        </w:rPr>
+        <w:t xml:space="preserve"> n, </w:t>
+      </w:r>
+      <w:proofErr w:type="gramStart"/>
+      <w:r>
+        <w:rPr>
+          <w:rFonts w:ascii="Consolas" w:hAnsi="Consolas" w:cs="Consolas"/>
+          <w:color w:val="000000"/>
+          <w:sz w:val="19"/>
+          <w:szCs w:val="19"/>
+        </w:rPr>
+        <w:t>mas[</w:t>
+      </w:r>
+      <w:proofErr w:type="gramEnd"/>
+      <w:r>
+        <w:rPr>
+          <w:rFonts w:ascii="Consolas" w:hAnsi="Consolas" w:cs="Consolas"/>
+          <w:color w:val="000000"/>
+          <w:sz w:val="19"/>
+          <w:szCs w:val="19"/>
+        </w:rPr>
+        <w:t>100], x;</w:t>
+      </w:r>
+    </w:p>
+    <w:p>
+      <w:pPr>
+        <w:autoSpaceDE w:val="0"/>
+        <w:autoSpaceDN w:val="0"/>
+        <w:adjustRightInd w:val="0"/>
+        <w:spacing w:after="0" w:line="240" w:lineRule="auto"/>
+        <w:rPr>
+          <w:rFonts w:ascii="Consolas" w:hAnsi="Consolas" w:cs="Consolas"/>
+          <w:color w:val="000000"/>
+          <w:sz w:val="19"/>
+          <w:szCs w:val="19"/>
+        </w:rPr>
+      </w:pPr>
+      <w:r>
+        <w:rPr>
+          <w:rFonts w:ascii="Consolas" w:hAnsi="Consolas" w:cs="Consolas"/>
+          <w:color w:val="000000"/>
+          <w:sz w:val="19"/>
+          <w:szCs w:val="19"/>
+        </w:rPr>
+        <w:t xml:space="preserve">    cout </w:t>
+      </w:r>
+      <w:proofErr w:type="gramStart"/>
+      <w:r>
+        <w:rPr>
+          <w:rFonts w:ascii="Consolas" w:hAnsi="Consolas" w:cs="Consolas"/>
+          <w:color w:val="008080"/>
+          <w:sz w:val="19"/>
+          <w:szCs w:val="19"/>
+        </w:rPr>
+        <w:t>&lt;&lt;</w:t>
+      </w:r>
+      <w:r>
+        <w:rPr>
+          <w:rFonts w:ascii="Consolas" w:hAnsi="Consolas" w:cs="Consolas"/>
+          <w:color w:val="000000"/>
+          <w:sz w:val="19"/>
+          <w:szCs w:val="19"/>
+        </w:rPr>
+        <w:t xml:space="preserve"> </w:t>
+      </w:r>
+      <w:r>
+        <w:rPr>
+          <w:rFonts w:ascii="Consolas" w:hAnsi="Consolas" w:cs="Consolas"/>
+          <w:color w:val="A31515"/>
+          <w:sz w:val="19"/>
+          <w:szCs w:val="19"/>
+        </w:rPr>
+        <w:t>"</w:t>
+      </w:r>
+      <w:proofErr w:type="gramEnd"/>
+      <w:r>
+        <w:rPr>
+          <w:rFonts w:ascii="Consolas" w:hAnsi="Consolas" w:cs="Consolas"/>
+          <w:color w:val="A31515"/>
+          <w:sz w:val="19"/>
+          <w:szCs w:val="19"/>
+        </w:rPr>
+        <w:t>Введите количество элементов в массиве: "</w:t>
+      </w:r>
+      <w:r>
+        <w:rPr>
+          <w:rFonts w:ascii="Consolas" w:hAnsi="Consolas" w:cs="Consolas"/>
+          <w:color w:val="000000"/>
+          <w:sz w:val="19"/>
+          <w:szCs w:val="19"/>
+        </w:rPr>
+        <w:t xml:space="preserve"> </w:t>
+      </w:r>
+      <w:r>
+        <w:rPr>
+          <w:rFonts w:ascii="Consolas" w:hAnsi="Consolas" w:cs="Consolas"/>
+          <w:color w:val="008080"/>
+          <w:sz w:val="19"/>
+          <w:szCs w:val="19"/>
+        </w:rPr>
+        <w:t>&lt;&lt;</w:t>
+      </w:r>
+      <w:r>
+        <w:rPr>
+          <w:rFonts w:ascii="Consolas" w:hAnsi="Consolas" w:cs="Consolas"/>
+          <w:color w:val="000000"/>
+          <w:sz w:val="19"/>
+          <w:szCs w:val="19"/>
+        </w:rPr>
+        <w:t xml:space="preserve"> endl;</w:t>
+      </w:r>
+    </w:p>
+    <w:p>
+      <w:pPr>
+        <w:autoSpaceDE w:val="0"/>
+        <w:autoSpaceDN w:val="0"/>
+        <w:adjustRightInd w:val="0"/>
+        <w:spacing w:after="0" w:line="240" w:lineRule="auto"/>
+        <w:rPr>
+          <w:rFonts w:ascii="Consolas" w:hAnsi="Consolas" w:cs="Consolas"/>
+          <w:color w:val="000000"/>
+          <w:sz w:val="19"/>
+          <w:szCs w:val="19"/>
+        </w:rPr>
+      </w:pPr>
+      <w:r>
+        <w:rPr>
+          <w:rFonts w:ascii="Consolas" w:hAnsi="Consolas" w:cs="Consolas"/>
+          <w:color w:val="000000"/>
+          <w:sz w:val="19"/>
+          <w:szCs w:val="19"/>
+        </w:rPr>
+        <w:t xml:space="preserve">    </w:t>
+      </w:r>
+      <w:proofErr w:type="gramStart"/>
+      <w:r>
+        <w:rPr>
+          <w:rFonts w:ascii="Consolas" w:hAnsi="Consolas" w:cs="Consolas"/>
+          <w:color w:val="000000"/>
+          <w:sz w:val="19"/>
+          <w:szCs w:val="19"/>
+        </w:rPr>
+        <w:t xml:space="preserve">cin </w:t>
+      </w:r>
+      <w:r>
+        <w:rPr>
+          <w:rFonts w:ascii="Consolas" w:hAnsi="Consolas" w:cs="Consolas"/>
+          <w:color w:val="008080"/>
+          <w:sz w:val="19"/>
+          <w:szCs w:val="19"/>
+        </w:rPr>
+        <w:t>&gt;</w:t>
+      </w:r>
+      <w:proofErr w:type="gramEnd"/>
+      <w:r>
+        <w:rPr>
+          <w:rFonts w:ascii="Consolas" w:hAnsi="Consolas" w:cs="Consolas"/>
+          <w:color w:val="008080"/>
+          <w:sz w:val="19"/>
+          <w:szCs w:val="19"/>
+        </w:rPr>
+        <w:t>&gt;</w:t>
+      </w:r>
+      <w:r>
+        <w:rPr>
+          <w:rFonts w:ascii="Consolas" w:hAnsi="Consolas" w:cs="Consolas"/>
+          <w:color w:val="000000"/>
+          <w:sz w:val="19"/>
+          <w:szCs w:val="19"/>
+        </w:rPr>
+        <w:t xml:space="preserve"> n;</w:t>
+      </w:r>
+    </w:p>
+    <w:p>
+      <w:pPr>
+        <w:autoSpaceDE w:val="0"/>
+        <w:autoSpaceDN w:val="0"/>
+        <w:adjustRightInd w:val="0"/>
+        <w:spacing w:after="0" w:line="240" w:lineRule="auto"/>
+        <w:rPr>
+          <w:rFonts w:ascii="Consolas" w:hAnsi="Consolas" w:cs="Consolas"/>
+          <w:color w:val="000000"/>
+          <w:sz w:val="19"/>
+          <w:szCs w:val="19"/>
+        </w:rPr>
+      </w:pPr>
+      <w:r>
+        <w:rPr>
+          <w:rFonts w:ascii="Consolas" w:hAnsi="Consolas" w:cs="Consolas"/>
+          <w:color w:val="000000"/>
+          <w:sz w:val="19"/>
+          <w:szCs w:val="19"/>
+        </w:rPr>
+        <w:t xml:space="preserve">    </w:t>
+      </w:r>
+      <w:r>
+        <w:rPr>
+          <w:rFonts w:ascii="Consolas" w:hAnsi="Consolas" w:cs="Consolas"/>
+          <w:color w:val="0000FF"/>
+          <w:sz w:val="19"/>
+          <w:szCs w:val="19"/>
+        </w:rPr>
+        <w:t>if</w:t>
+      </w:r>
+      <w:r>
+        <w:rPr>
+          <w:rFonts w:ascii="Consolas" w:hAnsi="Consolas" w:cs="Consolas"/>
+          <w:color w:val="000000"/>
+          <w:sz w:val="19"/>
+          <w:szCs w:val="19"/>
+        </w:rPr>
+        <w:t xml:space="preserve"> (n </w:t>
+      </w:r>
+      <w:proofErr w:type="gramStart"/>
+      <w:r>
+        <w:rPr>
+          <w:rFonts w:ascii="Consolas" w:hAnsi="Consolas" w:cs="Consolas"/>
+          <w:color w:val="000000"/>
+          <w:sz w:val="19"/>
+          <w:szCs w:val="19"/>
+        </w:rPr>
+        <w:t>&lt; 3</w:t>
+      </w:r>
+      <w:proofErr w:type="gramEnd"/>
+      <w:r>
+        <w:rPr>
+          <w:rFonts w:ascii="Consolas" w:hAnsi="Consolas" w:cs="Consolas"/>
+          <w:color w:val="000000"/>
+          <w:sz w:val="19"/>
+          <w:szCs w:val="19"/>
+        </w:rPr>
+        <w:t>) {</w:t>
+      </w:r>
+    </w:p>
+    <w:p>
+      <w:pPr>
+        <w:autoSpaceDE w:val="0"/>
+        <w:autoSpaceDN w:val="0"/>
+        <w:adjustRightInd w:val="0"/>
+        <w:spacing w:after="0" w:line="240" w:lineRule="auto"/>
+        <w:rPr>
+          <w:rFonts w:ascii="Consolas" w:hAnsi="Consolas" w:cs="Consolas"/>
+          <w:color w:val="000000"/>
+          <w:sz w:val="19"/>
+          <w:szCs w:val="19"/>
+        </w:rPr>
+      </w:pPr>
+      <w:r>
+        <w:rPr>
+          <w:rFonts w:ascii="Consolas" w:hAnsi="Consolas" w:cs="Consolas"/>
+          <w:color w:val="000000"/>
+          <w:sz w:val="19"/>
+          <w:szCs w:val="19"/>
+        </w:rPr>
+        <w:t xml:space="preserve">        cout </w:t>
+      </w:r>
+      <w:proofErr w:type="gramStart"/>
+      <w:r>
+        <w:rPr>
+          <w:rFonts w:ascii="Consolas" w:hAnsi="Consolas" w:cs="Consolas"/>
+          <w:color w:val="008080"/>
+          <w:sz w:val="19"/>
+          <w:szCs w:val="19"/>
+        </w:rPr>
+        <w:t>&lt;&lt;</w:t>
+      </w:r>
+      <w:r>
+        <w:rPr>
+          <w:rFonts w:ascii="Consolas" w:hAnsi="Consolas" w:cs="Consolas"/>
+          <w:color w:val="000000"/>
+          <w:sz w:val="19"/>
+          <w:szCs w:val="19"/>
+        </w:rPr>
+        <w:t xml:space="preserve"> </w:t>
+      </w:r>
+      <w:r>
+        <w:rPr>
+          <w:rFonts w:ascii="Consolas" w:hAnsi="Consolas" w:cs="Consolas"/>
+          <w:color w:val="A31515"/>
+          <w:sz w:val="19"/>
+          <w:szCs w:val="19"/>
+        </w:rPr>
+        <w:t>"</w:t>
+      </w:r>
+      <w:proofErr w:type="gramEnd"/>
+      <w:r>
+        <w:rPr>
+          <w:rFonts w:ascii="Consolas" w:hAnsi="Consolas" w:cs="Consolas"/>
+          <w:color w:val="A31515"/>
+          <w:sz w:val="19"/>
+          <w:szCs w:val="19"/>
+        </w:rPr>
+        <w:t>Слишком маленький массив."</w:t>
+      </w:r>
+      <w:r>
+        <w:rPr>
+          <w:rFonts w:ascii="Consolas" w:hAnsi="Consolas" w:cs="Consolas"/>
+          <w:color w:val="000000"/>
+          <w:sz w:val="19"/>
+          <w:szCs w:val="19"/>
+        </w:rPr>
+        <w:t xml:space="preserve"> </w:t>
+      </w:r>
+      <w:proofErr w:type="gramStart"/>
+      <w:r>
+        <w:rPr>
+          <w:rFonts w:ascii="Consolas" w:hAnsi="Consolas" w:cs="Consolas"/>
+          <w:color w:val="008080"/>
+          <w:sz w:val="19"/>
+          <w:szCs w:val="19"/>
+        </w:rPr>
+        <w:t>&lt;&lt;</w:t>
+      </w:r>
+      <w:r>
+        <w:rPr>
+          <w:rFonts w:ascii="Consolas" w:hAnsi="Consolas" w:cs="Consolas"/>
+          <w:color w:val="000000"/>
+          <w:sz w:val="19"/>
+          <w:szCs w:val="19"/>
+        </w:rPr>
+        <w:t xml:space="preserve"> endl</w:t>
+      </w:r>
+      <w:proofErr w:type="gramEnd"/>
+      <w:r>
+        <w:rPr>
+          <w:rFonts w:ascii="Consolas" w:hAnsi="Consolas" w:cs="Consolas"/>
+          <w:color w:val="000000"/>
+          <w:sz w:val="19"/>
+          <w:szCs w:val="19"/>
+        </w:rPr>
+        <w:t>;</w:t>
+      </w:r>
+    </w:p>
+    <w:p>
+      <w:pPr>
+        <w:autoSpaceDE w:val="0"/>
+        <w:autoSpaceDN w:val="0"/>
+        <w:adjustRightInd w:val="0"/>
+        <w:spacing w:after="0" w:line="240" w:lineRule="auto"/>
+        <w:rPr>
+          <w:rFonts w:ascii="Consolas" w:hAnsi="Consolas" w:cs="Consolas"/>
+          <w:color w:val="000000"/>
+          <w:sz w:val="19"/>
+          <w:szCs w:val="19"/>
+        </w:rPr>
+      </w:pPr>
+      <w:r>
+        <w:rPr>
+          <w:rFonts w:ascii="Consolas" w:hAnsi="Consolas" w:cs="Consolas"/>
+          <w:color w:val="000000"/>
+          <w:sz w:val="19"/>
+          <w:szCs w:val="19"/>
+        </w:rPr>
+        <w:t xml:space="preserve">        </w:t>
+      </w:r>
+      <w:r>
+        <w:rPr>
+          <w:rFonts w:ascii="Consolas" w:hAnsi="Consolas" w:cs="Consolas"/>
+          <w:color w:val="0000FF"/>
+          <w:sz w:val="19"/>
+          <w:szCs w:val="19"/>
+        </w:rPr>
+        <w:t>return</w:t>
+      </w:r>
+      <w:r>
+        <w:rPr>
+          <w:rFonts w:ascii="Consolas" w:hAnsi="Consolas" w:cs="Consolas"/>
+          <w:color w:val="000000"/>
+          <w:sz w:val="19"/>
+          <w:szCs w:val="19"/>
+        </w:rPr>
+        <w:t xml:space="preserve"> 0;</w:t>
+      </w:r>
+    </w:p>
+    <w:p>
+      <w:pPr>
+        <w:autoSpaceDE w:val="0"/>
+        <w:autoSpaceDN w:val="0"/>
+        <w:adjustRightInd w:val="0"/>
+        <w:spacing w:after="0" w:line="240" w:lineRule="auto"/>
+        <w:rPr>
+          <w:rFonts w:ascii="Consolas" w:hAnsi="Consolas" w:cs="Consolas"/>
+          <w:color w:val="000000"/>
+          <w:sz w:val="19"/>
+          <w:szCs w:val="19"/>
+        </w:rPr>
+      </w:pPr>
+      <w:r>
+        <w:rPr>
+          <w:rFonts w:ascii="Consolas" w:hAnsi="Consolas" w:cs="Consolas"/>
+          <w:color w:val="000000"/>
+          <w:sz w:val="19"/>
+          <w:szCs w:val="19"/>
+        </w:rPr>
+        <w:t xml:space="preserve">    }</w:t>
+      </w:r>
+    </w:p>
+    <w:p>
+      <w:pPr>
+        <w:autoSpaceDE w:val="0"/>
+        <w:autoSpaceDN w:val="0"/>
+        <w:adjustRightInd w:val="0"/>
+        <w:spacing w:after="0" w:line="240" w:lineRule="auto"/>
+        <w:rPr>
+          <w:rFonts w:ascii="Consolas" w:hAnsi="Consolas" w:cs="Consolas"/>
+          <w:color w:val="000000"/>
+          <w:sz w:val="19"/>
+          <w:szCs w:val="19"/>
+        </w:rPr>
+      </w:pPr>
+      <w:r>
+        <w:rPr>
+          <w:rFonts w:ascii="Consolas" w:hAnsi="Consolas" w:cs="Consolas"/>
+          <w:color w:val="000000"/>
+          <w:sz w:val="19"/>
+          <w:szCs w:val="19"/>
+        </w:rPr>
+        <w:t xml:space="preserve">    cout </w:t>
+      </w:r>
+      <w:proofErr w:type="gramStart"/>
+      <w:r>
+        <w:rPr>
+          <w:rFonts w:ascii="Consolas" w:hAnsi="Consolas" w:cs="Consolas"/>
+          <w:color w:val="008080"/>
+          <w:sz w:val="19"/>
+          <w:szCs w:val="19"/>
+        </w:rPr>
+        <w:t>&lt;&lt;</w:t>
+      </w:r>
+      <w:r>
+        <w:rPr>
+          <w:rFonts w:ascii="Consolas" w:hAnsi="Consolas" w:cs="Consolas"/>
+          <w:color w:val="000000"/>
+          <w:sz w:val="19"/>
+          <w:szCs w:val="19"/>
+        </w:rPr>
+        <w:t xml:space="preserve"> </w:t>
+      </w:r>
+      <w:r>
+        <w:rPr>
+          <w:rFonts w:ascii="Consolas" w:hAnsi="Consolas" w:cs="Consolas"/>
+          <w:color w:val="A31515"/>
+          <w:sz w:val="19"/>
+          <w:szCs w:val="19"/>
+        </w:rPr>
+        <w:t>"</w:t>
+      </w:r>
+      <w:proofErr w:type="gramEnd"/>
+      <w:r>
+        <w:rPr>
+          <w:rFonts w:ascii="Consolas" w:hAnsi="Consolas" w:cs="Consolas"/>
+          <w:color w:val="A31515"/>
+          <w:sz w:val="19"/>
+          <w:szCs w:val="19"/>
+        </w:rPr>
+        <w:t>Введите 1 для ручного заполнения массива и 0 для автоматического: "</w:t>
+      </w:r>
+      <w:r>
+        <w:rPr>
+          <w:rFonts w:ascii="Consolas" w:hAnsi="Consolas" w:cs="Consolas"/>
+          <w:color w:val="000000"/>
+          <w:sz w:val="19"/>
+          <w:szCs w:val="19"/>
+        </w:rPr>
+        <w:t xml:space="preserve"> </w:t>
+      </w:r>
+      <w:r>
+        <w:rPr>
+          <w:rFonts w:ascii="Consolas" w:hAnsi="Consolas" w:cs="Consolas"/>
+          <w:color w:val="008080"/>
+          <w:sz w:val="19"/>
+          <w:szCs w:val="19"/>
+        </w:rPr>
+        <w:t>&lt;&lt;</w:t>
+      </w:r>
+      <w:r>
+        <w:rPr>
+          <w:rFonts w:ascii="Consolas" w:hAnsi="Consolas" w:cs="Consolas"/>
+          <w:color w:val="000000"/>
+          <w:sz w:val="19"/>
+          <w:szCs w:val="19"/>
+        </w:rPr>
+        <w:t xml:space="preserve"> endl;</w:t>
+      </w:r>
+    </w:p>
+    <w:p>
+      <w:pPr>
+        <w:autoSpaceDE w:val="0"/>
+        <w:autoSpaceDN w:val="0"/>
+        <w:adjustRightInd w:val="0"/>
+        <w:spacing w:after="0" w:line="240" w:lineRule="auto"/>
+        <w:rPr>
+          <w:rFonts w:ascii="Consolas" w:hAnsi="Consolas" w:cs="Consolas"/>
+          <w:color w:val="000000"/>
+          <w:sz w:val="19"/>
+          <w:szCs w:val="19"/>
+          <w:lang w:val="en-US"/>
+        </w:rPr>
+      </w:pPr>
+      <w:r>
+        <w:rPr>
+          <w:rFonts w:ascii="Consolas" w:hAnsi="Consolas" w:cs="Consolas"/>
+          <w:color w:val="000000"/>
+          <w:sz w:val="19"/>
+          <w:szCs w:val="19"/>
+        </w:rPr>
+        <w:t xml:space="preserve">    </w:t>
+      </w:r>
+      <w:proofErr w:type="gramStart"/>
+      <w:r>
+        <w:rPr>
+          <w:rFonts w:ascii="Consolas" w:hAnsi="Consolas" w:cs="Consolas"/>
+          <w:color w:val="000000"/>
+          <w:sz w:val="19"/>
+          <w:szCs w:val="19"/>
+          <w:lang w:val="en-US"/>
+        </w:rPr>
+        <w:t>cin</w:t>
+      </w:r>
+      <w:proofErr w:type="gramEnd"/>
+      <w:r>
+        <w:rPr>
+          <w:rFonts w:ascii="Consolas" w:hAnsi="Consolas" w:cs="Consolas"/>
+          <w:color w:val="000000"/>
+          <w:sz w:val="19"/>
+          <w:szCs w:val="19"/>
+          <w:lang w:val="en-US"/>
+        </w:rPr>
+        <w:t xml:space="preserve"> </w:t>
+      </w:r>
+      <w:r>
+        <w:rPr>
+          <w:rFonts w:ascii="Consolas" w:hAnsi="Consolas" w:cs="Consolas"/>
+          <w:color w:val="008080"/>
+          <w:sz w:val="19"/>
+          <w:szCs w:val="19"/>
+          <w:lang w:val="en-US"/>
+        </w:rPr>
+        <w:t>&gt;&gt;</w:t>
+      </w:r>
+      <w:r>
+        <w:rPr>
+          <w:rFonts w:ascii="Consolas" w:hAnsi="Consolas" w:cs="Consolas"/>
+          <w:color w:val="000000"/>
+          <w:sz w:val="19"/>
+          <w:szCs w:val="19"/>
+          <w:lang w:val="en-US"/>
+        </w:rPr>
+        <w:t xml:space="preserve"> x;</w:t>
+      </w:r>
+    </w:p>
+    <w:p>
+      <w:pPr>
+        <w:autoSpaceDE w:val="0"/>
+        <w:autoSpaceDN w:val="0"/>
+        <w:adjustRightInd w:val="0"/>
+        <w:spacing w:after="0" w:line="240" w:lineRule="auto"/>
+        <w:rPr>
+          <w:rFonts w:ascii="Consolas" w:hAnsi="Consolas" w:cs="Consolas"/>
+          <w:color w:val="000000"/>
+          <w:sz w:val="19"/>
+          <w:szCs w:val="19"/>
+          <w:lang w:val="en-US"/>
+        </w:rPr>
+      </w:pPr>
+      <w:r>
+        <w:rPr>
+          <w:rFonts w:ascii="Consolas" w:hAnsi="Consolas" w:cs="Consolas"/>
+          <w:color w:val="000000"/>
+          <w:sz w:val="19"/>
+          <w:szCs w:val="19"/>
+          <w:lang w:val="en-US"/>
+        </w:rPr>
+        <w:t xml:space="preserve">    </w:t>
+      </w:r>
+      <w:proofErr w:type="gramStart"/>
+      <w:r>
+        <w:rPr>
+          <w:rFonts w:ascii="Consolas" w:hAnsi="Consolas" w:cs="Consolas"/>
+          <w:color w:val="0000FF"/>
+          <w:sz w:val="19"/>
+          <w:szCs w:val="19"/>
+          <w:lang w:val="en-US"/>
+        </w:rPr>
+        <w:t>if</w:t>
+      </w:r>
+      <w:proofErr w:type="gramEnd"/>
+      <w:r>
+        <w:rPr>
+          <w:rFonts w:ascii="Consolas" w:hAnsi="Consolas" w:cs="Consolas"/>
+          <w:color w:val="000000"/>
+          <w:sz w:val="19"/>
+          <w:szCs w:val="19"/>
+          <w:lang w:val="en-US"/>
+        </w:rPr>
+        <w:t xml:space="preserve"> (x == 1) vvod(n, mas);</w:t>
+      </w:r>
+    </w:p>
+    <w:p>
+      <w:pPr>
+        <w:autoSpaceDE w:val="0"/>
+        <w:autoSpaceDN w:val="0"/>
+        <w:adjustRightInd w:val="0"/>
+        <w:spacing w:after="0" w:line="240" w:lineRule="auto"/>
+        <w:rPr>
+          <w:rFonts w:ascii="Consolas" w:hAnsi="Consolas" w:cs="Consolas"/>
+          <w:color w:val="000000"/>
+          <w:sz w:val="19"/>
+          <w:szCs w:val="19"/>
+          <w:lang w:val="en-US"/>
+        </w:rPr>
+      </w:pPr>
+      <w:r>
+        <w:rPr>
+          <w:rFonts w:ascii="Consolas" w:hAnsi="Consolas" w:cs="Consolas"/>
+          <w:color w:val="000000"/>
+          <w:sz w:val="19"/>
+          <w:szCs w:val="19"/>
+          <w:lang w:val="en-US"/>
+        </w:rPr>
+        <w:t xml:space="preserve">    </w:t>
+      </w:r>
+      <w:proofErr w:type="gramStart"/>
+      <w:r>
+        <w:rPr>
+          <w:rFonts w:ascii="Consolas" w:hAnsi="Consolas" w:cs="Consolas"/>
+          <w:color w:val="0000FF"/>
+          <w:sz w:val="19"/>
+          <w:szCs w:val="19"/>
+          <w:lang w:val="en-US"/>
+        </w:rPr>
+        <w:t>else</w:t>
+      </w:r>
+      <w:proofErr w:type="gramEnd"/>
+      <w:r>
+        <w:rPr>
+          <w:rFonts w:ascii="Consolas" w:hAnsi="Consolas" w:cs="Consolas"/>
+          <w:color w:val="000000"/>
+          <w:sz w:val="19"/>
+          <w:szCs w:val="19"/>
+          <w:lang w:val="en-US"/>
+        </w:rPr>
+        <w:t xml:space="preserve"> </w:t>
+      </w:r>
+      <w:r>
+        <w:rPr>
+          <w:rFonts w:ascii="Consolas" w:hAnsi="Consolas" w:cs="Consolas"/>
+          <w:color w:val="0000FF"/>
+          <w:sz w:val="19"/>
+          <w:szCs w:val="19"/>
+          <w:lang w:val="en-US"/>
+        </w:rPr>
+        <w:t>if</w:t>
+      </w:r>
+      <w:r>
+        <w:rPr>
+          <w:rFonts w:ascii="Consolas" w:hAnsi="Consolas" w:cs="Consolas"/>
+          <w:color w:val="000000"/>
+          <w:sz w:val="19"/>
+          <w:szCs w:val="19"/>
+          <w:lang w:val="en-US"/>
+        </w:rPr>
+        <w:t xml:space="preserve"> (x == 0) randvvod(n, mas);</w:t>
+      </w:r>
+    </w:p>
+    <w:p>
+      <w:pPr>
+        <w:autoSpaceDE w:val="0"/>
+        <w:autoSpaceDN w:val="0"/>
+        <w:adjustRightInd w:val="0"/>
+        <w:spacing w:after="0" w:line="240" w:lineRule="auto"/>
+        <w:rPr>
+          <w:rFonts w:ascii="Consolas" w:hAnsi="Consolas" w:cs="Consolas"/>
+          <w:color w:val="000000"/>
+          <w:sz w:val="19"/>
+          <w:szCs w:val="19"/>
+        </w:rPr>
+      </w:pPr>
+      <w:r>
+        <w:rPr>
+          <w:rFonts w:ascii="Consolas" w:hAnsi="Consolas" w:cs="Consolas"/>
+          <w:color w:val="000000"/>
+          <w:sz w:val="19"/>
+          <w:szCs w:val="19"/>
+          <w:lang w:val="en-US"/>
+        </w:rPr>
+        <w:t xml:space="preserve">    </w:t>
+      </w:r>
+      <w:r>
+        <w:rPr>
+          <w:rFonts w:ascii="Consolas" w:hAnsi="Consolas" w:cs="Consolas"/>
+          <w:color w:val="0000FF"/>
+          <w:sz w:val="19"/>
+          <w:szCs w:val="19"/>
+        </w:rPr>
+        <w:t>else</w:t>
+      </w:r>
+      <w:r>
+        <w:rPr>
+          <w:rFonts w:ascii="Consolas" w:hAnsi="Consolas" w:cs="Consolas"/>
+          <w:color w:val="000000"/>
+          <w:sz w:val="19"/>
+          <w:szCs w:val="19"/>
+        </w:rPr>
+        <w:t xml:space="preserve"> {</w:t>
+      </w:r>
+    </w:p>
+    <w:p>
+      <w:pPr>
+        <w:autoSpaceDE w:val="0"/>
+        <w:autoSpaceDN w:val="0"/>
+        <w:adjustRightInd w:val="0"/>
+        <w:spacing w:after="0" w:line="240" w:lineRule="auto"/>
+        <w:rPr>
+          <w:rFonts w:ascii="Consolas" w:hAnsi="Consolas" w:cs="Consolas"/>
+          <w:color w:val="000000"/>
+          <w:sz w:val="19"/>
+          <w:szCs w:val="19"/>
+        </w:rPr>
+      </w:pPr>
+      <w:r>
+        <w:rPr>
+          <w:rFonts w:ascii="Consolas" w:hAnsi="Consolas" w:cs="Consolas"/>
+          <w:color w:val="000000"/>
+          <w:sz w:val="19"/>
+          <w:szCs w:val="19"/>
+        </w:rPr>
+        <w:t xml:space="preserve">        cout </w:t>
+      </w:r>
+      <w:proofErr w:type="gramStart"/>
+      <w:r>
+        <w:rPr>
+          <w:rFonts w:ascii="Consolas" w:hAnsi="Consolas" w:cs="Consolas"/>
+          <w:color w:val="008080"/>
+          <w:sz w:val="19"/>
+          <w:szCs w:val="19"/>
+        </w:rPr>
+        <w:t>&lt;&lt;</w:t>
+      </w:r>
+      <w:r>
+        <w:rPr>
+          <w:rFonts w:ascii="Consolas" w:hAnsi="Consolas" w:cs="Consolas"/>
+          <w:color w:val="000000"/>
+          <w:sz w:val="19"/>
+          <w:szCs w:val="19"/>
+        </w:rPr>
+        <w:t xml:space="preserve"> </w:t>
+      </w:r>
+      <w:r>
+        <w:rPr>
+          <w:rFonts w:ascii="Consolas" w:hAnsi="Consolas" w:cs="Consolas"/>
+          <w:color w:val="A31515"/>
+          <w:sz w:val="19"/>
+          <w:szCs w:val="19"/>
+        </w:rPr>
+        <w:t>"</w:t>
+      </w:r>
+      <w:proofErr w:type="gramEnd"/>
+      <w:r>
+        <w:rPr>
+          <w:rFonts w:ascii="Consolas" w:hAnsi="Consolas" w:cs="Consolas"/>
+          <w:color w:val="A31515"/>
+          <w:sz w:val="19"/>
+          <w:szCs w:val="19"/>
+        </w:rPr>
+        <w:t>Некорректные данные."</w:t>
+      </w:r>
+      <w:r>
+        <w:rPr>
+          <w:rFonts w:ascii="Consolas" w:hAnsi="Consolas" w:cs="Consolas"/>
+          <w:color w:val="000000"/>
+          <w:sz w:val="19"/>
+          <w:szCs w:val="19"/>
+        </w:rPr>
+        <w:t xml:space="preserve"> </w:t>
+      </w:r>
+      <w:proofErr w:type="gramStart"/>
+      <w:r>
+        <w:rPr>
+          <w:rFonts w:ascii="Consolas" w:hAnsi="Consolas" w:cs="Consolas"/>
+          <w:color w:val="008080"/>
+          <w:sz w:val="19"/>
+          <w:szCs w:val="19"/>
+        </w:rPr>
+        <w:t>&lt;&lt;</w:t>
+      </w:r>
+      <w:r>
+        <w:rPr>
+          <w:rFonts w:ascii="Consolas" w:hAnsi="Consolas" w:cs="Consolas"/>
+          <w:color w:val="000000"/>
+          <w:sz w:val="19"/>
+          <w:szCs w:val="19"/>
+        </w:rPr>
+        <w:t xml:space="preserve"> endl</w:t>
+      </w:r>
+      <w:proofErr w:type="gramEnd"/>
+      <w:r>
+        <w:rPr>
+          <w:rFonts w:ascii="Consolas" w:hAnsi="Consolas" w:cs="Consolas"/>
+          <w:color w:val="000000"/>
+          <w:sz w:val="19"/>
+          <w:szCs w:val="19"/>
+        </w:rPr>
+        <w:t>;</w:t>
+      </w:r>
+    </w:p>
+    <w:p>
+      <w:pPr>
+        <w:autoSpaceDE w:val="0"/>
+        <w:autoSpaceDN w:val="0"/>
+        <w:adjustRightInd w:val="0"/>
+        <w:spacing w:after="0" w:line="240" w:lineRule="auto"/>
+        <w:rPr>
+          <w:rFonts w:ascii="Consolas" w:hAnsi="Consolas" w:cs="Consolas"/>
+          <w:color w:val="000000"/>
+          <w:sz w:val="19"/>
+          <w:szCs w:val="19"/>
+        </w:rPr>
+      </w:pPr>
+      <w:r>
+        <w:rPr>
+          <w:rFonts w:ascii="Consolas" w:hAnsi="Consolas" w:cs="Consolas"/>
+          <w:color w:val="000000"/>
+          <w:sz w:val="19"/>
+          <w:szCs w:val="19"/>
+        </w:rPr>
+        <w:t xml:space="preserve">        </w:t>
+      </w:r>
+      <w:r>
+        <w:rPr>
+          <w:rFonts w:ascii="Consolas" w:hAnsi="Consolas" w:cs="Consolas"/>
+          <w:color w:val="0000FF"/>
+          <w:sz w:val="19"/>
+          <w:szCs w:val="19"/>
+        </w:rPr>
+        <w:t>return</w:t>
+      </w:r>
+      <w:r>
+        <w:rPr>
+          <w:rFonts w:ascii="Consolas" w:hAnsi="Consolas" w:cs="Consolas"/>
+          <w:color w:val="000000"/>
+          <w:sz w:val="19"/>
+          <w:szCs w:val="19"/>
+        </w:rPr>
+        <w:t xml:space="preserve"> 0;</w:t>
+      </w:r>
+    </w:p>
+    <w:p>
+      <w:pPr>
+        <w:autoSpaceDE w:val="0"/>
+        <w:autoSpaceDN w:val="0"/>
+        <w:adjustRightInd w:val="0"/>
+        <w:spacing w:after="0" w:line="240" w:lineRule="auto"/>
+        <w:rPr>
+          <w:rFonts w:ascii="Consolas" w:hAnsi="Consolas" w:cs="Consolas"/>
+          <w:color w:val="000000"/>
+          <w:sz w:val="19"/>
+          <w:szCs w:val="19"/>
+        </w:rPr>
+      </w:pPr>
+      <w:r>
+        <w:rPr>
+          <w:rFonts w:ascii="Consolas" w:hAnsi="Consolas" w:cs="Consolas"/>
+          <w:color w:val="000000"/>
+          <w:sz w:val="19"/>
+          <w:szCs w:val="19"/>
+        </w:rPr>
+        <w:t xml:space="preserve">    }</w:t>
+      </w:r>
+    </w:p>
+    <w:p>
+      <w:pPr>
+        <w:autoSpaceDE w:val="0"/>
+        <w:autoSpaceDN w:val="0"/>
+        <w:adjustRightInd w:val="0"/>
+        <w:spacing w:after="0" w:line="240" w:lineRule="auto"/>
+        <w:rPr>
+          <w:rFonts w:ascii="Consolas" w:hAnsi="Consolas" w:cs="Consolas"/>
+          <w:color w:val="000000"/>
+          <w:sz w:val="19"/>
+          <w:szCs w:val="19"/>
+        </w:rPr>
+      </w:pPr>
+      <w:r>
+        <w:rPr>
+          <w:rFonts w:ascii="Consolas" w:hAnsi="Consolas" w:cs="Consolas"/>
+          <w:color w:val="000000"/>
+          <w:sz w:val="19"/>
+          <w:szCs w:val="19"/>
+        </w:rPr>
+        <w:t xml:space="preserve">    cout </w:t>
+      </w:r>
+      <w:proofErr w:type="gramStart"/>
+      <w:r>
+        <w:rPr>
+          <w:rFonts w:ascii="Consolas" w:hAnsi="Consolas" w:cs="Consolas"/>
+          <w:color w:val="008080"/>
+          <w:sz w:val="19"/>
+          <w:szCs w:val="19"/>
+        </w:rPr>
+        <w:t>&lt;&lt;</w:t>
+      </w:r>
+      <w:r>
+        <w:rPr>
+          <w:rFonts w:ascii="Consolas" w:hAnsi="Consolas" w:cs="Consolas"/>
+          <w:color w:val="000000"/>
+          <w:sz w:val="19"/>
+          <w:szCs w:val="19"/>
+        </w:rPr>
+        <w:t xml:space="preserve"> </w:t>
+      </w:r>
+      <w:r>
+        <w:rPr>
+          <w:rFonts w:ascii="Consolas" w:hAnsi="Consolas" w:cs="Consolas"/>
+          <w:color w:val="A31515"/>
+          <w:sz w:val="19"/>
+          <w:szCs w:val="19"/>
+        </w:rPr>
+        <w:t>"</w:t>
+      </w:r>
+      <w:proofErr w:type="gramEnd"/>
+      <w:r>
+        <w:rPr>
+          <w:rFonts w:ascii="Consolas" w:hAnsi="Consolas" w:cs="Consolas"/>
+          <w:color w:val="A31515"/>
+          <w:sz w:val="19"/>
+          <w:szCs w:val="19"/>
+        </w:rPr>
+        <w:t>Полученный массив: "</w:t>
+      </w:r>
+      <w:r>
+        <w:rPr>
+          <w:rFonts w:ascii="Consolas" w:hAnsi="Consolas" w:cs="Consolas"/>
+          <w:color w:val="000000"/>
+          <w:sz w:val="19"/>
+          <w:szCs w:val="19"/>
+        </w:rPr>
+        <w:t xml:space="preserve"> </w:t>
+      </w:r>
+      <w:r>
+        <w:rPr>
+          <w:rFonts w:ascii="Consolas" w:hAnsi="Consolas" w:cs="Consolas"/>
+          <w:color w:val="008080"/>
+          <w:sz w:val="19"/>
+          <w:szCs w:val="19"/>
+        </w:rPr>
+        <w:t>&lt;&lt;</w:t>
+      </w:r>
+      <w:r>
+        <w:rPr>
+          <w:rFonts w:ascii="Consolas" w:hAnsi="Consolas" w:cs="Consolas"/>
+          <w:color w:val="000000"/>
+          <w:sz w:val="19"/>
+          <w:szCs w:val="19"/>
+        </w:rPr>
+        <w:t xml:space="preserve"> endl;</w:t>
+      </w:r>
+    </w:p>
+    <w:p>
+      <w:pPr>
+        <w:autoSpaceDE w:val="0"/>
+        <w:autoSpaceDN w:val="0"/>
+        <w:adjustRightInd w:val="0"/>
+        <w:spacing w:after="0" w:line="240" w:lineRule="auto"/>
+        <w:rPr>
+          <w:rFonts w:ascii="Consolas" w:hAnsi="Consolas" w:cs="Consolas"/>
+          <w:color w:val="000000"/>
+          <w:sz w:val="19"/>
+          <w:szCs w:val="19"/>
+          <w:lang w:val="en-US"/>
+        </w:rPr>
+      </w:pPr>
+      <w:r>
+        <w:rPr>
+          <w:rFonts w:ascii="Consolas" w:hAnsi="Consolas" w:cs="Consolas"/>
+          <w:color w:val="000000"/>
+          <w:sz w:val="19"/>
+          <w:szCs w:val="19"/>
+        </w:rPr>
+        <w:t xml:space="preserve">    </w:t>
+      </w:r>
+      <w:proofErr w:type="gramStart"/>
+      <w:r>
+        <w:rPr>
+          <w:rFonts w:ascii="Consolas" w:hAnsi="Consolas" w:cs="Consolas"/>
+          <w:color w:val="000000"/>
+          <w:sz w:val="19"/>
+          <w:szCs w:val="19"/>
+          <w:lang w:val="en-US"/>
+        </w:rPr>
+        <w:t>out(</w:t>
+      </w:r>
+      <w:proofErr w:type="gramEnd"/>
+      <w:r>
+        <w:rPr>
+          <w:rFonts w:ascii="Consolas" w:hAnsi="Consolas" w:cs="Consolas"/>
+          <w:color w:val="000000"/>
+          <w:sz w:val="19"/>
+          <w:szCs w:val="19"/>
+          <w:lang w:val="en-US"/>
+        </w:rPr>
+        <w:t>n, mas);</w:t>
+      </w:r>
+    </w:p>
+    <w:p>
+      <w:pPr>
+        <w:autoSpaceDE w:val="0"/>
+        <w:autoSpaceDN w:val="0"/>
+        <w:adjustRightInd w:val="0"/>
+        <w:spacing w:after="0" w:line="240" w:lineRule="auto"/>
+        <w:rPr>
+          <w:rFonts w:ascii="Consolas" w:hAnsi="Consolas" w:cs="Consolas"/>
+          <w:color w:val="000000"/>
+          <w:sz w:val="19"/>
+          <w:szCs w:val="19"/>
+          <w:lang w:val="en-US"/>
+        </w:rPr>
+      </w:pPr>
+      <w:r>
+        <w:rPr>
+          <w:rFonts w:ascii="Consolas" w:hAnsi="Consolas" w:cs="Consolas"/>
+          <w:color w:val="000000"/>
+          <w:sz w:val="19"/>
+          <w:szCs w:val="19"/>
+          <w:lang w:val="en-US"/>
+        </w:rPr>
+        <w:t xml:space="preserve">    </w:t>
+      </w:r>
+      <w:proofErr w:type="gramStart"/>
+      <w:r>
+        <w:rPr>
+          <w:rFonts w:ascii="Consolas" w:hAnsi="Consolas" w:cs="Consolas"/>
+          <w:color w:val="000000"/>
+          <w:sz w:val="19"/>
+          <w:szCs w:val="19"/>
+          <w:lang w:val="en-US"/>
+        </w:rPr>
+        <w:t>cout</w:t>
+      </w:r>
+      <w:proofErr w:type="gramEnd"/>
+      <w:r>
+        <w:rPr>
+          <w:rFonts w:ascii="Consolas" w:hAnsi="Consolas" w:cs="Consolas"/>
+          <w:color w:val="000000"/>
+          <w:sz w:val="19"/>
+          <w:szCs w:val="19"/>
+          <w:lang w:val="en-US"/>
+        </w:rPr>
+        <w:t xml:space="preserve"> </w:t>
+      </w:r>
+      <w:r>
+        <w:rPr>
+          <w:rFonts w:ascii="Consolas" w:hAnsi="Consolas" w:cs="Consolas"/>
+          <w:color w:val="008080"/>
+          <w:sz w:val="19"/>
+          <w:szCs w:val="19"/>
+          <w:lang w:val="en-US"/>
+        </w:rPr>
+        <w:t>&lt;&lt;</w:t>
+      </w:r>
+      <w:r>
+        <w:rPr>
+          <w:rFonts w:ascii="Consolas" w:hAnsi="Consolas" w:cs="Consolas"/>
+          <w:color w:val="000000"/>
+          <w:sz w:val="19"/>
+          <w:szCs w:val="19"/>
+          <w:lang w:val="en-US"/>
+        </w:rPr>
+        <w:t xml:space="preserve"> endl;</w:t>
+      </w:r>
+    </w:p>
+    <w:p>
+      <w:pPr>
+        <w:autoSpaceDE w:val="0"/>
+        <w:autoSpaceDN w:val="0"/>
+        <w:adjustRightInd w:val="0"/>
+        <w:spacing w:after="0" w:line="240" w:lineRule="auto"/>
+        <w:rPr>
+          <w:rFonts w:ascii="Consolas" w:hAnsi="Consolas" w:cs="Consolas"/>
+          <w:color w:val="000000"/>
+          <w:sz w:val="19"/>
+          <w:szCs w:val="19"/>
+          <w:lang w:val="en-US"/>
+        </w:rPr>
+      </w:pPr>
+    </w:p>
+    <w:p>
+      <w:pPr>
+        <w:autoSpaceDE w:val="0"/>
+        <w:autoSpaceDN w:val="0"/>
+        <w:adjustRightInd w:val="0"/>
+        <w:spacing w:after="0" w:line="240" w:lineRule="auto"/>
+        <w:rPr>
+          <w:rFonts w:ascii="Consolas" w:hAnsi="Consolas" w:cs="Consolas"/>
+          <w:color w:val="000000"/>
+          <w:sz w:val="19"/>
+          <w:szCs w:val="19"/>
+        </w:rPr>
+      </w:pPr>
+      <w:r>
+        <w:rPr>
+          <w:rFonts w:ascii="Consolas" w:hAnsi="Consolas" w:cs="Consolas"/>
+          <w:color w:val="000000"/>
+          <w:sz w:val="19"/>
+          <w:szCs w:val="19"/>
+          <w:lang w:val="en-US"/>
+        </w:rPr>
+        <w:t xml:space="preserve">    </w:t>
+      </w:r>
       <w:r>
         <w:rPr>
           <w:rFonts w:ascii="Consolas" w:hAnsi="Consolas" w:cs="Consolas"/>
@@ -2469,21 +4055,30 @@
       <w:r>
         <w:rPr>
           <w:rFonts w:ascii="Consolas" w:hAnsi="Consolas" w:cs="Consolas"/>
-          <w:color w:val="808080"/>
-          <w:sz w:val="19"/>
-          <w:szCs w:val="19"/>
-        </w:rPr>
-        <w:t>mas</w:t>
+          <w:color w:val="A31515"/>
+          <w:sz w:val="19"/>
+          <w:szCs w:val="19"/>
+        </w:rPr>
+        <w:t>"</w:t>
       </w:r>
       <w:proofErr w:type="gramEnd"/>
       <w:r>
         <w:rPr>
           <w:rFonts w:ascii="Consolas" w:hAnsi="Consolas" w:cs="Consolas"/>
-          <w:color w:val="000000"/>
-          <w:sz w:val="19"/>
-          <w:szCs w:val="19"/>
-        </w:rPr>
-        <w:t xml:space="preserve">[i] </w:t>
+          <w:color w:val="A31515"/>
+          <w:sz w:val="19"/>
+          <w:szCs w:val="19"/>
+        </w:rPr>
+        <w:t>Номера локальных максимумов: "</w:t>
+      </w:r>
+      <w:r>
+        <w:rPr>
+          <w:rFonts w:ascii="Consolas" w:hAnsi="Consolas" w:cs="Consolas"/>
+          <w:color w:val="000000"/>
+          <w:sz w:val="19"/>
+          <w:szCs w:val="19"/>
+        </w:rPr>
+        <w:t xml:space="preserve"> </w:t>
       </w:r>
       <w:r>
         <w:rPr>
@@ -2501,6 +4096,159 @@
           <w:sz w:val="19"/>
           <w:szCs w:val="19"/>
         </w:rPr>
+        <w:t xml:space="preserve"> endl;</w:t>
+      </w:r>
+    </w:p>
+    <w:p>
+      <w:pPr>
+        <w:autoSpaceDE w:val="0"/>
+        <w:autoSpaceDN w:val="0"/>
+        <w:adjustRightInd w:val="0"/>
+        <w:spacing w:after="0" w:line="240" w:lineRule="auto"/>
+        <w:rPr>
+          <w:rFonts w:ascii="Consolas" w:hAnsi="Consolas" w:cs="Consolas"/>
+          <w:color w:val="000000"/>
+          <w:sz w:val="19"/>
+          <w:szCs w:val="19"/>
+          <w:lang w:val="en-US"/>
+        </w:rPr>
+      </w:pPr>
+      <w:r>
+        <w:rPr>
+          <w:rFonts w:ascii="Consolas" w:hAnsi="Consolas" w:cs="Consolas"/>
+          <w:color w:val="000000"/>
+          <w:sz w:val="19"/>
+          <w:szCs w:val="19"/>
+        </w:rPr>
+        <w:t xml:space="preserve">    </w:t>
+      </w:r>
+      <w:proofErr w:type="gramStart"/>
+      <w:r>
+        <w:rPr>
+          <w:rFonts w:ascii="Consolas" w:hAnsi="Consolas" w:cs="Consolas"/>
+          <w:color w:val="0000FF"/>
+          <w:sz w:val="19"/>
+          <w:szCs w:val="19"/>
+          <w:lang w:val="en-US"/>
+        </w:rPr>
+        <w:t>for</w:t>
+      </w:r>
+      <w:proofErr w:type="gramEnd"/>
+      <w:r>
+        <w:rPr>
+          <w:rFonts w:ascii="Consolas" w:hAnsi="Consolas" w:cs="Consolas"/>
+          <w:color w:val="000000"/>
+          <w:sz w:val="19"/>
+          <w:szCs w:val="19"/>
+          <w:lang w:val="en-US"/>
+        </w:rPr>
+        <w:t xml:space="preserve"> (</w:t>
+      </w:r>
+      <w:r>
+        <w:rPr>
+          <w:rFonts w:ascii="Consolas" w:hAnsi="Consolas" w:cs="Consolas"/>
+          <w:color w:val="0000FF"/>
+          <w:sz w:val="19"/>
+          <w:szCs w:val="19"/>
+          <w:lang w:val="en-US"/>
+        </w:rPr>
+        <w:t>int</w:t>
+      </w:r>
+      <w:r>
+        <w:rPr>
+          <w:rFonts w:ascii="Consolas" w:hAnsi="Consolas" w:cs="Consolas"/>
+          <w:color w:val="000000"/>
+          <w:sz w:val="19"/>
+          <w:szCs w:val="19"/>
+          <w:lang w:val="en-US"/>
+        </w:rPr>
+        <w:t xml:space="preserve"> i = 1; i &lt; n - 1; i++) {</w:t>
+      </w:r>
+    </w:p>
+    <w:p>
+      <w:pPr>
+        <w:autoSpaceDE w:val="0"/>
+        <w:autoSpaceDN w:val="0"/>
+        <w:adjustRightInd w:val="0"/>
+        <w:spacing w:after="0" w:line="240" w:lineRule="auto"/>
+        <w:rPr>
+          <w:rFonts w:ascii="Consolas" w:hAnsi="Consolas" w:cs="Consolas"/>
+          <w:color w:val="000000"/>
+          <w:sz w:val="19"/>
+          <w:szCs w:val="19"/>
+          <w:lang w:val="en-US"/>
+        </w:rPr>
+      </w:pPr>
+      <w:r>
+        <w:rPr>
+          <w:rFonts w:ascii="Consolas" w:hAnsi="Consolas" w:cs="Consolas"/>
+          <w:color w:val="000000"/>
+          <w:sz w:val="19"/>
+          <w:szCs w:val="19"/>
+          <w:lang w:val="en-US"/>
+        </w:rPr>
+        <w:t xml:space="preserve">        </w:t>
+      </w:r>
+      <w:proofErr w:type="gramStart"/>
+      <w:r>
+        <w:rPr>
+          <w:rFonts w:ascii="Consolas" w:hAnsi="Consolas" w:cs="Consolas"/>
+          <w:color w:val="0000FF"/>
+          <w:sz w:val="19"/>
+          <w:szCs w:val="19"/>
+          <w:lang w:val="en-US"/>
+        </w:rPr>
+        <w:t>if</w:t>
+      </w:r>
+      <w:proofErr w:type="gramEnd"/>
+      <w:r>
+        <w:rPr>
+          <w:rFonts w:ascii="Consolas" w:hAnsi="Consolas" w:cs="Consolas"/>
+          <w:color w:val="000000"/>
+          <w:sz w:val="19"/>
+          <w:szCs w:val="19"/>
+          <w:lang w:val="en-US"/>
+        </w:rPr>
+        <w:t xml:space="preserve"> (mas[i] &gt; mas[i - 1] and mas[i] &gt; mas[i + 1]) cout </w:t>
+      </w:r>
+      <w:r>
+        <w:rPr>
+          <w:rFonts w:ascii="Consolas" w:hAnsi="Consolas" w:cs="Consolas"/>
+          <w:color w:val="008080"/>
+          <w:sz w:val="19"/>
+          <w:szCs w:val="19"/>
+          <w:lang w:val="en-US"/>
+        </w:rPr>
+        <w:t>&lt;&lt;</w:t>
+      </w:r>
+      <w:r>
+        <w:rPr>
+          <w:rFonts w:ascii="Consolas" w:hAnsi="Consolas" w:cs="Consolas"/>
+          <w:color w:val="000000"/>
+          <w:sz w:val="19"/>
+          <w:szCs w:val="19"/>
+          <w:lang w:val="en-US"/>
+        </w:rPr>
+        <w:t xml:space="preserve"> i + 1 </w:t>
+      </w:r>
+      <w:r>
+        <w:rPr>
+          <w:rFonts w:ascii="Consolas" w:hAnsi="Consolas" w:cs="Consolas"/>
+          <w:color w:val="008080"/>
+          <w:sz w:val="19"/>
+          <w:szCs w:val="19"/>
+          <w:lang w:val="en-US"/>
+        </w:rPr>
+        <w:t>&lt;&lt;</w:t>
+      </w:r>
+      <w:r>
+        <w:rPr>
+          <w:rFonts w:ascii="Consolas" w:hAnsi="Consolas" w:cs="Consolas"/>
+          <w:color w:val="000000"/>
+          <w:sz w:val="19"/>
+          <w:szCs w:val="19"/>
+          <w:lang w:val="en-US"/>
+        </w:rPr>
         <w:t xml:space="preserve"> </w:t>
       </w:r>
       <w:r>
@@ -2509,6 +4257,7 @@
           <w:color w:val="A31515"/>
           <w:sz w:val="19"/>
           <w:szCs w:val="19"/>
+          <w:lang w:val="en-US"/>
         </w:rPr>
         <w:t>" "</w:t>
       </w:r>
@@ -2518,6 +4267,7 @@
           <w:color w:val="000000"/>
           <w:sz w:val="19"/>
           <w:szCs w:val="19"/>
+          <w:lang w:val="en-US"/>
         </w:rPr>
         <w:t>;</w:t>
       </w:r>
@@ -2533,32 +4283,6 @@
           <w:color w:val="000000"/>
           <w:sz w:val="19"/>
           <w:szCs w:val="19"/>
-          <w:lang w:val="en-US"/>
-        </w:rPr>
-      </w:pPr>
-      <w:r>
-        <w:rPr>
-          <w:rFonts w:ascii="Consolas" w:hAnsi="Consolas" w:cs="Consolas"/>
-          <w:color w:val="000000"/>
-          <w:sz w:val="19"/>
-          <w:szCs w:val="19"/>
-          <w:lang w:val="en-US"/>
-        </w:rPr>
-        <w:t xml:space="preserve">    }</w:t>
-      </w:r>
-    </w:p>
-    <w:p>
-      <w:pPr>
-        <w:autoSpaceDE w:val="0"/>
-        <w:autoSpaceDN w:val="0"/>
-        <w:adjustRightInd w:val="0"/>
-        <w:spacing w:after="0" w:line="240" w:lineRule="auto"/>
-        <w:rPr>
-          <w:rFonts w:ascii="Consolas" w:hAnsi="Consolas" w:cs="Consolas"/>
-          <w:color w:val="000000"/>
-          <w:sz w:val="19"/>
-          <w:szCs w:val="19"/>
-          <w:lang w:val="en-US"/>
         </w:rPr>
       </w:pPr>
       <w:r>
@@ -2571,70 +4295,12 @@
         </w:rPr>
         <w:t xml:space="preserve">    </w:t>
       </w:r>
-      <w:proofErr w:type="gramStart"/>
-      <w:r>
-        <w:rPr>
-          <w:rFonts w:ascii="Consolas" w:hAnsi="Consolas" w:cs="Consolas"/>
-          <w:color w:val="000000"/>
-          <w:sz w:val="19"/>
-          <w:szCs w:val="19"/>
-          <w:lang w:val="en-US"/>
-        </w:rPr>
-        <w:t>cout</w:t>
-      </w:r>
-      <w:proofErr w:type="gramEnd"/>
-      <w:r>
-        <w:rPr>
-          <w:rFonts w:ascii="Consolas" w:hAnsi="Consolas" w:cs="Consolas"/>
-          <w:color w:val="000000"/>
-          <w:sz w:val="19"/>
-          <w:szCs w:val="19"/>
-          <w:lang w:val="en-US"/>
-        </w:rPr>
-        <w:t xml:space="preserve"> </w:t>
-      </w:r>
-      <w:r>
-        <w:rPr>
-          <w:rFonts w:ascii="Consolas" w:hAnsi="Consolas" w:cs="Consolas"/>
-          <w:color w:val="008080"/>
-          <w:sz w:val="19"/>
-          <w:szCs w:val="19"/>
-          <w:lang w:val="en-US"/>
-        </w:rPr>
-        <w:t>&lt;&lt;</w:t>
-      </w:r>
-      <w:r>
-        <w:rPr>
-          <w:rFonts w:ascii="Consolas" w:hAnsi="Consolas" w:cs="Consolas"/>
-          <w:color w:val="000000"/>
-          <w:sz w:val="19"/>
-          <w:szCs w:val="19"/>
-          <w:lang w:val="en-US"/>
-        </w:rPr>
-        <w:t xml:space="preserve"> endl;</w:t>
-      </w:r>
-    </w:p>
-    <w:p>
-      <w:pPr>
-        <w:autoSpaceDE w:val="0"/>
-        <w:autoSpaceDN w:val="0"/>
-        <w:adjustRightInd w:val="0"/>
-        <w:spacing w:after="0" w:line="240" w:lineRule="auto"/>
-        <w:rPr>
-          <w:rFonts w:ascii="Consolas" w:hAnsi="Consolas" w:cs="Consolas"/>
-          <w:color w:val="000000"/>
-          <w:sz w:val="19"/>
-          <w:szCs w:val="19"/>
-          <w:lang w:val="en-US"/>
-        </w:rPr>
-      </w:pPr>
-      <w:r>
-        <w:rPr>
-          <w:rFonts w:ascii="Consolas" w:hAnsi="Consolas" w:cs="Consolas"/>
-          <w:color w:val="000000"/>
-          <w:sz w:val="19"/>
-          <w:szCs w:val="19"/>
-          <w:lang w:val="en-US"/>
+      <w:r>
+        <w:rPr>
+          <w:rFonts w:ascii="Consolas" w:hAnsi="Consolas" w:cs="Consolas"/>
+          <w:color w:val="000000"/>
+          <w:sz w:val="19"/>
+          <w:szCs w:val="19"/>
         </w:rPr>
         <w:t>}</w:t>
       </w:r>
@@ -2646,1717 +4312,11 @@
         <w:adjustRightInd w:val="0"/>
         <w:spacing w:after="0" w:line="240" w:lineRule="auto"/>
         <w:rPr>
-          <w:rFonts w:ascii="Consolas" w:hAnsi="Consolas" w:cs="Consolas"/>
-          <w:color w:val="000000"/>
-          <w:sz w:val="19"/>
-          <w:szCs w:val="19"/>
-          <w:lang w:val="en-US"/>
-        </w:rPr>
-      </w:pPr>
-    </w:p>
-    <w:p>
-      <w:pPr>
-        <w:autoSpaceDE w:val="0"/>
-        <w:autoSpaceDN w:val="0"/>
-        <w:adjustRightInd w:val="0"/>
-        <w:spacing w:after="0" w:line="240" w:lineRule="auto"/>
-        <w:rPr>
-          <w:rFonts w:ascii="Consolas" w:hAnsi="Consolas" w:cs="Consolas"/>
-          <w:color w:val="000000"/>
-          <w:sz w:val="19"/>
-          <w:szCs w:val="19"/>
-          <w:lang w:val="en-US"/>
-        </w:rPr>
-      </w:pPr>
-    </w:p>
-    <w:p>
-      <w:pPr>
-        <w:autoSpaceDE w:val="0"/>
-        <w:autoSpaceDN w:val="0"/>
-        <w:adjustRightInd w:val="0"/>
-        <w:spacing w:after="0" w:line="240" w:lineRule="auto"/>
-        <w:rPr>
-          <w:rFonts w:ascii="Consolas" w:hAnsi="Consolas" w:cs="Consolas"/>
-          <w:color w:val="000000"/>
-          <w:sz w:val="19"/>
-          <w:szCs w:val="19"/>
-          <w:lang w:val="en-US"/>
-        </w:rPr>
-      </w:pPr>
-      <w:proofErr w:type="gramStart"/>
-      <w:r>
-        <w:rPr>
-          <w:rFonts w:ascii="Consolas" w:hAnsi="Consolas" w:cs="Consolas"/>
-          <w:color w:val="0000FF"/>
-          <w:sz w:val="19"/>
-          <w:szCs w:val="19"/>
-          <w:lang w:val="en-US"/>
-        </w:rPr>
-        <w:t>int</w:t>
-      </w:r>
-      <w:proofErr w:type="gramEnd"/>
-      <w:r>
-        <w:rPr>
-          <w:rFonts w:ascii="Consolas" w:hAnsi="Consolas" w:cs="Consolas"/>
-          <w:color w:val="000000"/>
-          <w:sz w:val="19"/>
-          <w:szCs w:val="19"/>
-          <w:lang w:val="en-US"/>
-        </w:rPr>
-        <w:t xml:space="preserve"> main()</w:t>
-      </w:r>
-    </w:p>
-    <w:p>
-      <w:pPr>
-        <w:autoSpaceDE w:val="0"/>
-        <w:autoSpaceDN w:val="0"/>
-        <w:adjustRightInd w:val="0"/>
-        <w:spacing w:after="0" w:line="240" w:lineRule="auto"/>
-        <w:rPr>
-          <w:rFonts w:ascii="Consolas" w:hAnsi="Consolas" w:cs="Consolas"/>
-          <w:color w:val="000000"/>
-          <w:sz w:val="19"/>
-          <w:szCs w:val="19"/>
-          <w:lang w:val="en-US"/>
-        </w:rPr>
-      </w:pPr>
-      <w:r>
-        <w:rPr>
-          <w:rFonts w:ascii="Consolas" w:hAnsi="Consolas" w:cs="Consolas"/>
-          <w:color w:val="000000"/>
-          <w:sz w:val="19"/>
-          <w:szCs w:val="19"/>
-          <w:lang w:val="en-US"/>
-        </w:rPr>
-        <w:t>{</w:t>
-      </w:r>
-    </w:p>
-    <w:p>
-      <w:pPr>
-        <w:autoSpaceDE w:val="0"/>
-        <w:autoSpaceDN w:val="0"/>
-        <w:adjustRightInd w:val="0"/>
-        <w:spacing w:after="0" w:line="240" w:lineRule="auto"/>
-        <w:rPr>
-          <w:rFonts w:ascii="Consolas" w:hAnsi="Consolas" w:cs="Consolas"/>
-          <w:color w:val="000000"/>
-          <w:sz w:val="19"/>
-          <w:szCs w:val="19"/>
-          <w:lang w:val="en-US"/>
-        </w:rPr>
-      </w:pPr>
-      <w:r>
-        <w:rPr>
-          <w:rFonts w:ascii="Consolas" w:hAnsi="Consolas" w:cs="Consolas"/>
-          <w:color w:val="000000"/>
-          <w:sz w:val="19"/>
-          <w:szCs w:val="19"/>
-          <w:lang w:val="en-US"/>
-        </w:rPr>
-        <w:t xml:space="preserve">    </w:t>
-      </w:r>
-      <w:proofErr w:type="gramStart"/>
-      <w:r>
-        <w:rPr>
-          <w:rFonts w:ascii="Consolas" w:hAnsi="Consolas" w:cs="Consolas"/>
-          <w:color w:val="000000"/>
-          <w:sz w:val="19"/>
-          <w:szCs w:val="19"/>
-          <w:lang w:val="en-US"/>
-        </w:rPr>
-        <w:t>srand(</w:t>
-      </w:r>
-      <w:proofErr w:type="gramEnd"/>
-      <w:r>
-        <w:rPr>
-          <w:rFonts w:ascii="Consolas" w:hAnsi="Consolas" w:cs="Consolas"/>
-          <w:color w:val="000000"/>
-          <w:sz w:val="19"/>
-          <w:szCs w:val="19"/>
-          <w:lang w:val="en-US"/>
-        </w:rPr>
-        <w:t>time(0));</w:t>
-      </w:r>
-    </w:p>
-    <w:p>
-      <w:pPr>
-        <w:autoSpaceDE w:val="0"/>
-        <w:autoSpaceDN w:val="0"/>
-        <w:adjustRightInd w:val="0"/>
-        <w:spacing w:after="0" w:line="240" w:lineRule="auto"/>
-        <w:rPr>
-          <w:rFonts w:ascii="Consolas" w:hAnsi="Consolas" w:cs="Consolas"/>
-          <w:color w:val="000000"/>
-          <w:sz w:val="19"/>
-          <w:szCs w:val="19"/>
-          <w:lang w:val="en-US"/>
-        </w:rPr>
-      </w:pPr>
-      <w:r>
-        <w:rPr>
-          <w:rFonts w:ascii="Consolas" w:hAnsi="Consolas" w:cs="Consolas"/>
-          <w:color w:val="000000"/>
-          <w:sz w:val="19"/>
-          <w:szCs w:val="19"/>
-          <w:lang w:val="en-US"/>
-        </w:rPr>
-        <w:t xml:space="preserve">    </w:t>
-      </w:r>
-      <w:proofErr w:type="gramStart"/>
-      <w:r>
-        <w:rPr>
-          <w:rFonts w:ascii="Consolas" w:hAnsi="Consolas" w:cs="Consolas"/>
-          <w:color w:val="000000"/>
-          <w:sz w:val="19"/>
-          <w:szCs w:val="19"/>
-          <w:lang w:val="en-US"/>
-        </w:rPr>
-        <w:t>setlocale(</w:t>
-      </w:r>
-      <w:proofErr w:type="gramEnd"/>
-      <w:r>
-        <w:rPr>
-          <w:rFonts w:ascii="Consolas" w:hAnsi="Consolas" w:cs="Consolas"/>
-          <w:color w:val="6F008A"/>
-          <w:sz w:val="19"/>
-          <w:szCs w:val="19"/>
-          <w:lang w:val="en-US"/>
-        </w:rPr>
-        <w:t>LC_ALL</w:t>
-      </w:r>
-      <w:r>
-        <w:rPr>
-          <w:rFonts w:ascii="Consolas" w:hAnsi="Consolas" w:cs="Consolas"/>
-          <w:color w:val="000000"/>
-          <w:sz w:val="19"/>
-          <w:szCs w:val="19"/>
-          <w:lang w:val="en-US"/>
-        </w:rPr>
-        <w:t xml:space="preserve">, </w:t>
-      </w:r>
-      <w:r>
-        <w:rPr>
-          <w:rFonts w:ascii="Consolas" w:hAnsi="Consolas" w:cs="Consolas"/>
-          <w:color w:val="A31515"/>
-          <w:sz w:val="19"/>
-          <w:szCs w:val="19"/>
-          <w:lang w:val="en-US"/>
-        </w:rPr>
-        <w:t>"rus"</w:t>
-      </w:r>
-      <w:r>
-        <w:rPr>
-          <w:rFonts w:ascii="Consolas" w:hAnsi="Consolas" w:cs="Consolas"/>
-          <w:color w:val="000000"/>
-          <w:sz w:val="19"/>
-          <w:szCs w:val="19"/>
-          <w:lang w:val="en-US"/>
-        </w:rPr>
-        <w:t>);</w:t>
-      </w:r>
-    </w:p>
-    <w:p>
-      <w:pPr>
-        <w:autoSpaceDE w:val="0"/>
-        <w:autoSpaceDN w:val="0"/>
-        <w:adjustRightInd w:val="0"/>
-        <w:spacing w:after="0" w:line="240" w:lineRule="auto"/>
-        <w:rPr>
-          <w:rFonts w:ascii="Consolas" w:hAnsi="Consolas" w:cs="Consolas"/>
-          <w:color w:val="000000"/>
-          <w:sz w:val="19"/>
-          <w:szCs w:val="19"/>
-          <w:lang w:val="en-US"/>
-        </w:rPr>
-      </w:pPr>
-      <w:r>
-        <w:rPr>
-          <w:rFonts w:ascii="Consolas" w:hAnsi="Consolas" w:cs="Consolas"/>
-          <w:color w:val="000000"/>
-          <w:sz w:val="19"/>
-          <w:szCs w:val="19"/>
-          <w:lang w:val="en-US"/>
-        </w:rPr>
-        <w:t xml:space="preserve">    </w:t>
-      </w:r>
-      <w:proofErr w:type="gramStart"/>
-      <w:r>
-        <w:rPr>
-          <w:rFonts w:ascii="Consolas" w:hAnsi="Consolas" w:cs="Consolas"/>
-          <w:color w:val="0000FF"/>
-          <w:sz w:val="19"/>
-          <w:szCs w:val="19"/>
-          <w:lang w:val="en-US"/>
-        </w:rPr>
-        <w:t>int</w:t>
-      </w:r>
-      <w:proofErr w:type="gramEnd"/>
-      <w:r>
-        <w:rPr>
-          <w:rFonts w:ascii="Consolas" w:hAnsi="Consolas" w:cs="Consolas"/>
-          <w:color w:val="000000"/>
-          <w:sz w:val="19"/>
-          <w:szCs w:val="19"/>
-          <w:lang w:val="en-US"/>
-        </w:rPr>
-        <w:t xml:space="preserve"> n, mas[100], x;</w:t>
-      </w:r>
-    </w:p>
-    <w:p>
-      <w:pPr>
-        <w:autoSpaceDE w:val="0"/>
-        <w:autoSpaceDN w:val="0"/>
-        <w:adjustRightInd w:val="0"/>
-        <w:spacing w:after="0" w:line="240" w:lineRule="auto"/>
-        <w:rPr>
-          <w:rFonts w:ascii="Consolas" w:hAnsi="Consolas" w:cs="Consolas"/>
-          <w:color w:val="000000"/>
-          <w:sz w:val="19"/>
-          <w:szCs w:val="19"/>
-        </w:rPr>
-      </w:pPr>
-      <w:r>
-        <w:rPr>
-          <w:rFonts w:ascii="Consolas" w:hAnsi="Consolas" w:cs="Consolas"/>
-          <w:color w:val="000000"/>
-          <w:sz w:val="19"/>
-          <w:szCs w:val="19"/>
-          <w:lang w:val="en-US"/>
-        </w:rPr>
-        <w:t xml:space="preserve">    </w:t>
-      </w:r>
-      <w:r>
-        <w:rPr>
-          <w:rFonts w:ascii="Consolas" w:hAnsi="Consolas" w:cs="Consolas"/>
-          <w:color w:val="000000"/>
-          <w:sz w:val="19"/>
-          <w:szCs w:val="19"/>
-        </w:rPr>
-        <w:t xml:space="preserve">cout </w:t>
-      </w:r>
-      <w:proofErr w:type="gramStart"/>
-      <w:r>
-        <w:rPr>
-          <w:rFonts w:ascii="Consolas" w:hAnsi="Consolas" w:cs="Consolas"/>
-          <w:color w:val="008080"/>
-          <w:sz w:val="19"/>
-          <w:szCs w:val="19"/>
-        </w:rPr>
-        <w:t>&lt;&lt;</w:t>
-      </w:r>
-      <w:r>
-        <w:rPr>
-          <w:rFonts w:ascii="Consolas" w:hAnsi="Consolas" w:cs="Consolas"/>
-          <w:color w:val="000000"/>
-          <w:sz w:val="19"/>
-          <w:szCs w:val="19"/>
-        </w:rPr>
-        <w:t xml:space="preserve"> </w:t>
-      </w:r>
-      <w:r>
-        <w:rPr>
-          <w:rFonts w:ascii="Consolas" w:hAnsi="Consolas" w:cs="Consolas"/>
-          <w:color w:val="A31515"/>
-          <w:sz w:val="19"/>
-          <w:szCs w:val="19"/>
-        </w:rPr>
-        <w:t>"</w:t>
-      </w:r>
-      <w:proofErr w:type="gramEnd"/>
-      <w:r>
-        <w:rPr>
-          <w:rFonts w:ascii="Consolas" w:hAnsi="Consolas" w:cs="Consolas"/>
-          <w:color w:val="A31515"/>
-          <w:sz w:val="19"/>
-          <w:szCs w:val="19"/>
-        </w:rPr>
-        <w:t>Введите количество элементов в массиве: "</w:t>
-      </w:r>
-      <w:r>
-        <w:rPr>
-          <w:rFonts w:ascii="Consolas" w:hAnsi="Consolas" w:cs="Consolas"/>
-          <w:color w:val="000000"/>
-          <w:sz w:val="19"/>
-          <w:szCs w:val="19"/>
-        </w:rPr>
-        <w:t xml:space="preserve"> </w:t>
-      </w:r>
-      <w:r>
-        <w:rPr>
-          <w:rFonts w:ascii="Consolas" w:hAnsi="Consolas" w:cs="Consolas"/>
-          <w:color w:val="008080"/>
-          <w:sz w:val="19"/>
-          <w:szCs w:val="19"/>
-        </w:rPr>
-        <w:t>&lt;&lt;</w:t>
-      </w:r>
-      <w:r>
-        <w:rPr>
-          <w:rFonts w:ascii="Consolas" w:hAnsi="Consolas" w:cs="Consolas"/>
-          <w:color w:val="000000"/>
-          <w:sz w:val="19"/>
-          <w:szCs w:val="19"/>
-        </w:rPr>
-        <w:t xml:space="preserve"> endl;</w:t>
-      </w:r>
-    </w:p>
-    <w:p>
-      <w:pPr>
-        <w:autoSpaceDE w:val="0"/>
-        <w:autoSpaceDN w:val="0"/>
-        <w:adjustRightInd w:val="0"/>
-        <w:spacing w:after="0" w:line="240" w:lineRule="auto"/>
-        <w:rPr>
-          <w:rFonts w:ascii="Consolas" w:hAnsi="Consolas" w:cs="Consolas"/>
-          <w:color w:val="000000"/>
-          <w:sz w:val="19"/>
-          <w:szCs w:val="19"/>
-        </w:rPr>
-      </w:pPr>
-      <w:r>
-        <w:rPr>
-          <w:rFonts w:ascii="Consolas" w:hAnsi="Consolas" w:cs="Consolas"/>
-          <w:color w:val="000000"/>
-          <w:sz w:val="19"/>
-          <w:szCs w:val="19"/>
-        </w:rPr>
-        <w:t xml:space="preserve">    </w:t>
-      </w:r>
-      <w:proofErr w:type="gramStart"/>
-      <w:r>
-        <w:rPr>
-          <w:rFonts w:ascii="Consolas" w:hAnsi="Consolas" w:cs="Consolas"/>
-          <w:color w:val="000000"/>
-          <w:sz w:val="19"/>
-          <w:szCs w:val="19"/>
-        </w:rPr>
-        <w:t xml:space="preserve">cin </w:t>
-      </w:r>
-      <w:r>
-        <w:rPr>
-          <w:rFonts w:ascii="Consolas" w:hAnsi="Consolas" w:cs="Consolas"/>
-          <w:color w:val="008080"/>
-          <w:sz w:val="19"/>
-          <w:szCs w:val="19"/>
-        </w:rPr>
-        <w:t>&gt;</w:t>
-      </w:r>
-      <w:proofErr w:type="gramEnd"/>
-      <w:r>
-        <w:rPr>
-          <w:rFonts w:ascii="Consolas" w:hAnsi="Consolas" w:cs="Consolas"/>
-          <w:color w:val="008080"/>
-          <w:sz w:val="19"/>
-          <w:szCs w:val="19"/>
-        </w:rPr>
-        <w:t>&gt;</w:t>
-      </w:r>
-      <w:r>
-        <w:rPr>
-          <w:rFonts w:ascii="Consolas" w:hAnsi="Consolas" w:cs="Consolas"/>
-          <w:color w:val="000000"/>
-          <w:sz w:val="19"/>
-          <w:szCs w:val="19"/>
-        </w:rPr>
-        <w:t xml:space="preserve"> n;</w:t>
-      </w:r>
-    </w:p>
-    <w:p>
-      <w:pPr>
-        <w:autoSpaceDE w:val="0"/>
-        <w:autoSpaceDN w:val="0"/>
-        <w:adjustRightInd w:val="0"/>
-        <w:spacing w:after="0" w:line="240" w:lineRule="auto"/>
-        <w:rPr>
-          <w:rFonts w:ascii="Consolas" w:hAnsi="Consolas" w:cs="Consolas"/>
-          <w:color w:val="000000"/>
-          <w:sz w:val="19"/>
-          <w:szCs w:val="19"/>
-        </w:rPr>
-      </w:pPr>
-      <w:r>
-        <w:rPr>
-          <w:rFonts w:ascii="Consolas" w:hAnsi="Consolas" w:cs="Consolas"/>
-          <w:color w:val="000000"/>
-          <w:sz w:val="19"/>
-          <w:szCs w:val="19"/>
-        </w:rPr>
-        <w:t xml:space="preserve">    cout </w:t>
-      </w:r>
-      <w:proofErr w:type="gramStart"/>
-      <w:r>
-        <w:rPr>
-          <w:rFonts w:ascii="Consolas" w:hAnsi="Consolas" w:cs="Consolas"/>
-          <w:color w:val="008080"/>
-          <w:sz w:val="19"/>
-          <w:szCs w:val="19"/>
-        </w:rPr>
-        <w:t>&lt;&lt;</w:t>
-      </w:r>
-      <w:r>
-        <w:rPr>
-          <w:rFonts w:ascii="Consolas" w:hAnsi="Consolas" w:cs="Consolas"/>
-          <w:color w:val="000000"/>
-          <w:sz w:val="19"/>
-          <w:szCs w:val="19"/>
-        </w:rPr>
-        <w:t xml:space="preserve"> </w:t>
-      </w:r>
-      <w:r>
-        <w:rPr>
-          <w:rFonts w:ascii="Consolas" w:hAnsi="Consolas" w:cs="Consolas"/>
-          <w:color w:val="A31515"/>
-          <w:sz w:val="19"/>
-          <w:szCs w:val="19"/>
-        </w:rPr>
-        <w:t>"</w:t>
-      </w:r>
-      <w:proofErr w:type="gramEnd"/>
-      <w:r>
-        <w:rPr>
-          <w:rFonts w:ascii="Consolas" w:hAnsi="Consolas" w:cs="Consolas"/>
-          <w:color w:val="A31515"/>
-          <w:sz w:val="19"/>
-          <w:szCs w:val="19"/>
-        </w:rPr>
-        <w:t>Введите 1 для ручного заполнения массива и 0 для автоматического: "</w:t>
-      </w:r>
-      <w:r>
-        <w:rPr>
-          <w:rFonts w:ascii="Consolas" w:hAnsi="Consolas" w:cs="Consolas"/>
-          <w:color w:val="000000"/>
-          <w:sz w:val="19"/>
-          <w:szCs w:val="19"/>
-        </w:rPr>
-        <w:t xml:space="preserve"> </w:t>
-      </w:r>
-      <w:r>
-        <w:rPr>
-          <w:rFonts w:ascii="Consolas" w:hAnsi="Consolas" w:cs="Consolas"/>
-          <w:color w:val="008080"/>
-          <w:sz w:val="19"/>
-          <w:szCs w:val="19"/>
-        </w:rPr>
-        <w:t>&lt;&lt;</w:t>
-      </w:r>
-      <w:r>
-        <w:rPr>
-          <w:rFonts w:ascii="Consolas" w:hAnsi="Consolas" w:cs="Consolas"/>
-          <w:color w:val="000000"/>
-          <w:sz w:val="19"/>
-          <w:szCs w:val="19"/>
-        </w:rPr>
-        <w:t xml:space="preserve"> endl;</w:t>
-      </w:r>
-    </w:p>
-    <w:p>
-      <w:pPr>
-        <w:autoSpaceDE w:val="0"/>
-        <w:autoSpaceDN w:val="0"/>
-        <w:adjustRightInd w:val="0"/>
-        <w:spacing w:after="0" w:line="240" w:lineRule="auto"/>
-        <w:rPr>
-          <w:rFonts w:ascii="Consolas" w:hAnsi="Consolas" w:cs="Consolas"/>
-          <w:color w:val="000000"/>
-          <w:sz w:val="19"/>
-          <w:szCs w:val="19"/>
-          <w:lang w:val="en-US"/>
-        </w:rPr>
-      </w:pPr>
-      <w:r>
-        <w:rPr>
-          <w:rFonts w:ascii="Consolas" w:hAnsi="Consolas" w:cs="Consolas"/>
-          <w:color w:val="000000"/>
-          <w:sz w:val="19"/>
-          <w:szCs w:val="19"/>
-        </w:rPr>
-        <w:t xml:space="preserve">    </w:t>
-      </w:r>
-      <w:proofErr w:type="gramStart"/>
-      <w:r>
-        <w:rPr>
-          <w:rFonts w:ascii="Consolas" w:hAnsi="Consolas" w:cs="Consolas"/>
-          <w:color w:val="000000"/>
-          <w:sz w:val="19"/>
-          <w:szCs w:val="19"/>
-          <w:lang w:val="en-US"/>
-        </w:rPr>
-        <w:t>cin</w:t>
-      </w:r>
-      <w:proofErr w:type="gramEnd"/>
-      <w:r>
-        <w:rPr>
-          <w:rFonts w:ascii="Consolas" w:hAnsi="Consolas" w:cs="Consolas"/>
-          <w:color w:val="000000"/>
-          <w:sz w:val="19"/>
-          <w:szCs w:val="19"/>
-          <w:lang w:val="en-US"/>
-        </w:rPr>
-        <w:t xml:space="preserve"> </w:t>
-      </w:r>
-      <w:r>
-        <w:rPr>
-          <w:rFonts w:ascii="Consolas" w:hAnsi="Consolas" w:cs="Consolas"/>
-          <w:color w:val="008080"/>
-          <w:sz w:val="19"/>
-          <w:szCs w:val="19"/>
-          <w:lang w:val="en-US"/>
-        </w:rPr>
-        <w:t>&gt;&gt;</w:t>
-      </w:r>
-      <w:r>
-        <w:rPr>
-          <w:rFonts w:ascii="Consolas" w:hAnsi="Consolas" w:cs="Consolas"/>
-          <w:color w:val="000000"/>
-          <w:sz w:val="19"/>
-          <w:szCs w:val="19"/>
-          <w:lang w:val="en-US"/>
-        </w:rPr>
-        <w:t xml:space="preserve"> x;</w:t>
-      </w:r>
-    </w:p>
-    <w:p>
-      <w:pPr>
-        <w:autoSpaceDE w:val="0"/>
-        <w:autoSpaceDN w:val="0"/>
-        <w:adjustRightInd w:val="0"/>
-        <w:spacing w:after="0" w:line="240" w:lineRule="auto"/>
-        <w:rPr>
-          <w:rFonts w:ascii="Consolas" w:hAnsi="Consolas" w:cs="Consolas"/>
-          <w:color w:val="000000"/>
-          <w:sz w:val="19"/>
-          <w:szCs w:val="19"/>
-          <w:lang w:val="en-US"/>
-        </w:rPr>
-      </w:pPr>
-      <w:r>
-        <w:rPr>
-          <w:rFonts w:ascii="Consolas" w:hAnsi="Consolas" w:cs="Consolas"/>
-          <w:color w:val="000000"/>
-          <w:sz w:val="19"/>
-          <w:szCs w:val="19"/>
-          <w:lang w:val="en-US"/>
-        </w:rPr>
-        <w:t xml:space="preserve">    </w:t>
-      </w:r>
-      <w:proofErr w:type="gramStart"/>
-      <w:r>
-        <w:rPr>
-          <w:rFonts w:ascii="Consolas" w:hAnsi="Consolas" w:cs="Consolas"/>
-          <w:color w:val="0000FF"/>
-          <w:sz w:val="19"/>
-          <w:szCs w:val="19"/>
-          <w:lang w:val="en-US"/>
-        </w:rPr>
-        <w:t>if</w:t>
-      </w:r>
-      <w:proofErr w:type="gramEnd"/>
-      <w:r>
-        <w:rPr>
-          <w:rFonts w:ascii="Consolas" w:hAnsi="Consolas" w:cs="Consolas"/>
-          <w:color w:val="000000"/>
-          <w:sz w:val="19"/>
-          <w:szCs w:val="19"/>
-          <w:lang w:val="en-US"/>
-        </w:rPr>
-        <w:t xml:space="preserve"> (x == 1) vvod(n, mas);</w:t>
-      </w:r>
-    </w:p>
-    <w:p>
-      <w:pPr>
-        <w:autoSpaceDE w:val="0"/>
-        <w:autoSpaceDN w:val="0"/>
-        <w:adjustRightInd w:val="0"/>
-        <w:spacing w:after="0" w:line="240" w:lineRule="auto"/>
-        <w:rPr>
-          <w:rFonts w:ascii="Consolas" w:hAnsi="Consolas" w:cs="Consolas"/>
-          <w:color w:val="000000"/>
-          <w:sz w:val="19"/>
-          <w:szCs w:val="19"/>
-          <w:lang w:val="en-US"/>
-        </w:rPr>
-      </w:pPr>
-      <w:r>
-        <w:rPr>
-          <w:rFonts w:ascii="Consolas" w:hAnsi="Consolas" w:cs="Consolas"/>
-          <w:color w:val="000000"/>
-          <w:sz w:val="19"/>
-          <w:szCs w:val="19"/>
-          <w:lang w:val="en-US"/>
-        </w:rPr>
-        <w:t xml:space="preserve">    </w:t>
-      </w:r>
-      <w:proofErr w:type="gramStart"/>
-      <w:r>
-        <w:rPr>
-          <w:rFonts w:ascii="Consolas" w:hAnsi="Consolas" w:cs="Consolas"/>
-          <w:color w:val="0000FF"/>
-          <w:sz w:val="19"/>
-          <w:szCs w:val="19"/>
-          <w:lang w:val="en-US"/>
-        </w:rPr>
-        <w:t>else</w:t>
-      </w:r>
-      <w:proofErr w:type="gramEnd"/>
-      <w:r>
-        <w:rPr>
-          <w:rFonts w:ascii="Consolas" w:hAnsi="Consolas" w:cs="Consolas"/>
-          <w:color w:val="000000"/>
-          <w:sz w:val="19"/>
-          <w:szCs w:val="19"/>
-          <w:lang w:val="en-US"/>
-        </w:rPr>
-        <w:t xml:space="preserve"> </w:t>
-      </w:r>
-      <w:r>
-        <w:rPr>
-          <w:rFonts w:ascii="Consolas" w:hAnsi="Consolas" w:cs="Consolas"/>
-          <w:color w:val="0000FF"/>
-          <w:sz w:val="19"/>
-          <w:szCs w:val="19"/>
-          <w:lang w:val="en-US"/>
-        </w:rPr>
-        <w:t>if</w:t>
-      </w:r>
-      <w:r>
-        <w:rPr>
-          <w:rFonts w:ascii="Consolas" w:hAnsi="Consolas" w:cs="Consolas"/>
-          <w:color w:val="000000"/>
-          <w:sz w:val="19"/>
-          <w:szCs w:val="19"/>
-          <w:lang w:val="en-US"/>
-        </w:rPr>
-        <w:t xml:space="preserve"> (x == 0) randvvod(n, mas);</w:t>
-      </w:r>
-    </w:p>
-    <w:p>
-      <w:pPr>
-        <w:autoSpaceDE w:val="0"/>
-        <w:autoSpaceDN w:val="0"/>
-        <w:adjustRightInd w:val="0"/>
-        <w:spacing w:after="0" w:line="240" w:lineRule="auto"/>
-        <w:rPr>
-          <w:rFonts w:ascii="Consolas" w:hAnsi="Consolas" w:cs="Consolas"/>
-          <w:color w:val="000000"/>
-          <w:sz w:val="19"/>
-          <w:szCs w:val="19"/>
-        </w:rPr>
-      </w:pPr>
-      <w:r>
-        <w:rPr>
-          <w:rFonts w:ascii="Consolas" w:hAnsi="Consolas" w:cs="Consolas"/>
-          <w:color w:val="000000"/>
-          <w:sz w:val="19"/>
-          <w:szCs w:val="19"/>
-          <w:lang w:val="en-US"/>
-        </w:rPr>
-        <w:t xml:space="preserve">    </w:t>
-      </w:r>
-      <w:r>
-        <w:rPr>
-          <w:rFonts w:ascii="Consolas" w:hAnsi="Consolas" w:cs="Consolas"/>
-          <w:color w:val="0000FF"/>
-          <w:sz w:val="19"/>
-          <w:szCs w:val="19"/>
-        </w:rPr>
-        <w:t>else</w:t>
-      </w:r>
-      <w:r>
-        <w:rPr>
-          <w:rFonts w:ascii="Consolas" w:hAnsi="Consolas" w:cs="Consolas"/>
-          <w:color w:val="000000"/>
-          <w:sz w:val="19"/>
-          <w:szCs w:val="19"/>
-        </w:rPr>
-        <w:t xml:space="preserve"> {</w:t>
-      </w:r>
-    </w:p>
-    <w:p>
-      <w:pPr>
-        <w:autoSpaceDE w:val="0"/>
-        <w:autoSpaceDN w:val="0"/>
-        <w:adjustRightInd w:val="0"/>
-        <w:spacing w:after="0" w:line="240" w:lineRule="auto"/>
-        <w:rPr>
-          <w:rFonts w:ascii="Consolas" w:hAnsi="Consolas" w:cs="Consolas"/>
-          <w:color w:val="000000"/>
-          <w:sz w:val="19"/>
-          <w:szCs w:val="19"/>
-        </w:rPr>
-      </w:pPr>
-      <w:r>
-        <w:rPr>
-          <w:rFonts w:ascii="Consolas" w:hAnsi="Consolas" w:cs="Consolas"/>
-          <w:color w:val="000000"/>
-          <w:sz w:val="19"/>
-          <w:szCs w:val="19"/>
-        </w:rPr>
-        <w:t xml:space="preserve">        cout </w:t>
-      </w:r>
-      <w:proofErr w:type="gramStart"/>
-      <w:r>
-        <w:rPr>
-          <w:rFonts w:ascii="Consolas" w:hAnsi="Consolas" w:cs="Consolas"/>
-          <w:color w:val="008080"/>
-          <w:sz w:val="19"/>
-          <w:szCs w:val="19"/>
-        </w:rPr>
-        <w:t>&lt;&lt;</w:t>
-      </w:r>
-      <w:r>
-        <w:rPr>
-          <w:rFonts w:ascii="Consolas" w:hAnsi="Consolas" w:cs="Consolas"/>
-          <w:color w:val="000000"/>
-          <w:sz w:val="19"/>
-          <w:szCs w:val="19"/>
-        </w:rPr>
-        <w:t xml:space="preserve"> </w:t>
-      </w:r>
-      <w:r>
-        <w:rPr>
-          <w:rFonts w:ascii="Consolas" w:hAnsi="Consolas" w:cs="Consolas"/>
-          <w:color w:val="A31515"/>
-          <w:sz w:val="19"/>
-          <w:szCs w:val="19"/>
-        </w:rPr>
-        <w:t>"</w:t>
-      </w:r>
-      <w:proofErr w:type="gramEnd"/>
-      <w:r>
-        <w:rPr>
-          <w:rFonts w:ascii="Consolas" w:hAnsi="Consolas" w:cs="Consolas"/>
-          <w:color w:val="A31515"/>
-          <w:sz w:val="19"/>
-          <w:szCs w:val="19"/>
-        </w:rPr>
-        <w:t>Некорректные данные."</w:t>
-      </w:r>
-      <w:r>
-        <w:rPr>
-          <w:rFonts w:ascii="Consolas" w:hAnsi="Consolas" w:cs="Consolas"/>
-          <w:color w:val="000000"/>
-          <w:sz w:val="19"/>
-          <w:szCs w:val="19"/>
-        </w:rPr>
-        <w:t xml:space="preserve"> </w:t>
-      </w:r>
-      <w:proofErr w:type="gramStart"/>
-      <w:r>
-        <w:rPr>
-          <w:rFonts w:ascii="Consolas" w:hAnsi="Consolas" w:cs="Consolas"/>
-          <w:color w:val="008080"/>
-          <w:sz w:val="19"/>
-          <w:szCs w:val="19"/>
-        </w:rPr>
-        <w:t>&lt;&lt;</w:t>
-      </w:r>
-      <w:r>
-        <w:rPr>
-          <w:rFonts w:ascii="Consolas" w:hAnsi="Consolas" w:cs="Consolas"/>
-          <w:color w:val="000000"/>
-          <w:sz w:val="19"/>
-          <w:szCs w:val="19"/>
-        </w:rPr>
-        <w:t xml:space="preserve"> endl</w:t>
-      </w:r>
-      <w:proofErr w:type="gramEnd"/>
-      <w:r>
-        <w:rPr>
-          <w:rFonts w:ascii="Consolas" w:hAnsi="Consolas" w:cs="Consolas"/>
-          <w:color w:val="000000"/>
-          <w:sz w:val="19"/>
-          <w:szCs w:val="19"/>
-        </w:rPr>
-        <w:t>;</w:t>
-      </w:r>
-    </w:p>
-    <w:p>
-      <w:pPr>
-        <w:autoSpaceDE w:val="0"/>
-        <w:autoSpaceDN w:val="0"/>
-        <w:adjustRightInd w:val="0"/>
-        <w:spacing w:after="0" w:line="240" w:lineRule="auto"/>
-        <w:rPr>
-          <w:rFonts w:ascii="Consolas" w:hAnsi="Consolas" w:cs="Consolas"/>
-          <w:color w:val="000000"/>
-          <w:sz w:val="19"/>
-          <w:szCs w:val="19"/>
-        </w:rPr>
-      </w:pPr>
-      <w:r>
-        <w:rPr>
-          <w:rFonts w:ascii="Consolas" w:hAnsi="Consolas" w:cs="Consolas"/>
-          <w:color w:val="000000"/>
-          <w:sz w:val="19"/>
-          <w:szCs w:val="19"/>
-        </w:rPr>
-        <w:t xml:space="preserve">        </w:t>
-      </w:r>
-      <w:r>
-        <w:rPr>
-          <w:rFonts w:ascii="Consolas" w:hAnsi="Consolas" w:cs="Consolas"/>
-          <w:color w:val="0000FF"/>
-          <w:sz w:val="19"/>
-          <w:szCs w:val="19"/>
-        </w:rPr>
-        <w:t>return</w:t>
-      </w:r>
-      <w:r>
-        <w:rPr>
-          <w:rFonts w:ascii="Consolas" w:hAnsi="Consolas" w:cs="Consolas"/>
-          <w:color w:val="000000"/>
-          <w:sz w:val="19"/>
-          <w:szCs w:val="19"/>
-        </w:rPr>
-        <w:t xml:space="preserve"> 0;</w:t>
-      </w:r>
-    </w:p>
-    <w:p>
-      <w:pPr>
-        <w:autoSpaceDE w:val="0"/>
-        <w:autoSpaceDN w:val="0"/>
-        <w:adjustRightInd w:val="0"/>
-        <w:spacing w:after="0" w:line="240" w:lineRule="auto"/>
-        <w:rPr>
-          <w:rFonts w:ascii="Consolas" w:hAnsi="Consolas" w:cs="Consolas"/>
-          <w:color w:val="000000"/>
-          <w:sz w:val="19"/>
-          <w:szCs w:val="19"/>
-        </w:rPr>
-      </w:pPr>
-      <w:r>
-        <w:rPr>
-          <w:rFonts w:ascii="Consolas" w:hAnsi="Consolas" w:cs="Consolas"/>
-          <w:color w:val="000000"/>
-          <w:sz w:val="19"/>
-          <w:szCs w:val="19"/>
-        </w:rPr>
-        <w:t xml:space="preserve">    }</w:t>
-      </w:r>
-    </w:p>
-    <w:p>
-      <w:pPr>
-        <w:autoSpaceDE w:val="0"/>
-        <w:autoSpaceDN w:val="0"/>
-        <w:adjustRightInd w:val="0"/>
-        <w:spacing w:after="0" w:line="240" w:lineRule="auto"/>
-        <w:rPr>
-          <w:rFonts w:ascii="Consolas" w:hAnsi="Consolas" w:cs="Consolas"/>
-          <w:color w:val="000000"/>
-          <w:sz w:val="19"/>
-          <w:szCs w:val="19"/>
-        </w:rPr>
-      </w:pPr>
-      <w:r>
-        <w:rPr>
-          <w:rFonts w:ascii="Consolas" w:hAnsi="Consolas" w:cs="Consolas"/>
-          <w:color w:val="000000"/>
-          <w:sz w:val="19"/>
-          <w:szCs w:val="19"/>
-        </w:rPr>
-        <w:t xml:space="preserve">    cout </w:t>
-      </w:r>
-      <w:proofErr w:type="gramStart"/>
-      <w:r>
-        <w:rPr>
-          <w:rFonts w:ascii="Consolas" w:hAnsi="Consolas" w:cs="Consolas"/>
-          <w:color w:val="008080"/>
-          <w:sz w:val="19"/>
-          <w:szCs w:val="19"/>
-        </w:rPr>
-        <w:t>&lt;&lt;</w:t>
-      </w:r>
-      <w:r>
-        <w:rPr>
-          <w:rFonts w:ascii="Consolas" w:hAnsi="Consolas" w:cs="Consolas"/>
-          <w:color w:val="000000"/>
-          <w:sz w:val="19"/>
-          <w:szCs w:val="19"/>
-        </w:rPr>
-        <w:t xml:space="preserve"> </w:t>
-      </w:r>
-      <w:r>
-        <w:rPr>
-          <w:rFonts w:ascii="Consolas" w:hAnsi="Consolas" w:cs="Consolas"/>
-          <w:color w:val="A31515"/>
-          <w:sz w:val="19"/>
-          <w:szCs w:val="19"/>
-        </w:rPr>
-        <w:t>"</w:t>
-      </w:r>
-      <w:proofErr w:type="gramEnd"/>
-      <w:r>
-        <w:rPr>
-          <w:rFonts w:ascii="Consolas" w:hAnsi="Consolas" w:cs="Consolas"/>
-          <w:color w:val="A31515"/>
-          <w:sz w:val="19"/>
-          <w:szCs w:val="19"/>
-        </w:rPr>
-        <w:t>Полученный массив: "</w:t>
-      </w:r>
-      <w:r>
-        <w:rPr>
-          <w:rFonts w:ascii="Consolas" w:hAnsi="Consolas" w:cs="Consolas"/>
-          <w:color w:val="000000"/>
-          <w:sz w:val="19"/>
-          <w:szCs w:val="19"/>
-        </w:rPr>
-        <w:t xml:space="preserve"> </w:t>
-      </w:r>
-      <w:r>
-        <w:rPr>
-          <w:rFonts w:ascii="Consolas" w:hAnsi="Consolas" w:cs="Consolas"/>
-          <w:color w:val="008080"/>
-          <w:sz w:val="19"/>
-          <w:szCs w:val="19"/>
-        </w:rPr>
-        <w:t>&lt;&lt;</w:t>
-      </w:r>
-      <w:r>
-        <w:rPr>
-          <w:rFonts w:ascii="Consolas" w:hAnsi="Consolas" w:cs="Consolas"/>
-          <w:color w:val="000000"/>
-          <w:sz w:val="19"/>
-          <w:szCs w:val="19"/>
-        </w:rPr>
-        <w:t xml:space="preserve"> endl;</w:t>
-      </w:r>
-    </w:p>
-    <w:p>
-      <w:pPr>
-        <w:autoSpaceDE w:val="0"/>
-        <w:autoSpaceDN w:val="0"/>
-        <w:adjustRightInd w:val="0"/>
-        <w:spacing w:after="0" w:line="240" w:lineRule="auto"/>
-        <w:rPr>
-          <w:rFonts w:ascii="Consolas" w:hAnsi="Consolas" w:cs="Consolas"/>
-          <w:color w:val="000000"/>
-          <w:sz w:val="19"/>
-          <w:szCs w:val="19"/>
-          <w:lang w:val="en-US"/>
-        </w:rPr>
-      </w:pPr>
-      <w:r>
-        <w:rPr>
-          <w:rFonts w:ascii="Consolas" w:hAnsi="Consolas" w:cs="Consolas"/>
-          <w:color w:val="000000"/>
-          <w:sz w:val="19"/>
-          <w:szCs w:val="19"/>
-        </w:rPr>
-        <w:t xml:space="preserve">    </w:t>
-      </w:r>
-      <w:proofErr w:type="gramStart"/>
-      <w:r>
-        <w:rPr>
-          <w:rFonts w:ascii="Consolas" w:hAnsi="Consolas" w:cs="Consolas"/>
-          <w:color w:val="000000"/>
-          <w:sz w:val="19"/>
-          <w:szCs w:val="19"/>
-          <w:lang w:val="en-US"/>
-        </w:rPr>
-        <w:t>out(</w:t>
-      </w:r>
-      <w:proofErr w:type="gramEnd"/>
-      <w:r>
-        <w:rPr>
-          <w:rFonts w:ascii="Consolas" w:hAnsi="Consolas" w:cs="Consolas"/>
-          <w:color w:val="000000"/>
-          <w:sz w:val="19"/>
-          <w:szCs w:val="19"/>
-          <w:lang w:val="en-US"/>
-        </w:rPr>
-        <w:t>n, mas);</w:t>
-      </w:r>
-    </w:p>
-    <w:p>
-      <w:pPr>
-        <w:autoSpaceDE w:val="0"/>
-        <w:autoSpaceDN w:val="0"/>
-        <w:adjustRightInd w:val="0"/>
-        <w:spacing w:after="0" w:line="240" w:lineRule="auto"/>
-        <w:rPr>
-          <w:rFonts w:ascii="Consolas" w:hAnsi="Consolas" w:cs="Consolas"/>
-          <w:color w:val="000000"/>
-          <w:sz w:val="19"/>
-          <w:szCs w:val="19"/>
-          <w:lang w:val="en-US"/>
-        </w:rPr>
-      </w:pPr>
-      <w:r>
-        <w:rPr>
-          <w:rFonts w:ascii="Consolas" w:hAnsi="Consolas" w:cs="Consolas"/>
-          <w:color w:val="000000"/>
-          <w:sz w:val="19"/>
-          <w:szCs w:val="19"/>
-          <w:lang w:val="en-US"/>
-        </w:rPr>
-        <w:t xml:space="preserve">    </w:t>
-      </w:r>
-      <w:proofErr w:type="gramStart"/>
-      <w:r>
-        <w:rPr>
-          <w:rFonts w:ascii="Consolas" w:hAnsi="Consolas" w:cs="Consolas"/>
-          <w:color w:val="000000"/>
-          <w:sz w:val="19"/>
-          <w:szCs w:val="19"/>
-          <w:lang w:val="en-US"/>
-        </w:rPr>
-        <w:t>cout</w:t>
-      </w:r>
-      <w:proofErr w:type="gramEnd"/>
-      <w:r>
-        <w:rPr>
-          <w:rFonts w:ascii="Consolas" w:hAnsi="Consolas" w:cs="Consolas"/>
-          <w:color w:val="000000"/>
-          <w:sz w:val="19"/>
-          <w:szCs w:val="19"/>
-          <w:lang w:val="en-US"/>
-        </w:rPr>
-        <w:t xml:space="preserve"> </w:t>
-      </w:r>
-      <w:r>
-        <w:rPr>
-          <w:rFonts w:ascii="Consolas" w:hAnsi="Consolas" w:cs="Consolas"/>
-          <w:color w:val="008080"/>
-          <w:sz w:val="19"/>
-          <w:szCs w:val="19"/>
-          <w:lang w:val="en-US"/>
-        </w:rPr>
-        <w:t>&lt;&lt;</w:t>
-      </w:r>
-      <w:r>
-        <w:rPr>
-          <w:rFonts w:ascii="Consolas" w:hAnsi="Consolas" w:cs="Consolas"/>
-          <w:color w:val="000000"/>
-          <w:sz w:val="19"/>
-          <w:szCs w:val="19"/>
-          <w:lang w:val="en-US"/>
-        </w:rPr>
-        <w:t xml:space="preserve"> endl;</w:t>
-      </w:r>
-    </w:p>
-    <w:p>
-      <w:pPr>
-        <w:autoSpaceDE w:val="0"/>
-        <w:autoSpaceDN w:val="0"/>
-        <w:adjustRightInd w:val="0"/>
-        <w:spacing w:after="0" w:line="240" w:lineRule="auto"/>
-        <w:rPr>
-          <w:rFonts w:ascii="Consolas" w:hAnsi="Consolas" w:cs="Consolas"/>
-          <w:color w:val="000000"/>
-          <w:sz w:val="19"/>
-          <w:szCs w:val="19"/>
-        </w:rPr>
-      </w:pPr>
-      <w:r>
-        <w:rPr>
-          <w:rFonts w:ascii="Consolas" w:hAnsi="Consolas" w:cs="Consolas"/>
-          <w:color w:val="000000"/>
-          <w:sz w:val="19"/>
-          <w:szCs w:val="19"/>
-          <w:lang w:val="en-US"/>
-        </w:rPr>
-        <w:t xml:space="preserve">    </w:t>
-      </w:r>
-      <w:r>
-        <w:rPr>
-          <w:rFonts w:ascii="Consolas" w:hAnsi="Consolas" w:cs="Consolas"/>
-          <w:color w:val="0000FF"/>
-          <w:sz w:val="19"/>
-          <w:szCs w:val="19"/>
-        </w:rPr>
-        <w:t>bool</w:t>
-      </w:r>
-      <w:r>
-        <w:rPr>
-          <w:rFonts w:ascii="Consolas" w:hAnsi="Consolas" w:cs="Consolas"/>
-          <w:color w:val="000000"/>
-          <w:sz w:val="19"/>
-          <w:szCs w:val="19"/>
-        </w:rPr>
-        <w:t xml:space="preserve"> flag = </w:t>
-      </w:r>
-      <w:r>
-        <w:rPr>
-          <w:rFonts w:ascii="Consolas" w:hAnsi="Consolas" w:cs="Consolas"/>
-          <w:color w:val="0000FF"/>
-          <w:sz w:val="19"/>
-          <w:szCs w:val="19"/>
-        </w:rPr>
-        <w:t>true</w:t>
-      </w:r>
-      <w:r>
-        <w:rPr>
-          <w:rFonts w:ascii="Consolas" w:hAnsi="Consolas" w:cs="Consolas"/>
-          <w:color w:val="000000"/>
-          <w:sz w:val="19"/>
-          <w:szCs w:val="19"/>
-        </w:rPr>
-        <w:t>;</w:t>
-      </w:r>
-    </w:p>
-    <w:p>
-      <w:pPr>
-        <w:autoSpaceDE w:val="0"/>
-        <w:autoSpaceDN w:val="0"/>
-        <w:adjustRightInd w:val="0"/>
-        <w:spacing w:after="0" w:line="240" w:lineRule="auto"/>
-        <w:rPr>
-          <w:rFonts w:ascii="Consolas" w:hAnsi="Consolas" w:cs="Consolas"/>
-          <w:color w:val="000000"/>
-          <w:sz w:val="19"/>
-          <w:szCs w:val="19"/>
-        </w:rPr>
-      </w:pPr>
-      <w:r>
-        <w:rPr>
-          <w:rFonts w:ascii="Consolas" w:hAnsi="Consolas" w:cs="Consolas"/>
-          <w:color w:val="000000"/>
-          <w:sz w:val="19"/>
-          <w:szCs w:val="19"/>
-        </w:rPr>
-        <w:t xml:space="preserve">    cout </w:t>
-      </w:r>
-      <w:proofErr w:type="gramStart"/>
-      <w:r>
-        <w:rPr>
-          <w:rFonts w:ascii="Consolas" w:hAnsi="Consolas" w:cs="Consolas"/>
-          <w:color w:val="008080"/>
-          <w:sz w:val="19"/>
-          <w:szCs w:val="19"/>
-        </w:rPr>
-        <w:t>&lt;&lt;</w:t>
-      </w:r>
-      <w:r>
-        <w:rPr>
-          <w:rFonts w:ascii="Consolas" w:hAnsi="Consolas" w:cs="Consolas"/>
-          <w:color w:val="000000"/>
-          <w:sz w:val="19"/>
-          <w:szCs w:val="19"/>
-        </w:rPr>
-        <w:t xml:space="preserve"> </w:t>
-      </w:r>
-      <w:r>
-        <w:rPr>
-          <w:rFonts w:ascii="Consolas" w:hAnsi="Consolas" w:cs="Consolas"/>
-          <w:color w:val="A31515"/>
-          <w:sz w:val="19"/>
-          <w:szCs w:val="19"/>
-        </w:rPr>
-        <w:t>"</w:t>
-      </w:r>
-      <w:proofErr w:type="gramEnd"/>
-      <w:r>
-        <w:rPr>
-          <w:rFonts w:ascii="Consolas" w:hAnsi="Consolas" w:cs="Consolas"/>
-          <w:color w:val="A31515"/>
-          <w:sz w:val="19"/>
-          <w:szCs w:val="19"/>
-        </w:rPr>
-        <w:t>Номера локальных максимумов: "</w:t>
-      </w:r>
-      <w:r>
-        <w:rPr>
-          <w:rFonts w:ascii="Consolas" w:hAnsi="Consolas" w:cs="Consolas"/>
-          <w:color w:val="000000"/>
-          <w:sz w:val="19"/>
-          <w:szCs w:val="19"/>
-        </w:rPr>
-        <w:t>;</w:t>
-      </w:r>
-    </w:p>
-    <w:p>
-      <w:pPr>
-        <w:autoSpaceDE w:val="0"/>
-        <w:autoSpaceDN w:val="0"/>
-        <w:adjustRightInd w:val="0"/>
-        <w:spacing w:after="0" w:line="240" w:lineRule="auto"/>
-        <w:rPr>
-          <w:rFonts w:ascii="Consolas" w:hAnsi="Consolas" w:cs="Consolas"/>
-          <w:color w:val="000000"/>
-          <w:sz w:val="19"/>
-          <w:szCs w:val="19"/>
-          <w:lang w:val="en-US"/>
-        </w:rPr>
-      </w:pPr>
-      <w:r>
-        <w:rPr>
-          <w:rFonts w:ascii="Consolas" w:hAnsi="Consolas" w:cs="Consolas"/>
-          <w:color w:val="000000"/>
-          <w:sz w:val="19"/>
-          <w:szCs w:val="19"/>
-        </w:rPr>
-        <w:t xml:space="preserve">    </w:t>
-      </w:r>
-      <w:proofErr w:type="gramStart"/>
-      <w:r>
-        <w:rPr>
-          <w:rFonts w:ascii="Consolas" w:hAnsi="Consolas" w:cs="Consolas"/>
-          <w:color w:val="0000FF"/>
-          <w:sz w:val="19"/>
-          <w:szCs w:val="19"/>
-          <w:lang w:val="en-US"/>
-        </w:rPr>
-        <w:t>for</w:t>
-      </w:r>
-      <w:proofErr w:type="gramEnd"/>
-      <w:r>
-        <w:rPr>
-          <w:rFonts w:ascii="Consolas" w:hAnsi="Consolas" w:cs="Consolas"/>
-          <w:color w:val="000000"/>
-          <w:sz w:val="19"/>
-          <w:szCs w:val="19"/>
-          <w:lang w:val="en-US"/>
-        </w:rPr>
-        <w:t xml:space="preserve"> (</w:t>
-      </w:r>
-      <w:r>
-        <w:rPr>
-          <w:rFonts w:ascii="Consolas" w:hAnsi="Consolas" w:cs="Consolas"/>
-          <w:color w:val="0000FF"/>
-          <w:sz w:val="19"/>
-          <w:szCs w:val="19"/>
-          <w:lang w:val="en-US"/>
-        </w:rPr>
-        <w:t>int</w:t>
-      </w:r>
-      <w:r>
-        <w:rPr>
-          <w:rFonts w:ascii="Consolas" w:hAnsi="Consolas" w:cs="Consolas"/>
-          <w:color w:val="000000"/>
-          <w:sz w:val="19"/>
-          <w:szCs w:val="19"/>
-          <w:lang w:val="en-US"/>
-        </w:rPr>
-        <w:t xml:space="preserve"> i = 1; i &lt; n - 1; i++) {</w:t>
-      </w:r>
-    </w:p>
-    <w:p>
-      <w:pPr>
-        <w:autoSpaceDE w:val="0"/>
-        <w:autoSpaceDN w:val="0"/>
-        <w:adjustRightInd w:val="0"/>
-        <w:spacing w:after="0" w:line="240" w:lineRule="auto"/>
-        <w:rPr>
-          <w:rFonts w:ascii="Consolas" w:hAnsi="Consolas" w:cs="Consolas"/>
-          <w:color w:val="000000"/>
-          <w:sz w:val="19"/>
-          <w:szCs w:val="19"/>
-          <w:lang w:val="en-US"/>
-        </w:rPr>
-      </w:pPr>
-      <w:r>
-        <w:rPr>
-          <w:rFonts w:ascii="Consolas" w:hAnsi="Consolas" w:cs="Consolas"/>
-          <w:color w:val="000000"/>
-          <w:sz w:val="19"/>
-          <w:szCs w:val="19"/>
-          <w:lang w:val="en-US"/>
-        </w:rPr>
-        <w:t xml:space="preserve">        </w:t>
-      </w:r>
-      <w:proofErr w:type="gramStart"/>
-      <w:r>
-        <w:rPr>
-          <w:rFonts w:ascii="Consolas" w:hAnsi="Consolas" w:cs="Consolas"/>
-          <w:color w:val="0000FF"/>
-          <w:sz w:val="19"/>
-          <w:szCs w:val="19"/>
-          <w:lang w:val="en-US"/>
-        </w:rPr>
-        <w:t>if</w:t>
-      </w:r>
-      <w:proofErr w:type="gramEnd"/>
-      <w:r>
-        <w:rPr>
-          <w:rFonts w:ascii="Consolas" w:hAnsi="Consolas" w:cs="Consolas"/>
-          <w:color w:val="000000"/>
-          <w:sz w:val="19"/>
-          <w:szCs w:val="19"/>
-          <w:lang w:val="en-US"/>
-        </w:rPr>
-        <w:t xml:space="preserve"> (mas[i] &gt; mas[i - 1] and mas[i] &gt; mas[i + 1]) {</w:t>
-      </w:r>
-    </w:p>
-    <w:p>
-      <w:pPr>
-        <w:autoSpaceDE w:val="0"/>
-        <w:autoSpaceDN w:val="0"/>
-        <w:adjustRightInd w:val="0"/>
-        <w:spacing w:after="0" w:line="240" w:lineRule="auto"/>
-        <w:rPr>
-          <w:rFonts w:ascii="Consolas" w:hAnsi="Consolas" w:cs="Consolas"/>
-          <w:color w:val="000000"/>
-          <w:sz w:val="19"/>
-          <w:szCs w:val="19"/>
-          <w:lang w:val="en-US"/>
-        </w:rPr>
-      </w:pPr>
-      <w:r>
-        <w:rPr>
-          <w:rFonts w:ascii="Consolas" w:hAnsi="Consolas" w:cs="Consolas"/>
-          <w:color w:val="000000"/>
-          <w:sz w:val="19"/>
-          <w:szCs w:val="19"/>
-          <w:lang w:val="en-US"/>
-        </w:rPr>
-        <w:t xml:space="preserve">            </w:t>
-      </w:r>
-      <w:proofErr w:type="gramStart"/>
-      <w:r>
-        <w:rPr>
-          <w:rFonts w:ascii="Consolas" w:hAnsi="Consolas" w:cs="Consolas"/>
-          <w:color w:val="000000"/>
-          <w:sz w:val="19"/>
-          <w:szCs w:val="19"/>
-          <w:lang w:val="en-US"/>
-        </w:rPr>
-        <w:t>cout</w:t>
-      </w:r>
-      <w:proofErr w:type="gramEnd"/>
-      <w:r>
-        <w:rPr>
-          <w:rFonts w:ascii="Consolas" w:hAnsi="Consolas" w:cs="Consolas"/>
-          <w:color w:val="000000"/>
-          <w:sz w:val="19"/>
-          <w:szCs w:val="19"/>
-          <w:lang w:val="en-US"/>
-        </w:rPr>
-        <w:t xml:space="preserve"> </w:t>
-      </w:r>
-      <w:r>
-        <w:rPr>
-          <w:rFonts w:ascii="Consolas" w:hAnsi="Consolas" w:cs="Consolas"/>
-          <w:color w:val="008080"/>
-          <w:sz w:val="19"/>
-          <w:szCs w:val="19"/>
-          <w:lang w:val="en-US"/>
-        </w:rPr>
-        <w:t>&lt;&lt;</w:t>
-      </w:r>
-      <w:r>
-        <w:rPr>
-          <w:rFonts w:ascii="Consolas" w:hAnsi="Consolas" w:cs="Consolas"/>
-          <w:color w:val="000000"/>
-          <w:sz w:val="19"/>
-          <w:szCs w:val="19"/>
-          <w:lang w:val="en-US"/>
-        </w:rPr>
-        <w:t xml:space="preserve"> i + 1 </w:t>
-      </w:r>
-      <w:r>
-        <w:rPr>
-          <w:rFonts w:ascii="Consolas" w:hAnsi="Consolas" w:cs="Consolas"/>
-          <w:color w:val="008080"/>
-          <w:sz w:val="19"/>
-          <w:szCs w:val="19"/>
-          <w:lang w:val="en-US"/>
-        </w:rPr>
-        <w:t>&lt;&lt;</w:t>
-      </w:r>
-      <w:r>
-        <w:rPr>
-          <w:rFonts w:ascii="Consolas" w:hAnsi="Consolas" w:cs="Consolas"/>
-          <w:color w:val="000000"/>
-          <w:sz w:val="19"/>
-          <w:szCs w:val="19"/>
-          <w:lang w:val="en-US"/>
-        </w:rPr>
-        <w:t xml:space="preserve"> </w:t>
-      </w:r>
-      <w:r>
-        <w:rPr>
-          <w:rFonts w:ascii="Consolas" w:hAnsi="Consolas" w:cs="Consolas"/>
-          <w:color w:val="A31515"/>
-          <w:sz w:val="19"/>
-          <w:szCs w:val="19"/>
-          <w:lang w:val="en-US"/>
-        </w:rPr>
-        <w:t>" "</w:t>
-      </w:r>
-      <w:r>
-        <w:rPr>
-          <w:rFonts w:ascii="Consolas" w:hAnsi="Consolas" w:cs="Consolas"/>
-          <w:color w:val="000000"/>
-          <w:sz w:val="19"/>
-          <w:szCs w:val="19"/>
-          <w:lang w:val="en-US"/>
-        </w:rPr>
-        <w:t>;</w:t>
-      </w:r>
-    </w:p>
-    <w:p>
-      <w:pPr>
-        <w:autoSpaceDE w:val="0"/>
-        <w:autoSpaceDN w:val="0"/>
-        <w:adjustRightInd w:val="0"/>
-        <w:spacing w:after="0" w:line="240" w:lineRule="auto"/>
-        <w:rPr>
-          <w:rFonts w:ascii="Consolas" w:hAnsi="Consolas" w:cs="Consolas"/>
-          <w:color w:val="000000"/>
-          <w:sz w:val="19"/>
-          <w:szCs w:val="19"/>
-          <w:lang w:val="en-US"/>
-        </w:rPr>
-      </w:pPr>
-      <w:r>
-        <w:rPr>
-          <w:rFonts w:ascii="Consolas" w:hAnsi="Consolas" w:cs="Consolas"/>
-          <w:color w:val="000000"/>
-          <w:sz w:val="19"/>
-          <w:szCs w:val="19"/>
-          <w:lang w:val="en-US"/>
-        </w:rPr>
-        <w:t xml:space="preserve">            </w:t>
-      </w:r>
-      <w:proofErr w:type="gramStart"/>
-      <w:r>
-        <w:rPr>
-          <w:rFonts w:ascii="Consolas" w:hAnsi="Consolas" w:cs="Consolas"/>
-          <w:color w:val="000000"/>
-          <w:sz w:val="19"/>
-          <w:szCs w:val="19"/>
-          <w:lang w:val="en-US"/>
-        </w:rPr>
-        <w:t>flag</w:t>
-      </w:r>
-      <w:proofErr w:type="gramEnd"/>
-      <w:r>
-        <w:rPr>
-          <w:rFonts w:ascii="Consolas" w:hAnsi="Consolas" w:cs="Consolas"/>
-          <w:color w:val="000000"/>
-          <w:sz w:val="19"/>
-          <w:szCs w:val="19"/>
-          <w:lang w:val="en-US"/>
-        </w:rPr>
-        <w:t xml:space="preserve"> = </w:t>
-      </w:r>
-      <w:r>
-        <w:rPr>
-          <w:rFonts w:ascii="Consolas" w:hAnsi="Consolas" w:cs="Consolas"/>
-          <w:color w:val="0000FF"/>
-          <w:sz w:val="19"/>
-          <w:szCs w:val="19"/>
-          <w:lang w:val="en-US"/>
-        </w:rPr>
-        <w:t>false</w:t>
-      </w:r>
-      <w:r>
-        <w:rPr>
-          <w:rFonts w:ascii="Consolas" w:hAnsi="Consolas" w:cs="Consolas"/>
-          <w:color w:val="000000"/>
-          <w:sz w:val="19"/>
-          <w:szCs w:val="19"/>
-          <w:lang w:val="en-US"/>
-        </w:rPr>
-        <w:t>;</w:t>
-      </w:r>
-    </w:p>
-    <w:p>
-      <w:pPr>
-        <w:autoSpaceDE w:val="0"/>
-        <w:autoSpaceDN w:val="0"/>
-        <w:adjustRightInd w:val="0"/>
-        <w:spacing w:after="0" w:line="240" w:lineRule="auto"/>
-        <w:rPr>
-          <w:rFonts w:ascii="Consolas" w:hAnsi="Consolas" w:cs="Consolas"/>
-          <w:color w:val="000000"/>
-          <w:sz w:val="19"/>
-          <w:szCs w:val="19"/>
-          <w:lang w:val="en-US"/>
-        </w:rPr>
-      </w:pPr>
-      <w:r>
-        <w:rPr>
-          <w:rFonts w:ascii="Consolas" w:hAnsi="Consolas" w:cs="Consolas"/>
-          <w:color w:val="000000"/>
-          <w:sz w:val="19"/>
-          <w:szCs w:val="19"/>
-          <w:lang w:val="en-US"/>
-        </w:rPr>
-        <w:t xml:space="preserve">        }</w:t>
-      </w:r>
-    </w:p>
-    <w:p>
-      <w:pPr>
-        <w:autoSpaceDE w:val="0"/>
-        <w:autoSpaceDN w:val="0"/>
-        <w:adjustRightInd w:val="0"/>
-        <w:spacing w:after="0" w:line="240" w:lineRule="auto"/>
-        <w:rPr>
-          <w:rFonts w:ascii="Consolas" w:hAnsi="Consolas" w:cs="Consolas"/>
-          <w:color w:val="000000"/>
-          <w:sz w:val="19"/>
-          <w:szCs w:val="19"/>
-          <w:lang w:val="en-US"/>
-        </w:rPr>
-      </w:pPr>
-      <w:r>
-        <w:rPr>
-          <w:rFonts w:ascii="Consolas" w:hAnsi="Consolas" w:cs="Consolas"/>
-          <w:color w:val="000000"/>
-          <w:sz w:val="19"/>
-          <w:szCs w:val="19"/>
-          <w:lang w:val="en-US"/>
-        </w:rPr>
-        <w:t xml:space="preserve">    }</w:t>
-      </w:r>
-    </w:p>
-    <w:p>
-      <w:pPr>
-        <w:autoSpaceDE w:val="0"/>
-        <w:autoSpaceDN w:val="0"/>
-        <w:adjustRightInd w:val="0"/>
-        <w:spacing w:after="0" w:line="240" w:lineRule="auto"/>
-        <w:rPr>
-          <w:rFonts w:ascii="Consolas" w:hAnsi="Consolas" w:cs="Consolas"/>
-          <w:color w:val="000000"/>
-          <w:sz w:val="19"/>
-          <w:szCs w:val="19"/>
-          <w:lang w:val="en-US"/>
-        </w:rPr>
-      </w:pPr>
-      <w:r>
-        <w:rPr>
-          <w:rFonts w:ascii="Consolas" w:hAnsi="Consolas" w:cs="Consolas"/>
-          <w:color w:val="000000"/>
-          <w:sz w:val="19"/>
-          <w:szCs w:val="19"/>
-          <w:lang w:val="en-US"/>
-        </w:rPr>
-        <w:t xml:space="preserve">    </w:t>
-      </w:r>
-      <w:proofErr w:type="gramStart"/>
-      <w:r>
-        <w:rPr>
-          <w:rFonts w:ascii="Consolas" w:hAnsi="Consolas" w:cs="Consolas"/>
-          <w:color w:val="0000FF"/>
-          <w:sz w:val="19"/>
-          <w:szCs w:val="19"/>
-          <w:lang w:val="en-US"/>
-        </w:rPr>
-        <w:t>if</w:t>
-      </w:r>
-      <w:proofErr w:type="gramEnd"/>
-      <w:r>
-        <w:rPr>
-          <w:rFonts w:ascii="Consolas" w:hAnsi="Consolas" w:cs="Consolas"/>
-          <w:color w:val="000000"/>
-          <w:sz w:val="19"/>
-          <w:szCs w:val="19"/>
-          <w:lang w:val="en-US"/>
-        </w:rPr>
-        <w:t xml:space="preserve"> (flag) cout </w:t>
-      </w:r>
-      <w:r>
-        <w:rPr>
-          <w:rFonts w:ascii="Consolas" w:hAnsi="Consolas" w:cs="Consolas"/>
-          <w:color w:val="008080"/>
-          <w:sz w:val="19"/>
-          <w:szCs w:val="19"/>
-          <w:lang w:val="en-US"/>
-        </w:rPr>
-        <w:t>&lt;&lt;</w:t>
-      </w:r>
-      <w:r>
-        <w:rPr>
-          <w:rFonts w:ascii="Consolas" w:hAnsi="Consolas" w:cs="Consolas"/>
-          <w:color w:val="000000"/>
-          <w:sz w:val="19"/>
-          <w:szCs w:val="19"/>
-          <w:lang w:val="en-US"/>
-        </w:rPr>
-        <w:t xml:space="preserve"> </w:t>
-      </w:r>
-      <w:r>
-        <w:rPr>
-          <w:rFonts w:ascii="Consolas" w:hAnsi="Consolas" w:cs="Consolas"/>
-          <w:color w:val="A31515"/>
-          <w:sz w:val="19"/>
-          <w:szCs w:val="19"/>
-          <w:lang w:val="en-US"/>
-        </w:rPr>
-        <w:t>"</w:t>
-      </w:r>
-      <w:r>
-        <w:rPr>
-          <w:rFonts w:ascii="Consolas" w:hAnsi="Consolas" w:cs="Consolas"/>
-          <w:color w:val="A31515"/>
-          <w:sz w:val="19"/>
-          <w:szCs w:val="19"/>
-        </w:rPr>
-        <w:t>локальных</w:t>
-      </w:r>
-      <w:r>
-        <w:rPr>
-          <w:rFonts w:ascii="Consolas" w:hAnsi="Consolas" w:cs="Consolas"/>
-          <w:color w:val="A31515"/>
-          <w:sz w:val="19"/>
-          <w:szCs w:val="19"/>
-          <w:lang w:val="en-US"/>
-        </w:rPr>
-        <w:t xml:space="preserve"> </w:t>
-      </w:r>
-      <w:r>
-        <w:rPr>
-          <w:rFonts w:ascii="Consolas" w:hAnsi="Consolas" w:cs="Consolas"/>
-          <w:color w:val="A31515"/>
-          <w:sz w:val="19"/>
-          <w:szCs w:val="19"/>
-        </w:rPr>
-        <w:t>максимумов</w:t>
-      </w:r>
-      <w:r>
-        <w:rPr>
-          <w:rFonts w:ascii="Consolas" w:hAnsi="Consolas" w:cs="Consolas"/>
-          <w:color w:val="A31515"/>
-          <w:sz w:val="19"/>
-          <w:szCs w:val="19"/>
-          <w:lang w:val="en-US"/>
-        </w:rPr>
-        <w:t xml:space="preserve"> </w:t>
-      </w:r>
-      <w:r>
-        <w:rPr>
-          <w:rFonts w:ascii="Consolas" w:hAnsi="Consolas" w:cs="Consolas"/>
-          <w:color w:val="A31515"/>
-          <w:sz w:val="19"/>
-          <w:szCs w:val="19"/>
-        </w:rPr>
-        <w:t>нет</w:t>
-      </w:r>
-      <w:r>
-        <w:rPr>
-          <w:rFonts w:ascii="Consolas" w:hAnsi="Consolas" w:cs="Consolas"/>
-          <w:color w:val="A31515"/>
-          <w:sz w:val="19"/>
-          <w:szCs w:val="19"/>
-          <w:lang w:val="en-US"/>
-        </w:rPr>
-        <w:t>."</w:t>
-      </w:r>
-      <w:r>
-        <w:rPr>
-          <w:rFonts w:ascii="Consolas" w:hAnsi="Consolas" w:cs="Consolas"/>
-          <w:color w:val="000000"/>
-          <w:sz w:val="19"/>
-          <w:szCs w:val="19"/>
-          <w:lang w:val="en-US"/>
-        </w:rPr>
-        <w:t>;</w:t>
-      </w:r>
-    </w:p>
-    <w:p>
-      <w:pPr>
-        <w:autoSpaceDE w:val="0"/>
-        <w:autoSpaceDN w:val="0"/>
-        <w:adjustRightInd w:val="0"/>
-        <w:spacing w:after="0" w:line="240" w:lineRule="auto"/>
-        <w:rPr>
-          <w:rFonts w:ascii="Consolas" w:hAnsi="Consolas" w:cs="Consolas"/>
-          <w:color w:val="000000"/>
-          <w:sz w:val="19"/>
-          <w:szCs w:val="19"/>
+          <w:rFonts w:ascii="Cascadia Mono" w:hAnsi="Cascadia Mono" w:cs="Cascadia Mono"/>
+          <w:color w:val="000000"/>
+          <w:sz w:val="19"/>
+          <w:szCs w:val="19"/>
+          <w:highlight w:val="white"/>
         </w:rPr>
       </w:pPr>
       <w:r>
@@ -4368,21 +4328,6 @@
         </w:rPr>
         <w:t>}</w:t>
       </w:r>
-    </w:p>
-    <w:p>
-      <w:pPr>
-        <w:autoSpaceDE w:val="0"/>
-        <w:autoSpaceDN w:val="0"/>
-        <w:adjustRightInd w:val="0"/>
-        <w:spacing w:after="0" w:line="240" w:lineRule="auto"/>
-        <w:rPr>
-          <w:rFonts w:ascii="Cascadia Mono" w:hAnsi="Cascadia Mono" w:cs="Cascadia Mono"/>
-          <w:color w:val="000000"/>
-          <w:sz w:val="19"/>
-          <w:szCs w:val="19"/>
-          <w:highlight w:val="white"/>
-        </w:rPr>
-      </w:pPr>
     </w:p>
     <w:p>
       <w:pPr>

--- a/otchet dz.docx
+++ b/otchet dz.docx
@@ -490,14 +490,26 @@
     </w:p>
     <w:p>
       <w:pPr>
+        <w:jc w:val="center"/>
         <w:rPr>
           <w:rFonts w:ascii="Times New Roman" w:hAnsi="Times New Roman" w:cs="Times New Roman"/>
           <w:b/>
           <w:bCs/>
-          <w:sz w:val="24"/>
+          <w:sz w:val="40"/>
           <w:szCs w:val="24"/>
         </w:rPr>
       </w:pPr>
+      <w:r>
+        <w:rPr>
+          <w:rFonts w:ascii="Times New Roman" w:hAnsi="Times New Roman" w:cs="Times New Roman"/>
+          <w:b/>
+          <w:bCs/>
+          <w:sz w:val="40"/>
+          <w:szCs w:val="24"/>
+        </w:rPr>
+        <w:lastRenderedPageBreak/>
+        <w:t>МАССИВЫ</w:t>
+      </w:r>
     </w:p>
     <w:p>
       <w:pPr>
@@ -1384,6 +1396,7 @@
           <w:lang w:val="en-US"/>
         </w:rPr>
       </w:pPr>
+      <w:proofErr w:type="gramStart"/>
       <w:r>
         <w:rPr>
           <w:rFonts w:ascii="Consolas" w:hAnsi="Consolas" w:cs="Consolas"/>
@@ -1394,6 +1407,7 @@
         </w:rPr>
         <w:t>void</w:t>
       </w:r>
+      <w:proofErr w:type="gramEnd"/>
       <w:r>
         <w:rPr>
           <w:rFonts w:ascii="Consolas" w:hAnsi="Consolas" w:cs="Consolas"/>
@@ -1484,8 +1498,6 @@
         </w:rPr>
         <w:t xml:space="preserve">[100]) </w:t>
       </w:r>
-      <w:bookmarkStart w:id="1" w:name="_GoBack"/>
-      <w:bookmarkEnd w:id="1"/>
     </w:p>
     <w:p>
       <w:pPr>
@@ -2210,7 +2222,6 @@
           <w:szCs w:val="19"/>
           <w:lang w:val="en-US"/>
         </w:rPr>
-        <w:lastRenderedPageBreak/>
         <w:t>void</w:t>
       </w:r>
       <w:proofErr w:type="gramEnd"/>
@@ -33169,13 +33180,47 @@
     </w:p>
     <w:p>
       <w:pPr>
+        <w:spacing w:after="160" w:line="259" w:lineRule="auto"/>
+        <w:rPr>
+          <w:rFonts w:ascii="Cascadia Mono" w:hAnsi="Cascadia Mono" w:cs="Cascadia Mono"/>
+          <w:color w:val="000000"/>
+          <w:sz w:val="19"/>
+          <w:szCs w:val="19"/>
+        </w:rPr>
+      </w:pPr>
+    </w:p>
+    <w:p>
+      <w:pPr>
+        <w:spacing w:after="160" w:line="259" w:lineRule="auto"/>
+        <w:rPr>
+          <w:rFonts w:ascii="Cascadia Mono" w:hAnsi="Cascadia Mono" w:cs="Cascadia Mono"/>
+          <w:color w:val="000000"/>
+          <w:sz w:val="19"/>
+          <w:szCs w:val="19"/>
+        </w:rPr>
+      </w:pPr>
+      <w:bookmarkStart w:id="1" w:name="_GoBack"/>
+      <w:bookmarkEnd w:id="1"/>
+    </w:p>
+    <w:p>
+      <w:pPr>
+        <w:jc w:val="center"/>
         <w:rPr>
           <w:b/>
           <w:bCs/>
-          <w:sz w:val="32"/>
+          <w:sz w:val="40"/>
           <w:szCs w:val="32"/>
         </w:rPr>
       </w:pPr>
+      <w:r>
+        <w:rPr>
+          <w:b/>
+          <w:bCs/>
+          <w:sz w:val="40"/>
+          <w:szCs w:val="32"/>
+        </w:rPr>
+        <w:t>МАТРИЦЫ</w:t>
+      </w:r>
     </w:p>
     <w:p>
       <w:pPr>
@@ -33823,6 +33868,7 @@
           <w:highlight w:val="white"/>
           <w:lang w:val="en-US"/>
         </w:rPr>
+        <w:lastRenderedPageBreak/>
         <w:t>include</w:t>
       </w:r>
       <w:proofErr w:type="gramEnd"/>
@@ -33976,4408 +34022,4408 @@
           <w:highlight w:val="white"/>
           <w:lang w:val="en-US"/>
         </w:rPr>
+        <w:t>using</w:t>
+      </w:r>
+      <w:proofErr w:type="gramEnd"/>
+      <w:r>
+        <w:rPr>
+          <w:rFonts w:ascii="Cascadia Mono" w:hAnsi="Cascadia Mono" w:cs="Cascadia Mono"/>
+          <w:color w:val="000000"/>
+          <w:sz w:val="19"/>
+          <w:szCs w:val="19"/>
+          <w:highlight w:val="white"/>
+          <w:lang w:val="en-US"/>
+        </w:rPr>
+        <w:t xml:space="preserve"> </w:t>
+      </w:r>
+      <w:r>
+        <w:rPr>
+          <w:rFonts w:ascii="Cascadia Mono" w:hAnsi="Cascadia Mono" w:cs="Cascadia Mono"/>
+          <w:color w:val="0000FF"/>
+          <w:sz w:val="19"/>
+          <w:szCs w:val="19"/>
+          <w:highlight w:val="white"/>
+          <w:lang w:val="en-US"/>
+        </w:rPr>
+        <w:t>namespace</w:t>
+      </w:r>
+      <w:r>
+        <w:rPr>
+          <w:rFonts w:ascii="Cascadia Mono" w:hAnsi="Cascadia Mono" w:cs="Cascadia Mono"/>
+          <w:color w:val="000000"/>
+          <w:sz w:val="19"/>
+          <w:szCs w:val="19"/>
+          <w:highlight w:val="white"/>
+          <w:lang w:val="en-US"/>
+        </w:rPr>
+        <w:t xml:space="preserve"> std;</w:t>
+      </w:r>
+    </w:p>
+    <w:p>
+      <w:pPr>
+        <w:autoSpaceDE w:val="0"/>
+        <w:autoSpaceDN w:val="0"/>
+        <w:adjustRightInd w:val="0"/>
+        <w:spacing w:after="0" w:line="240" w:lineRule="auto"/>
+        <w:rPr>
+          <w:rFonts w:ascii="Cascadia Mono" w:hAnsi="Cascadia Mono" w:cs="Cascadia Mono"/>
+          <w:color w:val="000000"/>
+          <w:sz w:val="19"/>
+          <w:szCs w:val="19"/>
+          <w:highlight w:val="white"/>
+          <w:lang w:val="en-US"/>
+        </w:rPr>
+      </w:pPr>
+    </w:p>
+    <w:p>
+      <w:pPr>
+        <w:autoSpaceDE w:val="0"/>
+        <w:autoSpaceDN w:val="0"/>
+        <w:adjustRightInd w:val="0"/>
+        <w:spacing w:after="0" w:line="240" w:lineRule="auto"/>
+        <w:rPr>
+          <w:rFonts w:ascii="Cascadia Mono" w:hAnsi="Cascadia Mono" w:cs="Cascadia Mono"/>
+          <w:color w:val="000000"/>
+          <w:sz w:val="19"/>
+          <w:szCs w:val="19"/>
+          <w:highlight w:val="white"/>
+          <w:lang w:val="en-US"/>
+        </w:rPr>
+      </w:pPr>
+      <w:proofErr w:type="gramStart"/>
+      <w:r>
+        <w:rPr>
+          <w:rFonts w:ascii="Cascadia Mono" w:hAnsi="Cascadia Mono" w:cs="Cascadia Mono"/>
+          <w:color w:val="0000FF"/>
+          <w:sz w:val="19"/>
+          <w:szCs w:val="19"/>
+          <w:highlight w:val="white"/>
+          <w:lang w:val="en-US"/>
+        </w:rPr>
+        <w:t>void</w:t>
+      </w:r>
+      <w:proofErr w:type="gramEnd"/>
+      <w:r>
+        <w:rPr>
+          <w:rFonts w:ascii="Cascadia Mono" w:hAnsi="Cascadia Mono" w:cs="Cascadia Mono"/>
+          <w:color w:val="000000"/>
+          <w:sz w:val="19"/>
+          <w:szCs w:val="19"/>
+          <w:highlight w:val="white"/>
+          <w:lang w:val="en-US"/>
+        </w:rPr>
+        <w:t xml:space="preserve"> vvod(</w:t>
+      </w:r>
+      <w:r>
+        <w:rPr>
+          <w:rFonts w:ascii="Cascadia Mono" w:hAnsi="Cascadia Mono" w:cs="Cascadia Mono"/>
+          <w:color w:val="0000FF"/>
+          <w:sz w:val="19"/>
+          <w:szCs w:val="19"/>
+          <w:highlight w:val="white"/>
+          <w:lang w:val="en-US"/>
+        </w:rPr>
+        <w:t>int</w:t>
+      </w:r>
+      <w:r>
+        <w:rPr>
+          <w:rFonts w:ascii="Cascadia Mono" w:hAnsi="Cascadia Mono" w:cs="Cascadia Mono"/>
+          <w:color w:val="000000"/>
+          <w:sz w:val="19"/>
+          <w:szCs w:val="19"/>
+          <w:highlight w:val="white"/>
+          <w:lang w:val="en-US"/>
+        </w:rPr>
+        <w:t xml:space="preserve"> </w:t>
+      </w:r>
+      <w:r>
+        <w:rPr>
+          <w:rFonts w:ascii="Cascadia Mono" w:hAnsi="Cascadia Mono" w:cs="Cascadia Mono"/>
+          <w:color w:val="808080"/>
+          <w:sz w:val="19"/>
+          <w:szCs w:val="19"/>
+          <w:highlight w:val="white"/>
+          <w:lang w:val="en-US"/>
+        </w:rPr>
+        <w:t>n</w:t>
+      </w:r>
+      <w:r>
+        <w:rPr>
+          <w:rFonts w:ascii="Cascadia Mono" w:hAnsi="Cascadia Mono" w:cs="Cascadia Mono"/>
+          <w:color w:val="000000"/>
+          <w:sz w:val="19"/>
+          <w:szCs w:val="19"/>
+          <w:highlight w:val="white"/>
+          <w:lang w:val="en-US"/>
+        </w:rPr>
+        <w:t xml:space="preserve">, </w:t>
+      </w:r>
+      <w:r>
+        <w:rPr>
+          <w:rFonts w:ascii="Cascadia Mono" w:hAnsi="Cascadia Mono" w:cs="Cascadia Mono"/>
+          <w:color w:val="0000FF"/>
+          <w:sz w:val="19"/>
+          <w:szCs w:val="19"/>
+          <w:highlight w:val="white"/>
+          <w:lang w:val="en-US"/>
+        </w:rPr>
+        <w:t>int</w:t>
+      </w:r>
+      <w:r>
+        <w:rPr>
+          <w:rFonts w:ascii="Cascadia Mono" w:hAnsi="Cascadia Mono" w:cs="Cascadia Mono"/>
+          <w:color w:val="000000"/>
+          <w:sz w:val="19"/>
+          <w:szCs w:val="19"/>
+          <w:highlight w:val="white"/>
+          <w:lang w:val="en-US"/>
+        </w:rPr>
+        <w:t xml:space="preserve"> </w:t>
+      </w:r>
+      <w:r>
+        <w:rPr>
+          <w:rFonts w:ascii="Cascadia Mono" w:hAnsi="Cascadia Mono" w:cs="Cascadia Mono"/>
+          <w:color w:val="808080"/>
+          <w:sz w:val="19"/>
+          <w:szCs w:val="19"/>
+          <w:highlight w:val="white"/>
+          <w:lang w:val="en-US"/>
+        </w:rPr>
+        <w:t>m</w:t>
+      </w:r>
+      <w:r>
+        <w:rPr>
+          <w:rFonts w:ascii="Cascadia Mono" w:hAnsi="Cascadia Mono" w:cs="Cascadia Mono"/>
+          <w:color w:val="000000"/>
+          <w:sz w:val="19"/>
+          <w:szCs w:val="19"/>
+          <w:highlight w:val="white"/>
+          <w:lang w:val="en-US"/>
+        </w:rPr>
+        <w:t xml:space="preserve">, </w:t>
+      </w:r>
+      <w:r>
+        <w:rPr>
+          <w:rFonts w:ascii="Cascadia Mono" w:hAnsi="Cascadia Mono" w:cs="Cascadia Mono"/>
+          <w:color w:val="0000FF"/>
+          <w:sz w:val="19"/>
+          <w:szCs w:val="19"/>
+          <w:highlight w:val="white"/>
+          <w:lang w:val="en-US"/>
+        </w:rPr>
+        <w:t>int</w:t>
+      </w:r>
+      <w:r>
+        <w:rPr>
+          <w:rFonts w:ascii="Cascadia Mono" w:hAnsi="Cascadia Mono" w:cs="Cascadia Mono"/>
+          <w:color w:val="000000"/>
+          <w:sz w:val="19"/>
+          <w:szCs w:val="19"/>
+          <w:highlight w:val="white"/>
+          <w:lang w:val="en-US"/>
+        </w:rPr>
+        <w:t xml:space="preserve"> </w:t>
+      </w:r>
+      <w:r>
+        <w:rPr>
+          <w:rFonts w:ascii="Cascadia Mono" w:hAnsi="Cascadia Mono" w:cs="Cascadia Mono"/>
+          <w:color w:val="808080"/>
+          <w:sz w:val="19"/>
+          <w:szCs w:val="19"/>
+          <w:highlight w:val="white"/>
+          <w:lang w:val="en-US"/>
+        </w:rPr>
+        <w:t>matr</w:t>
+      </w:r>
+      <w:r>
+        <w:rPr>
+          <w:rFonts w:ascii="Cascadia Mono" w:hAnsi="Cascadia Mono" w:cs="Cascadia Mono"/>
+          <w:color w:val="000000"/>
+          <w:sz w:val="19"/>
+          <w:szCs w:val="19"/>
+          <w:highlight w:val="white"/>
+          <w:lang w:val="en-US"/>
+        </w:rPr>
+        <w:t>[][100])</w:t>
+      </w:r>
+    </w:p>
+    <w:p>
+      <w:pPr>
+        <w:autoSpaceDE w:val="0"/>
+        <w:autoSpaceDN w:val="0"/>
+        <w:adjustRightInd w:val="0"/>
+        <w:spacing w:after="0" w:line="240" w:lineRule="auto"/>
+        <w:rPr>
+          <w:rFonts w:ascii="Cascadia Mono" w:hAnsi="Cascadia Mono" w:cs="Cascadia Mono"/>
+          <w:color w:val="000000"/>
+          <w:sz w:val="19"/>
+          <w:szCs w:val="19"/>
+          <w:highlight w:val="white"/>
+        </w:rPr>
+      </w:pPr>
+      <w:r>
+        <w:rPr>
+          <w:rFonts w:ascii="Cascadia Mono" w:hAnsi="Cascadia Mono" w:cs="Cascadia Mono"/>
+          <w:color w:val="000000"/>
+          <w:sz w:val="19"/>
+          <w:szCs w:val="19"/>
+          <w:highlight w:val="white"/>
+        </w:rPr>
+        <w:t>{</w:t>
+      </w:r>
+    </w:p>
+    <w:p>
+      <w:pPr>
+        <w:autoSpaceDE w:val="0"/>
+        <w:autoSpaceDN w:val="0"/>
+        <w:adjustRightInd w:val="0"/>
+        <w:spacing w:after="0" w:line="240" w:lineRule="auto"/>
+        <w:rPr>
+          <w:rFonts w:ascii="Cascadia Mono" w:hAnsi="Cascadia Mono" w:cs="Cascadia Mono"/>
+          <w:color w:val="000000"/>
+          <w:sz w:val="19"/>
+          <w:szCs w:val="19"/>
+          <w:highlight w:val="white"/>
+        </w:rPr>
+      </w:pPr>
+      <w:r>
+        <w:rPr>
+          <w:rFonts w:ascii="Cascadia Mono" w:hAnsi="Cascadia Mono" w:cs="Cascadia Mono"/>
+          <w:color w:val="000000"/>
+          <w:sz w:val="19"/>
+          <w:szCs w:val="19"/>
+          <w:highlight w:val="white"/>
+        </w:rPr>
+        <w:t xml:space="preserve">    cout </w:t>
+      </w:r>
+      <w:proofErr w:type="gramStart"/>
+      <w:r>
+        <w:rPr>
+          <w:rFonts w:ascii="Cascadia Mono" w:hAnsi="Cascadia Mono" w:cs="Cascadia Mono"/>
+          <w:color w:val="008080"/>
+          <w:sz w:val="19"/>
+          <w:szCs w:val="19"/>
+          <w:highlight w:val="white"/>
+        </w:rPr>
+        <w:t>&lt;&lt;</w:t>
+      </w:r>
+      <w:r>
+        <w:rPr>
+          <w:rFonts w:ascii="Cascadia Mono" w:hAnsi="Cascadia Mono" w:cs="Cascadia Mono"/>
+          <w:color w:val="000000"/>
+          <w:sz w:val="19"/>
+          <w:szCs w:val="19"/>
+          <w:highlight w:val="white"/>
+        </w:rPr>
+        <w:t xml:space="preserve"> </w:t>
+      </w:r>
+      <w:r>
+        <w:rPr>
+          <w:rFonts w:ascii="Cascadia Mono" w:hAnsi="Cascadia Mono" w:cs="Cascadia Mono"/>
+          <w:color w:val="A31515"/>
+          <w:sz w:val="19"/>
+          <w:szCs w:val="19"/>
+          <w:highlight w:val="white"/>
+        </w:rPr>
+        <w:t>"</w:t>
+      </w:r>
+      <w:proofErr w:type="gramEnd"/>
+      <w:r>
+        <w:rPr>
+          <w:rFonts w:ascii="Cascadia Mono" w:hAnsi="Cascadia Mono" w:cs="Cascadia Mono"/>
+          <w:color w:val="A31515"/>
+          <w:sz w:val="19"/>
+          <w:szCs w:val="19"/>
+          <w:highlight w:val="white"/>
+        </w:rPr>
+        <w:t>Введите элементы матрицы: "</w:t>
+      </w:r>
+      <w:r>
+        <w:rPr>
+          <w:rFonts w:ascii="Cascadia Mono" w:hAnsi="Cascadia Mono" w:cs="Cascadia Mono"/>
+          <w:color w:val="000000"/>
+          <w:sz w:val="19"/>
+          <w:szCs w:val="19"/>
+          <w:highlight w:val="white"/>
+        </w:rPr>
+        <w:t xml:space="preserve"> </w:t>
+      </w:r>
+      <w:r>
+        <w:rPr>
+          <w:rFonts w:ascii="Cascadia Mono" w:hAnsi="Cascadia Mono" w:cs="Cascadia Mono"/>
+          <w:color w:val="008080"/>
+          <w:sz w:val="19"/>
+          <w:szCs w:val="19"/>
+          <w:highlight w:val="white"/>
+        </w:rPr>
+        <w:t>&lt;&lt;</w:t>
+      </w:r>
+      <w:r>
+        <w:rPr>
+          <w:rFonts w:ascii="Cascadia Mono" w:hAnsi="Cascadia Mono" w:cs="Cascadia Mono"/>
+          <w:color w:val="000000"/>
+          <w:sz w:val="19"/>
+          <w:szCs w:val="19"/>
+          <w:highlight w:val="white"/>
+        </w:rPr>
+        <w:t xml:space="preserve"> endl;</w:t>
+      </w:r>
+    </w:p>
+    <w:p>
+      <w:pPr>
+        <w:autoSpaceDE w:val="0"/>
+        <w:autoSpaceDN w:val="0"/>
+        <w:adjustRightInd w:val="0"/>
+        <w:spacing w:after="0" w:line="240" w:lineRule="auto"/>
+        <w:rPr>
+          <w:rFonts w:ascii="Cascadia Mono" w:hAnsi="Cascadia Mono" w:cs="Cascadia Mono"/>
+          <w:color w:val="000000"/>
+          <w:sz w:val="19"/>
+          <w:szCs w:val="19"/>
+          <w:highlight w:val="white"/>
+          <w:lang w:val="en-US"/>
+        </w:rPr>
+      </w:pPr>
+      <w:r>
+        <w:rPr>
+          <w:rFonts w:ascii="Cascadia Mono" w:hAnsi="Cascadia Mono" w:cs="Cascadia Mono"/>
+          <w:color w:val="000000"/>
+          <w:sz w:val="19"/>
+          <w:szCs w:val="19"/>
+          <w:highlight w:val="white"/>
+        </w:rPr>
+        <w:t xml:space="preserve">    </w:t>
+      </w:r>
+      <w:proofErr w:type="gramStart"/>
+      <w:r>
+        <w:rPr>
+          <w:rFonts w:ascii="Cascadia Mono" w:hAnsi="Cascadia Mono" w:cs="Cascadia Mono"/>
+          <w:color w:val="0000FF"/>
+          <w:sz w:val="19"/>
+          <w:szCs w:val="19"/>
+          <w:highlight w:val="white"/>
+          <w:lang w:val="en-US"/>
+        </w:rPr>
+        <w:t>for</w:t>
+      </w:r>
+      <w:proofErr w:type="gramEnd"/>
+      <w:r>
+        <w:rPr>
+          <w:rFonts w:ascii="Cascadia Mono" w:hAnsi="Cascadia Mono" w:cs="Cascadia Mono"/>
+          <w:color w:val="000000"/>
+          <w:sz w:val="19"/>
+          <w:szCs w:val="19"/>
+          <w:highlight w:val="white"/>
+          <w:lang w:val="en-US"/>
+        </w:rPr>
+        <w:t xml:space="preserve"> (</w:t>
+      </w:r>
+      <w:r>
+        <w:rPr>
+          <w:rFonts w:ascii="Cascadia Mono" w:hAnsi="Cascadia Mono" w:cs="Cascadia Mono"/>
+          <w:color w:val="0000FF"/>
+          <w:sz w:val="19"/>
+          <w:szCs w:val="19"/>
+          <w:highlight w:val="white"/>
+          <w:lang w:val="en-US"/>
+        </w:rPr>
+        <w:t>int</w:t>
+      </w:r>
+      <w:r>
+        <w:rPr>
+          <w:rFonts w:ascii="Cascadia Mono" w:hAnsi="Cascadia Mono" w:cs="Cascadia Mono"/>
+          <w:color w:val="000000"/>
+          <w:sz w:val="19"/>
+          <w:szCs w:val="19"/>
+          <w:highlight w:val="white"/>
+          <w:lang w:val="en-US"/>
+        </w:rPr>
+        <w:t xml:space="preserve"> i = 0; i &lt; </w:t>
+      </w:r>
+      <w:r>
+        <w:rPr>
+          <w:rFonts w:ascii="Cascadia Mono" w:hAnsi="Cascadia Mono" w:cs="Cascadia Mono"/>
+          <w:color w:val="808080"/>
+          <w:sz w:val="19"/>
+          <w:szCs w:val="19"/>
+          <w:highlight w:val="white"/>
+          <w:lang w:val="en-US"/>
+        </w:rPr>
+        <w:t>n</w:t>
+      </w:r>
+      <w:r>
+        <w:rPr>
+          <w:rFonts w:ascii="Cascadia Mono" w:hAnsi="Cascadia Mono" w:cs="Cascadia Mono"/>
+          <w:color w:val="000000"/>
+          <w:sz w:val="19"/>
+          <w:szCs w:val="19"/>
+          <w:highlight w:val="white"/>
+          <w:lang w:val="en-US"/>
+        </w:rPr>
+        <w:t>; i++) {</w:t>
+      </w:r>
+    </w:p>
+    <w:p>
+      <w:pPr>
+        <w:autoSpaceDE w:val="0"/>
+        <w:autoSpaceDN w:val="0"/>
+        <w:adjustRightInd w:val="0"/>
+        <w:spacing w:after="0" w:line="240" w:lineRule="auto"/>
+        <w:rPr>
+          <w:rFonts w:ascii="Cascadia Mono" w:hAnsi="Cascadia Mono" w:cs="Cascadia Mono"/>
+          <w:color w:val="000000"/>
+          <w:sz w:val="19"/>
+          <w:szCs w:val="19"/>
+          <w:highlight w:val="white"/>
+          <w:lang w:val="en-US"/>
+        </w:rPr>
+      </w:pPr>
+      <w:r>
+        <w:rPr>
+          <w:rFonts w:ascii="Cascadia Mono" w:hAnsi="Cascadia Mono" w:cs="Cascadia Mono"/>
+          <w:color w:val="000000"/>
+          <w:sz w:val="19"/>
+          <w:szCs w:val="19"/>
+          <w:highlight w:val="white"/>
+          <w:lang w:val="en-US"/>
+        </w:rPr>
+        <w:t xml:space="preserve">        </w:t>
+      </w:r>
+      <w:proofErr w:type="gramStart"/>
+      <w:r>
+        <w:rPr>
+          <w:rFonts w:ascii="Cascadia Mono" w:hAnsi="Cascadia Mono" w:cs="Cascadia Mono"/>
+          <w:color w:val="0000FF"/>
+          <w:sz w:val="19"/>
+          <w:szCs w:val="19"/>
+          <w:highlight w:val="white"/>
+          <w:lang w:val="en-US"/>
+        </w:rPr>
+        <w:t>for</w:t>
+      </w:r>
+      <w:proofErr w:type="gramEnd"/>
+      <w:r>
+        <w:rPr>
+          <w:rFonts w:ascii="Cascadia Mono" w:hAnsi="Cascadia Mono" w:cs="Cascadia Mono"/>
+          <w:color w:val="000000"/>
+          <w:sz w:val="19"/>
+          <w:szCs w:val="19"/>
+          <w:highlight w:val="white"/>
+          <w:lang w:val="en-US"/>
+        </w:rPr>
+        <w:t xml:space="preserve"> (</w:t>
+      </w:r>
+      <w:r>
+        <w:rPr>
+          <w:rFonts w:ascii="Cascadia Mono" w:hAnsi="Cascadia Mono" w:cs="Cascadia Mono"/>
+          <w:color w:val="0000FF"/>
+          <w:sz w:val="19"/>
+          <w:szCs w:val="19"/>
+          <w:highlight w:val="white"/>
+          <w:lang w:val="en-US"/>
+        </w:rPr>
+        <w:t>int</w:t>
+      </w:r>
+      <w:r>
+        <w:rPr>
+          <w:rFonts w:ascii="Cascadia Mono" w:hAnsi="Cascadia Mono" w:cs="Cascadia Mono"/>
+          <w:color w:val="000000"/>
+          <w:sz w:val="19"/>
+          <w:szCs w:val="19"/>
+          <w:highlight w:val="white"/>
+          <w:lang w:val="en-US"/>
+        </w:rPr>
+        <w:t xml:space="preserve"> j = 0; j &lt; </w:t>
+      </w:r>
+      <w:r>
+        <w:rPr>
+          <w:rFonts w:ascii="Cascadia Mono" w:hAnsi="Cascadia Mono" w:cs="Cascadia Mono"/>
+          <w:color w:val="808080"/>
+          <w:sz w:val="19"/>
+          <w:szCs w:val="19"/>
+          <w:highlight w:val="white"/>
+          <w:lang w:val="en-US"/>
+        </w:rPr>
+        <w:t>m</w:t>
+      </w:r>
+      <w:r>
+        <w:rPr>
+          <w:rFonts w:ascii="Cascadia Mono" w:hAnsi="Cascadia Mono" w:cs="Cascadia Mono"/>
+          <w:color w:val="000000"/>
+          <w:sz w:val="19"/>
+          <w:szCs w:val="19"/>
+          <w:highlight w:val="white"/>
+          <w:lang w:val="en-US"/>
+        </w:rPr>
+        <w:t>; j++) {</w:t>
+      </w:r>
+    </w:p>
+    <w:p>
+      <w:pPr>
+        <w:autoSpaceDE w:val="0"/>
+        <w:autoSpaceDN w:val="0"/>
+        <w:adjustRightInd w:val="0"/>
+        <w:spacing w:after="0" w:line="240" w:lineRule="auto"/>
+        <w:rPr>
+          <w:rFonts w:ascii="Cascadia Mono" w:hAnsi="Cascadia Mono" w:cs="Cascadia Mono"/>
+          <w:color w:val="000000"/>
+          <w:sz w:val="19"/>
+          <w:szCs w:val="19"/>
+          <w:highlight w:val="white"/>
+          <w:lang w:val="en-US"/>
+        </w:rPr>
+      </w:pPr>
+      <w:r>
+        <w:rPr>
+          <w:rFonts w:ascii="Cascadia Mono" w:hAnsi="Cascadia Mono" w:cs="Cascadia Mono"/>
+          <w:color w:val="000000"/>
+          <w:sz w:val="19"/>
+          <w:szCs w:val="19"/>
+          <w:highlight w:val="white"/>
+          <w:lang w:val="en-US"/>
+        </w:rPr>
+        <w:t xml:space="preserve">            </w:t>
+      </w:r>
+      <w:proofErr w:type="gramStart"/>
+      <w:r>
+        <w:rPr>
+          <w:rFonts w:ascii="Cascadia Mono" w:hAnsi="Cascadia Mono" w:cs="Cascadia Mono"/>
+          <w:color w:val="000000"/>
+          <w:sz w:val="19"/>
+          <w:szCs w:val="19"/>
+          <w:highlight w:val="white"/>
+          <w:lang w:val="en-US"/>
+        </w:rPr>
+        <w:t>cin</w:t>
+      </w:r>
+      <w:proofErr w:type="gramEnd"/>
+      <w:r>
+        <w:rPr>
+          <w:rFonts w:ascii="Cascadia Mono" w:hAnsi="Cascadia Mono" w:cs="Cascadia Mono"/>
+          <w:color w:val="000000"/>
+          <w:sz w:val="19"/>
+          <w:szCs w:val="19"/>
+          <w:highlight w:val="white"/>
+          <w:lang w:val="en-US"/>
+        </w:rPr>
+        <w:t xml:space="preserve"> </w:t>
+      </w:r>
+      <w:r>
+        <w:rPr>
+          <w:rFonts w:ascii="Cascadia Mono" w:hAnsi="Cascadia Mono" w:cs="Cascadia Mono"/>
+          <w:color w:val="008080"/>
+          <w:sz w:val="19"/>
+          <w:szCs w:val="19"/>
+          <w:highlight w:val="white"/>
+          <w:lang w:val="en-US"/>
+        </w:rPr>
+        <w:t>&gt;&gt;</w:t>
+      </w:r>
+      <w:r>
+        <w:rPr>
+          <w:rFonts w:ascii="Cascadia Mono" w:hAnsi="Cascadia Mono" w:cs="Cascadia Mono"/>
+          <w:color w:val="000000"/>
+          <w:sz w:val="19"/>
+          <w:szCs w:val="19"/>
+          <w:highlight w:val="white"/>
+          <w:lang w:val="en-US"/>
+        </w:rPr>
+        <w:t xml:space="preserve"> </w:t>
+      </w:r>
+      <w:r>
+        <w:rPr>
+          <w:rFonts w:ascii="Cascadia Mono" w:hAnsi="Cascadia Mono" w:cs="Cascadia Mono"/>
+          <w:color w:val="808080"/>
+          <w:sz w:val="19"/>
+          <w:szCs w:val="19"/>
+          <w:highlight w:val="white"/>
+          <w:lang w:val="en-US"/>
+        </w:rPr>
+        <w:t>matr</w:t>
+      </w:r>
+      <w:r>
+        <w:rPr>
+          <w:rFonts w:ascii="Cascadia Mono" w:hAnsi="Cascadia Mono" w:cs="Cascadia Mono"/>
+          <w:color w:val="000000"/>
+          <w:sz w:val="19"/>
+          <w:szCs w:val="19"/>
+          <w:highlight w:val="white"/>
+          <w:lang w:val="en-US"/>
+        </w:rPr>
+        <w:t>[i][j];</w:t>
+      </w:r>
+    </w:p>
+    <w:p>
+      <w:pPr>
+        <w:autoSpaceDE w:val="0"/>
+        <w:autoSpaceDN w:val="0"/>
+        <w:adjustRightInd w:val="0"/>
+        <w:spacing w:after="0" w:line="240" w:lineRule="auto"/>
+        <w:rPr>
+          <w:rFonts w:ascii="Cascadia Mono" w:hAnsi="Cascadia Mono" w:cs="Cascadia Mono"/>
+          <w:color w:val="000000"/>
+          <w:sz w:val="19"/>
+          <w:szCs w:val="19"/>
+          <w:highlight w:val="white"/>
+          <w:lang w:val="en-US"/>
+        </w:rPr>
+      </w:pPr>
+      <w:r>
+        <w:rPr>
+          <w:rFonts w:ascii="Cascadia Mono" w:hAnsi="Cascadia Mono" w:cs="Cascadia Mono"/>
+          <w:color w:val="000000"/>
+          <w:sz w:val="19"/>
+          <w:szCs w:val="19"/>
+          <w:highlight w:val="white"/>
+          <w:lang w:val="en-US"/>
+        </w:rPr>
+        <w:t xml:space="preserve">        }</w:t>
+      </w:r>
+    </w:p>
+    <w:p>
+      <w:pPr>
+        <w:autoSpaceDE w:val="0"/>
+        <w:autoSpaceDN w:val="0"/>
+        <w:adjustRightInd w:val="0"/>
+        <w:spacing w:after="0" w:line="240" w:lineRule="auto"/>
+        <w:rPr>
+          <w:rFonts w:ascii="Cascadia Mono" w:hAnsi="Cascadia Mono" w:cs="Cascadia Mono"/>
+          <w:color w:val="000000"/>
+          <w:sz w:val="19"/>
+          <w:szCs w:val="19"/>
+          <w:highlight w:val="white"/>
+          <w:lang w:val="en-US"/>
+        </w:rPr>
+      </w:pPr>
+      <w:r>
+        <w:rPr>
+          <w:rFonts w:ascii="Cascadia Mono" w:hAnsi="Cascadia Mono" w:cs="Cascadia Mono"/>
+          <w:color w:val="000000"/>
+          <w:sz w:val="19"/>
+          <w:szCs w:val="19"/>
+          <w:highlight w:val="white"/>
+          <w:lang w:val="en-US"/>
+        </w:rPr>
+        <w:t xml:space="preserve">    }</w:t>
+      </w:r>
+    </w:p>
+    <w:p>
+      <w:pPr>
+        <w:autoSpaceDE w:val="0"/>
+        <w:autoSpaceDN w:val="0"/>
+        <w:adjustRightInd w:val="0"/>
+        <w:spacing w:after="0" w:line="240" w:lineRule="auto"/>
+        <w:rPr>
+          <w:rFonts w:ascii="Cascadia Mono" w:hAnsi="Cascadia Mono" w:cs="Cascadia Mono"/>
+          <w:color w:val="000000"/>
+          <w:sz w:val="19"/>
+          <w:szCs w:val="19"/>
+          <w:highlight w:val="white"/>
+          <w:lang w:val="en-US"/>
+        </w:rPr>
+      </w:pPr>
+      <w:r>
+        <w:rPr>
+          <w:rFonts w:ascii="Cascadia Mono" w:hAnsi="Cascadia Mono" w:cs="Cascadia Mono"/>
+          <w:color w:val="000000"/>
+          <w:sz w:val="19"/>
+          <w:szCs w:val="19"/>
+          <w:highlight w:val="white"/>
+          <w:lang w:val="en-US"/>
+        </w:rPr>
+        <w:t>}</w:t>
+      </w:r>
+    </w:p>
+    <w:p>
+      <w:pPr>
+        <w:autoSpaceDE w:val="0"/>
+        <w:autoSpaceDN w:val="0"/>
+        <w:adjustRightInd w:val="0"/>
+        <w:spacing w:after="0" w:line="240" w:lineRule="auto"/>
+        <w:rPr>
+          <w:rFonts w:ascii="Cascadia Mono" w:hAnsi="Cascadia Mono" w:cs="Cascadia Mono"/>
+          <w:color w:val="000000"/>
+          <w:sz w:val="19"/>
+          <w:szCs w:val="19"/>
+          <w:highlight w:val="white"/>
+          <w:lang w:val="en-US"/>
+        </w:rPr>
+      </w:pPr>
+    </w:p>
+    <w:p>
+      <w:pPr>
+        <w:autoSpaceDE w:val="0"/>
+        <w:autoSpaceDN w:val="0"/>
+        <w:adjustRightInd w:val="0"/>
+        <w:spacing w:after="0" w:line="240" w:lineRule="auto"/>
+        <w:rPr>
+          <w:rFonts w:ascii="Cascadia Mono" w:hAnsi="Cascadia Mono" w:cs="Cascadia Mono"/>
+          <w:color w:val="000000"/>
+          <w:sz w:val="19"/>
+          <w:szCs w:val="19"/>
+          <w:highlight w:val="white"/>
+          <w:lang w:val="en-US"/>
+        </w:rPr>
+      </w:pPr>
+      <w:proofErr w:type="gramStart"/>
+      <w:r>
+        <w:rPr>
+          <w:rFonts w:ascii="Cascadia Mono" w:hAnsi="Cascadia Mono" w:cs="Cascadia Mono"/>
+          <w:color w:val="0000FF"/>
+          <w:sz w:val="19"/>
+          <w:szCs w:val="19"/>
+          <w:highlight w:val="white"/>
+          <w:lang w:val="en-US"/>
+        </w:rPr>
+        <w:t>void</w:t>
+      </w:r>
+      <w:proofErr w:type="gramEnd"/>
+      <w:r>
+        <w:rPr>
+          <w:rFonts w:ascii="Cascadia Mono" w:hAnsi="Cascadia Mono" w:cs="Cascadia Mono"/>
+          <w:color w:val="000000"/>
+          <w:sz w:val="19"/>
+          <w:szCs w:val="19"/>
+          <w:highlight w:val="white"/>
+          <w:lang w:val="en-US"/>
+        </w:rPr>
+        <w:t xml:space="preserve"> randvvod(</w:t>
+      </w:r>
+      <w:r>
+        <w:rPr>
+          <w:rFonts w:ascii="Cascadia Mono" w:hAnsi="Cascadia Mono" w:cs="Cascadia Mono"/>
+          <w:color w:val="0000FF"/>
+          <w:sz w:val="19"/>
+          <w:szCs w:val="19"/>
+          <w:highlight w:val="white"/>
+          <w:lang w:val="en-US"/>
+        </w:rPr>
+        <w:t>int</w:t>
+      </w:r>
+      <w:r>
+        <w:rPr>
+          <w:rFonts w:ascii="Cascadia Mono" w:hAnsi="Cascadia Mono" w:cs="Cascadia Mono"/>
+          <w:color w:val="000000"/>
+          <w:sz w:val="19"/>
+          <w:szCs w:val="19"/>
+          <w:highlight w:val="white"/>
+          <w:lang w:val="en-US"/>
+        </w:rPr>
+        <w:t xml:space="preserve"> </w:t>
+      </w:r>
+      <w:r>
+        <w:rPr>
+          <w:rFonts w:ascii="Cascadia Mono" w:hAnsi="Cascadia Mono" w:cs="Cascadia Mono"/>
+          <w:color w:val="808080"/>
+          <w:sz w:val="19"/>
+          <w:szCs w:val="19"/>
+          <w:highlight w:val="white"/>
+          <w:lang w:val="en-US"/>
+        </w:rPr>
+        <w:t>n</w:t>
+      </w:r>
+      <w:r>
+        <w:rPr>
+          <w:rFonts w:ascii="Cascadia Mono" w:hAnsi="Cascadia Mono" w:cs="Cascadia Mono"/>
+          <w:color w:val="000000"/>
+          <w:sz w:val="19"/>
+          <w:szCs w:val="19"/>
+          <w:highlight w:val="white"/>
+          <w:lang w:val="en-US"/>
+        </w:rPr>
+        <w:t xml:space="preserve">, </w:t>
+      </w:r>
+      <w:r>
+        <w:rPr>
+          <w:rFonts w:ascii="Cascadia Mono" w:hAnsi="Cascadia Mono" w:cs="Cascadia Mono"/>
+          <w:color w:val="0000FF"/>
+          <w:sz w:val="19"/>
+          <w:szCs w:val="19"/>
+          <w:highlight w:val="white"/>
+          <w:lang w:val="en-US"/>
+        </w:rPr>
+        <w:t>int</w:t>
+      </w:r>
+      <w:r>
+        <w:rPr>
+          <w:rFonts w:ascii="Cascadia Mono" w:hAnsi="Cascadia Mono" w:cs="Cascadia Mono"/>
+          <w:color w:val="000000"/>
+          <w:sz w:val="19"/>
+          <w:szCs w:val="19"/>
+          <w:highlight w:val="white"/>
+          <w:lang w:val="en-US"/>
+        </w:rPr>
+        <w:t xml:space="preserve"> </w:t>
+      </w:r>
+      <w:r>
+        <w:rPr>
+          <w:rFonts w:ascii="Cascadia Mono" w:hAnsi="Cascadia Mono" w:cs="Cascadia Mono"/>
+          <w:color w:val="808080"/>
+          <w:sz w:val="19"/>
+          <w:szCs w:val="19"/>
+          <w:highlight w:val="white"/>
+          <w:lang w:val="en-US"/>
+        </w:rPr>
+        <w:t>m</w:t>
+      </w:r>
+      <w:r>
+        <w:rPr>
+          <w:rFonts w:ascii="Cascadia Mono" w:hAnsi="Cascadia Mono" w:cs="Cascadia Mono"/>
+          <w:color w:val="000000"/>
+          <w:sz w:val="19"/>
+          <w:szCs w:val="19"/>
+          <w:highlight w:val="white"/>
+          <w:lang w:val="en-US"/>
+        </w:rPr>
+        <w:t xml:space="preserve">, </w:t>
+      </w:r>
+      <w:r>
+        <w:rPr>
+          <w:rFonts w:ascii="Cascadia Mono" w:hAnsi="Cascadia Mono" w:cs="Cascadia Mono"/>
+          <w:color w:val="0000FF"/>
+          <w:sz w:val="19"/>
+          <w:szCs w:val="19"/>
+          <w:highlight w:val="white"/>
+          <w:lang w:val="en-US"/>
+        </w:rPr>
+        <w:t>int</w:t>
+      </w:r>
+      <w:r>
+        <w:rPr>
+          <w:rFonts w:ascii="Cascadia Mono" w:hAnsi="Cascadia Mono" w:cs="Cascadia Mono"/>
+          <w:color w:val="000000"/>
+          <w:sz w:val="19"/>
+          <w:szCs w:val="19"/>
+          <w:highlight w:val="white"/>
+          <w:lang w:val="en-US"/>
+        </w:rPr>
+        <w:t xml:space="preserve"> </w:t>
+      </w:r>
+      <w:r>
+        <w:rPr>
+          <w:rFonts w:ascii="Cascadia Mono" w:hAnsi="Cascadia Mono" w:cs="Cascadia Mono"/>
+          <w:color w:val="808080"/>
+          <w:sz w:val="19"/>
+          <w:szCs w:val="19"/>
+          <w:highlight w:val="white"/>
+          <w:lang w:val="en-US"/>
+        </w:rPr>
+        <w:t>matr</w:t>
+      </w:r>
+      <w:r>
+        <w:rPr>
+          <w:rFonts w:ascii="Cascadia Mono" w:hAnsi="Cascadia Mono" w:cs="Cascadia Mono"/>
+          <w:color w:val="000000"/>
+          <w:sz w:val="19"/>
+          <w:szCs w:val="19"/>
+          <w:highlight w:val="white"/>
+          <w:lang w:val="en-US"/>
+        </w:rPr>
+        <w:t>[][100])</w:t>
+      </w:r>
+    </w:p>
+    <w:p>
+      <w:pPr>
+        <w:autoSpaceDE w:val="0"/>
+        <w:autoSpaceDN w:val="0"/>
+        <w:adjustRightInd w:val="0"/>
+        <w:spacing w:after="0" w:line="240" w:lineRule="auto"/>
+        <w:rPr>
+          <w:rFonts w:ascii="Cascadia Mono" w:hAnsi="Cascadia Mono" w:cs="Cascadia Mono"/>
+          <w:color w:val="000000"/>
+          <w:sz w:val="19"/>
+          <w:szCs w:val="19"/>
+          <w:highlight w:val="white"/>
+          <w:lang w:val="en-US"/>
+        </w:rPr>
+      </w:pPr>
+      <w:r>
+        <w:rPr>
+          <w:rFonts w:ascii="Cascadia Mono" w:hAnsi="Cascadia Mono" w:cs="Cascadia Mono"/>
+          <w:color w:val="000000"/>
+          <w:sz w:val="19"/>
+          <w:szCs w:val="19"/>
+          <w:highlight w:val="white"/>
+          <w:lang w:val="en-US"/>
+        </w:rPr>
+        <w:t>{</w:t>
+      </w:r>
+    </w:p>
+    <w:p>
+      <w:pPr>
+        <w:autoSpaceDE w:val="0"/>
+        <w:autoSpaceDN w:val="0"/>
+        <w:adjustRightInd w:val="0"/>
+        <w:spacing w:after="0" w:line="240" w:lineRule="auto"/>
+        <w:rPr>
+          <w:rFonts w:ascii="Cascadia Mono" w:hAnsi="Cascadia Mono" w:cs="Cascadia Mono"/>
+          <w:color w:val="000000"/>
+          <w:sz w:val="19"/>
+          <w:szCs w:val="19"/>
+          <w:highlight w:val="white"/>
+          <w:lang w:val="en-US"/>
+        </w:rPr>
+      </w:pPr>
+      <w:r>
+        <w:rPr>
+          <w:rFonts w:ascii="Cascadia Mono" w:hAnsi="Cascadia Mono" w:cs="Cascadia Mono"/>
+          <w:color w:val="000000"/>
+          <w:sz w:val="19"/>
+          <w:szCs w:val="19"/>
+          <w:highlight w:val="white"/>
+          <w:lang w:val="en-US"/>
+        </w:rPr>
+        <w:t xml:space="preserve">    </w:t>
+      </w:r>
+      <w:proofErr w:type="gramStart"/>
+      <w:r>
+        <w:rPr>
+          <w:rFonts w:ascii="Cascadia Mono" w:hAnsi="Cascadia Mono" w:cs="Cascadia Mono"/>
+          <w:color w:val="0000FF"/>
+          <w:sz w:val="19"/>
+          <w:szCs w:val="19"/>
+          <w:highlight w:val="white"/>
+          <w:lang w:val="en-US"/>
+        </w:rPr>
+        <w:t>for</w:t>
+      </w:r>
+      <w:proofErr w:type="gramEnd"/>
+      <w:r>
+        <w:rPr>
+          <w:rFonts w:ascii="Cascadia Mono" w:hAnsi="Cascadia Mono" w:cs="Cascadia Mono"/>
+          <w:color w:val="000000"/>
+          <w:sz w:val="19"/>
+          <w:szCs w:val="19"/>
+          <w:highlight w:val="white"/>
+          <w:lang w:val="en-US"/>
+        </w:rPr>
+        <w:t xml:space="preserve"> (</w:t>
+      </w:r>
+      <w:r>
+        <w:rPr>
+          <w:rFonts w:ascii="Cascadia Mono" w:hAnsi="Cascadia Mono" w:cs="Cascadia Mono"/>
+          <w:color w:val="0000FF"/>
+          <w:sz w:val="19"/>
+          <w:szCs w:val="19"/>
+          <w:highlight w:val="white"/>
+          <w:lang w:val="en-US"/>
+        </w:rPr>
+        <w:t>int</w:t>
+      </w:r>
+      <w:r>
+        <w:rPr>
+          <w:rFonts w:ascii="Cascadia Mono" w:hAnsi="Cascadia Mono" w:cs="Cascadia Mono"/>
+          <w:color w:val="000000"/>
+          <w:sz w:val="19"/>
+          <w:szCs w:val="19"/>
+          <w:highlight w:val="white"/>
+          <w:lang w:val="en-US"/>
+        </w:rPr>
+        <w:t xml:space="preserve"> i = 0; i &lt; </w:t>
+      </w:r>
+      <w:r>
+        <w:rPr>
+          <w:rFonts w:ascii="Cascadia Mono" w:hAnsi="Cascadia Mono" w:cs="Cascadia Mono"/>
+          <w:color w:val="808080"/>
+          <w:sz w:val="19"/>
+          <w:szCs w:val="19"/>
+          <w:highlight w:val="white"/>
+          <w:lang w:val="en-US"/>
+        </w:rPr>
+        <w:t>n</w:t>
+      </w:r>
+      <w:r>
+        <w:rPr>
+          <w:rFonts w:ascii="Cascadia Mono" w:hAnsi="Cascadia Mono" w:cs="Cascadia Mono"/>
+          <w:color w:val="000000"/>
+          <w:sz w:val="19"/>
+          <w:szCs w:val="19"/>
+          <w:highlight w:val="white"/>
+          <w:lang w:val="en-US"/>
+        </w:rPr>
+        <w:t>; i++) {</w:t>
+      </w:r>
+    </w:p>
+    <w:p>
+      <w:pPr>
+        <w:autoSpaceDE w:val="0"/>
+        <w:autoSpaceDN w:val="0"/>
+        <w:adjustRightInd w:val="0"/>
+        <w:spacing w:after="0" w:line="240" w:lineRule="auto"/>
+        <w:rPr>
+          <w:rFonts w:ascii="Cascadia Mono" w:hAnsi="Cascadia Mono" w:cs="Cascadia Mono"/>
+          <w:color w:val="000000"/>
+          <w:sz w:val="19"/>
+          <w:szCs w:val="19"/>
+          <w:highlight w:val="white"/>
+          <w:lang w:val="en-US"/>
+        </w:rPr>
+      </w:pPr>
+      <w:r>
+        <w:rPr>
+          <w:rFonts w:ascii="Cascadia Mono" w:hAnsi="Cascadia Mono" w:cs="Cascadia Mono"/>
+          <w:color w:val="000000"/>
+          <w:sz w:val="19"/>
+          <w:szCs w:val="19"/>
+          <w:highlight w:val="white"/>
+          <w:lang w:val="en-US"/>
+        </w:rPr>
+        <w:t xml:space="preserve">        </w:t>
+      </w:r>
+      <w:proofErr w:type="gramStart"/>
+      <w:r>
+        <w:rPr>
+          <w:rFonts w:ascii="Cascadia Mono" w:hAnsi="Cascadia Mono" w:cs="Cascadia Mono"/>
+          <w:color w:val="0000FF"/>
+          <w:sz w:val="19"/>
+          <w:szCs w:val="19"/>
+          <w:highlight w:val="white"/>
+          <w:lang w:val="en-US"/>
+        </w:rPr>
+        <w:t>for</w:t>
+      </w:r>
+      <w:proofErr w:type="gramEnd"/>
+      <w:r>
+        <w:rPr>
+          <w:rFonts w:ascii="Cascadia Mono" w:hAnsi="Cascadia Mono" w:cs="Cascadia Mono"/>
+          <w:color w:val="000000"/>
+          <w:sz w:val="19"/>
+          <w:szCs w:val="19"/>
+          <w:highlight w:val="white"/>
+          <w:lang w:val="en-US"/>
+        </w:rPr>
+        <w:t xml:space="preserve"> (</w:t>
+      </w:r>
+      <w:r>
+        <w:rPr>
+          <w:rFonts w:ascii="Cascadia Mono" w:hAnsi="Cascadia Mono" w:cs="Cascadia Mono"/>
+          <w:color w:val="0000FF"/>
+          <w:sz w:val="19"/>
+          <w:szCs w:val="19"/>
+          <w:highlight w:val="white"/>
+          <w:lang w:val="en-US"/>
+        </w:rPr>
+        <w:t>int</w:t>
+      </w:r>
+      <w:r>
+        <w:rPr>
+          <w:rFonts w:ascii="Cascadia Mono" w:hAnsi="Cascadia Mono" w:cs="Cascadia Mono"/>
+          <w:color w:val="000000"/>
+          <w:sz w:val="19"/>
+          <w:szCs w:val="19"/>
+          <w:highlight w:val="white"/>
+          <w:lang w:val="en-US"/>
+        </w:rPr>
+        <w:t xml:space="preserve"> j = 0; j &lt; </w:t>
+      </w:r>
+      <w:r>
+        <w:rPr>
+          <w:rFonts w:ascii="Cascadia Mono" w:hAnsi="Cascadia Mono" w:cs="Cascadia Mono"/>
+          <w:color w:val="808080"/>
+          <w:sz w:val="19"/>
+          <w:szCs w:val="19"/>
+          <w:highlight w:val="white"/>
+          <w:lang w:val="en-US"/>
+        </w:rPr>
+        <w:t>m</w:t>
+      </w:r>
+      <w:r>
+        <w:rPr>
+          <w:rFonts w:ascii="Cascadia Mono" w:hAnsi="Cascadia Mono" w:cs="Cascadia Mono"/>
+          <w:color w:val="000000"/>
+          <w:sz w:val="19"/>
+          <w:szCs w:val="19"/>
+          <w:highlight w:val="white"/>
+          <w:lang w:val="en-US"/>
+        </w:rPr>
+        <w:t>; j++) {</w:t>
+      </w:r>
+    </w:p>
+    <w:p>
+      <w:pPr>
+        <w:autoSpaceDE w:val="0"/>
+        <w:autoSpaceDN w:val="0"/>
+        <w:adjustRightInd w:val="0"/>
+        <w:spacing w:after="0" w:line="240" w:lineRule="auto"/>
+        <w:rPr>
+          <w:rFonts w:ascii="Cascadia Mono" w:hAnsi="Cascadia Mono" w:cs="Cascadia Mono"/>
+          <w:color w:val="000000"/>
+          <w:sz w:val="19"/>
+          <w:szCs w:val="19"/>
+          <w:highlight w:val="white"/>
+          <w:lang w:val="en-US"/>
+        </w:rPr>
+      </w:pPr>
+      <w:r>
+        <w:rPr>
+          <w:rFonts w:ascii="Cascadia Mono" w:hAnsi="Cascadia Mono" w:cs="Cascadia Mono"/>
+          <w:color w:val="000000"/>
+          <w:sz w:val="19"/>
+          <w:szCs w:val="19"/>
+          <w:highlight w:val="white"/>
+          <w:lang w:val="en-US"/>
+        </w:rPr>
+        <w:t xml:space="preserve">            </w:t>
+      </w:r>
+      <w:proofErr w:type="gramStart"/>
+      <w:r>
+        <w:rPr>
+          <w:rFonts w:ascii="Cascadia Mono" w:hAnsi="Cascadia Mono" w:cs="Cascadia Mono"/>
+          <w:color w:val="808080"/>
+          <w:sz w:val="19"/>
+          <w:szCs w:val="19"/>
+          <w:highlight w:val="white"/>
+          <w:lang w:val="en-US"/>
+        </w:rPr>
+        <w:t>matr</w:t>
+      </w:r>
+      <w:r>
+        <w:rPr>
+          <w:rFonts w:ascii="Cascadia Mono" w:hAnsi="Cascadia Mono" w:cs="Cascadia Mono"/>
+          <w:color w:val="000000"/>
+          <w:sz w:val="19"/>
+          <w:szCs w:val="19"/>
+          <w:highlight w:val="white"/>
+          <w:lang w:val="en-US"/>
+        </w:rPr>
+        <w:t>[</w:t>
+      </w:r>
+      <w:proofErr w:type="gramEnd"/>
+      <w:r>
+        <w:rPr>
+          <w:rFonts w:ascii="Cascadia Mono" w:hAnsi="Cascadia Mono" w:cs="Cascadia Mono"/>
+          <w:color w:val="000000"/>
+          <w:sz w:val="19"/>
+          <w:szCs w:val="19"/>
+          <w:highlight w:val="white"/>
+          <w:lang w:val="en-US"/>
+        </w:rPr>
+        <w:t>i][j] = rand() % 201 - 100;</w:t>
+      </w:r>
+    </w:p>
+    <w:p>
+      <w:pPr>
+        <w:autoSpaceDE w:val="0"/>
+        <w:autoSpaceDN w:val="0"/>
+        <w:adjustRightInd w:val="0"/>
+        <w:spacing w:after="0" w:line="240" w:lineRule="auto"/>
+        <w:rPr>
+          <w:rFonts w:ascii="Cascadia Mono" w:hAnsi="Cascadia Mono" w:cs="Cascadia Mono"/>
+          <w:color w:val="000000"/>
+          <w:sz w:val="19"/>
+          <w:szCs w:val="19"/>
+          <w:highlight w:val="white"/>
+          <w:lang w:val="en-US"/>
+        </w:rPr>
+      </w:pPr>
+      <w:r>
+        <w:rPr>
+          <w:rFonts w:ascii="Cascadia Mono" w:hAnsi="Cascadia Mono" w:cs="Cascadia Mono"/>
+          <w:color w:val="000000"/>
+          <w:sz w:val="19"/>
+          <w:szCs w:val="19"/>
+          <w:highlight w:val="white"/>
+          <w:lang w:val="en-US"/>
+        </w:rPr>
+        <w:t xml:space="preserve">        }</w:t>
+      </w:r>
+    </w:p>
+    <w:p>
+      <w:pPr>
+        <w:autoSpaceDE w:val="0"/>
+        <w:autoSpaceDN w:val="0"/>
+        <w:adjustRightInd w:val="0"/>
+        <w:spacing w:after="0" w:line="240" w:lineRule="auto"/>
+        <w:rPr>
+          <w:rFonts w:ascii="Cascadia Mono" w:hAnsi="Cascadia Mono" w:cs="Cascadia Mono"/>
+          <w:color w:val="000000"/>
+          <w:sz w:val="19"/>
+          <w:szCs w:val="19"/>
+          <w:highlight w:val="white"/>
+          <w:lang w:val="en-US"/>
+        </w:rPr>
+      </w:pPr>
+      <w:r>
+        <w:rPr>
+          <w:rFonts w:ascii="Cascadia Mono" w:hAnsi="Cascadia Mono" w:cs="Cascadia Mono"/>
+          <w:color w:val="000000"/>
+          <w:sz w:val="19"/>
+          <w:szCs w:val="19"/>
+          <w:highlight w:val="white"/>
+          <w:lang w:val="en-US"/>
+        </w:rPr>
+        <w:t xml:space="preserve">    }</w:t>
+      </w:r>
+    </w:p>
+    <w:p>
+      <w:pPr>
+        <w:autoSpaceDE w:val="0"/>
+        <w:autoSpaceDN w:val="0"/>
+        <w:adjustRightInd w:val="0"/>
+        <w:spacing w:after="0" w:line="240" w:lineRule="auto"/>
+        <w:rPr>
+          <w:rFonts w:ascii="Cascadia Mono" w:hAnsi="Cascadia Mono" w:cs="Cascadia Mono"/>
+          <w:color w:val="000000"/>
+          <w:sz w:val="19"/>
+          <w:szCs w:val="19"/>
+          <w:highlight w:val="white"/>
+          <w:lang w:val="en-US"/>
+        </w:rPr>
+      </w:pPr>
+      <w:r>
+        <w:rPr>
+          <w:rFonts w:ascii="Cascadia Mono" w:hAnsi="Cascadia Mono" w:cs="Cascadia Mono"/>
+          <w:color w:val="000000"/>
+          <w:sz w:val="19"/>
+          <w:szCs w:val="19"/>
+          <w:highlight w:val="white"/>
+          <w:lang w:val="en-US"/>
+        </w:rPr>
+        <w:t>}</w:t>
+      </w:r>
+    </w:p>
+    <w:p>
+      <w:pPr>
+        <w:autoSpaceDE w:val="0"/>
+        <w:autoSpaceDN w:val="0"/>
+        <w:adjustRightInd w:val="0"/>
+        <w:spacing w:after="0" w:line="240" w:lineRule="auto"/>
+        <w:rPr>
+          <w:rFonts w:ascii="Cascadia Mono" w:hAnsi="Cascadia Mono" w:cs="Cascadia Mono"/>
+          <w:color w:val="000000"/>
+          <w:sz w:val="19"/>
+          <w:szCs w:val="19"/>
+          <w:highlight w:val="white"/>
+          <w:lang w:val="en-US"/>
+        </w:rPr>
+      </w:pPr>
+    </w:p>
+    <w:p>
+      <w:pPr>
+        <w:autoSpaceDE w:val="0"/>
+        <w:autoSpaceDN w:val="0"/>
+        <w:adjustRightInd w:val="0"/>
+        <w:spacing w:after="0" w:line="240" w:lineRule="auto"/>
+        <w:rPr>
+          <w:rFonts w:ascii="Cascadia Mono" w:hAnsi="Cascadia Mono" w:cs="Cascadia Mono"/>
+          <w:color w:val="000000"/>
+          <w:sz w:val="19"/>
+          <w:szCs w:val="19"/>
+          <w:highlight w:val="white"/>
+          <w:lang w:val="en-US"/>
+        </w:rPr>
+      </w:pPr>
+      <w:proofErr w:type="gramStart"/>
+      <w:r>
+        <w:rPr>
+          <w:rFonts w:ascii="Cascadia Mono" w:hAnsi="Cascadia Mono" w:cs="Cascadia Mono"/>
+          <w:color w:val="0000FF"/>
+          <w:sz w:val="19"/>
+          <w:szCs w:val="19"/>
+          <w:highlight w:val="white"/>
+          <w:lang w:val="en-US"/>
+        </w:rPr>
+        <w:t>void</w:t>
+      </w:r>
+      <w:proofErr w:type="gramEnd"/>
+      <w:r>
+        <w:rPr>
+          <w:rFonts w:ascii="Cascadia Mono" w:hAnsi="Cascadia Mono" w:cs="Cascadia Mono"/>
+          <w:color w:val="000000"/>
+          <w:sz w:val="19"/>
+          <w:szCs w:val="19"/>
+          <w:highlight w:val="white"/>
+          <w:lang w:val="en-US"/>
+        </w:rPr>
+        <w:t xml:space="preserve"> out(</w:t>
+      </w:r>
+      <w:r>
+        <w:rPr>
+          <w:rFonts w:ascii="Cascadia Mono" w:hAnsi="Cascadia Mono" w:cs="Cascadia Mono"/>
+          <w:color w:val="0000FF"/>
+          <w:sz w:val="19"/>
+          <w:szCs w:val="19"/>
+          <w:highlight w:val="white"/>
+          <w:lang w:val="en-US"/>
+        </w:rPr>
+        <w:t>int</w:t>
+      </w:r>
+      <w:r>
+        <w:rPr>
+          <w:rFonts w:ascii="Cascadia Mono" w:hAnsi="Cascadia Mono" w:cs="Cascadia Mono"/>
+          <w:color w:val="000000"/>
+          <w:sz w:val="19"/>
+          <w:szCs w:val="19"/>
+          <w:highlight w:val="white"/>
+          <w:lang w:val="en-US"/>
+        </w:rPr>
+        <w:t xml:space="preserve"> </w:t>
+      </w:r>
+      <w:r>
+        <w:rPr>
+          <w:rFonts w:ascii="Cascadia Mono" w:hAnsi="Cascadia Mono" w:cs="Cascadia Mono"/>
+          <w:color w:val="808080"/>
+          <w:sz w:val="19"/>
+          <w:szCs w:val="19"/>
+          <w:highlight w:val="white"/>
+          <w:lang w:val="en-US"/>
+        </w:rPr>
+        <w:t>n</w:t>
+      </w:r>
+      <w:r>
+        <w:rPr>
+          <w:rFonts w:ascii="Cascadia Mono" w:hAnsi="Cascadia Mono" w:cs="Cascadia Mono"/>
+          <w:color w:val="000000"/>
+          <w:sz w:val="19"/>
+          <w:szCs w:val="19"/>
+          <w:highlight w:val="white"/>
+          <w:lang w:val="en-US"/>
+        </w:rPr>
+        <w:t xml:space="preserve">, </w:t>
+      </w:r>
+      <w:r>
+        <w:rPr>
+          <w:rFonts w:ascii="Cascadia Mono" w:hAnsi="Cascadia Mono" w:cs="Cascadia Mono"/>
+          <w:color w:val="0000FF"/>
+          <w:sz w:val="19"/>
+          <w:szCs w:val="19"/>
+          <w:highlight w:val="white"/>
+          <w:lang w:val="en-US"/>
+        </w:rPr>
+        <w:t>int</w:t>
+      </w:r>
+      <w:r>
+        <w:rPr>
+          <w:rFonts w:ascii="Cascadia Mono" w:hAnsi="Cascadia Mono" w:cs="Cascadia Mono"/>
+          <w:color w:val="000000"/>
+          <w:sz w:val="19"/>
+          <w:szCs w:val="19"/>
+          <w:highlight w:val="white"/>
+          <w:lang w:val="en-US"/>
+        </w:rPr>
+        <w:t xml:space="preserve"> </w:t>
+      </w:r>
+      <w:r>
+        <w:rPr>
+          <w:rFonts w:ascii="Cascadia Mono" w:hAnsi="Cascadia Mono" w:cs="Cascadia Mono"/>
+          <w:color w:val="808080"/>
+          <w:sz w:val="19"/>
+          <w:szCs w:val="19"/>
+          <w:highlight w:val="white"/>
+          <w:lang w:val="en-US"/>
+        </w:rPr>
+        <w:t>m</w:t>
+      </w:r>
+      <w:r>
+        <w:rPr>
+          <w:rFonts w:ascii="Cascadia Mono" w:hAnsi="Cascadia Mono" w:cs="Cascadia Mono"/>
+          <w:color w:val="000000"/>
+          <w:sz w:val="19"/>
+          <w:szCs w:val="19"/>
+          <w:highlight w:val="white"/>
+          <w:lang w:val="en-US"/>
+        </w:rPr>
+        <w:t xml:space="preserve">, </w:t>
+      </w:r>
+      <w:r>
+        <w:rPr>
+          <w:rFonts w:ascii="Cascadia Mono" w:hAnsi="Cascadia Mono" w:cs="Cascadia Mono"/>
+          <w:color w:val="0000FF"/>
+          <w:sz w:val="19"/>
+          <w:szCs w:val="19"/>
+          <w:highlight w:val="white"/>
+          <w:lang w:val="en-US"/>
+        </w:rPr>
+        <w:t>int</w:t>
+      </w:r>
+      <w:r>
+        <w:rPr>
+          <w:rFonts w:ascii="Cascadia Mono" w:hAnsi="Cascadia Mono" w:cs="Cascadia Mono"/>
+          <w:color w:val="000000"/>
+          <w:sz w:val="19"/>
+          <w:szCs w:val="19"/>
+          <w:highlight w:val="white"/>
+          <w:lang w:val="en-US"/>
+        </w:rPr>
+        <w:t xml:space="preserve"> </w:t>
+      </w:r>
+      <w:r>
+        <w:rPr>
+          <w:rFonts w:ascii="Cascadia Mono" w:hAnsi="Cascadia Mono" w:cs="Cascadia Mono"/>
+          <w:color w:val="808080"/>
+          <w:sz w:val="19"/>
+          <w:szCs w:val="19"/>
+          <w:highlight w:val="white"/>
+          <w:lang w:val="en-US"/>
+        </w:rPr>
+        <w:t>matr</w:t>
+      </w:r>
+      <w:r>
+        <w:rPr>
+          <w:rFonts w:ascii="Cascadia Mono" w:hAnsi="Cascadia Mono" w:cs="Cascadia Mono"/>
+          <w:color w:val="000000"/>
+          <w:sz w:val="19"/>
+          <w:szCs w:val="19"/>
+          <w:highlight w:val="white"/>
+          <w:lang w:val="en-US"/>
+        </w:rPr>
+        <w:t>[][100])</w:t>
+      </w:r>
+    </w:p>
+    <w:p>
+      <w:pPr>
+        <w:autoSpaceDE w:val="0"/>
+        <w:autoSpaceDN w:val="0"/>
+        <w:adjustRightInd w:val="0"/>
+        <w:spacing w:after="0" w:line="240" w:lineRule="auto"/>
+        <w:rPr>
+          <w:rFonts w:ascii="Cascadia Mono" w:hAnsi="Cascadia Mono" w:cs="Cascadia Mono"/>
+          <w:color w:val="000000"/>
+          <w:sz w:val="19"/>
+          <w:szCs w:val="19"/>
+          <w:highlight w:val="white"/>
+          <w:lang w:val="en-US"/>
+        </w:rPr>
+      </w:pPr>
+      <w:r>
+        <w:rPr>
+          <w:rFonts w:ascii="Cascadia Mono" w:hAnsi="Cascadia Mono" w:cs="Cascadia Mono"/>
+          <w:color w:val="000000"/>
+          <w:sz w:val="19"/>
+          <w:szCs w:val="19"/>
+          <w:highlight w:val="white"/>
+          <w:lang w:val="en-US"/>
+        </w:rPr>
+        <w:t>{</w:t>
+      </w:r>
+    </w:p>
+    <w:p>
+      <w:pPr>
+        <w:autoSpaceDE w:val="0"/>
+        <w:autoSpaceDN w:val="0"/>
+        <w:adjustRightInd w:val="0"/>
+        <w:spacing w:after="0" w:line="240" w:lineRule="auto"/>
+        <w:rPr>
+          <w:rFonts w:ascii="Cascadia Mono" w:hAnsi="Cascadia Mono" w:cs="Cascadia Mono"/>
+          <w:color w:val="000000"/>
+          <w:sz w:val="19"/>
+          <w:szCs w:val="19"/>
+          <w:highlight w:val="white"/>
+          <w:lang w:val="en-US"/>
+        </w:rPr>
+      </w:pPr>
+      <w:r>
+        <w:rPr>
+          <w:rFonts w:ascii="Cascadia Mono" w:hAnsi="Cascadia Mono" w:cs="Cascadia Mono"/>
+          <w:color w:val="000000"/>
+          <w:sz w:val="19"/>
+          <w:szCs w:val="19"/>
+          <w:highlight w:val="white"/>
+          <w:lang w:val="en-US"/>
+        </w:rPr>
+        <w:t xml:space="preserve">    </w:t>
+      </w:r>
+      <w:proofErr w:type="gramStart"/>
+      <w:r>
+        <w:rPr>
+          <w:rFonts w:ascii="Cascadia Mono" w:hAnsi="Cascadia Mono" w:cs="Cascadia Mono"/>
+          <w:color w:val="0000FF"/>
+          <w:sz w:val="19"/>
+          <w:szCs w:val="19"/>
+          <w:highlight w:val="white"/>
+          <w:lang w:val="en-US"/>
+        </w:rPr>
+        <w:t>for</w:t>
+      </w:r>
+      <w:proofErr w:type="gramEnd"/>
+      <w:r>
+        <w:rPr>
+          <w:rFonts w:ascii="Cascadia Mono" w:hAnsi="Cascadia Mono" w:cs="Cascadia Mono"/>
+          <w:color w:val="000000"/>
+          <w:sz w:val="19"/>
+          <w:szCs w:val="19"/>
+          <w:highlight w:val="white"/>
+          <w:lang w:val="en-US"/>
+        </w:rPr>
+        <w:t xml:space="preserve"> (</w:t>
+      </w:r>
+      <w:r>
+        <w:rPr>
+          <w:rFonts w:ascii="Cascadia Mono" w:hAnsi="Cascadia Mono" w:cs="Cascadia Mono"/>
+          <w:color w:val="0000FF"/>
+          <w:sz w:val="19"/>
+          <w:szCs w:val="19"/>
+          <w:highlight w:val="white"/>
+          <w:lang w:val="en-US"/>
+        </w:rPr>
+        <w:t>int</w:t>
+      </w:r>
+      <w:r>
+        <w:rPr>
+          <w:rFonts w:ascii="Cascadia Mono" w:hAnsi="Cascadia Mono" w:cs="Cascadia Mono"/>
+          <w:color w:val="000000"/>
+          <w:sz w:val="19"/>
+          <w:szCs w:val="19"/>
+          <w:highlight w:val="white"/>
+          <w:lang w:val="en-US"/>
+        </w:rPr>
+        <w:t xml:space="preserve"> i = 0; i &lt; </w:t>
+      </w:r>
+      <w:r>
+        <w:rPr>
+          <w:rFonts w:ascii="Cascadia Mono" w:hAnsi="Cascadia Mono" w:cs="Cascadia Mono"/>
+          <w:color w:val="808080"/>
+          <w:sz w:val="19"/>
+          <w:szCs w:val="19"/>
+          <w:highlight w:val="white"/>
+          <w:lang w:val="en-US"/>
+        </w:rPr>
+        <w:t>n</w:t>
+      </w:r>
+      <w:r>
+        <w:rPr>
+          <w:rFonts w:ascii="Cascadia Mono" w:hAnsi="Cascadia Mono" w:cs="Cascadia Mono"/>
+          <w:color w:val="000000"/>
+          <w:sz w:val="19"/>
+          <w:szCs w:val="19"/>
+          <w:highlight w:val="white"/>
+          <w:lang w:val="en-US"/>
+        </w:rPr>
+        <w:t>; i++) {</w:t>
+      </w:r>
+    </w:p>
+    <w:p>
+      <w:pPr>
+        <w:autoSpaceDE w:val="0"/>
+        <w:autoSpaceDN w:val="0"/>
+        <w:adjustRightInd w:val="0"/>
+        <w:spacing w:after="0" w:line="240" w:lineRule="auto"/>
+        <w:rPr>
+          <w:rFonts w:ascii="Cascadia Mono" w:hAnsi="Cascadia Mono" w:cs="Cascadia Mono"/>
+          <w:color w:val="000000"/>
+          <w:sz w:val="19"/>
+          <w:szCs w:val="19"/>
+          <w:highlight w:val="white"/>
+          <w:lang w:val="en-US"/>
+        </w:rPr>
+      </w:pPr>
+      <w:r>
+        <w:rPr>
+          <w:rFonts w:ascii="Cascadia Mono" w:hAnsi="Cascadia Mono" w:cs="Cascadia Mono"/>
+          <w:color w:val="000000"/>
+          <w:sz w:val="19"/>
+          <w:szCs w:val="19"/>
+          <w:highlight w:val="white"/>
+          <w:lang w:val="en-US"/>
+        </w:rPr>
+        <w:t xml:space="preserve">        </w:t>
+      </w:r>
+      <w:proofErr w:type="gramStart"/>
+      <w:r>
+        <w:rPr>
+          <w:rFonts w:ascii="Cascadia Mono" w:hAnsi="Cascadia Mono" w:cs="Cascadia Mono"/>
+          <w:color w:val="0000FF"/>
+          <w:sz w:val="19"/>
+          <w:szCs w:val="19"/>
+          <w:highlight w:val="white"/>
+          <w:lang w:val="en-US"/>
+        </w:rPr>
+        <w:t>for</w:t>
+      </w:r>
+      <w:proofErr w:type="gramEnd"/>
+      <w:r>
+        <w:rPr>
+          <w:rFonts w:ascii="Cascadia Mono" w:hAnsi="Cascadia Mono" w:cs="Cascadia Mono"/>
+          <w:color w:val="000000"/>
+          <w:sz w:val="19"/>
+          <w:szCs w:val="19"/>
+          <w:highlight w:val="white"/>
+          <w:lang w:val="en-US"/>
+        </w:rPr>
+        <w:t xml:space="preserve"> (</w:t>
+      </w:r>
+      <w:r>
+        <w:rPr>
+          <w:rFonts w:ascii="Cascadia Mono" w:hAnsi="Cascadia Mono" w:cs="Cascadia Mono"/>
+          <w:color w:val="0000FF"/>
+          <w:sz w:val="19"/>
+          <w:szCs w:val="19"/>
+          <w:highlight w:val="white"/>
+          <w:lang w:val="en-US"/>
+        </w:rPr>
+        <w:t>int</w:t>
+      </w:r>
+      <w:r>
+        <w:rPr>
+          <w:rFonts w:ascii="Cascadia Mono" w:hAnsi="Cascadia Mono" w:cs="Cascadia Mono"/>
+          <w:color w:val="000000"/>
+          <w:sz w:val="19"/>
+          <w:szCs w:val="19"/>
+          <w:highlight w:val="white"/>
+          <w:lang w:val="en-US"/>
+        </w:rPr>
+        <w:t xml:space="preserve"> j = 0; j &lt; </w:t>
+      </w:r>
+      <w:r>
+        <w:rPr>
+          <w:rFonts w:ascii="Cascadia Mono" w:hAnsi="Cascadia Mono" w:cs="Cascadia Mono"/>
+          <w:color w:val="808080"/>
+          <w:sz w:val="19"/>
+          <w:szCs w:val="19"/>
+          <w:highlight w:val="white"/>
+          <w:lang w:val="en-US"/>
+        </w:rPr>
+        <w:t>m</w:t>
+      </w:r>
+      <w:r>
+        <w:rPr>
+          <w:rFonts w:ascii="Cascadia Mono" w:hAnsi="Cascadia Mono" w:cs="Cascadia Mono"/>
+          <w:color w:val="000000"/>
+          <w:sz w:val="19"/>
+          <w:szCs w:val="19"/>
+          <w:highlight w:val="white"/>
+          <w:lang w:val="en-US"/>
+        </w:rPr>
+        <w:t>; j++) {</w:t>
+      </w:r>
+    </w:p>
+    <w:p>
+      <w:pPr>
+        <w:autoSpaceDE w:val="0"/>
+        <w:autoSpaceDN w:val="0"/>
+        <w:adjustRightInd w:val="0"/>
+        <w:spacing w:after="0" w:line="240" w:lineRule="auto"/>
+        <w:rPr>
+          <w:rFonts w:ascii="Cascadia Mono" w:hAnsi="Cascadia Mono" w:cs="Cascadia Mono"/>
+          <w:color w:val="000000"/>
+          <w:sz w:val="19"/>
+          <w:szCs w:val="19"/>
+          <w:highlight w:val="white"/>
+          <w:lang w:val="en-US"/>
+        </w:rPr>
+      </w:pPr>
+      <w:r>
+        <w:rPr>
+          <w:rFonts w:ascii="Cascadia Mono" w:hAnsi="Cascadia Mono" w:cs="Cascadia Mono"/>
+          <w:color w:val="000000"/>
+          <w:sz w:val="19"/>
+          <w:szCs w:val="19"/>
+          <w:highlight w:val="white"/>
+          <w:lang w:val="en-US"/>
+        </w:rPr>
+        <w:t xml:space="preserve">            </w:t>
+      </w:r>
+      <w:proofErr w:type="gramStart"/>
+      <w:r>
+        <w:rPr>
+          <w:rFonts w:ascii="Cascadia Mono" w:hAnsi="Cascadia Mono" w:cs="Cascadia Mono"/>
+          <w:color w:val="000000"/>
+          <w:sz w:val="19"/>
+          <w:szCs w:val="19"/>
+          <w:highlight w:val="white"/>
+          <w:lang w:val="en-US"/>
+        </w:rPr>
+        <w:t>cout</w:t>
+      </w:r>
+      <w:proofErr w:type="gramEnd"/>
+      <w:r>
+        <w:rPr>
+          <w:rFonts w:ascii="Cascadia Mono" w:hAnsi="Cascadia Mono" w:cs="Cascadia Mono"/>
+          <w:color w:val="000000"/>
+          <w:sz w:val="19"/>
+          <w:szCs w:val="19"/>
+          <w:highlight w:val="white"/>
+          <w:lang w:val="en-US"/>
+        </w:rPr>
+        <w:t xml:space="preserve"> </w:t>
+      </w:r>
+      <w:r>
+        <w:rPr>
+          <w:rFonts w:ascii="Cascadia Mono" w:hAnsi="Cascadia Mono" w:cs="Cascadia Mono"/>
+          <w:color w:val="008080"/>
+          <w:sz w:val="19"/>
+          <w:szCs w:val="19"/>
+          <w:highlight w:val="white"/>
+          <w:lang w:val="en-US"/>
+        </w:rPr>
+        <w:t>&lt;&lt;</w:t>
+      </w:r>
+      <w:r>
+        <w:rPr>
+          <w:rFonts w:ascii="Cascadia Mono" w:hAnsi="Cascadia Mono" w:cs="Cascadia Mono"/>
+          <w:color w:val="000000"/>
+          <w:sz w:val="19"/>
+          <w:szCs w:val="19"/>
+          <w:highlight w:val="white"/>
+          <w:lang w:val="en-US"/>
+        </w:rPr>
+        <w:t xml:space="preserve"> setw(3) </w:t>
+      </w:r>
+      <w:r>
+        <w:rPr>
+          <w:rFonts w:ascii="Cascadia Mono" w:hAnsi="Cascadia Mono" w:cs="Cascadia Mono"/>
+          <w:color w:val="008080"/>
+          <w:sz w:val="19"/>
+          <w:szCs w:val="19"/>
+          <w:highlight w:val="white"/>
+          <w:lang w:val="en-US"/>
+        </w:rPr>
+        <w:t>&lt;&lt;</w:t>
+      </w:r>
+      <w:r>
+        <w:rPr>
+          <w:rFonts w:ascii="Cascadia Mono" w:hAnsi="Cascadia Mono" w:cs="Cascadia Mono"/>
+          <w:color w:val="000000"/>
+          <w:sz w:val="19"/>
+          <w:szCs w:val="19"/>
+          <w:highlight w:val="white"/>
+          <w:lang w:val="en-US"/>
+        </w:rPr>
+        <w:t xml:space="preserve"> </w:t>
+      </w:r>
+      <w:r>
+        <w:rPr>
+          <w:rFonts w:ascii="Cascadia Mono" w:hAnsi="Cascadia Mono" w:cs="Cascadia Mono"/>
+          <w:color w:val="808080"/>
+          <w:sz w:val="19"/>
+          <w:szCs w:val="19"/>
+          <w:highlight w:val="white"/>
+          <w:lang w:val="en-US"/>
+        </w:rPr>
+        <w:t>matr</w:t>
+      </w:r>
+      <w:r>
+        <w:rPr>
+          <w:rFonts w:ascii="Cascadia Mono" w:hAnsi="Cascadia Mono" w:cs="Cascadia Mono"/>
+          <w:color w:val="000000"/>
+          <w:sz w:val="19"/>
+          <w:szCs w:val="19"/>
+          <w:highlight w:val="white"/>
+          <w:lang w:val="en-US"/>
+        </w:rPr>
+        <w:t xml:space="preserve">[i][j] </w:t>
+      </w:r>
+      <w:r>
+        <w:rPr>
+          <w:rFonts w:ascii="Cascadia Mono" w:hAnsi="Cascadia Mono" w:cs="Cascadia Mono"/>
+          <w:color w:val="008080"/>
+          <w:sz w:val="19"/>
+          <w:szCs w:val="19"/>
+          <w:highlight w:val="white"/>
+          <w:lang w:val="en-US"/>
+        </w:rPr>
+        <w:t>&lt;&lt;</w:t>
+      </w:r>
+      <w:r>
+        <w:rPr>
+          <w:rFonts w:ascii="Cascadia Mono" w:hAnsi="Cascadia Mono" w:cs="Cascadia Mono"/>
+          <w:color w:val="000000"/>
+          <w:sz w:val="19"/>
+          <w:szCs w:val="19"/>
+          <w:highlight w:val="white"/>
+          <w:lang w:val="en-US"/>
+        </w:rPr>
+        <w:t xml:space="preserve"> </w:t>
+      </w:r>
+      <w:r>
+        <w:rPr>
+          <w:rFonts w:ascii="Cascadia Mono" w:hAnsi="Cascadia Mono" w:cs="Cascadia Mono"/>
+          <w:color w:val="A31515"/>
+          <w:sz w:val="19"/>
+          <w:szCs w:val="19"/>
+          <w:highlight w:val="white"/>
+          <w:lang w:val="en-US"/>
+        </w:rPr>
+        <w:t>" "</w:t>
+      </w:r>
+      <w:r>
+        <w:rPr>
+          <w:rFonts w:ascii="Cascadia Mono" w:hAnsi="Cascadia Mono" w:cs="Cascadia Mono"/>
+          <w:color w:val="000000"/>
+          <w:sz w:val="19"/>
+          <w:szCs w:val="19"/>
+          <w:highlight w:val="white"/>
+          <w:lang w:val="en-US"/>
+        </w:rPr>
+        <w:t>;</w:t>
+      </w:r>
+    </w:p>
+    <w:p>
+      <w:pPr>
+        <w:autoSpaceDE w:val="0"/>
+        <w:autoSpaceDN w:val="0"/>
+        <w:adjustRightInd w:val="0"/>
+        <w:spacing w:after="0" w:line="240" w:lineRule="auto"/>
+        <w:rPr>
+          <w:rFonts w:ascii="Cascadia Mono" w:hAnsi="Cascadia Mono" w:cs="Cascadia Mono"/>
+          <w:color w:val="000000"/>
+          <w:sz w:val="19"/>
+          <w:szCs w:val="19"/>
+          <w:highlight w:val="white"/>
+          <w:lang w:val="en-US"/>
+        </w:rPr>
+      </w:pPr>
+      <w:r>
+        <w:rPr>
+          <w:rFonts w:ascii="Cascadia Mono" w:hAnsi="Cascadia Mono" w:cs="Cascadia Mono"/>
+          <w:color w:val="000000"/>
+          <w:sz w:val="19"/>
+          <w:szCs w:val="19"/>
+          <w:highlight w:val="white"/>
+          <w:lang w:val="en-US"/>
+        </w:rPr>
+        <w:t xml:space="preserve">        }</w:t>
+      </w:r>
+    </w:p>
+    <w:p>
+      <w:pPr>
+        <w:autoSpaceDE w:val="0"/>
+        <w:autoSpaceDN w:val="0"/>
+        <w:adjustRightInd w:val="0"/>
+        <w:spacing w:after="0" w:line="240" w:lineRule="auto"/>
+        <w:rPr>
+          <w:rFonts w:ascii="Cascadia Mono" w:hAnsi="Cascadia Mono" w:cs="Cascadia Mono"/>
+          <w:color w:val="000000"/>
+          <w:sz w:val="19"/>
+          <w:szCs w:val="19"/>
+          <w:highlight w:val="white"/>
+          <w:lang w:val="en-US"/>
+        </w:rPr>
+      </w:pPr>
+      <w:r>
+        <w:rPr>
+          <w:rFonts w:ascii="Cascadia Mono" w:hAnsi="Cascadia Mono" w:cs="Cascadia Mono"/>
+          <w:color w:val="000000"/>
+          <w:sz w:val="19"/>
+          <w:szCs w:val="19"/>
+          <w:highlight w:val="white"/>
+          <w:lang w:val="en-US"/>
+        </w:rPr>
+        <w:t xml:space="preserve">        </w:t>
+      </w:r>
+      <w:proofErr w:type="gramStart"/>
+      <w:r>
+        <w:rPr>
+          <w:rFonts w:ascii="Cascadia Mono" w:hAnsi="Cascadia Mono" w:cs="Cascadia Mono"/>
+          <w:color w:val="000000"/>
+          <w:sz w:val="19"/>
+          <w:szCs w:val="19"/>
+          <w:highlight w:val="white"/>
+          <w:lang w:val="en-US"/>
+        </w:rPr>
+        <w:t>cout</w:t>
+      </w:r>
+      <w:proofErr w:type="gramEnd"/>
+      <w:r>
+        <w:rPr>
+          <w:rFonts w:ascii="Cascadia Mono" w:hAnsi="Cascadia Mono" w:cs="Cascadia Mono"/>
+          <w:color w:val="000000"/>
+          <w:sz w:val="19"/>
+          <w:szCs w:val="19"/>
+          <w:highlight w:val="white"/>
+          <w:lang w:val="en-US"/>
+        </w:rPr>
+        <w:t xml:space="preserve"> </w:t>
+      </w:r>
+      <w:r>
+        <w:rPr>
+          <w:rFonts w:ascii="Cascadia Mono" w:hAnsi="Cascadia Mono" w:cs="Cascadia Mono"/>
+          <w:color w:val="008080"/>
+          <w:sz w:val="19"/>
+          <w:szCs w:val="19"/>
+          <w:highlight w:val="white"/>
+          <w:lang w:val="en-US"/>
+        </w:rPr>
+        <w:t>&lt;&lt;</w:t>
+      </w:r>
+      <w:r>
+        <w:rPr>
+          <w:rFonts w:ascii="Cascadia Mono" w:hAnsi="Cascadia Mono" w:cs="Cascadia Mono"/>
+          <w:color w:val="000000"/>
+          <w:sz w:val="19"/>
+          <w:szCs w:val="19"/>
+          <w:highlight w:val="white"/>
+          <w:lang w:val="en-US"/>
+        </w:rPr>
+        <w:t xml:space="preserve"> endl;</w:t>
+      </w:r>
+    </w:p>
+    <w:p>
+      <w:pPr>
+        <w:autoSpaceDE w:val="0"/>
+        <w:autoSpaceDN w:val="0"/>
+        <w:adjustRightInd w:val="0"/>
+        <w:spacing w:after="0" w:line="240" w:lineRule="auto"/>
+        <w:rPr>
+          <w:rFonts w:ascii="Cascadia Mono" w:hAnsi="Cascadia Mono" w:cs="Cascadia Mono"/>
+          <w:color w:val="000000"/>
+          <w:sz w:val="19"/>
+          <w:szCs w:val="19"/>
+          <w:highlight w:val="white"/>
+          <w:lang w:val="en-US"/>
+        </w:rPr>
+      </w:pPr>
+      <w:r>
+        <w:rPr>
+          <w:rFonts w:ascii="Cascadia Mono" w:hAnsi="Cascadia Mono" w:cs="Cascadia Mono"/>
+          <w:color w:val="000000"/>
+          <w:sz w:val="19"/>
+          <w:szCs w:val="19"/>
+          <w:highlight w:val="white"/>
+          <w:lang w:val="en-US"/>
+        </w:rPr>
+        <w:t xml:space="preserve">    }</w:t>
+      </w:r>
+    </w:p>
+    <w:p>
+      <w:pPr>
+        <w:autoSpaceDE w:val="0"/>
+        <w:autoSpaceDN w:val="0"/>
+        <w:adjustRightInd w:val="0"/>
+        <w:spacing w:after="0" w:line="240" w:lineRule="auto"/>
+        <w:rPr>
+          <w:rFonts w:ascii="Cascadia Mono" w:hAnsi="Cascadia Mono" w:cs="Cascadia Mono"/>
+          <w:color w:val="000000"/>
+          <w:sz w:val="19"/>
+          <w:szCs w:val="19"/>
+          <w:highlight w:val="white"/>
+          <w:lang w:val="en-US"/>
+        </w:rPr>
+      </w:pPr>
+      <w:r>
+        <w:rPr>
+          <w:rFonts w:ascii="Cascadia Mono" w:hAnsi="Cascadia Mono" w:cs="Cascadia Mono"/>
+          <w:color w:val="000000"/>
+          <w:sz w:val="19"/>
+          <w:szCs w:val="19"/>
+          <w:highlight w:val="white"/>
+          <w:lang w:val="en-US"/>
+        </w:rPr>
+        <w:t>}</w:t>
+      </w:r>
+    </w:p>
+    <w:p>
+      <w:pPr>
+        <w:autoSpaceDE w:val="0"/>
+        <w:autoSpaceDN w:val="0"/>
+        <w:adjustRightInd w:val="0"/>
+        <w:spacing w:after="0" w:line="240" w:lineRule="auto"/>
+        <w:rPr>
+          <w:rFonts w:ascii="Cascadia Mono" w:hAnsi="Cascadia Mono" w:cs="Cascadia Mono"/>
+          <w:color w:val="000000"/>
+          <w:sz w:val="19"/>
+          <w:szCs w:val="19"/>
+          <w:highlight w:val="white"/>
+          <w:lang w:val="en-US"/>
+        </w:rPr>
+      </w:pPr>
+    </w:p>
+    <w:p>
+      <w:pPr>
+        <w:autoSpaceDE w:val="0"/>
+        <w:autoSpaceDN w:val="0"/>
+        <w:adjustRightInd w:val="0"/>
+        <w:spacing w:after="0" w:line="240" w:lineRule="auto"/>
+        <w:rPr>
+          <w:rFonts w:ascii="Cascadia Mono" w:hAnsi="Cascadia Mono" w:cs="Cascadia Mono"/>
+          <w:color w:val="000000"/>
+          <w:sz w:val="19"/>
+          <w:szCs w:val="19"/>
+          <w:highlight w:val="white"/>
+          <w:lang w:val="en-US"/>
+        </w:rPr>
+      </w:pPr>
+      <w:proofErr w:type="gramStart"/>
+      <w:r>
+        <w:rPr>
+          <w:rFonts w:ascii="Cascadia Mono" w:hAnsi="Cascadia Mono" w:cs="Cascadia Mono"/>
+          <w:color w:val="0000FF"/>
+          <w:sz w:val="19"/>
+          <w:szCs w:val="19"/>
+          <w:highlight w:val="white"/>
+          <w:lang w:val="en-US"/>
+        </w:rPr>
+        <w:t>int</w:t>
+      </w:r>
+      <w:proofErr w:type="gramEnd"/>
+      <w:r>
+        <w:rPr>
+          <w:rFonts w:ascii="Cascadia Mono" w:hAnsi="Cascadia Mono" w:cs="Cascadia Mono"/>
+          <w:color w:val="000000"/>
+          <w:sz w:val="19"/>
+          <w:szCs w:val="19"/>
+          <w:highlight w:val="white"/>
+          <w:lang w:val="en-US"/>
+        </w:rPr>
+        <w:t xml:space="preserve"> main()</w:t>
+      </w:r>
+    </w:p>
+    <w:p>
+      <w:pPr>
+        <w:autoSpaceDE w:val="0"/>
+        <w:autoSpaceDN w:val="0"/>
+        <w:adjustRightInd w:val="0"/>
+        <w:spacing w:after="0" w:line="240" w:lineRule="auto"/>
+        <w:rPr>
+          <w:rFonts w:ascii="Cascadia Mono" w:hAnsi="Cascadia Mono" w:cs="Cascadia Mono"/>
+          <w:color w:val="000000"/>
+          <w:sz w:val="19"/>
+          <w:szCs w:val="19"/>
+          <w:highlight w:val="white"/>
+          <w:lang w:val="en-US"/>
+        </w:rPr>
+      </w:pPr>
+      <w:r>
+        <w:rPr>
+          <w:rFonts w:ascii="Cascadia Mono" w:hAnsi="Cascadia Mono" w:cs="Cascadia Mono"/>
+          <w:color w:val="000000"/>
+          <w:sz w:val="19"/>
+          <w:szCs w:val="19"/>
+          <w:highlight w:val="white"/>
+          <w:lang w:val="en-US"/>
+        </w:rPr>
+        <w:t>{</w:t>
+      </w:r>
+    </w:p>
+    <w:p>
+      <w:pPr>
+        <w:autoSpaceDE w:val="0"/>
+        <w:autoSpaceDN w:val="0"/>
+        <w:adjustRightInd w:val="0"/>
+        <w:spacing w:after="0" w:line="240" w:lineRule="auto"/>
+        <w:rPr>
+          <w:rFonts w:ascii="Cascadia Mono" w:hAnsi="Cascadia Mono" w:cs="Cascadia Mono"/>
+          <w:color w:val="000000"/>
+          <w:sz w:val="19"/>
+          <w:szCs w:val="19"/>
+          <w:highlight w:val="white"/>
+          <w:lang w:val="en-US"/>
+        </w:rPr>
+      </w:pPr>
+      <w:r>
+        <w:rPr>
+          <w:rFonts w:ascii="Cascadia Mono" w:hAnsi="Cascadia Mono" w:cs="Cascadia Mono"/>
+          <w:color w:val="000000"/>
+          <w:sz w:val="19"/>
+          <w:szCs w:val="19"/>
+          <w:highlight w:val="white"/>
+          <w:lang w:val="en-US"/>
+        </w:rPr>
+        <w:t xml:space="preserve">    </w:t>
+      </w:r>
+      <w:proofErr w:type="gramStart"/>
+      <w:r>
+        <w:rPr>
+          <w:rFonts w:ascii="Cascadia Mono" w:hAnsi="Cascadia Mono" w:cs="Cascadia Mono"/>
+          <w:color w:val="000000"/>
+          <w:sz w:val="19"/>
+          <w:szCs w:val="19"/>
+          <w:highlight w:val="white"/>
+          <w:lang w:val="en-US"/>
+        </w:rPr>
+        <w:t>srand(</w:t>
+      </w:r>
+      <w:proofErr w:type="gramEnd"/>
+      <w:r>
+        <w:rPr>
+          <w:rFonts w:ascii="Cascadia Mono" w:hAnsi="Cascadia Mono" w:cs="Cascadia Mono"/>
+          <w:color w:val="000000"/>
+          <w:sz w:val="19"/>
+          <w:szCs w:val="19"/>
+          <w:highlight w:val="white"/>
+          <w:lang w:val="en-US"/>
+        </w:rPr>
+        <w:t>time(0));</w:t>
+      </w:r>
+    </w:p>
+    <w:p>
+      <w:pPr>
+        <w:autoSpaceDE w:val="0"/>
+        <w:autoSpaceDN w:val="0"/>
+        <w:adjustRightInd w:val="0"/>
+        <w:spacing w:after="0" w:line="240" w:lineRule="auto"/>
+        <w:rPr>
+          <w:rFonts w:ascii="Cascadia Mono" w:hAnsi="Cascadia Mono" w:cs="Cascadia Mono"/>
+          <w:color w:val="000000"/>
+          <w:sz w:val="19"/>
+          <w:szCs w:val="19"/>
+          <w:highlight w:val="white"/>
+          <w:lang w:val="en-US"/>
+        </w:rPr>
+      </w:pPr>
+      <w:r>
+        <w:rPr>
+          <w:rFonts w:ascii="Cascadia Mono" w:hAnsi="Cascadia Mono" w:cs="Cascadia Mono"/>
+          <w:color w:val="000000"/>
+          <w:sz w:val="19"/>
+          <w:szCs w:val="19"/>
+          <w:highlight w:val="white"/>
+          <w:lang w:val="en-US"/>
+        </w:rPr>
+        <w:t xml:space="preserve">    </w:t>
+      </w:r>
+      <w:proofErr w:type="gramStart"/>
+      <w:r>
+        <w:rPr>
+          <w:rFonts w:ascii="Cascadia Mono" w:hAnsi="Cascadia Mono" w:cs="Cascadia Mono"/>
+          <w:color w:val="000000"/>
+          <w:sz w:val="19"/>
+          <w:szCs w:val="19"/>
+          <w:highlight w:val="white"/>
+          <w:lang w:val="en-US"/>
+        </w:rPr>
+        <w:t>setlocale(</w:t>
+      </w:r>
+      <w:proofErr w:type="gramEnd"/>
+      <w:r>
+        <w:rPr>
+          <w:rFonts w:ascii="Cascadia Mono" w:hAnsi="Cascadia Mono" w:cs="Cascadia Mono"/>
+          <w:color w:val="6F008A"/>
+          <w:sz w:val="19"/>
+          <w:szCs w:val="19"/>
+          <w:highlight w:val="white"/>
+          <w:lang w:val="en-US"/>
+        </w:rPr>
+        <w:t>LC_ALL</w:t>
+      </w:r>
+      <w:r>
+        <w:rPr>
+          <w:rFonts w:ascii="Cascadia Mono" w:hAnsi="Cascadia Mono" w:cs="Cascadia Mono"/>
+          <w:color w:val="000000"/>
+          <w:sz w:val="19"/>
+          <w:szCs w:val="19"/>
+          <w:highlight w:val="white"/>
+          <w:lang w:val="en-US"/>
+        </w:rPr>
+        <w:t xml:space="preserve">, </w:t>
+      </w:r>
+      <w:r>
+        <w:rPr>
+          <w:rFonts w:ascii="Cascadia Mono" w:hAnsi="Cascadia Mono" w:cs="Cascadia Mono"/>
+          <w:color w:val="A31515"/>
+          <w:sz w:val="19"/>
+          <w:szCs w:val="19"/>
+          <w:highlight w:val="white"/>
+          <w:lang w:val="en-US"/>
+        </w:rPr>
+        <w:t>"rus"</w:t>
+      </w:r>
+      <w:r>
+        <w:rPr>
+          <w:rFonts w:ascii="Cascadia Mono" w:hAnsi="Cascadia Mono" w:cs="Cascadia Mono"/>
+          <w:color w:val="000000"/>
+          <w:sz w:val="19"/>
+          <w:szCs w:val="19"/>
+          <w:highlight w:val="white"/>
+          <w:lang w:val="en-US"/>
+        </w:rPr>
+        <w:t>);</w:t>
+      </w:r>
+    </w:p>
+    <w:p>
+      <w:pPr>
+        <w:autoSpaceDE w:val="0"/>
+        <w:autoSpaceDN w:val="0"/>
+        <w:adjustRightInd w:val="0"/>
+        <w:spacing w:after="0" w:line="240" w:lineRule="auto"/>
+        <w:rPr>
+          <w:rFonts w:ascii="Cascadia Mono" w:hAnsi="Cascadia Mono" w:cs="Cascadia Mono"/>
+          <w:color w:val="000000"/>
+          <w:sz w:val="19"/>
+          <w:szCs w:val="19"/>
+          <w:highlight w:val="white"/>
+          <w:lang w:val="en-US"/>
+        </w:rPr>
+      </w:pPr>
+      <w:r>
+        <w:rPr>
+          <w:rFonts w:ascii="Cascadia Mono" w:hAnsi="Cascadia Mono" w:cs="Cascadia Mono"/>
+          <w:color w:val="000000"/>
+          <w:sz w:val="19"/>
+          <w:szCs w:val="19"/>
+          <w:highlight w:val="white"/>
+          <w:lang w:val="en-US"/>
+        </w:rPr>
+        <w:t xml:space="preserve">    </w:t>
+      </w:r>
+      <w:proofErr w:type="gramStart"/>
+      <w:r>
+        <w:rPr>
+          <w:rFonts w:ascii="Cascadia Mono" w:hAnsi="Cascadia Mono" w:cs="Cascadia Mono"/>
+          <w:color w:val="0000FF"/>
+          <w:sz w:val="19"/>
+          <w:szCs w:val="19"/>
+          <w:highlight w:val="white"/>
+          <w:lang w:val="en-US"/>
+        </w:rPr>
+        <w:t>int</w:t>
+      </w:r>
+      <w:proofErr w:type="gramEnd"/>
+      <w:r>
+        <w:rPr>
+          <w:rFonts w:ascii="Cascadia Mono" w:hAnsi="Cascadia Mono" w:cs="Cascadia Mono"/>
+          <w:color w:val="000000"/>
+          <w:sz w:val="19"/>
+          <w:szCs w:val="19"/>
+          <w:highlight w:val="white"/>
+          <w:lang w:val="en-US"/>
+        </w:rPr>
+        <w:t xml:space="preserve"> n, m, x, matr[100][100], mas[100];</w:t>
+      </w:r>
+    </w:p>
+    <w:p>
+      <w:pPr>
+        <w:autoSpaceDE w:val="0"/>
+        <w:autoSpaceDN w:val="0"/>
+        <w:adjustRightInd w:val="0"/>
+        <w:spacing w:after="0" w:line="240" w:lineRule="auto"/>
+        <w:rPr>
+          <w:rFonts w:ascii="Cascadia Mono" w:hAnsi="Cascadia Mono" w:cs="Cascadia Mono"/>
+          <w:color w:val="000000"/>
+          <w:sz w:val="19"/>
+          <w:szCs w:val="19"/>
+          <w:highlight w:val="white"/>
+        </w:rPr>
+      </w:pPr>
+      <w:r>
+        <w:rPr>
+          <w:rFonts w:ascii="Cascadia Mono" w:hAnsi="Cascadia Mono" w:cs="Cascadia Mono"/>
+          <w:color w:val="000000"/>
+          <w:sz w:val="19"/>
+          <w:szCs w:val="19"/>
+          <w:highlight w:val="white"/>
+          <w:lang w:val="en-US"/>
+        </w:rPr>
+        <w:t xml:space="preserve">    </w:t>
+      </w:r>
+      <w:r>
+        <w:rPr>
+          <w:rFonts w:ascii="Cascadia Mono" w:hAnsi="Cascadia Mono" w:cs="Cascadia Mono"/>
+          <w:color w:val="000000"/>
+          <w:sz w:val="19"/>
+          <w:szCs w:val="19"/>
+          <w:highlight w:val="white"/>
+        </w:rPr>
+        <w:t xml:space="preserve">cout </w:t>
+      </w:r>
+      <w:proofErr w:type="gramStart"/>
+      <w:r>
+        <w:rPr>
+          <w:rFonts w:ascii="Cascadia Mono" w:hAnsi="Cascadia Mono" w:cs="Cascadia Mono"/>
+          <w:color w:val="008080"/>
+          <w:sz w:val="19"/>
+          <w:szCs w:val="19"/>
+          <w:highlight w:val="white"/>
+        </w:rPr>
+        <w:t>&lt;&lt;</w:t>
+      </w:r>
+      <w:r>
+        <w:rPr>
+          <w:rFonts w:ascii="Cascadia Mono" w:hAnsi="Cascadia Mono" w:cs="Cascadia Mono"/>
+          <w:color w:val="000000"/>
+          <w:sz w:val="19"/>
+          <w:szCs w:val="19"/>
+          <w:highlight w:val="white"/>
+        </w:rPr>
+        <w:t xml:space="preserve"> </w:t>
+      </w:r>
+      <w:r>
+        <w:rPr>
+          <w:rFonts w:ascii="Cascadia Mono" w:hAnsi="Cascadia Mono" w:cs="Cascadia Mono"/>
+          <w:color w:val="A31515"/>
+          <w:sz w:val="19"/>
+          <w:szCs w:val="19"/>
+          <w:highlight w:val="white"/>
+        </w:rPr>
+        <w:t>"</w:t>
+      </w:r>
+      <w:proofErr w:type="gramEnd"/>
+      <w:r>
+        <w:rPr>
+          <w:rFonts w:ascii="Cascadia Mono" w:hAnsi="Cascadia Mono" w:cs="Cascadia Mono"/>
+          <w:color w:val="A31515"/>
+          <w:sz w:val="19"/>
+          <w:szCs w:val="19"/>
+          <w:highlight w:val="white"/>
+        </w:rPr>
+        <w:t>Введите количество строк в матрице: "</w:t>
+      </w:r>
+      <w:r>
+        <w:rPr>
+          <w:rFonts w:ascii="Cascadia Mono" w:hAnsi="Cascadia Mono" w:cs="Cascadia Mono"/>
+          <w:color w:val="000000"/>
+          <w:sz w:val="19"/>
+          <w:szCs w:val="19"/>
+          <w:highlight w:val="white"/>
+        </w:rPr>
+        <w:t xml:space="preserve"> </w:t>
+      </w:r>
+      <w:r>
+        <w:rPr>
+          <w:rFonts w:ascii="Cascadia Mono" w:hAnsi="Cascadia Mono" w:cs="Cascadia Mono"/>
+          <w:color w:val="008080"/>
+          <w:sz w:val="19"/>
+          <w:szCs w:val="19"/>
+          <w:highlight w:val="white"/>
+        </w:rPr>
+        <w:t>&lt;&lt;</w:t>
+      </w:r>
+      <w:r>
+        <w:rPr>
+          <w:rFonts w:ascii="Cascadia Mono" w:hAnsi="Cascadia Mono" w:cs="Cascadia Mono"/>
+          <w:color w:val="000000"/>
+          <w:sz w:val="19"/>
+          <w:szCs w:val="19"/>
+          <w:highlight w:val="white"/>
+        </w:rPr>
+        <w:t xml:space="preserve"> endl;</w:t>
+      </w:r>
+    </w:p>
+    <w:p>
+      <w:pPr>
+        <w:autoSpaceDE w:val="0"/>
+        <w:autoSpaceDN w:val="0"/>
+        <w:adjustRightInd w:val="0"/>
+        <w:spacing w:after="0" w:line="240" w:lineRule="auto"/>
+        <w:rPr>
+          <w:rFonts w:ascii="Cascadia Mono" w:hAnsi="Cascadia Mono" w:cs="Cascadia Mono"/>
+          <w:color w:val="000000"/>
+          <w:sz w:val="19"/>
+          <w:szCs w:val="19"/>
+          <w:highlight w:val="white"/>
+        </w:rPr>
+      </w:pPr>
+      <w:r>
+        <w:rPr>
+          <w:rFonts w:ascii="Cascadia Mono" w:hAnsi="Cascadia Mono" w:cs="Cascadia Mono"/>
+          <w:color w:val="000000"/>
+          <w:sz w:val="19"/>
+          <w:szCs w:val="19"/>
+          <w:highlight w:val="white"/>
+        </w:rPr>
+        <w:t xml:space="preserve">    </w:t>
+      </w:r>
+      <w:proofErr w:type="gramStart"/>
+      <w:r>
+        <w:rPr>
+          <w:rFonts w:ascii="Cascadia Mono" w:hAnsi="Cascadia Mono" w:cs="Cascadia Mono"/>
+          <w:color w:val="000000"/>
+          <w:sz w:val="19"/>
+          <w:szCs w:val="19"/>
+          <w:highlight w:val="white"/>
+        </w:rPr>
+        <w:t xml:space="preserve">cin </w:t>
+      </w:r>
+      <w:r>
+        <w:rPr>
+          <w:rFonts w:ascii="Cascadia Mono" w:hAnsi="Cascadia Mono" w:cs="Cascadia Mono"/>
+          <w:color w:val="008080"/>
+          <w:sz w:val="19"/>
+          <w:szCs w:val="19"/>
+          <w:highlight w:val="white"/>
+        </w:rPr>
+        <w:t>&gt;</w:t>
+      </w:r>
+      <w:proofErr w:type="gramEnd"/>
+      <w:r>
+        <w:rPr>
+          <w:rFonts w:ascii="Cascadia Mono" w:hAnsi="Cascadia Mono" w:cs="Cascadia Mono"/>
+          <w:color w:val="008080"/>
+          <w:sz w:val="19"/>
+          <w:szCs w:val="19"/>
+          <w:highlight w:val="white"/>
+        </w:rPr>
+        <w:t>&gt;</w:t>
+      </w:r>
+      <w:r>
+        <w:rPr>
+          <w:rFonts w:ascii="Cascadia Mono" w:hAnsi="Cascadia Mono" w:cs="Cascadia Mono"/>
+          <w:color w:val="000000"/>
+          <w:sz w:val="19"/>
+          <w:szCs w:val="19"/>
+          <w:highlight w:val="white"/>
+        </w:rPr>
+        <w:t xml:space="preserve"> n;</w:t>
+      </w:r>
+    </w:p>
+    <w:p>
+      <w:pPr>
+        <w:autoSpaceDE w:val="0"/>
+        <w:autoSpaceDN w:val="0"/>
+        <w:adjustRightInd w:val="0"/>
+        <w:spacing w:after="0" w:line="240" w:lineRule="auto"/>
+        <w:rPr>
+          <w:rFonts w:ascii="Cascadia Mono" w:hAnsi="Cascadia Mono" w:cs="Cascadia Mono"/>
+          <w:color w:val="000000"/>
+          <w:sz w:val="19"/>
+          <w:szCs w:val="19"/>
+          <w:highlight w:val="white"/>
+        </w:rPr>
+      </w:pPr>
+      <w:r>
+        <w:rPr>
+          <w:rFonts w:ascii="Cascadia Mono" w:hAnsi="Cascadia Mono" w:cs="Cascadia Mono"/>
+          <w:color w:val="000000"/>
+          <w:sz w:val="19"/>
+          <w:szCs w:val="19"/>
+          <w:highlight w:val="white"/>
+        </w:rPr>
+        <w:t xml:space="preserve">    cout </w:t>
+      </w:r>
+      <w:proofErr w:type="gramStart"/>
+      <w:r>
+        <w:rPr>
+          <w:rFonts w:ascii="Cascadia Mono" w:hAnsi="Cascadia Mono" w:cs="Cascadia Mono"/>
+          <w:color w:val="008080"/>
+          <w:sz w:val="19"/>
+          <w:szCs w:val="19"/>
+          <w:highlight w:val="white"/>
+        </w:rPr>
+        <w:t>&lt;&lt;</w:t>
+      </w:r>
+      <w:r>
+        <w:rPr>
+          <w:rFonts w:ascii="Cascadia Mono" w:hAnsi="Cascadia Mono" w:cs="Cascadia Mono"/>
+          <w:color w:val="000000"/>
+          <w:sz w:val="19"/>
+          <w:szCs w:val="19"/>
+          <w:highlight w:val="white"/>
+        </w:rPr>
+        <w:t xml:space="preserve"> </w:t>
+      </w:r>
+      <w:r>
+        <w:rPr>
+          <w:rFonts w:ascii="Cascadia Mono" w:hAnsi="Cascadia Mono" w:cs="Cascadia Mono"/>
+          <w:color w:val="A31515"/>
+          <w:sz w:val="19"/>
+          <w:szCs w:val="19"/>
+          <w:highlight w:val="white"/>
+        </w:rPr>
+        <w:t>"</w:t>
+      </w:r>
+      <w:proofErr w:type="gramEnd"/>
+      <w:r>
+        <w:rPr>
+          <w:rFonts w:ascii="Cascadia Mono" w:hAnsi="Cascadia Mono" w:cs="Cascadia Mono"/>
+          <w:color w:val="A31515"/>
+          <w:sz w:val="19"/>
+          <w:szCs w:val="19"/>
+          <w:highlight w:val="white"/>
+        </w:rPr>
+        <w:t>Введите количество столбцов в матрице: "</w:t>
+      </w:r>
+      <w:r>
+        <w:rPr>
+          <w:rFonts w:ascii="Cascadia Mono" w:hAnsi="Cascadia Mono" w:cs="Cascadia Mono"/>
+          <w:color w:val="000000"/>
+          <w:sz w:val="19"/>
+          <w:szCs w:val="19"/>
+          <w:highlight w:val="white"/>
+        </w:rPr>
+        <w:t xml:space="preserve"> </w:t>
+      </w:r>
+      <w:r>
+        <w:rPr>
+          <w:rFonts w:ascii="Cascadia Mono" w:hAnsi="Cascadia Mono" w:cs="Cascadia Mono"/>
+          <w:color w:val="008080"/>
+          <w:sz w:val="19"/>
+          <w:szCs w:val="19"/>
+          <w:highlight w:val="white"/>
+        </w:rPr>
+        <w:t>&lt;&lt;</w:t>
+      </w:r>
+      <w:r>
+        <w:rPr>
+          <w:rFonts w:ascii="Cascadia Mono" w:hAnsi="Cascadia Mono" w:cs="Cascadia Mono"/>
+          <w:color w:val="000000"/>
+          <w:sz w:val="19"/>
+          <w:szCs w:val="19"/>
+          <w:highlight w:val="white"/>
+        </w:rPr>
+        <w:t xml:space="preserve"> endl;</w:t>
+      </w:r>
+    </w:p>
+    <w:p>
+      <w:pPr>
+        <w:autoSpaceDE w:val="0"/>
+        <w:autoSpaceDN w:val="0"/>
+        <w:adjustRightInd w:val="0"/>
+        <w:spacing w:after="0" w:line="240" w:lineRule="auto"/>
+        <w:rPr>
+          <w:rFonts w:ascii="Cascadia Mono" w:hAnsi="Cascadia Mono" w:cs="Cascadia Mono"/>
+          <w:color w:val="000000"/>
+          <w:sz w:val="19"/>
+          <w:szCs w:val="19"/>
+          <w:highlight w:val="white"/>
+        </w:rPr>
+      </w:pPr>
+      <w:r>
+        <w:rPr>
+          <w:rFonts w:ascii="Cascadia Mono" w:hAnsi="Cascadia Mono" w:cs="Cascadia Mono"/>
+          <w:color w:val="000000"/>
+          <w:sz w:val="19"/>
+          <w:szCs w:val="19"/>
+          <w:highlight w:val="white"/>
+        </w:rPr>
+        <w:t xml:space="preserve">    </w:t>
+      </w:r>
+      <w:proofErr w:type="gramStart"/>
+      <w:r>
+        <w:rPr>
+          <w:rFonts w:ascii="Cascadia Mono" w:hAnsi="Cascadia Mono" w:cs="Cascadia Mono"/>
+          <w:color w:val="000000"/>
+          <w:sz w:val="19"/>
+          <w:szCs w:val="19"/>
+          <w:highlight w:val="white"/>
+        </w:rPr>
+        <w:t xml:space="preserve">cin </w:t>
+      </w:r>
+      <w:r>
+        <w:rPr>
+          <w:rFonts w:ascii="Cascadia Mono" w:hAnsi="Cascadia Mono" w:cs="Cascadia Mono"/>
+          <w:color w:val="008080"/>
+          <w:sz w:val="19"/>
+          <w:szCs w:val="19"/>
+          <w:highlight w:val="white"/>
+        </w:rPr>
+        <w:t>&gt;</w:t>
+      </w:r>
+      <w:proofErr w:type="gramEnd"/>
+      <w:r>
+        <w:rPr>
+          <w:rFonts w:ascii="Cascadia Mono" w:hAnsi="Cascadia Mono" w:cs="Cascadia Mono"/>
+          <w:color w:val="008080"/>
+          <w:sz w:val="19"/>
+          <w:szCs w:val="19"/>
+          <w:highlight w:val="white"/>
+        </w:rPr>
+        <w:t>&gt;</w:t>
+      </w:r>
+      <w:r>
+        <w:rPr>
+          <w:rFonts w:ascii="Cascadia Mono" w:hAnsi="Cascadia Mono" w:cs="Cascadia Mono"/>
+          <w:color w:val="000000"/>
+          <w:sz w:val="19"/>
+          <w:szCs w:val="19"/>
+          <w:highlight w:val="white"/>
+        </w:rPr>
+        <w:t xml:space="preserve"> m;</w:t>
+      </w:r>
+    </w:p>
+    <w:p>
+      <w:pPr>
+        <w:autoSpaceDE w:val="0"/>
+        <w:autoSpaceDN w:val="0"/>
+        <w:adjustRightInd w:val="0"/>
+        <w:spacing w:after="0" w:line="240" w:lineRule="auto"/>
+        <w:rPr>
+          <w:rFonts w:ascii="Cascadia Mono" w:hAnsi="Cascadia Mono" w:cs="Cascadia Mono"/>
+          <w:color w:val="000000"/>
+          <w:sz w:val="19"/>
+          <w:szCs w:val="19"/>
+          <w:highlight w:val="white"/>
+        </w:rPr>
+      </w:pPr>
+      <w:r>
+        <w:rPr>
+          <w:rFonts w:ascii="Cascadia Mono" w:hAnsi="Cascadia Mono" w:cs="Cascadia Mono"/>
+          <w:color w:val="000000"/>
+          <w:sz w:val="19"/>
+          <w:szCs w:val="19"/>
+          <w:highlight w:val="white"/>
+        </w:rPr>
+        <w:t xml:space="preserve">    cout </w:t>
+      </w:r>
+      <w:proofErr w:type="gramStart"/>
+      <w:r>
+        <w:rPr>
+          <w:rFonts w:ascii="Cascadia Mono" w:hAnsi="Cascadia Mono" w:cs="Cascadia Mono"/>
+          <w:color w:val="008080"/>
+          <w:sz w:val="19"/>
+          <w:szCs w:val="19"/>
+          <w:highlight w:val="white"/>
+        </w:rPr>
+        <w:t>&lt;&lt;</w:t>
+      </w:r>
+      <w:r>
+        <w:rPr>
+          <w:rFonts w:ascii="Cascadia Mono" w:hAnsi="Cascadia Mono" w:cs="Cascadia Mono"/>
+          <w:color w:val="000000"/>
+          <w:sz w:val="19"/>
+          <w:szCs w:val="19"/>
+          <w:highlight w:val="white"/>
+        </w:rPr>
+        <w:t xml:space="preserve"> </w:t>
+      </w:r>
+      <w:r>
+        <w:rPr>
+          <w:rFonts w:ascii="Cascadia Mono" w:hAnsi="Cascadia Mono" w:cs="Cascadia Mono"/>
+          <w:color w:val="A31515"/>
+          <w:sz w:val="19"/>
+          <w:szCs w:val="19"/>
+          <w:highlight w:val="white"/>
+        </w:rPr>
+        <w:t>"</w:t>
+      </w:r>
+      <w:proofErr w:type="gramEnd"/>
+      <w:r>
+        <w:rPr>
+          <w:rFonts w:ascii="Cascadia Mono" w:hAnsi="Cascadia Mono" w:cs="Cascadia Mono"/>
+          <w:color w:val="A31515"/>
+          <w:sz w:val="19"/>
+          <w:szCs w:val="19"/>
+          <w:highlight w:val="white"/>
+        </w:rPr>
+        <w:t>Введите 1 для ручного заполнения матрицы и 0 для автоматического: "</w:t>
+      </w:r>
+      <w:r>
+        <w:rPr>
+          <w:rFonts w:ascii="Cascadia Mono" w:hAnsi="Cascadia Mono" w:cs="Cascadia Mono"/>
+          <w:color w:val="000000"/>
+          <w:sz w:val="19"/>
+          <w:szCs w:val="19"/>
+          <w:highlight w:val="white"/>
+        </w:rPr>
+        <w:t xml:space="preserve"> </w:t>
+      </w:r>
+      <w:r>
+        <w:rPr>
+          <w:rFonts w:ascii="Cascadia Mono" w:hAnsi="Cascadia Mono" w:cs="Cascadia Mono"/>
+          <w:color w:val="008080"/>
+          <w:sz w:val="19"/>
+          <w:szCs w:val="19"/>
+          <w:highlight w:val="white"/>
+        </w:rPr>
+        <w:t>&lt;&lt;</w:t>
+      </w:r>
+      <w:r>
+        <w:rPr>
+          <w:rFonts w:ascii="Cascadia Mono" w:hAnsi="Cascadia Mono" w:cs="Cascadia Mono"/>
+          <w:color w:val="000000"/>
+          <w:sz w:val="19"/>
+          <w:szCs w:val="19"/>
+          <w:highlight w:val="white"/>
+        </w:rPr>
+        <w:t xml:space="preserve"> endl;</w:t>
+      </w:r>
+    </w:p>
+    <w:p>
+      <w:pPr>
+        <w:autoSpaceDE w:val="0"/>
+        <w:autoSpaceDN w:val="0"/>
+        <w:adjustRightInd w:val="0"/>
+        <w:spacing w:after="0" w:line="240" w:lineRule="auto"/>
+        <w:rPr>
+          <w:rFonts w:ascii="Cascadia Mono" w:hAnsi="Cascadia Mono" w:cs="Cascadia Mono"/>
+          <w:color w:val="000000"/>
+          <w:sz w:val="19"/>
+          <w:szCs w:val="19"/>
+          <w:highlight w:val="white"/>
+          <w:lang w:val="en-US"/>
+        </w:rPr>
+      </w:pPr>
+      <w:r>
+        <w:rPr>
+          <w:rFonts w:ascii="Cascadia Mono" w:hAnsi="Cascadia Mono" w:cs="Cascadia Mono"/>
+          <w:color w:val="000000"/>
+          <w:sz w:val="19"/>
+          <w:szCs w:val="19"/>
+          <w:highlight w:val="white"/>
+        </w:rPr>
+        <w:t xml:space="preserve">    </w:t>
+      </w:r>
+      <w:proofErr w:type="gramStart"/>
+      <w:r>
+        <w:rPr>
+          <w:rFonts w:ascii="Cascadia Mono" w:hAnsi="Cascadia Mono" w:cs="Cascadia Mono"/>
+          <w:color w:val="000000"/>
+          <w:sz w:val="19"/>
+          <w:szCs w:val="19"/>
+          <w:highlight w:val="white"/>
+          <w:lang w:val="en-US"/>
+        </w:rPr>
+        <w:t>cin</w:t>
+      </w:r>
+      <w:proofErr w:type="gramEnd"/>
+      <w:r>
+        <w:rPr>
+          <w:rFonts w:ascii="Cascadia Mono" w:hAnsi="Cascadia Mono" w:cs="Cascadia Mono"/>
+          <w:color w:val="000000"/>
+          <w:sz w:val="19"/>
+          <w:szCs w:val="19"/>
+          <w:highlight w:val="white"/>
+          <w:lang w:val="en-US"/>
+        </w:rPr>
+        <w:t xml:space="preserve"> </w:t>
+      </w:r>
+      <w:r>
+        <w:rPr>
+          <w:rFonts w:ascii="Cascadia Mono" w:hAnsi="Cascadia Mono" w:cs="Cascadia Mono"/>
+          <w:color w:val="008080"/>
+          <w:sz w:val="19"/>
+          <w:szCs w:val="19"/>
+          <w:highlight w:val="white"/>
+          <w:lang w:val="en-US"/>
+        </w:rPr>
+        <w:t>&gt;&gt;</w:t>
+      </w:r>
+      <w:r>
+        <w:rPr>
+          <w:rFonts w:ascii="Cascadia Mono" w:hAnsi="Cascadia Mono" w:cs="Cascadia Mono"/>
+          <w:color w:val="000000"/>
+          <w:sz w:val="19"/>
+          <w:szCs w:val="19"/>
+          <w:highlight w:val="white"/>
+          <w:lang w:val="en-US"/>
+        </w:rPr>
+        <w:t xml:space="preserve"> x;</w:t>
+      </w:r>
+    </w:p>
+    <w:p>
+      <w:pPr>
+        <w:autoSpaceDE w:val="0"/>
+        <w:autoSpaceDN w:val="0"/>
+        <w:adjustRightInd w:val="0"/>
+        <w:spacing w:after="0" w:line="240" w:lineRule="auto"/>
+        <w:rPr>
+          <w:rFonts w:ascii="Cascadia Mono" w:hAnsi="Cascadia Mono" w:cs="Cascadia Mono"/>
+          <w:color w:val="000000"/>
+          <w:sz w:val="19"/>
+          <w:szCs w:val="19"/>
+          <w:highlight w:val="white"/>
+          <w:lang w:val="en-US"/>
+        </w:rPr>
+      </w:pPr>
+      <w:r>
+        <w:rPr>
+          <w:rFonts w:ascii="Cascadia Mono" w:hAnsi="Cascadia Mono" w:cs="Cascadia Mono"/>
+          <w:color w:val="000000"/>
+          <w:sz w:val="19"/>
+          <w:szCs w:val="19"/>
+          <w:highlight w:val="white"/>
+          <w:lang w:val="en-US"/>
+        </w:rPr>
+        <w:t xml:space="preserve">    </w:t>
+      </w:r>
+      <w:proofErr w:type="gramStart"/>
+      <w:r>
+        <w:rPr>
+          <w:rFonts w:ascii="Cascadia Mono" w:hAnsi="Cascadia Mono" w:cs="Cascadia Mono"/>
+          <w:color w:val="0000FF"/>
+          <w:sz w:val="19"/>
+          <w:szCs w:val="19"/>
+          <w:highlight w:val="white"/>
+          <w:lang w:val="en-US"/>
+        </w:rPr>
+        <w:t>if</w:t>
+      </w:r>
+      <w:proofErr w:type="gramEnd"/>
+      <w:r>
+        <w:rPr>
+          <w:rFonts w:ascii="Cascadia Mono" w:hAnsi="Cascadia Mono" w:cs="Cascadia Mono"/>
+          <w:color w:val="000000"/>
+          <w:sz w:val="19"/>
+          <w:szCs w:val="19"/>
+          <w:highlight w:val="white"/>
+          <w:lang w:val="en-US"/>
+        </w:rPr>
+        <w:t xml:space="preserve"> (x == 1) vvod(n, m, matr);</w:t>
+      </w:r>
+    </w:p>
+    <w:p>
+      <w:pPr>
+        <w:autoSpaceDE w:val="0"/>
+        <w:autoSpaceDN w:val="0"/>
+        <w:adjustRightInd w:val="0"/>
+        <w:spacing w:after="0" w:line="240" w:lineRule="auto"/>
+        <w:rPr>
+          <w:rFonts w:ascii="Cascadia Mono" w:hAnsi="Cascadia Mono" w:cs="Cascadia Mono"/>
+          <w:color w:val="000000"/>
+          <w:sz w:val="19"/>
+          <w:szCs w:val="19"/>
+          <w:highlight w:val="white"/>
+          <w:lang w:val="en-US"/>
+        </w:rPr>
+      </w:pPr>
+      <w:r>
+        <w:rPr>
+          <w:rFonts w:ascii="Cascadia Mono" w:hAnsi="Cascadia Mono" w:cs="Cascadia Mono"/>
+          <w:color w:val="000000"/>
+          <w:sz w:val="19"/>
+          <w:szCs w:val="19"/>
+          <w:highlight w:val="white"/>
+          <w:lang w:val="en-US"/>
+        </w:rPr>
+        <w:t xml:space="preserve">    </w:t>
+      </w:r>
+      <w:proofErr w:type="gramStart"/>
+      <w:r>
+        <w:rPr>
+          <w:rFonts w:ascii="Cascadia Mono" w:hAnsi="Cascadia Mono" w:cs="Cascadia Mono"/>
+          <w:color w:val="0000FF"/>
+          <w:sz w:val="19"/>
+          <w:szCs w:val="19"/>
+          <w:highlight w:val="white"/>
+          <w:lang w:val="en-US"/>
+        </w:rPr>
+        <w:t>else</w:t>
+      </w:r>
+      <w:proofErr w:type="gramEnd"/>
+      <w:r>
+        <w:rPr>
+          <w:rFonts w:ascii="Cascadia Mono" w:hAnsi="Cascadia Mono" w:cs="Cascadia Mono"/>
+          <w:color w:val="000000"/>
+          <w:sz w:val="19"/>
+          <w:szCs w:val="19"/>
+          <w:highlight w:val="white"/>
+          <w:lang w:val="en-US"/>
+        </w:rPr>
+        <w:t xml:space="preserve"> </w:t>
+      </w:r>
+      <w:r>
+        <w:rPr>
+          <w:rFonts w:ascii="Cascadia Mono" w:hAnsi="Cascadia Mono" w:cs="Cascadia Mono"/>
+          <w:color w:val="0000FF"/>
+          <w:sz w:val="19"/>
+          <w:szCs w:val="19"/>
+          <w:highlight w:val="white"/>
+          <w:lang w:val="en-US"/>
+        </w:rPr>
+        <w:t>if</w:t>
+      </w:r>
+      <w:r>
+        <w:rPr>
+          <w:rFonts w:ascii="Cascadia Mono" w:hAnsi="Cascadia Mono" w:cs="Cascadia Mono"/>
+          <w:color w:val="000000"/>
+          <w:sz w:val="19"/>
+          <w:szCs w:val="19"/>
+          <w:highlight w:val="white"/>
+          <w:lang w:val="en-US"/>
+        </w:rPr>
+        <w:t xml:space="preserve"> (x == 0) randvvod(n, m, matr);</w:t>
+      </w:r>
+    </w:p>
+    <w:p>
+      <w:pPr>
+        <w:autoSpaceDE w:val="0"/>
+        <w:autoSpaceDN w:val="0"/>
+        <w:adjustRightInd w:val="0"/>
+        <w:spacing w:after="0" w:line="240" w:lineRule="auto"/>
+        <w:rPr>
+          <w:rFonts w:ascii="Cascadia Mono" w:hAnsi="Cascadia Mono" w:cs="Cascadia Mono"/>
+          <w:color w:val="000000"/>
+          <w:sz w:val="19"/>
+          <w:szCs w:val="19"/>
+          <w:highlight w:val="white"/>
+          <w:lang w:val="en-US"/>
+        </w:rPr>
+      </w:pPr>
+      <w:r>
+        <w:rPr>
+          <w:rFonts w:ascii="Cascadia Mono" w:hAnsi="Cascadia Mono" w:cs="Cascadia Mono"/>
+          <w:color w:val="000000"/>
+          <w:sz w:val="19"/>
+          <w:szCs w:val="19"/>
+          <w:highlight w:val="white"/>
+          <w:lang w:val="en-US"/>
+        </w:rPr>
+        <w:t xml:space="preserve">    </w:t>
+      </w:r>
+      <w:proofErr w:type="gramStart"/>
+      <w:r>
+        <w:rPr>
+          <w:rFonts w:ascii="Cascadia Mono" w:hAnsi="Cascadia Mono" w:cs="Cascadia Mono"/>
+          <w:color w:val="0000FF"/>
+          <w:sz w:val="19"/>
+          <w:szCs w:val="19"/>
+          <w:highlight w:val="white"/>
+          <w:lang w:val="en-US"/>
+        </w:rPr>
+        <w:t>else</w:t>
+      </w:r>
+      <w:proofErr w:type="gramEnd"/>
+      <w:r>
+        <w:rPr>
+          <w:rFonts w:ascii="Cascadia Mono" w:hAnsi="Cascadia Mono" w:cs="Cascadia Mono"/>
+          <w:color w:val="000000"/>
+          <w:sz w:val="19"/>
+          <w:szCs w:val="19"/>
+          <w:highlight w:val="white"/>
+          <w:lang w:val="en-US"/>
+        </w:rPr>
+        <w:t xml:space="preserve"> {</w:t>
+      </w:r>
+    </w:p>
+    <w:p>
+      <w:pPr>
+        <w:autoSpaceDE w:val="0"/>
+        <w:autoSpaceDN w:val="0"/>
+        <w:adjustRightInd w:val="0"/>
+        <w:spacing w:after="0" w:line="240" w:lineRule="auto"/>
+        <w:rPr>
+          <w:rFonts w:ascii="Cascadia Mono" w:hAnsi="Cascadia Mono" w:cs="Cascadia Mono"/>
+          <w:color w:val="000000"/>
+          <w:sz w:val="19"/>
+          <w:szCs w:val="19"/>
+          <w:highlight w:val="white"/>
+          <w:lang w:val="en-US"/>
+        </w:rPr>
+      </w:pPr>
+      <w:r>
+        <w:rPr>
+          <w:rFonts w:ascii="Cascadia Mono" w:hAnsi="Cascadia Mono" w:cs="Cascadia Mono"/>
+          <w:color w:val="000000"/>
+          <w:sz w:val="19"/>
+          <w:szCs w:val="19"/>
+          <w:highlight w:val="white"/>
+          <w:lang w:val="en-US"/>
+        </w:rPr>
+        <w:t xml:space="preserve">        </w:t>
+      </w:r>
+      <w:proofErr w:type="gramStart"/>
+      <w:r>
+        <w:rPr>
+          <w:rFonts w:ascii="Cascadia Mono" w:hAnsi="Cascadia Mono" w:cs="Cascadia Mono"/>
+          <w:color w:val="000000"/>
+          <w:sz w:val="19"/>
+          <w:szCs w:val="19"/>
+          <w:highlight w:val="white"/>
+          <w:lang w:val="en-US"/>
+        </w:rPr>
+        <w:t>cout</w:t>
+      </w:r>
+      <w:proofErr w:type="gramEnd"/>
+      <w:r>
+        <w:rPr>
+          <w:rFonts w:ascii="Cascadia Mono" w:hAnsi="Cascadia Mono" w:cs="Cascadia Mono"/>
+          <w:color w:val="000000"/>
+          <w:sz w:val="19"/>
+          <w:szCs w:val="19"/>
+          <w:highlight w:val="white"/>
+          <w:lang w:val="en-US"/>
+        </w:rPr>
+        <w:t xml:space="preserve"> </w:t>
+      </w:r>
+      <w:r>
+        <w:rPr>
+          <w:rFonts w:ascii="Cascadia Mono" w:hAnsi="Cascadia Mono" w:cs="Cascadia Mono"/>
+          <w:color w:val="008080"/>
+          <w:sz w:val="19"/>
+          <w:szCs w:val="19"/>
+          <w:highlight w:val="white"/>
+          <w:lang w:val="en-US"/>
+        </w:rPr>
+        <w:t>&lt;&lt;</w:t>
+      </w:r>
+      <w:r>
+        <w:rPr>
+          <w:rFonts w:ascii="Cascadia Mono" w:hAnsi="Cascadia Mono" w:cs="Cascadia Mono"/>
+          <w:color w:val="000000"/>
+          <w:sz w:val="19"/>
+          <w:szCs w:val="19"/>
+          <w:highlight w:val="white"/>
+          <w:lang w:val="en-US"/>
+        </w:rPr>
+        <w:t xml:space="preserve"> </w:t>
+      </w:r>
+      <w:r>
+        <w:rPr>
+          <w:rFonts w:ascii="Cascadia Mono" w:hAnsi="Cascadia Mono" w:cs="Cascadia Mono"/>
+          <w:color w:val="A31515"/>
+          <w:sz w:val="19"/>
+          <w:szCs w:val="19"/>
+          <w:highlight w:val="white"/>
+          <w:lang w:val="en-US"/>
+        </w:rPr>
+        <w:t>"</w:t>
+      </w:r>
+      <w:r>
+        <w:rPr>
+          <w:rFonts w:ascii="Cascadia Mono" w:hAnsi="Cascadia Mono" w:cs="Cascadia Mono"/>
+          <w:color w:val="A31515"/>
+          <w:sz w:val="19"/>
+          <w:szCs w:val="19"/>
+          <w:highlight w:val="white"/>
+        </w:rPr>
+        <w:t>Некорректные</w:t>
+      </w:r>
+      <w:r>
+        <w:rPr>
+          <w:rFonts w:ascii="Cascadia Mono" w:hAnsi="Cascadia Mono" w:cs="Cascadia Mono"/>
+          <w:color w:val="A31515"/>
+          <w:sz w:val="19"/>
+          <w:szCs w:val="19"/>
+          <w:highlight w:val="white"/>
+          <w:lang w:val="en-US"/>
+        </w:rPr>
+        <w:t xml:space="preserve"> </w:t>
+      </w:r>
+      <w:r>
+        <w:rPr>
+          <w:rFonts w:ascii="Cascadia Mono" w:hAnsi="Cascadia Mono" w:cs="Cascadia Mono"/>
+          <w:color w:val="A31515"/>
+          <w:sz w:val="19"/>
+          <w:szCs w:val="19"/>
+          <w:highlight w:val="white"/>
+        </w:rPr>
+        <w:t>данные</w:t>
+      </w:r>
+      <w:r>
+        <w:rPr>
+          <w:rFonts w:ascii="Cascadia Mono" w:hAnsi="Cascadia Mono" w:cs="Cascadia Mono"/>
+          <w:color w:val="A31515"/>
+          <w:sz w:val="19"/>
+          <w:szCs w:val="19"/>
+          <w:highlight w:val="white"/>
+          <w:lang w:val="en-US"/>
+        </w:rPr>
+        <w:t>."</w:t>
+      </w:r>
+      <w:r>
+        <w:rPr>
+          <w:rFonts w:ascii="Cascadia Mono" w:hAnsi="Cascadia Mono" w:cs="Cascadia Mono"/>
+          <w:color w:val="000000"/>
+          <w:sz w:val="19"/>
+          <w:szCs w:val="19"/>
+          <w:highlight w:val="white"/>
+          <w:lang w:val="en-US"/>
+        </w:rPr>
+        <w:t xml:space="preserve"> </w:t>
+      </w:r>
+      <w:r>
+        <w:rPr>
+          <w:rFonts w:ascii="Cascadia Mono" w:hAnsi="Cascadia Mono" w:cs="Cascadia Mono"/>
+          <w:color w:val="008080"/>
+          <w:sz w:val="19"/>
+          <w:szCs w:val="19"/>
+          <w:highlight w:val="white"/>
+          <w:lang w:val="en-US"/>
+        </w:rPr>
+        <w:t>&lt;&lt;</w:t>
+      </w:r>
+      <w:r>
+        <w:rPr>
+          <w:rFonts w:ascii="Cascadia Mono" w:hAnsi="Cascadia Mono" w:cs="Cascadia Mono"/>
+          <w:color w:val="000000"/>
+          <w:sz w:val="19"/>
+          <w:szCs w:val="19"/>
+          <w:highlight w:val="white"/>
+          <w:lang w:val="en-US"/>
+        </w:rPr>
+        <w:t xml:space="preserve"> </w:t>
+      </w:r>
+      <w:proofErr w:type="gramStart"/>
+      <w:r>
+        <w:rPr>
+          <w:rFonts w:ascii="Cascadia Mono" w:hAnsi="Cascadia Mono" w:cs="Cascadia Mono"/>
+          <w:color w:val="000000"/>
+          <w:sz w:val="19"/>
+          <w:szCs w:val="19"/>
+          <w:highlight w:val="white"/>
+          <w:lang w:val="en-US"/>
+        </w:rPr>
+        <w:t>endl</w:t>
+      </w:r>
+      <w:proofErr w:type="gramEnd"/>
+      <w:r>
+        <w:rPr>
+          <w:rFonts w:ascii="Cascadia Mono" w:hAnsi="Cascadia Mono" w:cs="Cascadia Mono"/>
+          <w:color w:val="000000"/>
+          <w:sz w:val="19"/>
+          <w:szCs w:val="19"/>
+          <w:highlight w:val="white"/>
+          <w:lang w:val="en-US"/>
+        </w:rPr>
+        <w:t>;</w:t>
+      </w:r>
+    </w:p>
+    <w:p>
+      <w:pPr>
+        <w:autoSpaceDE w:val="0"/>
+        <w:autoSpaceDN w:val="0"/>
+        <w:adjustRightInd w:val="0"/>
+        <w:spacing w:after="0" w:line="240" w:lineRule="auto"/>
+        <w:rPr>
+          <w:rFonts w:ascii="Cascadia Mono" w:hAnsi="Cascadia Mono" w:cs="Cascadia Mono"/>
+          <w:color w:val="000000"/>
+          <w:sz w:val="19"/>
+          <w:szCs w:val="19"/>
+          <w:highlight w:val="white"/>
+          <w:lang w:val="en-US"/>
+        </w:rPr>
+      </w:pPr>
+      <w:r>
+        <w:rPr>
+          <w:rFonts w:ascii="Cascadia Mono" w:hAnsi="Cascadia Mono" w:cs="Cascadia Mono"/>
+          <w:color w:val="000000"/>
+          <w:sz w:val="19"/>
+          <w:szCs w:val="19"/>
+          <w:highlight w:val="white"/>
+          <w:lang w:val="en-US"/>
+        </w:rPr>
+        <w:t xml:space="preserve">        </w:t>
+      </w:r>
+      <w:proofErr w:type="gramStart"/>
+      <w:r>
+        <w:rPr>
+          <w:rFonts w:ascii="Cascadia Mono" w:hAnsi="Cascadia Mono" w:cs="Cascadia Mono"/>
+          <w:color w:val="0000FF"/>
+          <w:sz w:val="19"/>
+          <w:szCs w:val="19"/>
+          <w:highlight w:val="white"/>
+          <w:lang w:val="en-US"/>
+        </w:rPr>
+        <w:t>return</w:t>
+      </w:r>
+      <w:proofErr w:type="gramEnd"/>
+      <w:r>
+        <w:rPr>
+          <w:rFonts w:ascii="Cascadia Mono" w:hAnsi="Cascadia Mono" w:cs="Cascadia Mono"/>
+          <w:color w:val="000000"/>
+          <w:sz w:val="19"/>
+          <w:szCs w:val="19"/>
+          <w:highlight w:val="white"/>
+          <w:lang w:val="en-US"/>
+        </w:rPr>
+        <w:t xml:space="preserve"> 0;</w:t>
+      </w:r>
+    </w:p>
+    <w:p>
+      <w:pPr>
+        <w:autoSpaceDE w:val="0"/>
+        <w:autoSpaceDN w:val="0"/>
+        <w:adjustRightInd w:val="0"/>
+        <w:spacing w:after="0" w:line="240" w:lineRule="auto"/>
+        <w:rPr>
+          <w:rFonts w:ascii="Cascadia Mono" w:hAnsi="Cascadia Mono" w:cs="Cascadia Mono"/>
+          <w:color w:val="000000"/>
+          <w:sz w:val="19"/>
+          <w:szCs w:val="19"/>
+          <w:highlight w:val="white"/>
+        </w:rPr>
+      </w:pPr>
+      <w:r>
+        <w:rPr>
+          <w:rFonts w:ascii="Cascadia Mono" w:hAnsi="Cascadia Mono" w:cs="Cascadia Mono"/>
+          <w:color w:val="000000"/>
+          <w:sz w:val="19"/>
+          <w:szCs w:val="19"/>
+          <w:highlight w:val="white"/>
+          <w:lang w:val="en-US"/>
+        </w:rPr>
+        <w:t xml:space="preserve">    </w:t>
+      </w:r>
+      <w:r>
+        <w:rPr>
+          <w:rFonts w:ascii="Cascadia Mono" w:hAnsi="Cascadia Mono" w:cs="Cascadia Mono"/>
+          <w:color w:val="000000"/>
+          <w:sz w:val="19"/>
+          <w:szCs w:val="19"/>
+          <w:highlight w:val="white"/>
+        </w:rPr>
+        <w:t>}</w:t>
+      </w:r>
+    </w:p>
+    <w:p>
+      <w:pPr>
+        <w:autoSpaceDE w:val="0"/>
+        <w:autoSpaceDN w:val="0"/>
+        <w:adjustRightInd w:val="0"/>
+        <w:spacing w:after="0" w:line="240" w:lineRule="auto"/>
+        <w:rPr>
+          <w:rFonts w:ascii="Cascadia Mono" w:hAnsi="Cascadia Mono" w:cs="Cascadia Mono"/>
+          <w:color w:val="000000"/>
+          <w:sz w:val="19"/>
+          <w:szCs w:val="19"/>
+          <w:highlight w:val="white"/>
+        </w:rPr>
+      </w:pPr>
+      <w:r>
+        <w:rPr>
+          <w:rFonts w:ascii="Cascadia Mono" w:hAnsi="Cascadia Mono" w:cs="Cascadia Mono"/>
+          <w:color w:val="000000"/>
+          <w:sz w:val="19"/>
+          <w:szCs w:val="19"/>
+          <w:highlight w:val="white"/>
+        </w:rPr>
+        <w:t xml:space="preserve">    cout </w:t>
+      </w:r>
+      <w:proofErr w:type="gramStart"/>
+      <w:r>
+        <w:rPr>
+          <w:rFonts w:ascii="Cascadia Mono" w:hAnsi="Cascadia Mono" w:cs="Cascadia Mono"/>
+          <w:color w:val="008080"/>
+          <w:sz w:val="19"/>
+          <w:szCs w:val="19"/>
+          <w:highlight w:val="white"/>
+        </w:rPr>
+        <w:t>&lt;&lt;</w:t>
+      </w:r>
+      <w:r>
+        <w:rPr>
+          <w:rFonts w:ascii="Cascadia Mono" w:hAnsi="Cascadia Mono" w:cs="Cascadia Mono"/>
+          <w:color w:val="000000"/>
+          <w:sz w:val="19"/>
+          <w:szCs w:val="19"/>
+          <w:highlight w:val="white"/>
+        </w:rPr>
+        <w:t xml:space="preserve"> </w:t>
+      </w:r>
+      <w:r>
+        <w:rPr>
+          <w:rFonts w:ascii="Cascadia Mono" w:hAnsi="Cascadia Mono" w:cs="Cascadia Mono"/>
+          <w:color w:val="A31515"/>
+          <w:sz w:val="19"/>
+          <w:szCs w:val="19"/>
+          <w:highlight w:val="white"/>
+        </w:rPr>
+        <w:t>"</w:t>
+      </w:r>
+      <w:proofErr w:type="gramEnd"/>
+      <w:r>
+        <w:rPr>
+          <w:rFonts w:ascii="Cascadia Mono" w:hAnsi="Cascadia Mono" w:cs="Cascadia Mono"/>
+          <w:color w:val="A31515"/>
+          <w:sz w:val="19"/>
+          <w:szCs w:val="19"/>
+          <w:highlight w:val="white"/>
+        </w:rPr>
+        <w:t>Полученный массив: "</w:t>
+      </w:r>
+      <w:r>
+        <w:rPr>
+          <w:rFonts w:ascii="Cascadia Mono" w:hAnsi="Cascadia Mono" w:cs="Cascadia Mono"/>
+          <w:color w:val="000000"/>
+          <w:sz w:val="19"/>
+          <w:szCs w:val="19"/>
+          <w:highlight w:val="white"/>
+        </w:rPr>
+        <w:t xml:space="preserve"> </w:t>
+      </w:r>
+      <w:r>
+        <w:rPr>
+          <w:rFonts w:ascii="Cascadia Mono" w:hAnsi="Cascadia Mono" w:cs="Cascadia Mono"/>
+          <w:color w:val="008080"/>
+          <w:sz w:val="19"/>
+          <w:szCs w:val="19"/>
+          <w:highlight w:val="white"/>
+        </w:rPr>
+        <w:t>&lt;&lt;</w:t>
+      </w:r>
+      <w:r>
+        <w:rPr>
+          <w:rFonts w:ascii="Cascadia Mono" w:hAnsi="Cascadia Mono" w:cs="Cascadia Mono"/>
+          <w:color w:val="000000"/>
+          <w:sz w:val="19"/>
+          <w:szCs w:val="19"/>
+          <w:highlight w:val="white"/>
+        </w:rPr>
+        <w:t xml:space="preserve"> endl;</w:t>
+      </w:r>
+    </w:p>
+    <w:p>
+      <w:pPr>
+        <w:autoSpaceDE w:val="0"/>
+        <w:autoSpaceDN w:val="0"/>
+        <w:adjustRightInd w:val="0"/>
+        <w:spacing w:after="0" w:line="240" w:lineRule="auto"/>
+        <w:rPr>
+          <w:rFonts w:ascii="Cascadia Mono" w:hAnsi="Cascadia Mono" w:cs="Cascadia Mono"/>
+          <w:color w:val="000000"/>
+          <w:sz w:val="19"/>
+          <w:szCs w:val="19"/>
+          <w:highlight w:val="white"/>
+        </w:rPr>
+      </w:pPr>
+      <w:r>
+        <w:rPr>
+          <w:rFonts w:ascii="Cascadia Mono" w:hAnsi="Cascadia Mono" w:cs="Cascadia Mono"/>
+          <w:color w:val="000000"/>
+          <w:sz w:val="19"/>
+          <w:szCs w:val="19"/>
+          <w:highlight w:val="white"/>
+        </w:rPr>
+        <w:t xml:space="preserve">    </w:t>
+      </w:r>
+      <w:proofErr w:type="gramStart"/>
+      <w:r>
+        <w:rPr>
+          <w:rFonts w:ascii="Cascadia Mono" w:hAnsi="Cascadia Mono" w:cs="Cascadia Mono"/>
+          <w:color w:val="000000"/>
+          <w:sz w:val="19"/>
+          <w:szCs w:val="19"/>
+          <w:highlight w:val="white"/>
+          <w:lang w:val="en-US"/>
+        </w:rPr>
+        <w:t>out</w:t>
+      </w:r>
+      <w:r>
+        <w:rPr>
+          <w:rFonts w:ascii="Cascadia Mono" w:hAnsi="Cascadia Mono" w:cs="Cascadia Mono"/>
+          <w:color w:val="000000"/>
+          <w:sz w:val="19"/>
+          <w:szCs w:val="19"/>
+          <w:highlight w:val="white"/>
+        </w:rPr>
+        <w:t>(</w:t>
+      </w:r>
+      <w:proofErr w:type="gramEnd"/>
+      <w:r>
+        <w:rPr>
+          <w:rFonts w:ascii="Cascadia Mono" w:hAnsi="Cascadia Mono" w:cs="Cascadia Mono"/>
+          <w:color w:val="000000"/>
+          <w:sz w:val="19"/>
+          <w:szCs w:val="19"/>
+          <w:highlight w:val="white"/>
+          <w:lang w:val="en-US"/>
+        </w:rPr>
+        <w:t>n</w:t>
+      </w:r>
+      <w:r>
+        <w:rPr>
+          <w:rFonts w:ascii="Cascadia Mono" w:hAnsi="Cascadia Mono" w:cs="Cascadia Mono"/>
+          <w:color w:val="000000"/>
+          <w:sz w:val="19"/>
+          <w:szCs w:val="19"/>
+          <w:highlight w:val="white"/>
+        </w:rPr>
+        <w:t xml:space="preserve">, </w:t>
+      </w:r>
+      <w:r>
+        <w:rPr>
+          <w:rFonts w:ascii="Cascadia Mono" w:hAnsi="Cascadia Mono" w:cs="Cascadia Mono"/>
+          <w:color w:val="000000"/>
+          <w:sz w:val="19"/>
+          <w:szCs w:val="19"/>
+          <w:highlight w:val="white"/>
+          <w:lang w:val="en-US"/>
+        </w:rPr>
+        <w:t>m</w:t>
+      </w:r>
+      <w:r>
+        <w:rPr>
+          <w:rFonts w:ascii="Cascadia Mono" w:hAnsi="Cascadia Mono" w:cs="Cascadia Mono"/>
+          <w:color w:val="000000"/>
+          <w:sz w:val="19"/>
+          <w:szCs w:val="19"/>
+          <w:highlight w:val="white"/>
+        </w:rPr>
+        <w:t xml:space="preserve">, </w:t>
+      </w:r>
+      <w:r>
+        <w:rPr>
+          <w:rFonts w:ascii="Cascadia Mono" w:hAnsi="Cascadia Mono" w:cs="Cascadia Mono"/>
+          <w:color w:val="000000"/>
+          <w:sz w:val="19"/>
+          <w:szCs w:val="19"/>
+          <w:highlight w:val="white"/>
+          <w:lang w:val="en-US"/>
+        </w:rPr>
+        <w:t>matr</w:t>
+      </w:r>
+      <w:r>
+        <w:rPr>
+          <w:rFonts w:ascii="Cascadia Mono" w:hAnsi="Cascadia Mono" w:cs="Cascadia Mono"/>
+          <w:color w:val="000000"/>
+          <w:sz w:val="19"/>
+          <w:szCs w:val="19"/>
+          <w:highlight w:val="white"/>
+        </w:rPr>
+        <w:t>);</w:t>
+      </w:r>
+    </w:p>
+    <w:p>
+      <w:pPr>
+        <w:autoSpaceDE w:val="0"/>
+        <w:autoSpaceDN w:val="0"/>
+        <w:adjustRightInd w:val="0"/>
+        <w:spacing w:after="0" w:line="240" w:lineRule="auto"/>
+        <w:rPr>
+          <w:rFonts w:ascii="Cascadia Mono" w:hAnsi="Cascadia Mono" w:cs="Cascadia Mono"/>
+          <w:color w:val="000000"/>
+          <w:sz w:val="19"/>
+          <w:szCs w:val="19"/>
+          <w:highlight w:val="white"/>
+          <w:lang w:val="en-US"/>
+        </w:rPr>
+      </w:pPr>
+      <w:r>
+        <w:rPr>
+          <w:rFonts w:ascii="Cascadia Mono" w:hAnsi="Cascadia Mono" w:cs="Cascadia Mono"/>
+          <w:color w:val="000000"/>
+          <w:sz w:val="19"/>
+          <w:szCs w:val="19"/>
+          <w:highlight w:val="white"/>
+        </w:rPr>
+        <w:t xml:space="preserve">    </w:t>
+      </w:r>
+      <w:proofErr w:type="gramStart"/>
+      <w:r>
+        <w:rPr>
+          <w:rFonts w:ascii="Cascadia Mono" w:hAnsi="Cascadia Mono" w:cs="Cascadia Mono"/>
+          <w:color w:val="000000"/>
+          <w:sz w:val="19"/>
+          <w:szCs w:val="19"/>
+          <w:highlight w:val="white"/>
+          <w:lang w:val="en-US"/>
+        </w:rPr>
+        <w:t>cout</w:t>
+      </w:r>
+      <w:proofErr w:type="gramEnd"/>
+      <w:r>
+        <w:rPr>
+          <w:rFonts w:ascii="Cascadia Mono" w:hAnsi="Cascadia Mono" w:cs="Cascadia Mono"/>
+          <w:color w:val="000000"/>
+          <w:sz w:val="19"/>
+          <w:szCs w:val="19"/>
+          <w:highlight w:val="white"/>
+          <w:lang w:val="en-US"/>
+        </w:rPr>
+        <w:t xml:space="preserve"> </w:t>
+      </w:r>
+      <w:r>
+        <w:rPr>
+          <w:rFonts w:ascii="Cascadia Mono" w:hAnsi="Cascadia Mono" w:cs="Cascadia Mono"/>
+          <w:color w:val="008080"/>
+          <w:sz w:val="19"/>
+          <w:szCs w:val="19"/>
+          <w:highlight w:val="white"/>
+          <w:lang w:val="en-US"/>
+        </w:rPr>
+        <w:t>&lt;&lt;</w:t>
+      </w:r>
+      <w:r>
+        <w:rPr>
+          <w:rFonts w:ascii="Cascadia Mono" w:hAnsi="Cascadia Mono" w:cs="Cascadia Mono"/>
+          <w:color w:val="000000"/>
+          <w:sz w:val="19"/>
+          <w:szCs w:val="19"/>
+          <w:highlight w:val="white"/>
+          <w:lang w:val="en-US"/>
+        </w:rPr>
+        <w:t xml:space="preserve"> endl;</w:t>
+      </w:r>
+    </w:p>
+    <w:p>
+      <w:pPr>
+        <w:autoSpaceDE w:val="0"/>
+        <w:autoSpaceDN w:val="0"/>
+        <w:adjustRightInd w:val="0"/>
+        <w:spacing w:after="0" w:line="240" w:lineRule="auto"/>
+        <w:rPr>
+          <w:rFonts w:ascii="Cascadia Mono" w:hAnsi="Cascadia Mono" w:cs="Cascadia Mono"/>
+          <w:color w:val="000000"/>
+          <w:sz w:val="19"/>
+          <w:szCs w:val="19"/>
+          <w:highlight w:val="white"/>
+          <w:lang w:val="en-US"/>
+        </w:rPr>
+      </w:pPr>
+    </w:p>
+    <w:p>
+      <w:pPr>
+        <w:autoSpaceDE w:val="0"/>
+        <w:autoSpaceDN w:val="0"/>
+        <w:adjustRightInd w:val="0"/>
+        <w:spacing w:after="0" w:line="240" w:lineRule="auto"/>
+        <w:rPr>
+          <w:rFonts w:ascii="Cascadia Mono" w:hAnsi="Cascadia Mono" w:cs="Cascadia Mono"/>
+          <w:color w:val="000000"/>
+          <w:sz w:val="19"/>
+          <w:szCs w:val="19"/>
+          <w:highlight w:val="white"/>
+          <w:lang w:val="en-US"/>
+        </w:rPr>
+      </w:pPr>
+      <w:r>
+        <w:rPr>
+          <w:rFonts w:ascii="Cascadia Mono" w:hAnsi="Cascadia Mono" w:cs="Cascadia Mono"/>
+          <w:color w:val="000000"/>
+          <w:sz w:val="19"/>
+          <w:szCs w:val="19"/>
+          <w:highlight w:val="white"/>
+          <w:lang w:val="en-US"/>
+        </w:rPr>
+        <w:t xml:space="preserve">    </w:t>
+      </w:r>
+      <w:proofErr w:type="gramStart"/>
+      <w:r>
+        <w:rPr>
+          <w:rFonts w:ascii="Cascadia Mono" w:hAnsi="Cascadia Mono" w:cs="Cascadia Mono"/>
+          <w:color w:val="0000FF"/>
+          <w:sz w:val="19"/>
+          <w:szCs w:val="19"/>
+          <w:highlight w:val="white"/>
+          <w:lang w:val="en-US"/>
+        </w:rPr>
+        <w:t>int</w:t>
+      </w:r>
+      <w:proofErr w:type="gramEnd"/>
+      <w:r>
+        <w:rPr>
+          <w:rFonts w:ascii="Cascadia Mono" w:hAnsi="Cascadia Mono" w:cs="Cascadia Mono"/>
+          <w:color w:val="000000"/>
+          <w:sz w:val="19"/>
+          <w:szCs w:val="19"/>
+          <w:highlight w:val="white"/>
+          <w:lang w:val="en-US"/>
+        </w:rPr>
+        <w:t xml:space="preserve"> ind_mas = 0;</w:t>
+      </w:r>
+    </w:p>
+    <w:p>
+      <w:pPr>
+        <w:autoSpaceDE w:val="0"/>
+        <w:autoSpaceDN w:val="0"/>
+        <w:adjustRightInd w:val="0"/>
+        <w:spacing w:after="0" w:line="240" w:lineRule="auto"/>
+        <w:rPr>
+          <w:rFonts w:ascii="Cascadia Mono" w:hAnsi="Cascadia Mono" w:cs="Cascadia Mono"/>
+          <w:color w:val="000000"/>
+          <w:sz w:val="19"/>
+          <w:szCs w:val="19"/>
+          <w:highlight w:val="white"/>
+          <w:lang w:val="en-US"/>
+        </w:rPr>
+      </w:pPr>
+      <w:r>
+        <w:rPr>
+          <w:rFonts w:ascii="Cascadia Mono" w:hAnsi="Cascadia Mono" w:cs="Cascadia Mono"/>
+          <w:color w:val="000000"/>
+          <w:sz w:val="19"/>
+          <w:szCs w:val="19"/>
+          <w:highlight w:val="white"/>
+          <w:lang w:val="en-US"/>
+        </w:rPr>
+        <w:t xml:space="preserve">    </w:t>
+      </w:r>
+      <w:proofErr w:type="gramStart"/>
+      <w:r>
+        <w:rPr>
+          <w:rFonts w:ascii="Cascadia Mono" w:hAnsi="Cascadia Mono" w:cs="Cascadia Mono"/>
+          <w:color w:val="0000FF"/>
+          <w:sz w:val="19"/>
+          <w:szCs w:val="19"/>
+          <w:highlight w:val="white"/>
+          <w:lang w:val="en-US"/>
+        </w:rPr>
+        <w:t>for</w:t>
+      </w:r>
+      <w:proofErr w:type="gramEnd"/>
+      <w:r>
+        <w:rPr>
+          <w:rFonts w:ascii="Cascadia Mono" w:hAnsi="Cascadia Mono" w:cs="Cascadia Mono"/>
+          <w:color w:val="000000"/>
+          <w:sz w:val="19"/>
+          <w:szCs w:val="19"/>
+          <w:highlight w:val="white"/>
+          <w:lang w:val="en-US"/>
+        </w:rPr>
+        <w:t xml:space="preserve"> (</w:t>
+      </w:r>
+      <w:r>
+        <w:rPr>
+          <w:rFonts w:ascii="Cascadia Mono" w:hAnsi="Cascadia Mono" w:cs="Cascadia Mono"/>
+          <w:color w:val="0000FF"/>
+          <w:sz w:val="19"/>
+          <w:szCs w:val="19"/>
+          <w:highlight w:val="white"/>
+          <w:lang w:val="en-US"/>
+        </w:rPr>
+        <w:t>int</w:t>
+      </w:r>
+      <w:r>
+        <w:rPr>
+          <w:rFonts w:ascii="Cascadia Mono" w:hAnsi="Cascadia Mono" w:cs="Cascadia Mono"/>
+          <w:color w:val="000000"/>
+          <w:sz w:val="19"/>
+          <w:szCs w:val="19"/>
+          <w:highlight w:val="white"/>
+          <w:lang w:val="en-US"/>
+        </w:rPr>
+        <w:t xml:space="preserve"> i = 0; i &lt; n; i++) {</w:t>
+      </w:r>
+    </w:p>
+    <w:p>
+      <w:pPr>
+        <w:autoSpaceDE w:val="0"/>
+        <w:autoSpaceDN w:val="0"/>
+        <w:adjustRightInd w:val="0"/>
+        <w:spacing w:after="0" w:line="240" w:lineRule="auto"/>
+        <w:rPr>
+          <w:rFonts w:ascii="Cascadia Mono" w:hAnsi="Cascadia Mono" w:cs="Cascadia Mono"/>
+          <w:color w:val="000000"/>
+          <w:sz w:val="19"/>
+          <w:szCs w:val="19"/>
+          <w:highlight w:val="white"/>
+          <w:lang w:val="en-US"/>
+        </w:rPr>
+      </w:pPr>
+      <w:r>
+        <w:rPr>
+          <w:rFonts w:ascii="Cascadia Mono" w:hAnsi="Cascadia Mono" w:cs="Cascadia Mono"/>
+          <w:color w:val="000000"/>
+          <w:sz w:val="19"/>
+          <w:szCs w:val="19"/>
+          <w:highlight w:val="white"/>
+          <w:lang w:val="en-US"/>
+        </w:rPr>
+        <w:t xml:space="preserve">        </w:t>
+      </w:r>
+      <w:proofErr w:type="gramStart"/>
+      <w:r>
+        <w:rPr>
+          <w:rFonts w:ascii="Cascadia Mono" w:hAnsi="Cascadia Mono" w:cs="Cascadia Mono"/>
+          <w:color w:val="0000FF"/>
+          <w:sz w:val="19"/>
+          <w:szCs w:val="19"/>
+          <w:highlight w:val="white"/>
+          <w:lang w:val="en-US"/>
+        </w:rPr>
+        <w:t>for</w:t>
+      </w:r>
+      <w:proofErr w:type="gramEnd"/>
+      <w:r>
+        <w:rPr>
+          <w:rFonts w:ascii="Cascadia Mono" w:hAnsi="Cascadia Mono" w:cs="Cascadia Mono"/>
+          <w:color w:val="000000"/>
+          <w:sz w:val="19"/>
+          <w:szCs w:val="19"/>
+          <w:highlight w:val="white"/>
+          <w:lang w:val="en-US"/>
+        </w:rPr>
+        <w:t xml:space="preserve"> (</w:t>
+      </w:r>
+      <w:r>
+        <w:rPr>
+          <w:rFonts w:ascii="Cascadia Mono" w:hAnsi="Cascadia Mono" w:cs="Cascadia Mono"/>
+          <w:color w:val="0000FF"/>
+          <w:sz w:val="19"/>
+          <w:szCs w:val="19"/>
+          <w:highlight w:val="white"/>
+          <w:lang w:val="en-US"/>
+        </w:rPr>
+        <w:t>int</w:t>
+      </w:r>
+      <w:r>
+        <w:rPr>
+          <w:rFonts w:ascii="Cascadia Mono" w:hAnsi="Cascadia Mono" w:cs="Cascadia Mono"/>
+          <w:color w:val="000000"/>
+          <w:sz w:val="19"/>
+          <w:szCs w:val="19"/>
+          <w:highlight w:val="white"/>
+          <w:lang w:val="en-US"/>
+        </w:rPr>
+        <w:t xml:space="preserve"> j = 0; j &lt; m; j++) {</w:t>
+      </w:r>
+    </w:p>
+    <w:p>
+      <w:pPr>
+        <w:autoSpaceDE w:val="0"/>
+        <w:autoSpaceDN w:val="0"/>
+        <w:adjustRightInd w:val="0"/>
+        <w:spacing w:after="0" w:line="240" w:lineRule="auto"/>
+        <w:rPr>
+          <w:rFonts w:ascii="Cascadia Mono" w:hAnsi="Cascadia Mono" w:cs="Cascadia Mono"/>
+          <w:color w:val="000000"/>
+          <w:sz w:val="19"/>
+          <w:szCs w:val="19"/>
+          <w:highlight w:val="white"/>
+          <w:lang w:val="en-US"/>
+        </w:rPr>
+      </w:pPr>
+      <w:r>
+        <w:rPr>
+          <w:rFonts w:ascii="Cascadia Mono" w:hAnsi="Cascadia Mono" w:cs="Cascadia Mono"/>
+          <w:color w:val="000000"/>
+          <w:sz w:val="19"/>
+          <w:szCs w:val="19"/>
+          <w:highlight w:val="white"/>
+          <w:lang w:val="en-US"/>
+        </w:rPr>
+        <w:t xml:space="preserve">            </w:t>
+      </w:r>
+      <w:proofErr w:type="gramStart"/>
+      <w:r>
+        <w:rPr>
+          <w:rFonts w:ascii="Cascadia Mono" w:hAnsi="Cascadia Mono" w:cs="Cascadia Mono"/>
+          <w:color w:val="0000FF"/>
+          <w:sz w:val="19"/>
+          <w:szCs w:val="19"/>
+          <w:highlight w:val="white"/>
+          <w:lang w:val="en-US"/>
+        </w:rPr>
+        <w:t>if</w:t>
+      </w:r>
+      <w:proofErr w:type="gramEnd"/>
+      <w:r>
+        <w:rPr>
+          <w:rFonts w:ascii="Cascadia Mono" w:hAnsi="Cascadia Mono" w:cs="Cascadia Mono"/>
+          <w:color w:val="000000"/>
+          <w:sz w:val="19"/>
+          <w:szCs w:val="19"/>
+          <w:highlight w:val="white"/>
+          <w:lang w:val="en-US"/>
+        </w:rPr>
+        <w:t xml:space="preserve"> (matr[i][j] != 0) {</w:t>
+      </w:r>
+    </w:p>
+    <w:p>
+      <w:pPr>
+        <w:autoSpaceDE w:val="0"/>
+        <w:autoSpaceDN w:val="0"/>
+        <w:adjustRightInd w:val="0"/>
+        <w:spacing w:after="0" w:line="240" w:lineRule="auto"/>
+        <w:rPr>
+          <w:rFonts w:ascii="Cascadia Mono" w:hAnsi="Cascadia Mono" w:cs="Cascadia Mono"/>
+          <w:color w:val="000000"/>
+          <w:sz w:val="19"/>
+          <w:szCs w:val="19"/>
+          <w:highlight w:val="white"/>
+          <w:lang w:val="en-US"/>
+        </w:rPr>
+      </w:pPr>
+      <w:r>
+        <w:rPr>
+          <w:rFonts w:ascii="Cascadia Mono" w:hAnsi="Cascadia Mono" w:cs="Cascadia Mono"/>
+          <w:color w:val="000000"/>
+          <w:sz w:val="19"/>
+          <w:szCs w:val="19"/>
+          <w:highlight w:val="white"/>
+          <w:lang w:val="en-US"/>
+        </w:rPr>
+        <w:t xml:space="preserve">                </w:t>
+      </w:r>
+      <w:proofErr w:type="gramStart"/>
+      <w:r>
+        <w:rPr>
+          <w:rFonts w:ascii="Cascadia Mono" w:hAnsi="Cascadia Mono" w:cs="Cascadia Mono"/>
+          <w:color w:val="000000"/>
+          <w:sz w:val="19"/>
+          <w:szCs w:val="19"/>
+          <w:highlight w:val="white"/>
+          <w:lang w:val="en-US"/>
+        </w:rPr>
+        <w:t>mas[</w:t>
+      </w:r>
+      <w:proofErr w:type="gramEnd"/>
+      <w:r>
+        <w:rPr>
+          <w:rFonts w:ascii="Cascadia Mono" w:hAnsi="Cascadia Mono" w:cs="Cascadia Mono"/>
+          <w:color w:val="000000"/>
+          <w:sz w:val="19"/>
+          <w:szCs w:val="19"/>
+          <w:highlight w:val="white"/>
+          <w:lang w:val="en-US"/>
+        </w:rPr>
+        <w:t>ind_mas] = matr[i][j];</w:t>
+      </w:r>
+    </w:p>
+    <w:p>
+      <w:pPr>
+        <w:autoSpaceDE w:val="0"/>
+        <w:autoSpaceDN w:val="0"/>
+        <w:adjustRightInd w:val="0"/>
+        <w:spacing w:after="0" w:line="240" w:lineRule="auto"/>
+        <w:rPr>
+          <w:rFonts w:ascii="Cascadia Mono" w:hAnsi="Cascadia Mono" w:cs="Cascadia Mono"/>
+          <w:color w:val="000000"/>
+          <w:sz w:val="19"/>
+          <w:szCs w:val="19"/>
+          <w:highlight w:val="white"/>
+          <w:lang w:val="en-US"/>
+        </w:rPr>
+      </w:pPr>
+      <w:r>
+        <w:rPr>
+          <w:rFonts w:ascii="Cascadia Mono" w:hAnsi="Cascadia Mono" w:cs="Cascadia Mono"/>
+          <w:color w:val="000000"/>
+          <w:sz w:val="19"/>
+          <w:szCs w:val="19"/>
+          <w:highlight w:val="white"/>
+          <w:lang w:val="en-US"/>
+        </w:rPr>
+        <w:t xml:space="preserve">                </w:t>
+      </w:r>
+      <w:proofErr w:type="gramStart"/>
+      <w:r>
+        <w:rPr>
+          <w:rFonts w:ascii="Cascadia Mono" w:hAnsi="Cascadia Mono" w:cs="Cascadia Mono"/>
+          <w:color w:val="000000"/>
+          <w:sz w:val="19"/>
+          <w:szCs w:val="19"/>
+          <w:highlight w:val="white"/>
+          <w:lang w:val="en-US"/>
+        </w:rPr>
+        <w:t>ind_mas</w:t>
+      </w:r>
+      <w:proofErr w:type="gramEnd"/>
+      <w:r>
+        <w:rPr>
+          <w:rFonts w:ascii="Cascadia Mono" w:hAnsi="Cascadia Mono" w:cs="Cascadia Mono"/>
+          <w:color w:val="000000"/>
+          <w:sz w:val="19"/>
+          <w:szCs w:val="19"/>
+          <w:highlight w:val="white"/>
+          <w:lang w:val="en-US"/>
+        </w:rPr>
+        <w:t>++;</w:t>
+      </w:r>
+    </w:p>
+    <w:p>
+      <w:pPr>
+        <w:autoSpaceDE w:val="0"/>
+        <w:autoSpaceDN w:val="0"/>
+        <w:adjustRightInd w:val="0"/>
+        <w:spacing w:after="0" w:line="240" w:lineRule="auto"/>
+        <w:rPr>
+          <w:rFonts w:ascii="Cascadia Mono" w:hAnsi="Cascadia Mono" w:cs="Cascadia Mono"/>
+          <w:color w:val="000000"/>
+          <w:sz w:val="19"/>
+          <w:szCs w:val="19"/>
+          <w:highlight w:val="white"/>
+          <w:lang w:val="en-US"/>
+        </w:rPr>
+      </w:pPr>
+      <w:r>
+        <w:rPr>
+          <w:rFonts w:ascii="Cascadia Mono" w:hAnsi="Cascadia Mono" w:cs="Cascadia Mono"/>
+          <w:color w:val="000000"/>
+          <w:sz w:val="19"/>
+          <w:szCs w:val="19"/>
+          <w:highlight w:val="white"/>
+          <w:lang w:val="en-US"/>
+        </w:rPr>
+        <w:t xml:space="preserve">            }</w:t>
+      </w:r>
+    </w:p>
+    <w:p>
+      <w:pPr>
+        <w:autoSpaceDE w:val="0"/>
+        <w:autoSpaceDN w:val="0"/>
+        <w:adjustRightInd w:val="0"/>
+        <w:spacing w:after="0" w:line="240" w:lineRule="auto"/>
+        <w:rPr>
+          <w:rFonts w:ascii="Cascadia Mono" w:hAnsi="Cascadia Mono" w:cs="Cascadia Mono"/>
+          <w:color w:val="000000"/>
+          <w:sz w:val="19"/>
+          <w:szCs w:val="19"/>
+          <w:highlight w:val="white"/>
+          <w:lang w:val="en-US"/>
+        </w:rPr>
+      </w:pPr>
+      <w:r>
+        <w:rPr>
+          <w:rFonts w:ascii="Cascadia Mono" w:hAnsi="Cascadia Mono" w:cs="Cascadia Mono"/>
+          <w:color w:val="000000"/>
+          <w:sz w:val="19"/>
+          <w:szCs w:val="19"/>
+          <w:highlight w:val="white"/>
+          <w:lang w:val="en-US"/>
+        </w:rPr>
+        <w:t xml:space="preserve">        }</w:t>
+      </w:r>
+    </w:p>
+    <w:p>
+      <w:pPr>
+        <w:autoSpaceDE w:val="0"/>
+        <w:autoSpaceDN w:val="0"/>
+        <w:adjustRightInd w:val="0"/>
+        <w:spacing w:after="0" w:line="240" w:lineRule="auto"/>
+        <w:rPr>
+          <w:rFonts w:ascii="Cascadia Mono" w:hAnsi="Cascadia Mono" w:cs="Cascadia Mono"/>
+          <w:color w:val="000000"/>
+          <w:sz w:val="19"/>
+          <w:szCs w:val="19"/>
+          <w:highlight w:val="white"/>
+          <w:lang w:val="en-US"/>
+        </w:rPr>
+      </w:pPr>
+      <w:r>
+        <w:rPr>
+          <w:rFonts w:ascii="Cascadia Mono" w:hAnsi="Cascadia Mono" w:cs="Cascadia Mono"/>
+          <w:color w:val="000000"/>
+          <w:sz w:val="19"/>
+          <w:szCs w:val="19"/>
+          <w:highlight w:val="white"/>
+          <w:lang w:val="en-US"/>
+        </w:rPr>
+        <w:t xml:space="preserve">    }</w:t>
+      </w:r>
+    </w:p>
+    <w:p>
+      <w:pPr>
+        <w:autoSpaceDE w:val="0"/>
+        <w:autoSpaceDN w:val="0"/>
+        <w:adjustRightInd w:val="0"/>
+        <w:spacing w:after="0" w:line="240" w:lineRule="auto"/>
+        <w:rPr>
+          <w:rFonts w:ascii="Cascadia Mono" w:hAnsi="Cascadia Mono" w:cs="Cascadia Mono"/>
+          <w:color w:val="000000"/>
+          <w:sz w:val="19"/>
+          <w:szCs w:val="19"/>
+          <w:highlight w:val="white"/>
+          <w:lang w:val="en-US"/>
+        </w:rPr>
+      </w:pPr>
+      <w:r>
+        <w:rPr>
+          <w:rFonts w:ascii="Cascadia Mono" w:hAnsi="Cascadia Mono" w:cs="Cascadia Mono"/>
+          <w:color w:val="000000"/>
+          <w:sz w:val="19"/>
+          <w:szCs w:val="19"/>
+          <w:highlight w:val="white"/>
+          <w:lang w:val="en-US"/>
+        </w:rPr>
+        <w:t xml:space="preserve">    </w:t>
+      </w:r>
+      <w:proofErr w:type="gramStart"/>
+      <w:r>
+        <w:rPr>
+          <w:rFonts w:ascii="Cascadia Mono" w:hAnsi="Cascadia Mono" w:cs="Cascadia Mono"/>
+          <w:color w:val="000000"/>
+          <w:sz w:val="19"/>
+          <w:szCs w:val="19"/>
+          <w:highlight w:val="white"/>
+          <w:lang w:val="en-US"/>
+        </w:rPr>
+        <w:t>cout</w:t>
+      </w:r>
+      <w:proofErr w:type="gramEnd"/>
+      <w:r>
+        <w:rPr>
+          <w:rFonts w:ascii="Cascadia Mono" w:hAnsi="Cascadia Mono" w:cs="Cascadia Mono"/>
+          <w:color w:val="000000"/>
+          <w:sz w:val="19"/>
+          <w:szCs w:val="19"/>
+          <w:highlight w:val="white"/>
+          <w:lang w:val="en-US"/>
+        </w:rPr>
+        <w:t xml:space="preserve"> </w:t>
+      </w:r>
+      <w:r>
+        <w:rPr>
+          <w:rFonts w:ascii="Cascadia Mono" w:hAnsi="Cascadia Mono" w:cs="Cascadia Mono"/>
+          <w:color w:val="008080"/>
+          <w:sz w:val="19"/>
+          <w:szCs w:val="19"/>
+          <w:highlight w:val="white"/>
+          <w:lang w:val="en-US"/>
+        </w:rPr>
+        <w:t>&lt;&lt;</w:t>
+      </w:r>
+      <w:r>
+        <w:rPr>
+          <w:rFonts w:ascii="Cascadia Mono" w:hAnsi="Cascadia Mono" w:cs="Cascadia Mono"/>
+          <w:color w:val="000000"/>
+          <w:sz w:val="19"/>
+          <w:szCs w:val="19"/>
+          <w:highlight w:val="white"/>
+          <w:lang w:val="en-US"/>
+        </w:rPr>
+        <w:t xml:space="preserve"> </w:t>
+      </w:r>
+      <w:r>
+        <w:rPr>
+          <w:rFonts w:ascii="Cascadia Mono" w:hAnsi="Cascadia Mono" w:cs="Cascadia Mono"/>
+          <w:color w:val="A31515"/>
+          <w:sz w:val="19"/>
+          <w:szCs w:val="19"/>
+          <w:highlight w:val="white"/>
+          <w:lang w:val="en-US"/>
+        </w:rPr>
+        <w:t>"</w:t>
+      </w:r>
+      <w:r>
+        <w:rPr>
+          <w:rFonts w:ascii="Cascadia Mono" w:hAnsi="Cascadia Mono" w:cs="Cascadia Mono"/>
+          <w:color w:val="A31515"/>
+          <w:sz w:val="19"/>
+          <w:szCs w:val="19"/>
+          <w:highlight w:val="white"/>
+        </w:rPr>
+        <w:t>Ненулевые</w:t>
+      </w:r>
+      <w:r>
+        <w:rPr>
+          <w:rFonts w:ascii="Cascadia Mono" w:hAnsi="Cascadia Mono" w:cs="Cascadia Mono"/>
+          <w:color w:val="A31515"/>
+          <w:sz w:val="19"/>
+          <w:szCs w:val="19"/>
+          <w:highlight w:val="white"/>
+          <w:lang w:val="en-US"/>
+        </w:rPr>
+        <w:t xml:space="preserve"> </w:t>
+      </w:r>
+      <w:r>
+        <w:rPr>
+          <w:rFonts w:ascii="Cascadia Mono" w:hAnsi="Cascadia Mono" w:cs="Cascadia Mono"/>
+          <w:color w:val="A31515"/>
+          <w:sz w:val="19"/>
+          <w:szCs w:val="19"/>
+          <w:highlight w:val="white"/>
+        </w:rPr>
+        <w:t>элементы</w:t>
+      </w:r>
+      <w:r>
+        <w:rPr>
+          <w:rFonts w:ascii="Cascadia Mono" w:hAnsi="Cascadia Mono" w:cs="Cascadia Mono"/>
+          <w:color w:val="A31515"/>
+          <w:sz w:val="19"/>
+          <w:szCs w:val="19"/>
+          <w:highlight w:val="white"/>
+          <w:lang w:val="en-US"/>
+        </w:rPr>
+        <w:t xml:space="preserve"> </w:t>
+      </w:r>
+      <w:r>
+        <w:rPr>
+          <w:rFonts w:ascii="Cascadia Mono" w:hAnsi="Cascadia Mono" w:cs="Cascadia Mono"/>
+          <w:color w:val="A31515"/>
+          <w:sz w:val="19"/>
+          <w:szCs w:val="19"/>
+          <w:highlight w:val="white"/>
+        </w:rPr>
+        <w:t>матрицы</w:t>
+      </w:r>
+      <w:r>
+        <w:rPr>
+          <w:rFonts w:ascii="Cascadia Mono" w:hAnsi="Cascadia Mono" w:cs="Cascadia Mono"/>
+          <w:color w:val="A31515"/>
+          <w:sz w:val="19"/>
+          <w:szCs w:val="19"/>
+          <w:highlight w:val="white"/>
+          <w:lang w:val="en-US"/>
+        </w:rPr>
+        <w:t>: "</w:t>
+      </w:r>
+      <w:r>
+        <w:rPr>
+          <w:rFonts w:ascii="Cascadia Mono" w:hAnsi="Cascadia Mono" w:cs="Cascadia Mono"/>
+          <w:color w:val="000000"/>
+          <w:sz w:val="19"/>
+          <w:szCs w:val="19"/>
+          <w:highlight w:val="white"/>
+          <w:lang w:val="en-US"/>
+        </w:rPr>
+        <w:t>;</w:t>
+      </w:r>
+    </w:p>
+    <w:p>
+      <w:pPr>
+        <w:autoSpaceDE w:val="0"/>
+        <w:autoSpaceDN w:val="0"/>
+        <w:adjustRightInd w:val="0"/>
+        <w:spacing w:after="0" w:line="240" w:lineRule="auto"/>
+        <w:rPr>
+          <w:rFonts w:ascii="Cascadia Mono" w:hAnsi="Cascadia Mono" w:cs="Cascadia Mono"/>
+          <w:color w:val="000000"/>
+          <w:sz w:val="19"/>
+          <w:szCs w:val="19"/>
+          <w:highlight w:val="white"/>
+          <w:lang w:val="en-US"/>
+        </w:rPr>
+      </w:pPr>
+      <w:r>
+        <w:rPr>
+          <w:rFonts w:ascii="Cascadia Mono" w:hAnsi="Cascadia Mono" w:cs="Cascadia Mono"/>
+          <w:color w:val="000000"/>
+          <w:sz w:val="19"/>
+          <w:szCs w:val="19"/>
+          <w:highlight w:val="white"/>
+          <w:lang w:val="en-US"/>
+        </w:rPr>
+        <w:t xml:space="preserve">    </w:t>
+      </w:r>
+      <w:proofErr w:type="gramStart"/>
+      <w:r>
+        <w:rPr>
+          <w:rFonts w:ascii="Cascadia Mono" w:hAnsi="Cascadia Mono" w:cs="Cascadia Mono"/>
+          <w:color w:val="0000FF"/>
+          <w:sz w:val="19"/>
+          <w:szCs w:val="19"/>
+          <w:highlight w:val="white"/>
+          <w:lang w:val="en-US"/>
+        </w:rPr>
+        <w:t>for</w:t>
+      </w:r>
+      <w:proofErr w:type="gramEnd"/>
+      <w:r>
+        <w:rPr>
+          <w:rFonts w:ascii="Cascadia Mono" w:hAnsi="Cascadia Mono" w:cs="Cascadia Mono"/>
+          <w:color w:val="000000"/>
+          <w:sz w:val="19"/>
+          <w:szCs w:val="19"/>
+          <w:highlight w:val="white"/>
+          <w:lang w:val="en-US"/>
+        </w:rPr>
+        <w:t xml:space="preserve"> (</w:t>
+      </w:r>
+      <w:r>
+        <w:rPr>
+          <w:rFonts w:ascii="Cascadia Mono" w:hAnsi="Cascadia Mono" w:cs="Cascadia Mono"/>
+          <w:color w:val="0000FF"/>
+          <w:sz w:val="19"/>
+          <w:szCs w:val="19"/>
+          <w:highlight w:val="white"/>
+          <w:lang w:val="en-US"/>
+        </w:rPr>
+        <w:t>int</w:t>
+      </w:r>
+      <w:r>
+        <w:rPr>
+          <w:rFonts w:ascii="Cascadia Mono" w:hAnsi="Cascadia Mono" w:cs="Cascadia Mono"/>
+          <w:color w:val="000000"/>
+          <w:sz w:val="19"/>
+          <w:szCs w:val="19"/>
+          <w:highlight w:val="white"/>
+          <w:lang w:val="en-US"/>
+        </w:rPr>
+        <w:t xml:space="preserve"> i = 0; i &lt;= ind_mas; i++) {</w:t>
+      </w:r>
+    </w:p>
+    <w:p>
+      <w:pPr>
+        <w:autoSpaceDE w:val="0"/>
+        <w:autoSpaceDN w:val="0"/>
+        <w:adjustRightInd w:val="0"/>
+        <w:spacing w:after="0" w:line="240" w:lineRule="auto"/>
+        <w:rPr>
+          <w:rFonts w:ascii="Cascadia Mono" w:hAnsi="Cascadia Mono" w:cs="Cascadia Mono"/>
+          <w:color w:val="000000"/>
+          <w:sz w:val="19"/>
+          <w:szCs w:val="19"/>
+          <w:highlight w:val="white"/>
+          <w:lang w:val="en-US"/>
+        </w:rPr>
+      </w:pPr>
+      <w:r>
+        <w:rPr>
+          <w:rFonts w:ascii="Cascadia Mono" w:hAnsi="Cascadia Mono" w:cs="Cascadia Mono"/>
+          <w:color w:val="000000"/>
+          <w:sz w:val="19"/>
+          <w:szCs w:val="19"/>
+          <w:highlight w:val="white"/>
+          <w:lang w:val="en-US"/>
+        </w:rPr>
+        <w:t xml:space="preserve">        </w:t>
+      </w:r>
+      <w:proofErr w:type="gramStart"/>
+      <w:r>
+        <w:rPr>
+          <w:rFonts w:ascii="Cascadia Mono" w:hAnsi="Cascadia Mono" w:cs="Cascadia Mono"/>
+          <w:color w:val="000000"/>
+          <w:sz w:val="19"/>
+          <w:szCs w:val="19"/>
+          <w:highlight w:val="white"/>
+          <w:lang w:val="en-US"/>
+        </w:rPr>
+        <w:t>cout</w:t>
+      </w:r>
+      <w:proofErr w:type="gramEnd"/>
+      <w:r>
+        <w:rPr>
+          <w:rFonts w:ascii="Cascadia Mono" w:hAnsi="Cascadia Mono" w:cs="Cascadia Mono"/>
+          <w:color w:val="000000"/>
+          <w:sz w:val="19"/>
+          <w:szCs w:val="19"/>
+          <w:highlight w:val="white"/>
+          <w:lang w:val="en-US"/>
+        </w:rPr>
+        <w:t xml:space="preserve"> </w:t>
+      </w:r>
+      <w:r>
+        <w:rPr>
+          <w:rFonts w:ascii="Cascadia Mono" w:hAnsi="Cascadia Mono" w:cs="Cascadia Mono"/>
+          <w:color w:val="008080"/>
+          <w:sz w:val="19"/>
+          <w:szCs w:val="19"/>
+          <w:highlight w:val="white"/>
+          <w:lang w:val="en-US"/>
+        </w:rPr>
+        <w:t>&lt;&lt;</w:t>
+      </w:r>
+      <w:r>
+        <w:rPr>
+          <w:rFonts w:ascii="Cascadia Mono" w:hAnsi="Cascadia Mono" w:cs="Cascadia Mono"/>
+          <w:color w:val="000000"/>
+          <w:sz w:val="19"/>
+          <w:szCs w:val="19"/>
+          <w:highlight w:val="white"/>
+          <w:lang w:val="en-US"/>
+        </w:rPr>
+        <w:t xml:space="preserve"> mas[i] </w:t>
+      </w:r>
+      <w:r>
+        <w:rPr>
+          <w:rFonts w:ascii="Cascadia Mono" w:hAnsi="Cascadia Mono" w:cs="Cascadia Mono"/>
+          <w:color w:val="008080"/>
+          <w:sz w:val="19"/>
+          <w:szCs w:val="19"/>
+          <w:highlight w:val="white"/>
+          <w:lang w:val="en-US"/>
+        </w:rPr>
+        <w:t>&lt;&lt;</w:t>
+      </w:r>
+      <w:r>
+        <w:rPr>
+          <w:rFonts w:ascii="Cascadia Mono" w:hAnsi="Cascadia Mono" w:cs="Cascadia Mono"/>
+          <w:color w:val="000000"/>
+          <w:sz w:val="19"/>
+          <w:szCs w:val="19"/>
+          <w:highlight w:val="white"/>
+          <w:lang w:val="en-US"/>
+        </w:rPr>
+        <w:t xml:space="preserve"> </w:t>
+      </w:r>
+      <w:r>
+        <w:rPr>
+          <w:rFonts w:ascii="Cascadia Mono" w:hAnsi="Cascadia Mono" w:cs="Cascadia Mono"/>
+          <w:color w:val="A31515"/>
+          <w:sz w:val="19"/>
+          <w:szCs w:val="19"/>
+          <w:highlight w:val="white"/>
+          <w:lang w:val="en-US"/>
+        </w:rPr>
+        <w:t>" "</w:t>
+      </w:r>
+      <w:r>
+        <w:rPr>
+          <w:rFonts w:ascii="Cascadia Mono" w:hAnsi="Cascadia Mono" w:cs="Cascadia Mono"/>
+          <w:color w:val="000000"/>
+          <w:sz w:val="19"/>
+          <w:szCs w:val="19"/>
+          <w:highlight w:val="white"/>
+          <w:lang w:val="en-US"/>
+        </w:rPr>
+        <w:t>;</w:t>
+      </w:r>
+    </w:p>
+    <w:p>
+      <w:pPr>
+        <w:autoSpaceDE w:val="0"/>
+        <w:autoSpaceDN w:val="0"/>
+        <w:adjustRightInd w:val="0"/>
+        <w:spacing w:after="0" w:line="240" w:lineRule="auto"/>
+        <w:rPr>
+          <w:rFonts w:ascii="Cascadia Mono" w:hAnsi="Cascadia Mono" w:cs="Cascadia Mono"/>
+          <w:color w:val="000000"/>
+          <w:sz w:val="19"/>
+          <w:szCs w:val="19"/>
+          <w:highlight w:val="white"/>
+          <w:lang w:val="en-US"/>
+        </w:rPr>
+      </w:pPr>
+      <w:r>
+        <w:rPr>
+          <w:rFonts w:ascii="Cascadia Mono" w:hAnsi="Cascadia Mono" w:cs="Cascadia Mono"/>
+          <w:color w:val="000000"/>
+          <w:sz w:val="19"/>
+          <w:szCs w:val="19"/>
+          <w:highlight w:val="white"/>
+          <w:lang w:val="en-US"/>
+        </w:rPr>
+        <w:t xml:space="preserve">    }</w:t>
+      </w:r>
+    </w:p>
+    <w:p>
+      <w:pPr>
+        <w:autoSpaceDE w:val="0"/>
+        <w:autoSpaceDN w:val="0"/>
+        <w:adjustRightInd w:val="0"/>
+        <w:spacing w:after="0" w:line="240" w:lineRule="auto"/>
+        <w:rPr>
+          <w:rFonts w:ascii="Cascadia Mono" w:hAnsi="Cascadia Mono" w:cs="Cascadia Mono"/>
+          <w:color w:val="000000"/>
+          <w:sz w:val="19"/>
+          <w:szCs w:val="19"/>
+          <w:highlight w:val="white"/>
+          <w:lang w:val="en-US"/>
+        </w:rPr>
+      </w:pPr>
+      <w:r>
+        <w:rPr>
+          <w:rFonts w:ascii="Cascadia Mono" w:hAnsi="Cascadia Mono" w:cs="Cascadia Mono"/>
+          <w:color w:val="000000"/>
+          <w:sz w:val="19"/>
+          <w:szCs w:val="19"/>
+          <w:highlight w:val="white"/>
+          <w:lang w:val="en-US"/>
+        </w:rPr>
+        <w:t xml:space="preserve">    </w:t>
+      </w:r>
+      <w:proofErr w:type="gramStart"/>
+      <w:r>
+        <w:rPr>
+          <w:rFonts w:ascii="Cascadia Mono" w:hAnsi="Cascadia Mono" w:cs="Cascadia Mono"/>
+          <w:color w:val="000000"/>
+          <w:sz w:val="19"/>
+          <w:szCs w:val="19"/>
+          <w:highlight w:val="white"/>
+          <w:lang w:val="en-US"/>
+        </w:rPr>
+        <w:t>cout</w:t>
+      </w:r>
+      <w:proofErr w:type="gramEnd"/>
+      <w:r>
+        <w:rPr>
+          <w:rFonts w:ascii="Cascadia Mono" w:hAnsi="Cascadia Mono" w:cs="Cascadia Mono"/>
+          <w:color w:val="000000"/>
+          <w:sz w:val="19"/>
+          <w:szCs w:val="19"/>
+          <w:highlight w:val="white"/>
+          <w:lang w:val="en-US"/>
+        </w:rPr>
+        <w:t xml:space="preserve"> </w:t>
+      </w:r>
+      <w:r>
+        <w:rPr>
+          <w:rFonts w:ascii="Cascadia Mono" w:hAnsi="Cascadia Mono" w:cs="Cascadia Mono"/>
+          <w:color w:val="008080"/>
+          <w:sz w:val="19"/>
+          <w:szCs w:val="19"/>
+          <w:highlight w:val="white"/>
+          <w:lang w:val="en-US"/>
+        </w:rPr>
+        <w:t>&lt;&lt;</w:t>
+      </w:r>
+      <w:r>
+        <w:rPr>
+          <w:rFonts w:ascii="Cascadia Mono" w:hAnsi="Cascadia Mono" w:cs="Cascadia Mono"/>
+          <w:color w:val="000000"/>
+          <w:sz w:val="19"/>
+          <w:szCs w:val="19"/>
+          <w:highlight w:val="white"/>
+          <w:lang w:val="en-US"/>
+        </w:rPr>
+        <w:t xml:space="preserve"> endl;</w:t>
+      </w:r>
+    </w:p>
+    <w:p>
+      <w:pPr>
+        <w:autoSpaceDE w:val="0"/>
+        <w:autoSpaceDN w:val="0"/>
+        <w:adjustRightInd w:val="0"/>
+        <w:spacing w:after="0" w:line="240" w:lineRule="auto"/>
+        <w:rPr>
+          <w:rFonts w:ascii="Cascadia Mono" w:hAnsi="Cascadia Mono" w:cs="Cascadia Mono"/>
+          <w:color w:val="000000"/>
+          <w:sz w:val="19"/>
+          <w:szCs w:val="19"/>
+          <w:highlight w:val="white"/>
+          <w:lang w:val="en-US"/>
+        </w:rPr>
+      </w:pPr>
+      <w:r>
+        <w:rPr>
+          <w:rFonts w:ascii="Cascadia Mono" w:hAnsi="Cascadia Mono" w:cs="Cascadia Mono"/>
+          <w:color w:val="000000"/>
+          <w:sz w:val="19"/>
+          <w:szCs w:val="19"/>
+          <w:highlight w:val="white"/>
+          <w:lang w:val="en-US"/>
+        </w:rPr>
         <w:lastRenderedPageBreak/>
-        <w:t>using</w:t>
-      </w:r>
-      <w:proofErr w:type="gramEnd"/>
-      <w:r>
-        <w:rPr>
-          <w:rFonts w:ascii="Cascadia Mono" w:hAnsi="Cascadia Mono" w:cs="Cascadia Mono"/>
-          <w:color w:val="000000"/>
-          <w:sz w:val="19"/>
-          <w:szCs w:val="19"/>
-          <w:highlight w:val="white"/>
-          <w:lang w:val="en-US"/>
-        </w:rPr>
-        <w:t xml:space="preserve"> </w:t>
-      </w:r>
-      <w:r>
-        <w:rPr>
-          <w:rFonts w:ascii="Cascadia Mono" w:hAnsi="Cascadia Mono" w:cs="Cascadia Mono"/>
-          <w:color w:val="0000FF"/>
-          <w:sz w:val="19"/>
-          <w:szCs w:val="19"/>
-          <w:highlight w:val="white"/>
-          <w:lang w:val="en-US"/>
-        </w:rPr>
-        <w:t>namespace</w:t>
-      </w:r>
-      <w:r>
-        <w:rPr>
-          <w:rFonts w:ascii="Cascadia Mono" w:hAnsi="Cascadia Mono" w:cs="Cascadia Mono"/>
-          <w:color w:val="000000"/>
-          <w:sz w:val="19"/>
-          <w:szCs w:val="19"/>
-          <w:highlight w:val="white"/>
-          <w:lang w:val="en-US"/>
-        </w:rPr>
-        <w:t xml:space="preserve"> std;</w:t>
-      </w:r>
-    </w:p>
-    <w:p>
-      <w:pPr>
-        <w:autoSpaceDE w:val="0"/>
-        <w:autoSpaceDN w:val="0"/>
-        <w:adjustRightInd w:val="0"/>
-        <w:spacing w:after="0" w:line="240" w:lineRule="auto"/>
-        <w:rPr>
-          <w:rFonts w:ascii="Cascadia Mono" w:hAnsi="Cascadia Mono" w:cs="Cascadia Mono"/>
-          <w:color w:val="000000"/>
-          <w:sz w:val="19"/>
-          <w:szCs w:val="19"/>
-          <w:highlight w:val="white"/>
-          <w:lang w:val="en-US"/>
-        </w:rPr>
-      </w:pPr>
-    </w:p>
-    <w:p>
-      <w:pPr>
-        <w:autoSpaceDE w:val="0"/>
-        <w:autoSpaceDN w:val="0"/>
-        <w:adjustRightInd w:val="0"/>
-        <w:spacing w:after="0" w:line="240" w:lineRule="auto"/>
-        <w:rPr>
-          <w:rFonts w:ascii="Cascadia Mono" w:hAnsi="Cascadia Mono" w:cs="Cascadia Mono"/>
-          <w:color w:val="000000"/>
-          <w:sz w:val="19"/>
-          <w:szCs w:val="19"/>
-          <w:highlight w:val="white"/>
-          <w:lang w:val="en-US"/>
-        </w:rPr>
-      </w:pPr>
-      <w:proofErr w:type="gramStart"/>
-      <w:r>
-        <w:rPr>
-          <w:rFonts w:ascii="Cascadia Mono" w:hAnsi="Cascadia Mono" w:cs="Cascadia Mono"/>
-          <w:color w:val="0000FF"/>
-          <w:sz w:val="19"/>
-          <w:szCs w:val="19"/>
-          <w:highlight w:val="white"/>
-          <w:lang w:val="en-US"/>
-        </w:rPr>
-        <w:t>void</w:t>
-      </w:r>
-      <w:proofErr w:type="gramEnd"/>
-      <w:r>
-        <w:rPr>
-          <w:rFonts w:ascii="Cascadia Mono" w:hAnsi="Cascadia Mono" w:cs="Cascadia Mono"/>
-          <w:color w:val="000000"/>
-          <w:sz w:val="19"/>
-          <w:szCs w:val="19"/>
-          <w:highlight w:val="white"/>
-          <w:lang w:val="en-US"/>
-        </w:rPr>
-        <w:t xml:space="preserve"> vvod(</w:t>
-      </w:r>
-      <w:r>
-        <w:rPr>
-          <w:rFonts w:ascii="Cascadia Mono" w:hAnsi="Cascadia Mono" w:cs="Cascadia Mono"/>
-          <w:color w:val="0000FF"/>
-          <w:sz w:val="19"/>
-          <w:szCs w:val="19"/>
-          <w:highlight w:val="white"/>
-          <w:lang w:val="en-US"/>
-        </w:rPr>
-        <w:t>int</w:t>
-      </w:r>
-      <w:r>
-        <w:rPr>
-          <w:rFonts w:ascii="Cascadia Mono" w:hAnsi="Cascadia Mono" w:cs="Cascadia Mono"/>
-          <w:color w:val="000000"/>
-          <w:sz w:val="19"/>
-          <w:szCs w:val="19"/>
-          <w:highlight w:val="white"/>
-          <w:lang w:val="en-US"/>
-        </w:rPr>
-        <w:t xml:space="preserve"> </w:t>
-      </w:r>
-      <w:r>
-        <w:rPr>
-          <w:rFonts w:ascii="Cascadia Mono" w:hAnsi="Cascadia Mono" w:cs="Cascadia Mono"/>
-          <w:color w:val="808080"/>
-          <w:sz w:val="19"/>
-          <w:szCs w:val="19"/>
-          <w:highlight w:val="white"/>
-          <w:lang w:val="en-US"/>
-        </w:rPr>
-        <w:t>n</w:t>
-      </w:r>
-      <w:r>
-        <w:rPr>
-          <w:rFonts w:ascii="Cascadia Mono" w:hAnsi="Cascadia Mono" w:cs="Cascadia Mono"/>
-          <w:color w:val="000000"/>
-          <w:sz w:val="19"/>
-          <w:szCs w:val="19"/>
-          <w:highlight w:val="white"/>
-          <w:lang w:val="en-US"/>
-        </w:rPr>
-        <w:t xml:space="preserve">, </w:t>
-      </w:r>
-      <w:r>
-        <w:rPr>
-          <w:rFonts w:ascii="Cascadia Mono" w:hAnsi="Cascadia Mono" w:cs="Cascadia Mono"/>
-          <w:color w:val="0000FF"/>
-          <w:sz w:val="19"/>
-          <w:szCs w:val="19"/>
-          <w:highlight w:val="white"/>
-          <w:lang w:val="en-US"/>
-        </w:rPr>
-        <w:t>int</w:t>
-      </w:r>
-      <w:r>
-        <w:rPr>
-          <w:rFonts w:ascii="Cascadia Mono" w:hAnsi="Cascadia Mono" w:cs="Cascadia Mono"/>
-          <w:color w:val="000000"/>
-          <w:sz w:val="19"/>
-          <w:szCs w:val="19"/>
-          <w:highlight w:val="white"/>
-          <w:lang w:val="en-US"/>
-        </w:rPr>
-        <w:t xml:space="preserve"> </w:t>
-      </w:r>
-      <w:r>
-        <w:rPr>
-          <w:rFonts w:ascii="Cascadia Mono" w:hAnsi="Cascadia Mono" w:cs="Cascadia Mono"/>
-          <w:color w:val="808080"/>
-          <w:sz w:val="19"/>
-          <w:szCs w:val="19"/>
-          <w:highlight w:val="white"/>
-          <w:lang w:val="en-US"/>
-        </w:rPr>
-        <w:t>m</w:t>
-      </w:r>
-      <w:r>
-        <w:rPr>
-          <w:rFonts w:ascii="Cascadia Mono" w:hAnsi="Cascadia Mono" w:cs="Cascadia Mono"/>
-          <w:color w:val="000000"/>
-          <w:sz w:val="19"/>
-          <w:szCs w:val="19"/>
-          <w:highlight w:val="white"/>
-          <w:lang w:val="en-US"/>
-        </w:rPr>
-        <w:t xml:space="preserve">, </w:t>
-      </w:r>
-      <w:r>
-        <w:rPr>
-          <w:rFonts w:ascii="Cascadia Mono" w:hAnsi="Cascadia Mono" w:cs="Cascadia Mono"/>
-          <w:color w:val="0000FF"/>
-          <w:sz w:val="19"/>
-          <w:szCs w:val="19"/>
-          <w:highlight w:val="white"/>
-          <w:lang w:val="en-US"/>
-        </w:rPr>
-        <w:t>int</w:t>
-      </w:r>
-      <w:r>
-        <w:rPr>
-          <w:rFonts w:ascii="Cascadia Mono" w:hAnsi="Cascadia Mono" w:cs="Cascadia Mono"/>
-          <w:color w:val="000000"/>
-          <w:sz w:val="19"/>
-          <w:szCs w:val="19"/>
-          <w:highlight w:val="white"/>
-          <w:lang w:val="en-US"/>
-        </w:rPr>
-        <w:t xml:space="preserve"> </w:t>
-      </w:r>
-      <w:r>
-        <w:rPr>
-          <w:rFonts w:ascii="Cascadia Mono" w:hAnsi="Cascadia Mono" w:cs="Cascadia Mono"/>
-          <w:color w:val="808080"/>
-          <w:sz w:val="19"/>
-          <w:szCs w:val="19"/>
-          <w:highlight w:val="white"/>
-          <w:lang w:val="en-US"/>
-        </w:rPr>
-        <w:t>matr</w:t>
-      </w:r>
-      <w:r>
-        <w:rPr>
-          <w:rFonts w:ascii="Cascadia Mono" w:hAnsi="Cascadia Mono" w:cs="Cascadia Mono"/>
-          <w:color w:val="000000"/>
-          <w:sz w:val="19"/>
-          <w:szCs w:val="19"/>
-          <w:highlight w:val="white"/>
-          <w:lang w:val="en-US"/>
-        </w:rPr>
-        <w:t>[][100])</w:t>
-      </w:r>
-    </w:p>
-    <w:p>
-      <w:pPr>
-        <w:autoSpaceDE w:val="0"/>
-        <w:autoSpaceDN w:val="0"/>
-        <w:adjustRightInd w:val="0"/>
-        <w:spacing w:after="0" w:line="240" w:lineRule="auto"/>
-        <w:rPr>
-          <w:rFonts w:ascii="Cascadia Mono" w:hAnsi="Cascadia Mono" w:cs="Cascadia Mono"/>
-          <w:color w:val="000000"/>
-          <w:sz w:val="19"/>
-          <w:szCs w:val="19"/>
-          <w:highlight w:val="white"/>
-        </w:rPr>
-      </w:pPr>
-      <w:r>
-        <w:rPr>
-          <w:rFonts w:ascii="Cascadia Mono" w:hAnsi="Cascadia Mono" w:cs="Cascadia Mono"/>
-          <w:color w:val="000000"/>
-          <w:sz w:val="19"/>
-          <w:szCs w:val="19"/>
-          <w:highlight w:val="white"/>
-        </w:rPr>
-        <w:t>{</w:t>
-      </w:r>
-    </w:p>
-    <w:p>
-      <w:pPr>
-        <w:autoSpaceDE w:val="0"/>
-        <w:autoSpaceDN w:val="0"/>
-        <w:adjustRightInd w:val="0"/>
-        <w:spacing w:after="0" w:line="240" w:lineRule="auto"/>
-        <w:rPr>
-          <w:rFonts w:ascii="Cascadia Mono" w:hAnsi="Cascadia Mono" w:cs="Cascadia Mono"/>
-          <w:color w:val="000000"/>
-          <w:sz w:val="19"/>
-          <w:szCs w:val="19"/>
-          <w:highlight w:val="white"/>
-        </w:rPr>
-      </w:pPr>
-      <w:r>
-        <w:rPr>
-          <w:rFonts w:ascii="Cascadia Mono" w:hAnsi="Cascadia Mono" w:cs="Cascadia Mono"/>
-          <w:color w:val="000000"/>
-          <w:sz w:val="19"/>
-          <w:szCs w:val="19"/>
-          <w:highlight w:val="white"/>
-        </w:rPr>
-        <w:t xml:space="preserve">    cout </w:t>
-      </w:r>
-      <w:proofErr w:type="gramStart"/>
-      <w:r>
-        <w:rPr>
-          <w:rFonts w:ascii="Cascadia Mono" w:hAnsi="Cascadia Mono" w:cs="Cascadia Mono"/>
-          <w:color w:val="008080"/>
-          <w:sz w:val="19"/>
-          <w:szCs w:val="19"/>
-          <w:highlight w:val="white"/>
-        </w:rPr>
-        <w:t>&lt;&lt;</w:t>
-      </w:r>
-      <w:r>
-        <w:rPr>
-          <w:rFonts w:ascii="Cascadia Mono" w:hAnsi="Cascadia Mono" w:cs="Cascadia Mono"/>
-          <w:color w:val="000000"/>
-          <w:sz w:val="19"/>
-          <w:szCs w:val="19"/>
-          <w:highlight w:val="white"/>
-        </w:rPr>
-        <w:t xml:space="preserve"> </w:t>
-      </w:r>
-      <w:r>
-        <w:rPr>
-          <w:rFonts w:ascii="Cascadia Mono" w:hAnsi="Cascadia Mono" w:cs="Cascadia Mono"/>
-          <w:color w:val="A31515"/>
-          <w:sz w:val="19"/>
-          <w:szCs w:val="19"/>
-          <w:highlight w:val="white"/>
-        </w:rPr>
-        <w:t>"</w:t>
-      </w:r>
-      <w:proofErr w:type="gramEnd"/>
-      <w:r>
-        <w:rPr>
-          <w:rFonts w:ascii="Cascadia Mono" w:hAnsi="Cascadia Mono" w:cs="Cascadia Mono"/>
-          <w:color w:val="A31515"/>
-          <w:sz w:val="19"/>
-          <w:szCs w:val="19"/>
-          <w:highlight w:val="white"/>
-        </w:rPr>
-        <w:t>Введите элементы матрицы: "</w:t>
-      </w:r>
-      <w:r>
-        <w:rPr>
-          <w:rFonts w:ascii="Cascadia Mono" w:hAnsi="Cascadia Mono" w:cs="Cascadia Mono"/>
-          <w:color w:val="000000"/>
-          <w:sz w:val="19"/>
-          <w:szCs w:val="19"/>
-          <w:highlight w:val="white"/>
-        </w:rPr>
-        <w:t xml:space="preserve"> </w:t>
-      </w:r>
-      <w:r>
-        <w:rPr>
-          <w:rFonts w:ascii="Cascadia Mono" w:hAnsi="Cascadia Mono" w:cs="Cascadia Mono"/>
-          <w:color w:val="008080"/>
-          <w:sz w:val="19"/>
-          <w:szCs w:val="19"/>
-          <w:highlight w:val="white"/>
-        </w:rPr>
-        <w:t>&lt;&lt;</w:t>
-      </w:r>
-      <w:r>
-        <w:rPr>
-          <w:rFonts w:ascii="Cascadia Mono" w:hAnsi="Cascadia Mono" w:cs="Cascadia Mono"/>
-          <w:color w:val="000000"/>
-          <w:sz w:val="19"/>
-          <w:szCs w:val="19"/>
-          <w:highlight w:val="white"/>
-        </w:rPr>
-        <w:t xml:space="preserve"> endl;</w:t>
-      </w:r>
-    </w:p>
-    <w:p>
-      <w:pPr>
-        <w:autoSpaceDE w:val="0"/>
-        <w:autoSpaceDN w:val="0"/>
-        <w:adjustRightInd w:val="0"/>
-        <w:spacing w:after="0" w:line="240" w:lineRule="auto"/>
-        <w:rPr>
-          <w:rFonts w:ascii="Cascadia Mono" w:hAnsi="Cascadia Mono" w:cs="Cascadia Mono"/>
-          <w:color w:val="000000"/>
-          <w:sz w:val="19"/>
-          <w:szCs w:val="19"/>
-          <w:highlight w:val="white"/>
-          <w:lang w:val="en-US"/>
-        </w:rPr>
-      </w:pPr>
-      <w:r>
-        <w:rPr>
-          <w:rFonts w:ascii="Cascadia Mono" w:hAnsi="Cascadia Mono" w:cs="Cascadia Mono"/>
-          <w:color w:val="000000"/>
-          <w:sz w:val="19"/>
-          <w:szCs w:val="19"/>
-          <w:highlight w:val="white"/>
-        </w:rPr>
-        <w:t xml:space="preserve">    </w:t>
-      </w:r>
-      <w:proofErr w:type="gramStart"/>
-      <w:r>
-        <w:rPr>
-          <w:rFonts w:ascii="Cascadia Mono" w:hAnsi="Cascadia Mono" w:cs="Cascadia Mono"/>
-          <w:color w:val="0000FF"/>
-          <w:sz w:val="19"/>
-          <w:szCs w:val="19"/>
-          <w:highlight w:val="white"/>
-          <w:lang w:val="en-US"/>
-        </w:rPr>
-        <w:t>for</w:t>
-      </w:r>
-      <w:proofErr w:type="gramEnd"/>
-      <w:r>
-        <w:rPr>
-          <w:rFonts w:ascii="Cascadia Mono" w:hAnsi="Cascadia Mono" w:cs="Cascadia Mono"/>
-          <w:color w:val="000000"/>
-          <w:sz w:val="19"/>
-          <w:szCs w:val="19"/>
-          <w:highlight w:val="white"/>
-          <w:lang w:val="en-US"/>
-        </w:rPr>
-        <w:t xml:space="preserve"> (</w:t>
-      </w:r>
-      <w:r>
-        <w:rPr>
-          <w:rFonts w:ascii="Cascadia Mono" w:hAnsi="Cascadia Mono" w:cs="Cascadia Mono"/>
-          <w:color w:val="0000FF"/>
-          <w:sz w:val="19"/>
-          <w:szCs w:val="19"/>
-          <w:highlight w:val="white"/>
-          <w:lang w:val="en-US"/>
-        </w:rPr>
-        <w:t>int</w:t>
-      </w:r>
-      <w:r>
-        <w:rPr>
-          <w:rFonts w:ascii="Cascadia Mono" w:hAnsi="Cascadia Mono" w:cs="Cascadia Mono"/>
-          <w:color w:val="000000"/>
-          <w:sz w:val="19"/>
-          <w:szCs w:val="19"/>
-          <w:highlight w:val="white"/>
-          <w:lang w:val="en-US"/>
-        </w:rPr>
-        <w:t xml:space="preserve"> i = 0; i &lt; </w:t>
-      </w:r>
-      <w:r>
-        <w:rPr>
-          <w:rFonts w:ascii="Cascadia Mono" w:hAnsi="Cascadia Mono" w:cs="Cascadia Mono"/>
-          <w:color w:val="808080"/>
-          <w:sz w:val="19"/>
-          <w:szCs w:val="19"/>
-          <w:highlight w:val="white"/>
-          <w:lang w:val="en-US"/>
-        </w:rPr>
-        <w:t>n</w:t>
-      </w:r>
-      <w:r>
-        <w:rPr>
-          <w:rFonts w:ascii="Cascadia Mono" w:hAnsi="Cascadia Mono" w:cs="Cascadia Mono"/>
-          <w:color w:val="000000"/>
-          <w:sz w:val="19"/>
-          <w:szCs w:val="19"/>
-          <w:highlight w:val="white"/>
-          <w:lang w:val="en-US"/>
-        </w:rPr>
-        <w:t>; i++) {</w:t>
-      </w:r>
-    </w:p>
-    <w:p>
-      <w:pPr>
-        <w:autoSpaceDE w:val="0"/>
-        <w:autoSpaceDN w:val="0"/>
-        <w:adjustRightInd w:val="0"/>
-        <w:spacing w:after="0" w:line="240" w:lineRule="auto"/>
-        <w:rPr>
-          <w:rFonts w:ascii="Cascadia Mono" w:hAnsi="Cascadia Mono" w:cs="Cascadia Mono"/>
-          <w:color w:val="000000"/>
-          <w:sz w:val="19"/>
-          <w:szCs w:val="19"/>
-          <w:highlight w:val="white"/>
-          <w:lang w:val="en-US"/>
-        </w:rPr>
-      </w:pPr>
-      <w:r>
-        <w:rPr>
-          <w:rFonts w:ascii="Cascadia Mono" w:hAnsi="Cascadia Mono" w:cs="Cascadia Mono"/>
-          <w:color w:val="000000"/>
-          <w:sz w:val="19"/>
-          <w:szCs w:val="19"/>
-          <w:highlight w:val="white"/>
-          <w:lang w:val="en-US"/>
-        </w:rPr>
-        <w:t xml:space="preserve">        </w:t>
-      </w:r>
-      <w:proofErr w:type="gramStart"/>
-      <w:r>
-        <w:rPr>
-          <w:rFonts w:ascii="Cascadia Mono" w:hAnsi="Cascadia Mono" w:cs="Cascadia Mono"/>
-          <w:color w:val="0000FF"/>
-          <w:sz w:val="19"/>
-          <w:szCs w:val="19"/>
-          <w:highlight w:val="white"/>
-          <w:lang w:val="en-US"/>
-        </w:rPr>
-        <w:t>for</w:t>
-      </w:r>
-      <w:proofErr w:type="gramEnd"/>
-      <w:r>
-        <w:rPr>
-          <w:rFonts w:ascii="Cascadia Mono" w:hAnsi="Cascadia Mono" w:cs="Cascadia Mono"/>
-          <w:color w:val="000000"/>
-          <w:sz w:val="19"/>
-          <w:szCs w:val="19"/>
-          <w:highlight w:val="white"/>
-          <w:lang w:val="en-US"/>
-        </w:rPr>
-        <w:t xml:space="preserve"> (</w:t>
-      </w:r>
-      <w:r>
-        <w:rPr>
-          <w:rFonts w:ascii="Cascadia Mono" w:hAnsi="Cascadia Mono" w:cs="Cascadia Mono"/>
-          <w:color w:val="0000FF"/>
-          <w:sz w:val="19"/>
-          <w:szCs w:val="19"/>
-          <w:highlight w:val="white"/>
-          <w:lang w:val="en-US"/>
-        </w:rPr>
-        <w:t>int</w:t>
-      </w:r>
-      <w:r>
-        <w:rPr>
-          <w:rFonts w:ascii="Cascadia Mono" w:hAnsi="Cascadia Mono" w:cs="Cascadia Mono"/>
-          <w:color w:val="000000"/>
-          <w:sz w:val="19"/>
-          <w:szCs w:val="19"/>
-          <w:highlight w:val="white"/>
-          <w:lang w:val="en-US"/>
-        </w:rPr>
-        <w:t xml:space="preserve"> j = 0; j &lt; </w:t>
-      </w:r>
-      <w:r>
-        <w:rPr>
-          <w:rFonts w:ascii="Cascadia Mono" w:hAnsi="Cascadia Mono" w:cs="Cascadia Mono"/>
-          <w:color w:val="808080"/>
-          <w:sz w:val="19"/>
-          <w:szCs w:val="19"/>
-          <w:highlight w:val="white"/>
-          <w:lang w:val="en-US"/>
-        </w:rPr>
-        <w:t>m</w:t>
-      </w:r>
-      <w:r>
-        <w:rPr>
-          <w:rFonts w:ascii="Cascadia Mono" w:hAnsi="Cascadia Mono" w:cs="Cascadia Mono"/>
-          <w:color w:val="000000"/>
-          <w:sz w:val="19"/>
-          <w:szCs w:val="19"/>
-          <w:highlight w:val="white"/>
-          <w:lang w:val="en-US"/>
-        </w:rPr>
-        <w:t>; j++) {</w:t>
-      </w:r>
-    </w:p>
-    <w:p>
-      <w:pPr>
-        <w:autoSpaceDE w:val="0"/>
-        <w:autoSpaceDN w:val="0"/>
-        <w:adjustRightInd w:val="0"/>
-        <w:spacing w:after="0" w:line="240" w:lineRule="auto"/>
-        <w:rPr>
-          <w:rFonts w:ascii="Cascadia Mono" w:hAnsi="Cascadia Mono" w:cs="Cascadia Mono"/>
-          <w:color w:val="000000"/>
-          <w:sz w:val="19"/>
-          <w:szCs w:val="19"/>
-          <w:highlight w:val="white"/>
-          <w:lang w:val="en-US"/>
-        </w:rPr>
-      </w:pPr>
-      <w:r>
-        <w:rPr>
-          <w:rFonts w:ascii="Cascadia Mono" w:hAnsi="Cascadia Mono" w:cs="Cascadia Mono"/>
-          <w:color w:val="000000"/>
-          <w:sz w:val="19"/>
-          <w:szCs w:val="19"/>
-          <w:highlight w:val="white"/>
-          <w:lang w:val="en-US"/>
-        </w:rPr>
-        <w:t xml:space="preserve">            </w:t>
-      </w:r>
-      <w:proofErr w:type="gramStart"/>
-      <w:r>
-        <w:rPr>
-          <w:rFonts w:ascii="Cascadia Mono" w:hAnsi="Cascadia Mono" w:cs="Cascadia Mono"/>
-          <w:color w:val="000000"/>
-          <w:sz w:val="19"/>
-          <w:szCs w:val="19"/>
-          <w:highlight w:val="white"/>
-          <w:lang w:val="en-US"/>
-        </w:rPr>
-        <w:t>cin</w:t>
-      </w:r>
-      <w:proofErr w:type="gramEnd"/>
-      <w:r>
-        <w:rPr>
-          <w:rFonts w:ascii="Cascadia Mono" w:hAnsi="Cascadia Mono" w:cs="Cascadia Mono"/>
-          <w:color w:val="000000"/>
-          <w:sz w:val="19"/>
-          <w:szCs w:val="19"/>
-          <w:highlight w:val="white"/>
-          <w:lang w:val="en-US"/>
-        </w:rPr>
-        <w:t xml:space="preserve"> </w:t>
-      </w:r>
-      <w:r>
-        <w:rPr>
-          <w:rFonts w:ascii="Cascadia Mono" w:hAnsi="Cascadia Mono" w:cs="Cascadia Mono"/>
-          <w:color w:val="008080"/>
-          <w:sz w:val="19"/>
-          <w:szCs w:val="19"/>
-          <w:highlight w:val="white"/>
-          <w:lang w:val="en-US"/>
-        </w:rPr>
-        <w:t>&gt;&gt;</w:t>
-      </w:r>
-      <w:r>
-        <w:rPr>
-          <w:rFonts w:ascii="Cascadia Mono" w:hAnsi="Cascadia Mono" w:cs="Cascadia Mono"/>
-          <w:color w:val="000000"/>
-          <w:sz w:val="19"/>
-          <w:szCs w:val="19"/>
-          <w:highlight w:val="white"/>
-          <w:lang w:val="en-US"/>
-        </w:rPr>
-        <w:t xml:space="preserve"> </w:t>
-      </w:r>
-      <w:r>
-        <w:rPr>
-          <w:rFonts w:ascii="Cascadia Mono" w:hAnsi="Cascadia Mono" w:cs="Cascadia Mono"/>
-          <w:color w:val="808080"/>
-          <w:sz w:val="19"/>
-          <w:szCs w:val="19"/>
-          <w:highlight w:val="white"/>
-          <w:lang w:val="en-US"/>
-        </w:rPr>
-        <w:t>matr</w:t>
-      </w:r>
-      <w:r>
-        <w:rPr>
-          <w:rFonts w:ascii="Cascadia Mono" w:hAnsi="Cascadia Mono" w:cs="Cascadia Mono"/>
-          <w:color w:val="000000"/>
-          <w:sz w:val="19"/>
-          <w:szCs w:val="19"/>
-          <w:highlight w:val="white"/>
-          <w:lang w:val="en-US"/>
-        </w:rPr>
-        <w:t>[i][j];</w:t>
-      </w:r>
-    </w:p>
-    <w:p>
-      <w:pPr>
-        <w:autoSpaceDE w:val="0"/>
-        <w:autoSpaceDN w:val="0"/>
-        <w:adjustRightInd w:val="0"/>
-        <w:spacing w:after="0" w:line="240" w:lineRule="auto"/>
-        <w:rPr>
-          <w:rFonts w:ascii="Cascadia Mono" w:hAnsi="Cascadia Mono" w:cs="Cascadia Mono"/>
-          <w:color w:val="000000"/>
-          <w:sz w:val="19"/>
-          <w:szCs w:val="19"/>
-          <w:highlight w:val="white"/>
-          <w:lang w:val="en-US"/>
-        </w:rPr>
-      </w:pPr>
-      <w:r>
-        <w:rPr>
-          <w:rFonts w:ascii="Cascadia Mono" w:hAnsi="Cascadia Mono" w:cs="Cascadia Mono"/>
-          <w:color w:val="000000"/>
-          <w:sz w:val="19"/>
-          <w:szCs w:val="19"/>
-          <w:highlight w:val="white"/>
-          <w:lang w:val="en-US"/>
-        </w:rPr>
-        <w:t xml:space="preserve">        }</w:t>
-      </w:r>
-    </w:p>
-    <w:p>
-      <w:pPr>
-        <w:autoSpaceDE w:val="0"/>
-        <w:autoSpaceDN w:val="0"/>
-        <w:adjustRightInd w:val="0"/>
-        <w:spacing w:after="0" w:line="240" w:lineRule="auto"/>
-        <w:rPr>
-          <w:rFonts w:ascii="Cascadia Mono" w:hAnsi="Cascadia Mono" w:cs="Cascadia Mono"/>
-          <w:color w:val="000000"/>
-          <w:sz w:val="19"/>
-          <w:szCs w:val="19"/>
-          <w:highlight w:val="white"/>
-          <w:lang w:val="en-US"/>
-        </w:rPr>
-      </w:pPr>
-      <w:r>
-        <w:rPr>
-          <w:rFonts w:ascii="Cascadia Mono" w:hAnsi="Cascadia Mono" w:cs="Cascadia Mono"/>
-          <w:color w:val="000000"/>
-          <w:sz w:val="19"/>
-          <w:szCs w:val="19"/>
-          <w:highlight w:val="white"/>
-          <w:lang w:val="en-US"/>
-        </w:rPr>
-        <w:t xml:space="preserve">    }</w:t>
-      </w:r>
-    </w:p>
-    <w:p>
-      <w:pPr>
-        <w:autoSpaceDE w:val="0"/>
-        <w:autoSpaceDN w:val="0"/>
-        <w:adjustRightInd w:val="0"/>
-        <w:spacing w:after="0" w:line="240" w:lineRule="auto"/>
-        <w:rPr>
-          <w:rFonts w:ascii="Cascadia Mono" w:hAnsi="Cascadia Mono" w:cs="Cascadia Mono"/>
-          <w:color w:val="000000"/>
-          <w:sz w:val="19"/>
-          <w:szCs w:val="19"/>
-          <w:highlight w:val="white"/>
-          <w:lang w:val="en-US"/>
-        </w:rPr>
-      </w:pPr>
-      <w:r>
-        <w:rPr>
-          <w:rFonts w:ascii="Cascadia Mono" w:hAnsi="Cascadia Mono" w:cs="Cascadia Mono"/>
-          <w:color w:val="000000"/>
-          <w:sz w:val="19"/>
-          <w:szCs w:val="19"/>
-          <w:highlight w:val="white"/>
-          <w:lang w:val="en-US"/>
-        </w:rPr>
-        <w:t>}</w:t>
-      </w:r>
-    </w:p>
-    <w:p>
-      <w:pPr>
-        <w:autoSpaceDE w:val="0"/>
-        <w:autoSpaceDN w:val="0"/>
-        <w:adjustRightInd w:val="0"/>
-        <w:spacing w:after="0" w:line="240" w:lineRule="auto"/>
-        <w:rPr>
-          <w:rFonts w:ascii="Cascadia Mono" w:hAnsi="Cascadia Mono" w:cs="Cascadia Mono"/>
-          <w:color w:val="000000"/>
-          <w:sz w:val="19"/>
-          <w:szCs w:val="19"/>
-          <w:highlight w:val="white"/>
-          <w:lang w:val="en-US"/>
-        </w:rPr>
-      </w:pPr>
-    </w:p>
-    <w:p>
-      <w:pPr>
-        <w:autoSpaceDE w:val="0"/>
-        <w:autoSpaceDN w:val="0"/>
-        <w:adjustRightInd w:val="0"/>
-        <w:spacing w:after="0" w:line="240" w:lineRule="auto"/>
-        <w:rPr>
-          <w:rFonts w:ascii="Cascadia Mono" w:hAnsi="Cascadia Mono" w:cs="Cascadia Mono"/>
-          <w:color w:val="000000"/>
-          <w:sz w:val="19"/>
-          <w:szCs w:val="19"/>
-          <w:highlight w:val="white"/>
-          <w:lang w:val="en-US"/>
-        </w:rPr>
-      </w:pPr>
-      <w:proofErr w:type="gramStart"/>
-      <w:r>
-        <w:rPr>
-          <w:rFonts w:ascii="Cascadia Mono" w:hAnsi="Cascadia Mono" w:cs="Cascadia Mono"/>
-          <w:color w:val="0000FF"/>
-          <w:sz w:val="19"/>
-          <w:szCs w:val="19"/>
-          <w:highlight w:val="white"/>
-          <w:lang w:val="en-US"/>
-        </w:rPr>
-        <w:t>void</w:t>
-      </w:r>
-      <w:proofErr w:type="gramEnd"/>
-      <w:r>
-        <w:rPr>
-          <w:rFonts w:ascii="Cascadia Mono" w:hAnsi="Cascadia Mono" w:cs="Cascadia Mono"/>
-          <w:color w:val="000000"/>
-          <w:sz w:val="19"/>
-          <w:szCs w:val="19"/>
-          <w:highlight w:val="white"/>
-          <w:lang w:val="en-US"/>
-        </w:rPr>
-        <w:t xml:space="preserve"> randvvod(</w:t>
-      </w:r>
-      <w:r>
-        <w:rPr>
-          <w:rFonts w:ascii="Cascadia Mono" w:hAnsi="Cascadia Mono" w:cs="Cascadia Mono"/>
-          <w:color w:val="0000FF"/>
-          <w:sz w:val="19"/>
-          <w:szCs w:val="19"/>
-          <w:highlight w:val="white"/>
-          <w:lang w:val="en-US"/>
-        </w:rPr>
-        <w:t>int</w:t>
-      </w:r>
-      <w:r>
-        <w:rPr>
-          <w:rFonts w:ascii="Cascadia Mono" w:hAnsi="Cascadia Mono" w:cs="Cascadia Mono"/>
-          <w:color w:val="000000"/>
-          <w:sz w:val="19"/>
-          <w:szCs w:val="19"/>
-          <w:highlight w:val="white"/>
-          <w:lang w:val="en-US"/>
-        </w:rPr>
-        <w:t xml:space="preserve"> </w:t>
-      </w:r>
-      <w:r>
-        <w:rPr>
-          <w:rFonts w:ascii="Cascadia Mono" w:hAnsi="Cascadia Mono" w:cs="Cascadia Mono"/>
-          <w:color w:val="808080"/>
-          <w:sz w:val="19"/>
-          <w:szCs w:val="19"/>
-          <w:highlight w:val="white"/>
-          <w:lang w:val="en-US"/>
-        </w:rPr>
-        <w:t>n</w:t>
-      </w:r>
-      <w:r>
-        <w:rPr>
-          <w:rFonts w:ascii="Cascadia Mono" w:hAnsi="Cascadia Mono" w:cs="Cascadia Mono"/>
-          <w:color w:val="000000"/>
-          <w:sz w:val="19"/>
-          <w:szCs w:val="19"/>
-          <w:highlight w:val="white"/>
-          <w:lang w:val="en-US"/>
-        </w:rPr>
-        <w:t xml:space="preserve">, </w:t>
-      </w:r>
-      <w:r>
-        <w:rPr>
-          <w:rFonts w:ascii="Cascadia Mono" w:hAnsi="Cascadia Mono" w:cs="Cascadia Mono"/>
-          <w:color w:val="0000FF"/>
-          <w:sz w:val="19"/>
-          <w:szCs w:val="19"/>
-          <w:highlight w:val="white"/>
-          <w:lang w:val="en-US"/>
-        </w:rPr>
-        <w:t>int</w:t>
-      </w:r>
-      <w:r>
-        <w:rPr>
-          <w:rFonts w:ascii="Cascadia Mono" w:hAnsi="Cascadia Mono" w:cs="Cascadia Mono"/>
-          <w:color w:val="000000"/>
-          <w:sz w:val="19"/>
-          <w:szCs w:val="19"/>
-          <w:highlight w:val="white"/>
-          <w:lang w:val="en-US"/>
-        </w:rPr>
-        <w:t xml:space="preserve"> </w:t>
-      </w:r>
-      <w:r>
-        <w:rPr>
-          <w:rFonts w:ascii="Cascadia Mono" w:hAnsi="Cascadia Mono" w:cs="Cascadia Mono"/>
-          <w:color w:val="808080"/>
-          <w:sz w:val="19"/>
-          <w:szCs w:val="19"/>
-          <w:highlight w:val="white"/>
-          <w:lang w:val="en-US"/>
-        </w:rPr>
-        <w:t>m</w:t>
-      </w:r>
-      <w:r>
-        <w:rPr>
-          <w:rFonts w:ascii="Cascadia Mono" w:hAnsi="Cascadia Mono" w:cs="Cascadia Mono"/>
-          <w:color w:val="000000"/>
-          <w:sz w:val="19"/>
-          <w:szCs w:val="19"/>
-          <w:highlight w:val="white"/>
-          <w:lang w:val="en-US"/>
-        </w:rPr>
-        <w:t xml:space="preserve">, </w:t>
-      </w:r>
-      <w:r>
-        <w:rPr>
-          <w:rFonts w:ascii="Cascadia Mono" w:hAnsi="Cascadia Mono" w:cs="Cascadia Mono"/>
-          <w:color w:val="0000FF"/>
-          <w:sz w:val="19"/>
-          <w:szCs w:val="19"/>
-          <w:highlight w:val="white"/>
-          <w:lang w:val="en-US"/>
-        </w:rPr>
-        <w:t>int</w:t>
-      </w:r>
-      <w:r>
-        <w:rPr>
-          <w:rFonts w:ascii="Cascadia Mono" w:hAnsi="Cascadia Mono" w:cs="Cascadia Mono"/>
-          <w:color w:val="000000"/>
-          <w:sz w:val="19"/>
-          <w:szCs w:val="19"/>
-          <w:highlight w:val="white"/>
-          <w:lang w:val="en-US"/>
-        </w:rPr>
-        <w:t xml:space="preserve"> </w:t>
-      </w:r>
-      <w:r>
-        <w:rPr>
-          <w:rFonts w:ascii="Cascadia Mono" w:hAnsi="Cascadia Mono" w:cs="Cascadia Mono"/>
-          <w:color w:val="808080"/>
-          <w:sz w:val="19"/>
-          <w:szCs w:val="19"/>
-          <w:highlight w:val="white"/>
-          <w:lang w:val="en-US"/>
-        </w:rPr>
-        <w:t>matr</w:t>
-      </w:r>
-      <w:r>
-        <w:rPr>
-          <w:rFonts w:ascii="Cascadia Mono" w:hAnsi="Cascadia Mono" w:cs="Cascadia Mono"/>
-          <w:color w:val="000000"/>
-          <w:sz w:val="19"/>
-          <w:szCs w:val="19"/>
-          <w:highlight w:val="white"/>
-          <w:lang w:val="en-US"/>
-        </w:rPr>
-        <w:t>[][100])</w:t>
-      </w:r>
-    </w:p>
-    <w:p>
-      <w:pPr>
-        <w:autoSpaceDE w:val="0"/>
-        <w:autoSpaceDN w:val="0"/>
-        <w:adjustRightInd w:val="0"/>
-        <w:spacing w:after="0" w:line="240" w:lineRule="auto"/>
-        <w:rPr>
-          <w:rFonts w:ascii="Cascadia Mono" w:hAnsi="Cascadia Mono" w:cs="Cascadia Mono"/>
-          <w:color w:val="000000"/>
-          <w:sz w:val="19"/>
-          <w:szCs w:val="19"/>
-          <w:highlight w:val="white"/>
-          <w:lang w:val="en-US"/>
-        </w:rPr>
-      </w:pPr>
-      <w:r>
-        <w:rPr>
-          <w:rFonts w:ascii="Cascadia Mono" w:hAnsi="Cascadia Mono" w:cs="Cascadia Mono"/>
-          <w:color w:val="000000"/>
-          <w:sz w:val="19"/>
-          <w:szCs w:val="19"/>
-          <w:highlight w:val="white"/>
-          <w:lang w:val="en-US"/>
-        </w:rPr>
-        <w:t>{</w:t>
-      </w:r>
-    </w:p>
-    <w:p>
-      <w:pPr>
-        <w:autoSpaceDE w:val="0"/>
-        <w:autoSpaceDN w:val="0"/>
-        <w:adjustRightInd w:val="0"/>
-        <w:spacing w:after="0" w:line="240" w:lineRule="auto"/>
-        <w:rPr>
-          <w:rFonts w:ascii="Cascadia Mono" w:hAnsi="Cascadia Mono" w:cs="Cascadia Mono"/>
-          <w:color w:val="000000"/>
-          <w:sz w:val="19"/>
-          <w:szCs w:val="19"/>
-          <w:highlight w:val="white"/>
-          <w:lang w:val="en-US"/>
-        </w:rPr>
-      </w:pPr>
-      <w:r>
-        <w:rPr>
-          <w:rFonts w:ascii="Cascadia Mono" w:hAnsi="Cascadia Mono" w:cs="Cascadia Mono"/>
-          <w:color w:val="000000"/>
-          <w:sz w:val="19"/>
-          <w:szCs w:val="19"/>
-          <w:highlight w:val="white"/>
-          <w:lang w:val="en-US"/>
-        </w:rPr>
-        <w:t xml:space="preserve">    </w:t>
-      </w:r>
-      <w:proofErr w:type="gramStart"/>
-      <w:r>
-        <w:rPr>
-          <w:rFonts w:ascii="Cascadia Mono" w:hAnsi="Cascadia Mono" w:cs="Cascadia Mono"/>
-          <w:color w:val="0000FF"/>
-          <w:sz w:val="19"/>
-          <w:szCs w:val="19"/>
-          <w:highlight w:val="white"/>
-          <w:lang w:val="en-US"/>
-        </w:rPr>
-        <w:t>for</w:t>
-      </w:r>
-      <w:proofErr w:type="gramEnd"/>
-      <w:r>
-        <w:rPr>
-          <w:rFonts w:ascii="Cascadia Mono" w:hAnsi="Cascadia Mono" w:cs="Cascadia Mono"/>
-          <w:color w:val="000000"/>
-          <w:sz w:val="19"/>
-          <w:szCs w:val="19"/>
-          <w:highlight w:val="white"/>
-          <w:lang w:val="en-US"/>
-        </w:rPr>
-        <w:t xml:space="preserve"> (</w:t>
-      </w:r>
-      <w:r>
-        <w:rPr>
-          <w:rFonts w:ascii="Cascadia Mono" w:hAnsi="Cascadia Mono" w:cs="Cascadia Mono"/>
-          <w:color w:val="0000FF"/>
-          <w:sz w:val="19"/>
-          <w:szCs w:val="19"/>
-          <w:highlight w:val="white"/>
-          <w:lang w:val="en-US"/>
-        </w:rPr>
-        <w:t>int</w:t>
-      </w:r>
-      <w:r>
-        <w:rPr>
-          <w:rFonts w:ascii="Cascadia Mono" w:hAnsi="Cascadia Mono" w:cs="Cascadia Mono"/>
-          <w:color w:val="000000"/>
-          <w:sz w:val="19"/>
-          <w:szCs w:val="19"/>
-          <w:highlight w:val="white"/>
-          <w:lang w:val="en-US"/>
-        </w:rPr>
-        <w:t xml:space="preserve"> i = 0; i &lt; </w:t>
-      </w:r>
-      <w:r>
-        <w:rPr>
-          <w:rFonts w:ascii="Cascadia Mono" w:hAnsi="Cascadia Mono" w:cs="Cascadia Mono"/>
-          <w:color w:val="808080"/>
-          <w:sz w:val="19"/>
-          <w:szCs w:val="19"/>
-          <w:highlight w:val="white"/>
-          <w:lang w:val="en-US"/>
-        </w:rPr>
-        <w:t>n</w:t>
-      </w:r>
-      <w:r>
-        <w:rPr>
-          <w:rFonts w:ascii="Cascadia Mono" w:hAnsi="Cascadia Mono" w:cs="Cascadia Mono"/>
-          <w:color w:val="000000"/>
-          <w:sz w:val="19"/>
-          <w:szCs w:val="19"/>
-          <w:highlight w:val="white"/>
-          <w:lang w:val="en-US"/>
-        </w:rPr>
-        <w:t>; i++) {</w:t>
-      </w:r>
-    </w:p>
-    <w:p>
-      <w:pPr>
-        <w:autoSpaceDE w:val="0"/>
-        <w:autoSpaceDN w:val="0"/>
-        <w:adjustRightInd w:val="0"/>
-        <w:spacing w:after="0" w:line="240" w:lineRule="auto"/>
-        <w:rPr>
-          <w:rFonts w:ascii="Cascadia Mono" w:hAnsi="Cascadia Mono" w:cs="Cascadia Mono"/>
-          <w:color w:val="000000"/>
-          <w:sz w:val="19"/>
-          <w:szCs w:val="19"/>
-          <w:highlight w:val="white"/>
-          <w:lang w:val="en-US"/>
-        </w:rPr>
-      </w:pPr>
-      <w:r>
-        <w:rPr>
-          <w:rFonts w:ascii="Cascadia Mono" w:hAnsi="Cascadia Mono" w:cs="Cascadia Mono"/>
-          <w:color w:val="000000"/>
-          <w:sz w:val="19"/>
-          <w:szCs w:val="19"/>
-          <w:highlight w:val="white"/>
-          <w:lang w:val="en-US"/>
-        </w:rPr>
-        <w:t xml:space="preserve">        </w:t>
-      </w:r>
-      <w:proofErr w:type="gramStart"/>
-      <w:r>
-        <w:rPr>
-          <w:rFonts w:ascii="Cascadia Mono" w:hAnsi="Cascadia Mono" w:cs="Cascadia Mono"/>
-          <w:color w:val="0000FF"/>
-          <w:sz w:val="19"/>
-          <w:szCs w:val="19"/>
-          <w:highlight w:val="white"/>
-          <w:lang w:val="en-US"/>
-        </w:rPr>
-        <w:t>for</w:t>
-      </w:r>
-      <w:proofErr w:type="gramEnd"/>
-      <w:r>
-        <w:rPr>
-          <w:rFonts w:ascii="Cascadia Mono" w:hAnsi="Cascadia Mono" w:cs="Cascadia Mono"/>
-          <w:color w:val="000000"/>
-          <w:sz w:val="19"/>
-          <w:szCs w:val="19"/>
-          <w:highlight w:val="white"/>
-          <w:lang w:val="en-US"/>
-        </w:rPr>
-        <w:t xml:space="preserve"> (</w:t>
-      </w:r>
-      <w:r>
-        <w:rPr>
-          <w:rFonts w:ascii="Cascadia Mono" w:hAnsi="Cascadia Mono" w:cs="Cascadia Mono"/>
-          <w:color w:val="0000FF"/>
-          <w:sz w:val="19"/>
-          <w:szCs w:val="19"/>
-          <w:highlight w:val="white"/>
-          <w:lang w:val="en-US"/>
-        </w:rPr>
-        <w:t>int</w:t>
-      </w:r>
-      <w:r>
-        <w:rPr>
-          <w:rFonts w:ascii="Cascadia Mono" w:hAnsi="Cascadia Mono" w:cs="Cascadia Mono"/>
-          <w:color w:val="000000"/>
-          <w:sz w:val="19"/>
-          <w:szCs w:val="19"/>
-          <w:highlight w:val="white"/>
-          <w:lang w:val="en-US"/>
-        </w:rPr>
-        <w:t xml:space="preserve"> j = 0; j &lt; </w:t>
-      </w:r>
-      <w:r>
-        <w:rPr>
-          <w:rFonts w:ascii="Cascadia Mono" w:hAnsi="Cascadia Mono" w:cs="Cascadia Mono"/>
-          <w:color w:val="808080"/>
-          <w:sz w:val="19"/>
-          <w:szCs w:val="19"/>
-          <w:highlight w:val="white"/>
-          <w:lang w:val="en-US"/>
-        </w:rPr>
-        <w:t>m</w:t>
-      </w:r>
-      <w:r>
-        <w:rPr>
-          <w:rFonts w:ascii="Cascadia Mono" w:hAnsi="Cascadia Mono" w:cs="Cascadia Mono"/>
-          <w:color w:val="000000"/>
-          <w:sz w:val="19"/>
-          <w:szCs w:val="19"/>
-          <w:highlight w:val="white"/>
-          <w:lang w:val="en-US"/>
-        </w:rPr>
-        <w:t>; j++) {</w:t>
-      </w:r>
-    </w:p>
-    <w:p>
-      <w:pPr>
-        <w:autoSpaceDE w:val="0"/>
-        <w:autoSpaceDN w:val="0"/>
-        <w:adjustRightInd w:val="0"/>
-        <w:spacing w:after="0" w:line="240" w:lineRule="auto"/>
-        <w:rPr>
-          <w:rFonts w:ascii="Cascadia Mono" w:hAnsi="Cascadia Mono" w:cs="Cascadia Mono"/>
-          <w:color w:val="000000"/>
-          <w:sz w:val="19"/>
-          <w:szCs w:val="19"/>
-          <w:highlight w:val="white"/>
-          <w:lang w:val="en-US"/>
-        </w:rPr>
-      </w:pPr>
-      <w:r>
-        <w:rPr>
-          <w:rFonts w:ascii="Cascadia Mono" w:hAnsi="Cascadia Mono" w:cs="Cascadia Mono"/>
-          <w:color w:val="000000"/>
-          <w:sz w:val="19"/>
-          <w:szCs w:val="19"/>
-          <w:highlight w:val="white"/>
-          <w:lang w:val="en-US"/>
-        </w:rPr>
-        <w:t xml:space="preserve">            </w:t>
-      </w:r>
-      <w:proofErr w:type="gramStart"/>
-      <w:r>
-        <w:rPr>
-          <w:rFonts w:ascii="Cascadia Mono" w:hAnsi="Cascadia Mono" w:cs="Cascadia Mono"/>
-          <w:color w:val="808080"/>
-          <w:sz w:val="19"/>
-          <w:szCs w:val="19"/>
-          <w:highlight w:val="white"/>
-          <w:lang w:val="en-US"/>
-        </w:rPr>
-        <w:t>matr</w:t>
-      </w:r>
-      <w:r>
-        <w:rPr>
-          <w:rFonts w:ascii="Cascadia Mono" w:hAnsi="Cascadia Mono" w:cs="Cascadia Mono"/>
-          <w:color w:val="000000"/>
-          <w:sz w:val="19"/>
-          <w:szCs w:val="19"/>
-          <w:highlight w:val="white"/>
-          <w:lang w:val="en-US"/>
-        </w:rPr>
-        <w:t>[</w:t>
-      </w:r>
-      <w:proofErr w:type="gramEnd"/>
-      <w:r>
-        <w:rPr>
-          <w:rFonts w:ascii="Cascadia Mono" w:hAnsi="Cascadia Mono" w:cs="Cascadia Mono"/>
-          <w:color w:val="000000"/>
-          <w:sz w:val="19"/>
-          <w:szCs w:val="19"/>
-          <w:highlight w:val="white"/>
-          <w:lang w:val="en-US"/>
-        </w:rPr>
-        <w:t>i][j] = rand() % 201 - 100;</w:t>
-      </w:r>
-    </w:p>
-    <w:p>
-      <w:pPr>
-        <w:autoSpaceDE w:val="0"/>
-        <w:autoSpaceDN w:val="0"/>
-        <w:adjustRightInd w:val="0"/>
-        <w:spacing w:after="0" w:line="240" w:lineRule="auto"/>
-        <w:rPr>
-          <w:rFonts w:ascii="Cascadia Mono" w:hAnsi="Cascadia Mono" w:cs="Cascadia Mono"/>
-          <w:color w:val="000000"/>
-          <w:sz w:val="19"/>
-          <w:szCs w:val="19"/>
-          <w:highlight w:val="white"/>
-          <w:lang w:val="en-US"/>
-        </w:rPr>
-      </w:pPr>
-      <w:r>
-        <w:rPr>
-          <w:rFonts w:ascii="Cascadia Mono" w:hAnsi="Cascadia Mono" w:cs="Cascadia Mono"/>
-          <w:color w:val="000000"/>
-          <w:sz w:val="19"/>
-          <w:szCs w:val="19"/>
-          <w:highlight w:val="white"/>
-          <w:lang w:val="en-US"/>
-        </w:rPr>
-        <w:t xml:space="preserve">        }</w:t>
-      </w:r>
-    </w:p>
-    <w:p>
-      <w:pPr>
-        <w:autoSpaceDE w:val="0"/>
-        <w:autoSpaceDN w:val="0"/>
-        <w:adjustRightInd w:val="0"/>
-        <w:spacing w:after="0" w:line="240" w:lineRule="auto"/>
-        <w:rPr>
-          <w:rFonts w:ascii="Cascadia Mono" w:hAnsi="Cascadia Mono" w:cs="Cascadia Mono"/>
-          <w:color w:val="000000"/>
-          <w:sz w:val="19"/>
-          <w:szCs w:val="19"/>
-          <w:highlight w:val="white"/>
-          <w:lang w:val="en-US"/>
-        </w:rPr>
-      </w:pPr>
-      <w:r>
-        <w:rPr>
-          <w:rFonts w:ascii="Cascadia Mono" w:hAnsi="Cascadia Mono" w:cs="Cascadia Mono"/>
-          <w:color w:val="000000"/>
-          <w:sz w:val="19"/>
-          <w:szCs w:val="19"/>
-          <w:highlight w:val="white"/>
-          <w:lang w:val="en-US"/>
-        </w:rPr>
-        <w:t xml:space="preserve">    }</w:t>
-      </w:r>
-    </w:p>
-    <w:p>
-      <w:pPr>
-        <w:autoSpaceDE w:val="0"/>
-        <w:autoSpaceDN w:val="0"/>
-        <w:adjustRightInd w:val="0"/>
-        <w:spacing w:after="0" w:line="240" w:lineRule="auto"/>
-        <w:rPr>
-          <w:rFonts w:ascii="Cascadia Mono" w:hAnsi="Cascadia Mono" w:cs="Cascadia Mono"/>
-          <w:color w:val="000000"/>
-          <w:sz w:val="19"/>
-          <w:szCs w:val="19"/>
-          <w:highlight w:val="white"/>
-          <w:lang w:val="en-US"/>
-        </w:rPr>
-      </w:pPr>
-      <w:r>
-        <w:rPr>
-          <w:rFonts w:ascii="Cascadia Mono" w:hAnsi="Cascadia Mono" w:cs="Cascadia Mono"/>
-          <w:color w:val="000000"/>
-          <w:sz w:val="19"/>
-          <w:szCs w:val="19"/>
-          <w:highlight w:val="white"/>
-          <w:lang w:val="en-US"/>
-        </w:rPr>
-        <w:t>}</w:t>
-      </w:r>
-    </w:p>
-    <w:p>
-      <w:pPr>
-        <w:autoSpaceDE w:val="0"/>
-        <w:autoSpaceDN w:val="0"/>
-        <w:adjustRightInd w:val="0"/>
-        <w:spacing w:after="0" w:line="240" w:lineRule="auto"/>
-        <w:rPr>
-          <w:rFonts w:ascii="Cascadia Mono" w:hAnsi="Cascadia Mono" w:cs="Cascadia Mono"/>
-          <w:color w:val="000000"/>
-          <w:sz w:val="19"/>
-          <w:szCs w:val="19"/>
-          <w:highlight w:val="white"/>
-          <w:lang w:val="en-US"/>
-        </w:rPr>
-      </w:pPr>
-    </w:p>
-    <w:p>
-      <w:pPr>
-        <w:autoSpaceDE w:val="0"/>
-        <w:autoSpaceDN w:val="0"/>
-        <w:adjustRightInd w:val="0"/>
-        <w:spacing w:after="0" w:line="240" w:lineRule="auto"/>
-        <w:rPr>
-          <w:rFonts w:ascii="Cascadia Mono" w:hAnsi="Cascadia Mono" w:cs="Cascadia Mono"/>
-          <w:color w:val="000000"/>
-          <w:sz w:val="19"/>
-          <w:szCs w:val="19"/>
-          <w:highlight w:val="white"/>
-          <w:lang w:val="en-US"/>
-        </w:rPr>
-      </w:pPr>
-      <w:proofErr w:type="gramStart"/>
-      <w:r>
-        <w:rPr>
-          <w:rFonts w:ascii="Cascadia Mono" w:hAnsi="Cascadia Mono" w:cs="Cascadia Mono"/>
-          <w:color w:val="0000FF"/>
-          <w:sz w:val="19"/>
-          <w:szCs w:val="19"/>
-          <w:highlight w:val="white"/>
-          <w:lang w:val="en-US"/>
-        </w:rPr>
-        <w:t>void</w:t>
-      </w:r>
-      <w:proofErr w:type="gramEnd"/>
-      <w:r>
-        <w:rPr>
-          <w:rFonts w:ascii="Cascadia Mono" w:hAnsi="Cascadia Mono" w:cs="Cascadia Mono"/>
-          <w:color w:val="000000"/>
-          <w:sz w:val="19"/>
-          <w:szCs w:val="19"/>
-          <w:highlight w:val="white"/>
-          <w:lang w:val="en-US"/>
-        </w:rPr>
-        <w:t xml:space="preserve"> out(</w:t>
-      </w:r>
-      <w:r>
-        <w:rPr>
-          <w:rFonts w:ascii="Cascadia Mono" w:hAnsi="Cascadia Mono" w:cs="Cascadia Mono"/>
-          <w:color w:val="0000FF"/>
-          <w:sz w:val="19"/>
-          <w:szCs w:val="19"/>
-          <w:highlight w:val="white"/>
-          <w:lang w:val="en-US"/>
-        </w:rPr>
-        <w:t>int</w:t>
-      </w:r>
-      <w:r>
-        <w:rPr>
-          <w:rFonts w:ascii="Cascadia Mono" w:hAnsi="Cascadia Mono" w:cs="Cascadia Mono"/>
-          <w:color w:val="000000"/>
-          <w:sz w:val="19"/>
-          <w:szCs w:val="19"/>
-          <w:highlight w:val="white"/>
-          <w:lang w:val="en-US"/>
-        </w:rPr>
-        <w:t xml:space="preserve"> </w:t>
-      </w:r>
-      <w:r>
-        <w:rPr>
-          <w:rFonts w:ascii="Cascadia Mono" w:hAnsi="Cascadia Mono" w:cs="Cascadia Mono"/>
-          <w:color w:val="808080"/>
-          <w:sz w:val="19"/>
-          <w:szCs w:val="19"/>
-          <w:highlight w:val="white"/>
-          <w:lang w:val="en-US"/>
-        </w:rPr>
-        <w:t>n</w:t>
-      </w:r>
-      <w:r>
-        <w:rPr>
-          <w:rFonts w:ascii="Cascadia Mono" w:hAnsi="Cascadia Mono" w:cs="Cascadia Mono"/>
-          <w:color w:val="000000"/>
-          <w:sz w:val="19"/>
-          <w:szCs w:val="19"/>
-          <w:highlight w:val="white"/>
-          <w:lang w:val="en-US"/>
-        </w:rPr>
-        <w:t xml:space="preserve">, </w:t>
-      </w:r>
-      <w:r>
-        <w:rPr>
-          <w:rFonts w:ascii="Cascadia Mono" w:hAnsi="Cascadia Mono" w:cs="Cascadia Mono"/>
-          <w:color w:val="0000FF"/>
-          <w:sz w:val="19"/>
-          <w:szCs w:val="19"/>
-          <w:highlight w:val="white"/>
-          <w:lang w:val="en-US"/>
-        </w:rPr>
-        <w:t>int</w:t>
-      </w:r>
-      <w:r>
-        <w:rPr>
-          <w:rFonts w:ascii="Cascadia Mono" w:hAnsi="Cascadia Mono" w:cs="Cascadia Mono"/>
-          <w:color w:val="000000"/>
-          <w:sz w:val="19"/>
-          <w:szCs w:val="19"/>
-          <w:highlight w:val="white"/>
-          <w:lang w:val="en-US"/>
-        </w:rPr>
-        <w:t xml:space="preserve"> </w:t>
-      </w:r>
-      <w:r>
-        <w:rPr>
-          <w:rFonts w:ascii="Cascadia Mono" w:hAnsi="Cascadia Mono" w:cs="Cascadia Mono"/>
-          <w:color w:val="808080"/>
-          <w:sz w:val="19"/>
-          <w:szCs w:val="19"/>
-          <w:highlight w:val="white"/>
-          <w:lang w:val="en-US"/>
-        </w:rPr>
-        <w:t>m</w:t>
-      </w:r>
-      <w:r>
-        <w:rPr>
-          <w:rFonts w:ascii="Cascadia Mono" w:hAnsi="Cascadia Mono" w:cs="Cascadia Mono"/>
-          <w:color w:val="000000"/>
-          <w:sz w:val="19"/>
-          <w:szCs w:val="19"/>
-          <w:highlight w:val="white"/>
-          <w:lang w:val="en-US"/>
-        </w:rPr>
-        <w:t xml:space="preserve">, </w:t>
-      </w:r>
-      <w:r>
-        <w:rPr>
-          <w:rFonts w:ascii="Cascadia Mono" w:hAnsi="Cascadia Mono" w:cs="Cascadia Mono"/>
-          <w:color w:val="0000FF"/>
-          <w:sz w:val="19"/>
-          <w:szCs w:val="19"/>
-          <w:highlight w:val="white"/>
-          <w:lang w:val="en-US"/>
-        </w:rPr>
-        <w:t>int</w:t>
-      </w:r>
-      <w:r>
-        <w:rPr>
-          <w:rFonts w:ascii="Cascadia Mono" w:hAnsi="Cascadia Mono" w:cs="Cascadia Mono"/>
-          <w:color w:val="000000"/>
-          <w:sz w:val="19"/>
-          <w:szCs w:val="19"/>
-          <w:highlight w:val="white"/>
-          <w:lang w:val="en-US"/>
-        </w:rPr>
-        <w:t xml:space="preserve"> </w:t>
-      </w:r>
-      <w:r>
-        <w:rPr>
-          <w:rFonts w:ascii="Cascadia Mono" w:hAnsi="Cascadia Mono" w:cs="Cascadia Mono"/>
-          <w:color w:val="808080"/>
-          <w:sz w:val="19"/>
-          <w:szCs w:val="19"/>
-          <w:highlight w:val="white"/>
-          <w:lang w:val="en-US"/>
-        </w:rPr>
-        <w:t>matr</w:t>
-      </w:r>
-      <w:r>
-        <w:rPr>
-          <w:rFonts w:ascii="Cascadia Mono" w:hAnsi="Cascadia Mono" w:cs="Cascadia Mono"/>
-          <w:color w:val="000000"/>
-          <w:sz w:val="19"/>
-          <w:szCs w:val="19"/>
-          <w:highlight w:val="white"/>
-          <w:lang w:val="en-US"/>
-        </w:rPr>
-        <w:t>[][100])</w:t>
-      </w:r>
-    </w:p>
-    <w:p>
-      <w:pPr>
-        <w:autoSpaceDE w:val="0"/>
-        <w:autoSpaceDN w:val="0"/>
-        <w:adjustRightInd w:val="0"/>
-        <w:spacing w:after="0" w:line="240" w:lineRule="auto"/>
-        <w:rPr>
-          <w:rFonts w:ascii="Cascadia Mono" w:hAnsi="Cascadia Mono" w:cs="Cascadia Mono"/>
-          <w:color w:val="000000"/>
-          <w:sz w:val="19"/>
-          <w:szCs w:val="19"/>
-          <w:highlight w:val="white"/>
-          <w:lang w:val="en-US"/>
-        </w:rPr>
-      </w:pPr>
-      <w:r>
-        <w:rPr>
-          <w:rFonts w:ascii="Cascadia Mono" w:hAnsi="Cascadia Mono" w:cs="Cascadia Mono"/>
-          <w:color w:val="000000"/>
-          <w:sz w:val="19"/>
-          <w:szCs w:val="19"/>
-          <w:highlight w:val="white"/>
-          <w:lang w:val="en-US"/>
-        </w:rPr>
-        <w:t>{</w:t>
-      </w:r>
-    </w:p>
-    <w:p>
-      <w:pPr>
-        <w:autoSpaceDE w:val="0"/>
-        <w:autoSpaceDN w:val="0"/>
-        <w:adjustRightInd w:val="0"/>
-        <w:spacing w:after="0" w:line="240" w:lineRule="auto"/>
-        <w:rPr>
-          <w:rFonts w:ascii="Cascadia Mono" w:hAnsi="Cascadia Mono" w:cs="Cascadia Mono"/>
-          <w:color w:val="000000"/>
-          <w:sz w:val="19"/>
-          <w:szCs w:val="19"/>
-          <w:highlight w:val="white"/>
-          <w:lang w:val="en-US"/>
-        </w:rPr>
-      </w:pPr>
-      <w:r>
-        <w:rPr>
-          <w:rFonts w:ascii="Cascadia Mono" w:hAnsi="Cascadia Mono" w:cs="Cascadia Mono"/>
-          <w:color w:val="000000"/>
-          <w:sz w:val="19"/>
-          <w:szCs w:val="19"/>
-          <w:highlight w:val="white"/>
-          <w:lang w:val="en-US"/>
-        </w:rPr>
-        <w:t xml:space="preserve">    </w:t>
-      </w:r>
-      <w:proofErr w:type="gramStart"/>
-      <w:r>
-        <w:rPr>
-          <w:rFonts w:ascii="Cascadia Mono" w:hAnsi="Cascadia Mono" w:cs="Cascadia Mono"/>
-          <w:color w:val="0000FF"/>
-          <w:sz w:val="19"/>
-          <w:szCs w:val="19"/>
-          <w:highlight w:val="white"/>
-          <w:lang w:val="en-US"/>
-        </w:rPr>
-        <w:t>for</w:t>
-      </w:r>
-      <w:proofErr w:type="gramEnd"/>
-      <w:r>
-        <w:rPr>
-          <w:rFonts w:ascii="Cascadia Mono" w:hAnsi="Cascadia Mono" w:cs="Cascadia Mono"/>
-          <w:color w:val="000000"/>
-          <w:sz w:val="19"/>
-          <w:szCs w:val="19"/>
-          <w:highlight w:val="white"/>
-          <w:lang w:val="en-US"/>
-        </w:rPr>
-        <w:t xml:space="preserve"> (</w:t>
-      </w:r>
-      <w:r>
-        <w:rPr>
-          <w:rFonts w:ascii="Cascadia Mono" w:hAnsi="Cascadia Mono" w:cs="Cascadia Mono"/>
-          <w:color w:val="0000FF"/>
-          <w:sz w:val="19"/>
-          <w:szCs w:val="19"/>
-          <w:highlight w:val="white"/>
-          <w:lang w:val="en-US"/>
-        </w:rPr>
-        <w:t>int</w:t>
-      </w:r>
-      <w:r>
-        <w:rPr>
-          <w:rFonts w:ascii="Cascadia Mono" w:hAnsi="Cascadia Mono" w:cs="Cascadia Mono"/>
-          <w:color w:val="000000"/>
-          <w:sz w:val="19"/>
-          <w:szCs w:val="19"/>
-          <w:highlight w:val="white"/>
-          <w:lang w:val="en-US"/>
-        </w:rPr>
-        <w:t xml:space="preserve"> i = 0; i &lt; </w:t>
-      </w:r>
-      <w:r>
-        <w:rPr>
-          <w:rFonts w:ascii="Cascadia Mono" w:hAnsi="Cascadia Mono" w:cs="Cascadia Mono"/>
-          <w:color w:val="808080"/>
-          <w:sz w:val="19"/>
-          <w:szCs w:val="19"/>
-          <w:highlight w:val="white"/>
-          <w:lang w:val="en-US"/>
-        </w:rPr>
-        <w:t>n</w:t>
-      </w:r>
-      <w:r>
-        <w:rPr>
-          <w:rFonts w:ascii="Cascadia Mono" w:hAnsi="Cascadia Mono" w:cs="Cascadia Mono"/>
-          <w:color w:val="000000"/>
-          <w:sz w:val="19"/>
-          <w:szCs w:val="19"/>
-          <w:highlight w:val="white"/>
-          <w:lang w:val="en-US"/>
-        </w:rPr>
-        <w:t>; i++) {</w:t>
-      </w:r>
-    </w:p>
-    <w:p>
-      <w:pPr>
-        <w:autoSpaceDE w:val="0"/>
-        <w:autoSpaceDN w:val="0"/>
-        <w:adjustRightInd w:val="0"/>
-        <w:spacing w:after="0" w:line="240" w:lineRule="auto"/>
-        <w:rPr>
-          <w:rFonts w:ascii="Cascadia Mono" w:hAnsi="Cascadia Mono" w:cs="Cascadia Mono"/>
-          <w:color w:val="000000"/>
-          <w:sz w:val="19"/>
-          <w:szCs w:val="19"/>
-          <w:highlight w:val="white"/>
-          <w:lang w:val="en-US"/>
-        </w:rPr>
-      </w:pPr>
-      <w:r>
-        <w:rPr>
-          <w:rFonts w:ascii="Cascadia Mono" w:hAnsi="Cascadia Mono" w:cs="Cascadia Mono"/>
-          <w:color w:val="000000"/>
-          <w:sz w:val="19"/>
-          <w:szCs w:val="19"/>
-          <w:highlight w:val="white"/>
-          <w:lang w:val="en-US"/>
-        </w:rPr>
-        <w:t xml:space="preserve">        </w:t>
-      </w:r>
-      <w:proofErr w:type="gramStart"/>
-      <w:r>
-        <w:rPr>
-          <w:rFonts w:ascii="Cascadia Mono" w:hAnsi="Cascadia Mono" w:cs="Cascadia Mono"/>
-          <w:color w:val="0000FF"/>
-          <w:sz w:val="19"/>
-          <w:szCs w:val="19"/>
-          <w:highlight w:val="white"/>
-          <w:lang w:val="en-US"/>
-        </w:rPr>
-        <w:t>for</w:t>
-      </w:r>
-      <w:proofErr w:type="gramEnd"/>
-      <w:r>
-        <w:rPr>
-          <w:rFonts w:ascii="Cascadia Mono" w:hAnsi="Cascadia Mono" w:cs="Cascadia Mono"/>
-          <w:color w:val="000000"/>
-          <w:sz w:val="19"/>
-          <w:szCs w:val="19"/>
-          <w:highlight w:val="white"/>
-          <w:lang w:val="en-US"/>
-        </w:rPr>
-        <w:t xml:space="preserve"> (</w:t>
-      </w:r>
-      <w:r>
-        <w:rPr>
-          <w:rFonts w:ascii="Cascadia Mono" w:hAnsi="Cascadia Mono" w:cs="Cascadia Mono"/>
-          <w:color w:val="0000FF"/>
-          <w:sz w:val="19"/>
-          <w:szCs w:val="19"/>
-          <w:highlight w:val="white"/>
-          <w:lang w:val="en-US"/>
-        </w:rPr>
-        <w:t>int</w:t>
-      </w:r>
-      <w:r>
-        <w:rPr>
-          <w:rFonts w:ascii="Cascadia Mono" w:hAnsi="Cascadia Mono" w:cs="Cascadia Mono"/>
-          <w:color w:val="000000"/>
-          <w:sz w:val="19"/>
-          <w:szCs w:val="19"/>
-          <w:highlight w:val="white"/>
-          <w:lang w:val="en-US"/>
-        </w:rPr>
-        <w:t xml:space="preserve"> j = 0; j &lt; </w:t>
-      </w:r>
-      <w:r>
-        <w:rPr>
-          <w:rFonts w:ascii="Cascadia Mono" w:hAnsi="Cascadia Mono" w:cs="Cascadia Mono"/>
-          <w:color w:val="808080"/>
-          <w:sz w:val="19"/>
-          <w:szCs w:val="19"/>
-          <w:highlight w:val="white"/>
-          <w:lang w:val="en-US"/>
-        </w:rPr>
-        <w:t>m</w:t>
-      </w:r>
-      <w:r>
-        <w:rPr>
-          <w:rFonts w:ascii="Cascadia Mono" w:hAnsi="Cascadia Mono" w:cs="Cascadia Mono"/>
-          <w:color w:val="000000"/>
-          <w:sz w:val="19"/>
-          <w:szCs w:val="19"/>
-          <w:highlight w:val="white"/>
-          <w:lang w:val="en-US"/>
-        </w:rPr>
-        <w:t>; j++) {</w:t>
-      </w:r>
-    </w:p>
-    <w:p>
-      <w:pPr>
-        <w:autoSpaceDE w:val="0"/>
-        <w:autoSpaceDN w:val="0"/>
-        <w:adjustRightInd w:val="0"/>
-        <w:spacing w:after="0" w:line="240" w:lineRule="auto"/>
-        <w:rPr>
-          <w:rFonts w:ascii="Cascadia Mono" w:hAnsi="Cascadia Mono" w:cs="Cascadia Mono"/>
-          <w:color w:val="000000"/>
-          <w:sz w:val="19"/>
-          <w:szCs w:val="19"/>
-          <w:highlight w:val="white"/>
-          <w:lang w:val="en-US"/>
-        </w:rPr>
-      </w:pPr>
-      <w:r>
-        <w:rPr>
-          <w:rFonts w:ascii="Cascadia Mono" w:hAnsi="Cascadia Mono" w:cs="Cascadia Mono"/>
-          <w:color w:val="000000"/>
-          <w:sz w:val="19"/>
-          <w:szCs w:val="19"/>
-          <w:highlight w:val="white"/>
-          <w:lang w:val="en-US"/>
-        </w:rPr>
-        <w:t xml:space="preserve">            </w:t>
-      </w:r>
-      <w:proofErr w:type="gramStart"/>
-      <w:r>
-        <w:rPr>
-          <w:rFonts w:ascii="Cascadia Mono" w:hAnsi="Cascadia Mono" w:cs="Cascadia Mono"/>
-          <w:color w:val="000000"/>
-          <w:sz w:val="19"/>
-          <w:szCs w:val="19"/>
-          <w:highlight w:val="white"/>
-          <w:lang w:val="en-US"/>
-        </w:rPr>
-        <w:t>cout</w:t>
-      </w:r>
-      <w:proofErr w:type="gramEnd"/>
-      <w:r>
-        <w:rPr>
-          <w:rFonts w:ascii="Cascadia Mono" w:hAnsi="Cascadia Mono" w:cs="Cascadia Mono"/>
-          <w:color w:val="000000"/>
-          <w:sz w:val="19"/>
-          <w:szCs w:val="19"/>
-          <w:highlight w:val="white"/>
-          <w:lang w:val="en-US"/>
-        </w:rPr>
-        <w:t xml:space="preserve"> </w:t>
-      </w:r>
-      <w:r>
-        <w:rPr>
-          <w:rFonts w:ascii="Cascadia Mono" w:hAnsi="Cascadia Mono" w:cs="Cascadia Mono"/>
-          <w:color w:val="008080"/>
-          <w:sz w:val="19"/>
-          <w:szCs w:val="19"/>
-          <w:highlight w:val="white"/>
-          <w:lang w:val="en-US"/>
-        </w:rPr>
-        <w:t>&lt;&lt;</w:t>
-      </w:r>
-      <w:r>
-        <w:rPr>
-          <w:rFonts w:ascii="Cascadia Mono" w:hAnsi="Cascadia Mono" w:cs="Cascadia Mono"/>
-          <w:color w:val="000000"/>
-          <w:sz w:val="19"/>
-          <w:szCs w:val="19"/>
-          <w:highlight w:val="white"/>
-          <w:lang w:val="en-US"/>
-        </w:rPr>
-        <w:t xml:space="preserve"> setw(3) </w:t>
-      </w:r>
-      <w:r>
-        <w:rPr>
-          <w:rFonts w:ascii="Cascadia Mono" w:hAnsi="Cascadia Mono" w:cs="Cascadia Mono"/>
-          <w:color w:val="008080"/>
-          <w:sz w:val="19"/>
-          <w:szCs w:val="19"/>
-          <w:highlight w:val="white"/>
-          <w:lang w:val="en-US"/>
-        </w:rPr>
-        <w:t>&lt;&lt;</w:t>
-      </w:r>
-      <w:r>
-        <w:rPr>
-          <w:rFonts w:ascii="Cascadia Mono" w:hAnsi="Cascadia Mono" w:cs="Cascadia Mono"/>
-          <w:color w:val="000000"/>
-          <w:sz w:val="19"/>
-          <w:szCs w:val="19"/>
-          <w:highlight w:val="white"/>
-          <w:lang w:val="en-US"/>
-        </w:rPr>
-        <w:t xml:space="preserve"> </w:t>
-      </w:r>
-      <w:r>
-        <w:rPr>
-          <w:rFonts w:ascii="Cascadia Mono" w:hAnsi="Cascadia Mono" w:cs="Cascadia Mono"/>
-          <w:color w:val="808080"/>
-          <w:sz w:val="19"/>
-          <w:szCs w:val="19"/>
-          <w:highlight w:val="white"/>
-          <w:lang w:val="en-US"/>
-        </w:rPr>
-        <w:t>matr</w:t>
-      </w:r>
-      <w:r>
-        <w:rPr>
-          <w:rFonts w:ascii="Cascadia Mono" w:hAnsi="Cascadia Mono" w:cs="Cascadia Mono"/>
-          <w:color w:val="000000"/>
-          <w:sz w:val="19"/>
-          <w:szCs w:val="19"/>
-          <w:highlight w:val="white"/>
-          <w:lang w:val="en-US"/>
-        </w:rPr>
-        <w:t xml:space="preserve">[i][j] </w:t>
-      </w:r>
-      <w:r>
-        <w:rPr>
-          <w:rFonts w:ascii="Cascadia Mono" w:hAnsi="Cascadia Mono" w:cs="Cascadia Mono"/>
-          <w:color w:val="008080"/>
-          <w:sz w:val="19"/>
-          <w:szCs w:val="19"/>
-          <w:highlight w:val="white"/>
-          <w:lang w:val="en-US"/>
-        </w:rPr>
-        <w:t>&lt;&lt;</w:t>
-      </w:r>
-      <w:r>
-        <w:rPr>
-          <w:rFonts w:ascii="Cascadia Mono" w:hAnsi="Cascadia Mono" w:cs="Cascadia Mono"/>
-          <w:color w:val="000000"/>
-          <w:sz w:val="19"/>
-          <w:szCs w:val="19"/>
-          <w:highlight w:val="white"/>
-          <w:lang w:val="en-US"/>
-        </w:rPr>
-        <w:t xml:space="preserve"> </w:t>
-      </w:r>
-      <w:r>
-        <w:rPr>
-          <w:rFonts w:ascii="Cascadia Mono" w:hAnsi="Cascadia Mono" w:cs="Cascadia Mono"/>
-          <w:color w:val="A31515"/>
-          <w:sz w:val="19"/>
-          <w:szCs w:val="19"/>
-          <w:highlight w:val="white"/>
-          <w:lang w:val="en-US"/>
-        </w:rPr>
-        <w:t>" "</w:t>
-      </w:r>
-      <w:r>
-        <w:rPr>
-          <w:rFonts w:ascii="Cascadia Mono" w:hAnsi="Cascadia Mono" w:cs="Cascadia Mono"/>
-          <w:color w:val="000000"/>
-          <w:sz w:val="19"/>
-          <w:szCs w:val="19"/>
-          <w:highlight w:val="white"/>
-          <w:lang w:val="en-US"/>
-        </w:rPr>
-        <w:t>;</w:t>
-      </w:r>
-    </w:p>
-    <w:p>
-      <w:pPr>
-        <w:autoSpaceDE w:val="0"/>
-        <w:autoSpaceDN w:val="0"/>
-        <w:adjustRightInd w:val="0"/>
-        <w:spacing w:after="0" w:line="240" w:lineRule="auto"/>
-        <w:rPr>
-          <w:rFonts w:ascii="Cascadia Mono" w:hAnsi="Cascadia Mono" w:cs="Cascadia Mono"/>
-          <w:color w:val="000000"/>
-          <w:sz w:val="19"/>
-          <w:szCs w:val="19"/>
-          <w:highlight w:val="white"/>
-          <w:lang w:val="en-US"/>
-        </w:rPr>
-      </w:pPr>
-      <w:r>
-        <w:rPr>
-          <w:rFonts w:ascii="Cascadia Mono" w:hAnsi="Cascadia Mono" w:cs="Cascadia Mono"/>
-          <w:color w:val="000000"/>
-          <w:sz w:val="19"/>
-          <w:szCs w:val="19"/>
-          <w:highlight w:val="white"/>
-          <w:lang w:val="en-US"/>
-        </w:rPr>
-        <w:t xml:space="preserve">        }</w:t>
-      </w:r>
-    </w:p>
-    <w:p>
-      <w:pPr>
-        <w:autoSpaceDE w:val="0"/>
-        <w:autoSpaceDN w:val="0"/>
-        <w:adjustRightInd w:val="0"/>
-        <w:spacing w:after="0" w:line="240" w:lineRule="auto"/>
-        <w:rPr>
-          <w:rFonts w:ascii="Cascadia Mono" w:hAnsi="Cascadia Mono" w:cs="Cascadia Mono"/>
-          <w:color w:val="000000"/>
-          <w:sz w:val="19"/>
-          <w:szCs w:val="19"/>
-          <w:highlight w:val="white"/>
-          <w:lang w:val="en-US"/>
-        </w:rPr>
-      </w:pPr>
-      <w:r>
-        <w:rPr>
-          <w:rFonts w:ascii="Cascadia Mono" w:hAnsi="Cascadia Mono" w:cs="Cascadia Mono"/>
-          <w:color w:val="000000"/>
-          <w:sz w:val="19"/>
-          <w:szCs w:val="19"/>
-          <w:highlight w:val="white"/>
-          <w:lang w:val="en-US"/>
-        </w:rPr>
-        <w:t xml:space="preserve">        </w:t>
-      </w:r>
-      <w:proofErr w:type="gramStart"/>
-      <w:r>
-        <w:rPr>
-          <w:rFonts w:ascii="Cascadia Mono" w:hAnsi="Cascadia Mono" w:cs="Cascadia Mono"/>
-          <w:color w:val="000000"/>
-          <w:sz w:val="19"/>
-          <w:szCs w:val="19"/>
-          <w:highlight w:val="white"/>
-          <w:lang w:val="en-US"/>
-        </w:rPr>
-        <w:t>cout</w:t>
-      </w:r>
-      <w:proofErr w:type="gramEnd"/>
-      <w:r>
-        <w:rPr>
-          <w:rFonts w:ascii="Cascadia Mono" w:hAnsi="Cascadia Mono" w:cs="Cascadia Mono"/>
-          <w:color w:val="000000"/>
-          <w:sz w:val="19"/>
-          <w:szCs w:val="19"/>
-          <w:highlight w:val="white"/>
-          <w:lang w:val="en-US"/>
-        </w:rPr>
-        <w:t xml:space="preserve"> </w:t>
-      </w:r>
-      <w:r>
-        <w:rPr>
-          <w:rFonts w:ascii="Cascadia Mono" w:hAnsi="Cascadia Mono" w:cs="Cascadia Mono"/>
-          <w:color w:val="008080"/>
-          <w:sz w:val="19"/>
-          <w:szCs w:val="19"/>
-          <w:highlight w:val="white"/>
-          <w:lang w:val="en-US"/>
-        </w:rPr>
-        <w:t>&lt;&lt;</w:t>
-      </w:r>
-      <w:r>
-        <w:rPr>
-          <w:rFonts w:ascii="Cascadia Mono" w:hAnsi="Cascadia Mono" w:cs="Cascadia Mono"/>
-          <w:color w:val="000000"/>
-          <w:sz w:val="19"/>
-          <w:szCs w:val="19"/>
-          <w:highlight w:val="white"/>
-          <w:lang w:val="en-US"/>
-        </w:rPr>
-        <w:t xml:space="preserve"> endl;</w:t>
-      </w:r>
-    </w:p>
-    <w:p>
-      <w:pPr>
-        <w:autoSpaceDE w:val="0"/>
-        <w:autoSpaceDN w:val="0"/>
-        <w:adjustRightInd w:val="0"/>
-        <w:spacing w:after="0" w:line="240" w:lineRule="auto"/>
-        <w:rPr>
-          <w:rFonts w:ascii="Cascadia Mono" w:hAnsi="Cascadia Mono" w:cs="Cascadia Mono"/>
-          <w:color w:val="000000"/>
-          <w:sz w:val="19"/>
-          <w:szCs w:val="19"/>
-          <w:highlight w:val="white"/>
-          <w:lang w:val="en-US"/>
-        </w:rPr>
-      </w:pPr>
-      <w:r>
-        <w:rPr>
-          <w:rFonts w:ascii="Cascadia Mono" w:hAnsi="Cascadia Mono" w:cs="Cascadia Mono"/>
-          <w:color w:val="000000"/>
-          <w:sz w:val="19"/>
-          <w:szCs w:val="19"/>
-          <w:highlight w:val="white"/>
-          <w:lang w:val="en-US"/>
-        </w:rPr>
-        <w:t xml:space="preserve">    }</w:t>
-      </w:r>
-    </w:p>
-    <w:p>
-      <w:pPr>
-        <w:autoSpaceDE w:val="0"/>
-        <w:autoSpaceDN w:val="0"/>
-        <w:adjustRightInd w:val="0"/>
-        <w:spacing w:after="0" w:line="240" w:lineRule="auto"/>
-        <w:rPr>
-          <w:rFonts w:ascii="Cascadia Mono" w:hAnsi="Cascadia Mono" w:cs="Cascadia Mono"/>
-          <w:color w:val="000000"/>
-          <w:sz w:val="19"/>
-          <w:szCs w:val="19"/>
-          <w:highlight w:val="white"/>
-          <w:lang w:val="en-US"/>
-        </w:rPr>
-      </w:pPr>
-      <w:r>
-        <w:rPr>
-          <w:rFonts w:ascii="Cascadia Mono" w:hAnsi="Cascadia Mono" w:cs="Cascadia Mono"/>
-          <w:color w:val="000000"/>
-          <w:sz w:val="19"/>
-          <w:szCs w:val="19"/>
-          <w:highlight w:val="white"/>
-          <w:lang w:val="en-US"/>
-        </w:rPr>
-        <w:t>}</w:t>
-      </w:r>
-    </w:p>
-    <w:p>
-      <w:pPr>
-        <w:autoSpaceDE w:val="0"/>
-        <w:autoSpaceDN w:val="0"/>
-        <w:adjustRightInd w:val="0"/>
-        <w:spacing w:after="0" w:line="240" w:lineRule="auto"/>
-        <w:rPr>
-          <w:rFonts w:ascii="Cascadia Mono" w:hAnsi="Cascadia Mono" w:cs="Cascadia Mono"/>
-          <w:color w:val="000000"/>
-          <w:sz w:val="19"/>
-          <w:szCs w:val="19"/>
-          <w:highlight w:val="white"/>
-          <w:lang w:val="en-US"/>
-        </w:rPr>
-      </w:pPr>
-    </w:p>
-    <w:p>
-      <w:pPr>
-        <w:autoSpaceDE w:val="0"/>
-        <w:autoSpaceDN w:val="0"/>
-        <w:adjustRightInd w:val="0"/>
-        <w:spacing w:after="0" w:line="240" w:lineRule="auto"/>
-        <w:rPr>
-          <w:rFonts w:ascii="Cascadia Mono" w:hAnsi="Cascadia Mono" w:cs="Cascadia Mono"/>
-          <w:color w:val="000000"/>
-          <w:sz w:val="19"/>
-          <w:szCs w:val="19"/>
-          <w:highlight w:val="white"/>
-          <w:lang w:val="en-US"/>
-        </w:rPr>
-      </w:pPr>
-      <w:proofErr w:type="gramStart"/>
-      <w:r>
-        <w:rPr>
-          <w:rFonts w:ascii="Cascadia Mono" w:hAnsi="Cascadia Mono" w:cs="Cascadia Mono"/>
-          <w:color w:val="0000FF"/>
-          <w:sz w:val="19"/>
-          <w:szCs w:val="19"/>
-          <w:highlight w:val="white"/>
-          <w:lang w:val="en-US"/>
-        </w:rPr>
-        <w:t>int</w:t>
-      </w:r>
-      <w:proofErr w:type="gramEnd"/>
-      <w:r>
-        <w:rPr>
-          <w:rFonts w:ascii="Cascadia Mono" w:hAnsi="Cascadia Mono" w:cs="Cascadia Mono"/>
-          <w:color w:val="000000"/>
-          <w:sz w:val="19"/>
-          <w:szCs w:val="19"/>
-          <w:highlight w:val="white"/>
-          <w:lang w:val="en-US"/>
-        </w:rPr>
-        <w:t xml:space="preserve"> main()</w:t>
-      </w:r>
-    </w:p>
-    <w:p>
-      <w:pPr>
-        <w:autoSpaceDE w:val="0"/>
-        <w:autoSpaceDN w:val="0"/>
-        <w:adjustRightInd w:val="0"/>
-        <w:spacing w:after="0" w:line="240" w:lineRule="auto"/>
-        <w:rPr>
-          <w:rFonts w:ascii="Cascadia Mono" w:hAnsi="Cascadia Mono" w:cs="Cascadia Mono"/>
-          <w:color w:val="000000"/>
-          <w:sz w:val="19"/>
-          <w:szCs w:val="19"/>
-          <w:highlight w:val="white"/>
-          <w:lang w:val="en-US"/>
-        </w:rPr>
-      </w:pPr>
-      <w:r>
-        <w:rPr>
-          <w:rFonts w:ascii="Cascadia Mono" w:hAnsi="Cascadia Mono" w:cs="Cascadia Mono"/>
-          <w:color w:val="000000"/>
-          <w:sz w:val="19"/>
-          <w:szCs w:val="19"/>
-          <w:highlight w:val="white"/>
-          <w:lang w:val="en-US"/>
-        </w:rPr>
-        <w:t>{</w:t>
-      </w:r>
-    </w:p>
-    <w:p>
-      <w:pPr>
-        <w:autoSpaceDE w:val="0"/>
-        <w:autoSpaceDN w:val="0"/>
-        <w:adjustRightInd w:val="0"/>
-        <w:spacing w:after="0" w:line="240" w:lineRule="auto"/>
-        <w:rPr>
-          <w:rFonts w:ascii="Cascadia Mono" w:hAnsi="Cascadia Mono" w:cs="Cascadia Mono"/>
-          <w:color w:val="000000"/>
-          <w:sz w:val="19"/>
-          <w:szCs w:val="19"/>
-          <w:highlight w:val="white"/>
-          <w:lang w:val="en-US"/>
-        </w:rPr>
-      </w:pPr>
-      <w:r>
-        <w:rPr>
-          <w:rFonts w:ascii="Cascadia Mono" w:hAnsi="Cascadia Mono" w:cs="Cascadia Mono"/>
-          <w:color w:val="000000"/>
-          <w:sz w:val="19"/>
-          <w:szCs w:val="19"/>
-          <w:highlight w:val="white"/>
-          <w:lang w:val="en-US"/>
-        </w:rPr>
-        <w:t xml:space="preserve">    </w:t>
-      </w:r>
-      <w:proofErr w:type="gramStart"/>
-      <w:r>
-        <w:rPr>
-          <w:rFonts w:ascii="Cascadia Mono" w:hAnsi="Cascadia Mono" w:cs="Cascadia Mono"/>
-          <w:color w:val="000000"/>
-          <w:sz w:val="19"/>
-          <w:szCs w:val="19"/>
-          <w:highlight w:val="white"/>
-          <w:lang w:val="en-US"/>
-        </w:rPr>
-        <w:t>srand(</w:t>
-      </w:r>
-      <w:proofErr w:type="gramEnd"/>
-      <w:r>
-        <w:rPr>
-          <w:rFonts w:ascii="Cascadia Mono" w:hAnsi="Cascadia Mono" w:cs="Cascadia Mono"/>
-          <w:color w:val="000000"/>
-          <w:sz w:val="19"/>
-          <w:szCs w:val="19"/>
-          <w:highlight w:val="white"/>
-          <w:lang w:val="en-US"/>
-        </w:rPr>
-        <w:t>time(0));</w:t>
-      </w:r>
-    </w:p>
-    <w:p>
-      <w:pPr>
-        <w:autoSpaceDE w:val="0"/>
-        <w:autoSpaceDN w:val="0"/>
-        <w:adjustRightInd w:val="0"/>
-        <w:spacing w:after="0" w:line="240" w:lineRule="auto"/>
-        <w:rPr>
-          <w:rFonts w:ascii="Cascadia Mono" w:hAnsi="Cascadia Mono" w:cs="Cascadia Mono"/>
-          <w:color w:val="000000"/>
-          <w:sz w:val="19"/>
-          <w:szCs w:val="19"/>
-          <w:highlight w:val="white"/>
-          <w:lang w:val="en-US"/>
-        </w:rPr>
-      </w:pPr>
-      <w:r>
-        <w:rPr>
-          <w:rFonts w:ascii="Cascadia Mono" w:hAnsi="Cascadia Mono" w:cs="Cascadia Mono"/>
-          <w:color w:val="000000"/>
-          <w:sz w:val="19"/>
-          <w:szCs w:val="19"/>
-          <w:highlight w:val="white"/>
-          <w:lang w:val="en-US"/>
-        </w:rPr>
-        <w:t xml:space="preserve">    </w:t>
-      </w:r>
-      <w:proofErr w:type="gramStart"/>
-      <w:r>
-        <w:rPr>
-          <w:rFonts w:ascii="Cascadia Mono" w:hAnsi="Cascadia Mono" w:cs="Cascadia Mono"/>
-          <w:color w:val="000000"/>
-          <w:sz w:val="19"/>
-          <w:szCs w:val="19"/>
-          <w:highlight w:val="white"/>
-          <w:lang w:val="en-US"/>
-        </w:rPr>
-        <w:t>setlocale(</w:t>
-      </w:r>
-      <w:proofErr w:type="gramEnd"/>
-      <w:r>
-        <w:rPr>
-          <w:rFonts w:ascii="Cascadia Mono" w:hAnsi="Cascadia Mono" w:cs="Cascadia Mono"/>
-          <w:color w:val="6F008A"/>
-          <w:sz w:val="19"/>
-          <w:szCs w:val="19"/>
-          <w:highlight w:val="white"/>
-          <w:lang w:val="en-US"/>
-        </w:rPr>
-        <w:t>LC_ALL</w:t>
-      </w:r>
-      <w:r>
-        <w:rPr>
-          <w:rFonts w:ascii="Cascadia Mono" w:hAnsi="Cascadia Mono" w:cs="Cascadia Mono"/>
-          <w:color w:val="000000"/>
-          <w:sz w:val="19"/>
-          <w:szCs w:val="19"/>
-          <w:highlight w:val="white"/>
-          <w:lang w:val="en-US"/>
-        </w:rPr>
-        <w:t xml:space="preserve">, </w:t>
-      </w:r>
-      <w:r>
-        <w:rPr>
-          <w:rFonts w:ascii="Cascadia Mono" w:hAnsi="Cascadia Mono" w:cs="Cascadia Mono"/>
-          <w:color w:val="A31515"/>
-          <w:sz w:val="19"/>
-          <w:szCs w:val="19"/>
-          <w:highlight w:val="white"/>
-          <w:lang w:val="en-US"/>
-        </w:rPr>
-        <w:t>"rus"</w:t>
-      </w:r>
-      <w:r>
-        <w:rPr>
-          <w:rFonts w:ascii="Cascadia Mono" w:hAnsi="Cascadia Mono" w:cs="Cascadia Mono"/>
-          <w:color w:val="000000"/>
-          <w:sz w:val="19"/>
-          <w:szCs w:val="19"/>
-          <w:highlight w:val="white"/>
-          <w:lang w:val="en-US"/>
-        </w:rPr>
-        <w:t>);</w:t>
-      </w:r>
-    </w:p>
-    <w:p>
-      <w:pPr>
-        <w:autoSpaceDE w:val="0"/>
-        <w:autoSpaceDN w:val="0"/>
-        <w:adjustRightInd w:val="0"/>
-        <w:spacing w:after="0" w:line="240" w:lineRule="auto"/>
-        <w:rPr>
-          <w:rFonts w:ascii="Cascadia Mono" w:hAnsi="Cascadia Mono" w:cs="Cascadia Mono"/>
-          <w:color w:val="000000"/>
-          <w:sz w:val="19"/>
-          <w:szCs w:val="19"/>
-          <w:highlight w:val="white"/>
-          <w:lang w:val="en-US"/>
-        </w:rPr>
-      </w:pPr>
-      <w:r>
-        <w:rPr>
-          <w:rFonts w:ascii="Cascadia Mono" w:hAnsi="Cascadia Mono" w:cs="Cascadia Mono"/>
-          <w:color w:val="000000"/>
-          <w:sz w:val="19"/>
-          <w:szCs w:val="19"/>
-          <w:highlight w:val="white"/>
-          <w:lang w:val="en-US"/>
-        </w:rPr>
-        <w:t xml:space="preserve">    </w:t>
-      </w:r>
-      <w:proofErr w:type="gramStart"/>
-      <w:r>
-        <w:rPr>
-          <w:rFonts w:ascii="Cascadia Mono" w:hAnsi="Cascadia Mono" w:cs="Cascadia Mono"/>
-          <w:color w:val="0000FF"/>
-          <w:sz w:val="19"/>
-          <w:szCs w:val="19"/>
-          <w:highlight w:val="white"/>
-          <w:lang w:val="en-US"/>
-        </w:rPr>
-        <w:t>int</w:t>
-      </w:r>
-      <w:proofErr w:type="gramEnd"/>
-      <w:r>
-        <w:rPr>
-          <w:rFonts w:ascii="Cascadia Mono" w:hAnsi="Cascadia Mono" w:cs="Cascadia Mono"/>
-          <w:color w:val="000000"/>
-          <w:sz w:val="19"/>
-          <w:szCs w:val="19"/>
-          <w:highlight w:val="white"/>
-          <w:lang w:val="en-US"/>
-        </w:rPr>
-        <w:t xml:space="preserve"> n, m, x, matr[100][100], mas[100];</w:t>
-      </w:r>
-    </w:p>
-    <w:p>
-      <w:pPr>
-        <w:autoSpaceDE w:val="0"/>
-        <w:autoSpaceDN w:val="0"/>
-        <w:adjustRightInd w:val="0"/>
-        <w:spacing w:after="0" w:line="240" w:lineRule="auto"/>
-        <w:rPr>
-          <w:rFonts w:ascii="Cascadia Mono" w:hAnsi="Cascadia Mono" w:cs="Cascadia Mono"/>
-          <w:color w:val="000000"/>
-          <w:sz w:val="19"/>
-          <w:szCs w:val="19"/>
-          <w:highlight w:val="white"/>
-        </w:rPr>
-      </w:pPr>
-      <w:r>
-        <w:rPr>
-          <w:rFonts w:ascii="Cascadia Mono" w:hAnsi="Cascadia Mono" w:cs="Cascadia Mono"/>
-          <w:color w:val="000000"/>
-          <w:sz w:val="19"/>
-          <w:szCs w:val="19"/>
-          <w:highlight w:val="white"/>
-          <w:lang w:val="en-US"/>
-        </w:rPr>
-        <w:t xml:space="preserve">    </w:t>
-      </w:r>
-      <w:r>
-        <w:rPr>
-          <w:rFonts w:ascii="Cascadia Mono" w:hAnsi="Cascadia Mono" w:cs="Cascadia Mono"/>
-          <w:color w:val="000000"/>
-          <w:sz w:val="19"/>
-          <w:szCs w:val="19"/>
-          <w:highlight w:val="white"/>
-        </w:rPr>
-        <w:t xml:space="preserve">cout </w:t>
-      </w:r>
-      <w:proofErr w:type="gramStart"/>
-      <w:r>
-        <w:rPr>
-          <w:rFonts w:ascii="Cascadia Mono" w:hAnsi="Cascadia Mono" w:cs="Cascadia Mono"/>
-          <w:color w:val="008080"/>
-          <w:sz w:val="19"/>
-          <w:szCs w:val="19"/>
-          <w:highlight w:val="white"/>
-        </w:rPr>
-        <w:t>&lt;&lt;</w:t>
-      </w:r>
-      <w:r>
-        <w:rPr>
-          <w:rFonts w:ascii="Cascadia Mono" w:hAnsi="Cascadia Mono" w:cs="Cascadia Mono"/>
-          <w:color w:val="000000"/>
-          <w:sz w:val="19"/>
-          <w:szCs w:val="19"/>
-          <w:highlight w:val="white"/>
-        </w:rPr>
-        <w:t xml:space="preserve"> </w:t>
-      </w:r>
-      <w:r>
-        <w:rPr>
-          <w:rFonts w:ascii="Cascadia Mono" w:hAnsi="Cascadia Mono" w:cs="Cascadia Mono"/>
-          <w:color w:val="A31515"/>
-          <w:sz w:val="19"/>
-          <w:szCs w:val="19"/>
-          <w:highlight w:val="white"/>
-        </w:rPr>
-        <w:t>"</w:t>
-      </w:r>
-      <w:proofErr w:type="gramEnd"/>
-      <w:r>
-        <w:rPr>
-          <w:rFonts w:ascii="Cascadia Mono" w:hAnsi="Cascadia Mono" w:cs="Cascadia Mono"/>
-          <w:color w:val="A31515"/>
-          <w:sz w:val="19"/>
-          <w:szCs w:val="19"/>
-          <w:highlight w:val="white"/>
-        </w:rPr>
-        <w:t>Введите количество строк в матрице: "</w:t>
-      </w:r>
-      <w:r>
-        <w:rPr>
-          <w:rFonts w:ascii="Cascadia Mono" w:hAnsi="Cascadia Mono" w:cs="Cascadia Mono"/>
-          <w:color w:val="000000"/>
-          <w:sz w:val="19"/>
-          <w:szCs w:val="19"/>
-          <w:highlight w:val="white"/>
-        </w:rPr>
-        <w:t xml:space="preserve"> </w:t>
-      </w:r>
-      <w:r>
-        <w:rPr>
-          <w:rFonts w:ascii="Cascadia Mono" w:hAnsi="Cascadia Mono" w:cs="Cascadia Mono"/>
-          <w:color w:val="008080"/>
-          <w:sz w:val="19"/>
-          <w:szCs w:val="19"/>
-          <w:highlight w:val="white"/>
-        </w:rPr>
-        <w:t>&lt;&lt;</w:t>
-      </w:r>
-      <w:r>
-        <w:rPr>
-          <w:rFonts w:ascii="Cascadia Mono" w:hAnsi="Cascadia Mono" w:cs="Cascadia Mono"/>
-          <w:color w:val="000000"/>
-          <w:sz w:val="19"/>
-          <w:szCs w:val="19"/>
-          <w:highlight w:val="white"/>
-        </w:rPr>
-        <w:t xml:space="preserve"> endl;</w:t>
-      </w:r>
-    </w:p>
-    <w:p>
-      <w:pPr>
-        <w:autoSpaceDE w:val="0"/>
-        <w:autoSpaceDN w:val="0"/>
-        <w:adjustRightInd w:val="0"/>
-        <w:spacing w:after="0" w:line="240" w:lineRule="auto"/>
-        <w:rPr>
-          <w:rFonts w:ascii="Cascadia Mono" w:hAnsi="Cascadia Mono" w:cs="Cascadia Mono"/>
-          <w:color w:val="000000"/>
-          <w:sz w:val="19"/>
-          <w:szCs w:val="19"/>
-          <w:highlight w:val="white"/>
-        </w:rPr>
-      </w:pPr>
-      <w:r>
-        <w:rPr>
-          <w:rFonts w:ascii="Cascadia Mono" w:hAnsi="Cascadia Mono" w:cs="Cascadia Mono"/>
-          <w:color w:val="000000"/>
-          <w:sz w:val="19"/>
-          <w:szCs w:val="19"/>
-          <w:highlight w:val="white"/>
-        </w:rPr>
-        <w:t xml:space="preserve">    </w:t>
-      </w:r>
-      <w:proofErr w:type="gramStart"/>
-      <w:r>
-        <w:rPr>
-          <w:rFonts w:ascii="Cascadia Mono" w:hAnsi="Cascadia Mono" w:cs="Cascadia Mono"/>
-          <w:color w:val="000000"/>
-          <w:sz w:val="19"/>
-          <w:szCs w:val="19"/>
-          <w:highlight w:val="white"/>
-        </w:rPr>
-        <w:t xml:space="preserve">cin </w:t>
-      </w:r>
-      <w:r>
-        <w:rPr>
-          <w:rFonts w:ascii="Cascadia Mono" w:hAnsi="Cascadia Mono" w:cs="Cascadia Mono"/>
-          <w:color w:val="008080"/>
-          <w:sz w:val="19"/>
-          <w:szCs w:val="19"/>
-          <w:highlight w:val="white"/>
-        </w:rPr>
-        <w:t>&gt;</w:t>
-      </w:r>
-      <w:proofErr w:type="gramEnd"/>
-      <w:r>
-        <w:rPr>
-          <w:rFonts w:ascii="Cascadia Mono" w:hAnsi="Cascadia Mono" w:cs="Cascadia Mono"/>
-          <w:color w:val="008080"/>
-          <w:sz w:val="19"/>
-          <w:szCs w:val="19"/>
-          <w:highlight w:val="white"/>
-        </w:rPr>
-        <w:t>&gt;</w:t>
-      </w:r>
-      <w:r>
-        <w:rPr>
-          <w:rFonts w:ascii="Cascadia Mono" w:hAnsi="Cascadia Mono" w:cs="Cascadia Mono"/>
-          <w:color w:val="000000"/>
-          <w:sz w:val="19"/>
-          <w:szCs w:val="19"/>
-          <w:highlight w:val="white"/>
-        </w:rPr>
-        <w:t xml:space="preserve"> n;</w:t>
-      </w:r>
-    </w:p>
-    <w:p>
-      <w:pPr>
-        <w:autoSpaceDE w:val="0"/>
-        <w:autoSpaceDN w:val="0"/>
-        <w:adjustRightInd w:val="0"/>
-        <w:spacing w:after="0" w:line="240" w:lineRule="auto"/>
-        <w:rPr>
-          <w:rFonts w:ascii="Cascadia Mono" w:hAnsi="Cascadia Mono" w:cs="Cascadia Mono"/>
-          <w:color w:val="000000"/>
-          <w:sz w:val="19"/>
-          <w:szCs w:val="19"/>
-          <w:highlight w:val="white"/>
-        </w:rPr>
-      </w:pPr>
-      <w:r>
-        <w:rPr>
-          <w:rFonts w:ascii="Cascadia Mono" w:hAnsi="Cascadia Mono" w:cs="Cascadia Mono"/>
-          <w:color w:val="000000"/>
-          <w:sz w:val="19"/>
-          <w:szCs w:val="19"/>
-          <w:highlight w:val="white"/>
-        </w:rPr>
-        <w:t xml:space="preserve">    cout </w:t>
-      </w:r>
-      <w:proofErr w:type="gramStart"/>
-      <w:r>
-        <w:rPr>
-          <w:rFonts w:ascii="Cascadia Mono" w:hAnsi="Cascadia Mono" w:cs="Cascadia Mono"/>
-          <w:color w:val="008080"/>
-          <w:sz w:val="19"/>
-          <w:szCs w:val="19"/>
-          <w:highlight w:val="white"/>
-        </w:rPr>
-        <w:t>&lt;&lt;</w:t>
-      </w:r>
-      <w:r>
-        <w:rPr>
-          <w:rFonts w:ascii="Cascadia Mono" w:hAnsi="Cascadia Mono" w:cs="Cascadia Mono"/>
-          <w:color w:val="000000"/>
-          <w:sz w:val="19"/>
-          <w:szCs w:val="19"/>
-          <w:highlight w:val="white"/>
-        </w:rPr>
-        <w:t xml:space="preserve"> </w:t>
-      </w:r>
-      <w:r>
-        <w:rPr>
-          <w:rFonts w:ascii="Cascadia Mono" w:hAnsi="Cascadia Mono" w:cs="Cascadia Mono"/>
-          <w:color w:val="A31515"/>
-          <w:sz w:val="19"/>
-          <w:szCs w:val="19"/>
-          <w:highlight w:val="white"/>
-        </w:rPr>
-        <w:t>"</w:t>
-      </w:r>
-      <w:proofErr w:type="gramEnd"/>
-      <w:r>
-        <w:rPr>
-          <w:rFonts w:ascii="Cascadia Mono" w:hAnsi="Cascadia Mono" w:cs="Cascadia Mono"/>
-          <w:color w:val="A31515"/>
-          <w:sz w:val="19"/>
-          <w:szCs w:val="19"/>
-          <w:highlight w:val="white"/>
-        </w:rPr>
-        <w:t>Введите количество столбцов в матрице: "</w:t>
-      </w:r>
-      <w:r>
-        <w:rPr>
-          <w:rFonts w:ascii="Cascadia Mono" w:hAnsi="Cascadia Mono" w:cs="Cascadia Mono"/>
-          <w:color w:val="000000"/>
-          <w:sz w:val="19"/>
-          <w:szCs w:val="19"/>
-          <w:highlight w:val="white"/>
-        </w:rPr>
-        <w:t xml:space="preserve"> </w:t>
-      </w:r>
-      <w:r>
-        <w:rPr>
-          <w:rFonts w:ascii="Cascadia Mono" w:hAnsi="Cascadia Mono" w:cs="Cascadia Mono"/>
-          <w:color w:val="008080"/>
-          <w:sz w:val="19"/>
-          <w:szCs w:val="19"/>
-          <w:highlight w:val="white"/>
-        </w:rPr>
-        <w:t>&lt;&lt;</w:t>
-      </w:r>
-      <w:r>
-        <w:rPr>
-          <w:rFonts w:ascii="Cascadia Mono" w:hAnsi="Cascadia Mono" w:cs="Cascadia Mono"/>
-          <w:color w:val="000000"/>
-          <w:sz w:val="19"/>
-          <w:szCs w:val="19"/>
-          <w:highlight w:val="white"/>
-        </w:rPr>
-        <w:t xml:space="preserve"> endl;</w:t>
-      </w:r>
-    </w:p>
-    <w:p>
-      <w:pPr>
-        <w:autoSpaceDE w:val="0"/>
-        <w:autoSpaceDN w:val="0"/>
-        <w:adjustRightInd w:val="0"/>
-        <w:spacing w:after="0" w:line="240" w:lineRule="auto"/>
-        <w:rPr>
-          <w:rFonts w:ascii="Cascadia Mono" w:hAnsi="Cascadia Mono" w:cs="Cascadia Mono"/>
-          <w:color w:val="000000"/>
-          <w:sz w:val="19"/>
-          <w:szCs w:val="19"/>
-          <w:highlight w:val="white"/>
-        </w:rPr>
-      </w:pPr>
-      <w:r>
-        <w:rPr>
-          <w:rFonts w:ascii="Cascadia Mono" w:hAnsi="Cascadia Mono" w:cs="Cascadia Mono"/>
-          <w:color w:val="000000"/>
-          <w:sz w:val="19"/>
-          <w:szCs w:val="19"/>
-          <w:highlight w:val="white"/>
-        </w:rPr>
-        <w:t xml:space="preserve">    </w:t>
-      </w:r>
-      <w:proofErr w:type="gramStart"/>
-      <w:r>
-        <w:rPr>
-          <w:rFonts w:ascii="Cascadia Mono" w:hAnsi="Cascadia Mono" w:cs="Cascadia Mono"/>
-          <w:color w:val="000000"/>
-          <w:sz w:val="19"/>
-          <w:szCs w:val="19"/>
-          <w:highlight w:val="white"/>
-        </w:rPr>
-        <w:t xml:space="preserve">cin </w:t>
-      </w:r>
-      <w:r>
-        <w:rPr>
-          <w:rFonts w:ascii="Cascadia Mono" w:hAnsi="Cascadia Mono" w:cs="Cascadia Mono"/>
-          <w:color w:val="008080"/>
-          <w:sz w:val="19"/>
-          <w:szCs w:val="19"/>
-          <w:highlight w:val="white"/>
-        </w:rPr>
-        <w:t>&gt;</w:t>
-      </w:r>
-      <w:proofErr w:type="gramEnd"/>
-      <w:r>
-        <w:rPr>
-          <w:rFonts w:ascii="Cascadia Mono" w:hAnsi="Cascadia Mono" w:cs="Cascadia Mono"/>
-          <w:color w:val="008080"/>
-          <w:sz w:val="19"/>
-          <w:szCs w:val="19"/>
-          <w:highlight w:val="white"/>
-        </w:rPr>
-        <w:t>&gt;</w:t>
-      </w:r>
-      <w:r>
-        <w:rPr>
-          <w:rFonts w:ascii="Cascadia Mono" w:hAnsi="Cascadia Mono" w:cs="Cascadia Mono"/>
-          <w:color w:val="000000"/>
-          <w:sz w:val="19"/>
-          <w:szCs w:val="19"/>
-          <w:highlight w:val="white"/>
-        </w:rPr>
-        <w:t xml:space="preserve"> m;</w:t>
-      </w:r>
-    </w:p>
-    <w:p>
-      <w:pPr>
-        <w:autoSpaceDE w:val="0"/>
-        <w:autoSpaceDN w:val="0"/>
-        <w:adjustRightInd w:val="0"/>
-        <w:spacing w:after="0" w:line="240" w:lineRule="auto"/>
-        <w:rPr>
-          <w:rFonts w:ascii="Cascadia Mono" w:hAnsi="Cascadia Mono" w:cs="Cascadia Mono"/>
-          <w:color w:val="000000"/>
-          <w:sz w:val="19"/>
-          <w:szCs w:val="19"/>
-          <w:highlight w:val="white"/>
-        </w:rPr>
-      </w:pPr>
-      <w:r>
-        <w:rPr>
-          <w:rFonts w:ascii="Cascadia Mono" w:hAnsi="Cascadia Mono" w:cs="Cascadia Mono"/>
-          <w:color w:val="000000"/>
-          <w:sz w:val="19"/>
-          <w:szCs w:val="19"/>
-          <w:highlight w:val="white"/>
-        </w:rPr>
-        <w:t xml:space="preserve">    cout </w:t>
-      </w:r>
-      <w:proofErr w:type="gramStart"/>
-      <w:r>
-        <w:rPr>
-          <w:rFonts w:ascii="Cascadia Mono" w:hAnsi="Cascadia Mono" w:cs="Cascadia Mono"/>
-          <w:color w:val="008080"/>
-          <w:sz w:val="19"/>
-          <w:szCs w:val="19"/>
-          <w:highlight w:val="white"/>
-        </w:rPr>
-        <w:t>&lt;&lt;</w:t>
-      </w:r>
-      <w:r>
-        <w:rPr>
-          <w:rFonts w:ascii="Cascadia Mono" w:hAnsi="Cascadia Mono" w:cs="Cascadia Mono"/>
-          <w:color w:val="000000"/>
-          <w:sz w:val="19"/>
-          <w:szCs w:val="19"/>
-          <w:highlight w:val="white"/>
-        </w:rPr>
-        <w:t xml:space="preserve"> </w:t>
-      </w:r>
-      <w:r>
-        <w:rPr>
-          <w:rFonts w:ascii="Cascadia Mono" w:hAnsi="Cascadia Mono" w:cs="Cascadia Mono"/>
-          <w:color w:val="A31515"/>
-          <w:sz w:val="19"/>
-          <w:szCs w:val="19"/>
-          <w:highlight w:val="white"/>
-        </w:rPr>
-        <w:t>"</w:t>
-      </w:r>
-      <w:proofErr w:type="gramEnd"/>
-      <w:r>
-        <w:rPr>
-          <w:rFonts w:ascii="Cascadia Mono" w:hAnsi="Cascadia Mono" w:cs="Cascadia Mono"/>
-          <w:color w:val="A31515"/>
-          <w:sz w:val="19"/>
-          <w:szCs w:val="19"/>
-          <w:highlight w:val="white"/>
-        </w:rPr>
-        <w:t>Введите 1 для ручного заполнения матрицы и 0 для автоматического: "</w:t>
-      </w:r>
-      <w:r>
-        <w:rPr>
-          <w:rFonts w:ascii="Cascadia Mono" w:hAnsi="Cascadia Mono" w:cs="Cascadia Mono"/>
-          <w:color w:val="000000"/>
-          <w:sz w:val="19"/>
-          <w:szCs w:val="19"/>
-          <w:highlight w:val="white"/>
-        </w:rPr>
-        <w:t xml:space="preserve"> </w:t>
-      </w:r>
-      <w:r>
-        <w:rPr>
-          <w:rFonts w:ascii="Cascadia Mono" w:hAnsi="Cascadia Mono" w:cs="Cascadia Mono"/>
-          <w:color w:val="008080"/>
-          <w:sz w:val="19"/>
-          <w:szCs w:val="19"/>
-          <w:highlight w:val="white"/>
-        </w:rPr>
-        <w:t>&lt;&lt;</w:t>
-      </w:r>
-      <w:r>
-        <w:rPr>
-          <w:rFonts w:ascii="Cascadia Mono" w:hAnsi="Cascadia Mono" w:cs="Cascadia Mono"/>
-          <w:color w:val="000000"/>
-          <w:sz w:val="19"/>
-          <w:szCs w:val="19"/>
-          <w:highlight w:val="white"/>
-        </w:rPr>
-        <w:t xml:space="preserve"> endl;</w:t>
-      </w:r>
-    </w:p>
-    <w:p>
-      <w:pPr>
-        <w:autoSpaceDE w:val="0"/>
-        <w:autoSpaceDN w:val="0"/>
-        <w:adjustRightInd w:val="0"/>
-        <w:spacing w:after="0" w:line="240" w:lineRule="auto"/>
-        <w:rPr>
-          <w:rFonts w:ascii="Cascadia Mono" w:hAnsi="Cascadia Mono" w:cs="Cascadia Mono"/>
-          <w:color w:val="000000"/>
-          <w:sz w:val="19"/>
-          <w:szCs w:val="19"/>
-          <w:highlight w:val="white"/>
-          <w:lang w:val="en-US"/>
-        </w:rPr>
-      </w:pPr>
-      <w:r>
-        <w:rPr>
-          <w:rFonts w:ascii="Cascadia Mono" w:hAnsi="Cascadia Mono" w:cs="Cascadia Mono"/>
-          <w:color w:val="000000"/>
-          <w:sz w:val="19"/>
-          <w:szCs w:val="19"/>
-          <w:highlight w:val="white"/>
-        </w:rPr>
-        <w:t xml:space="preserve">    </w:t>
-      </w:r>
-      <w:proofErr w:type="gramStart"/>
-      <w:r>
-        <w:rPr>
-          <w:rFonts w:ascii="Cascadia Mono" w:hAnsi="Cascadia Mono" w:cs="Cascadia Mono"/>
-          <w:color w:val="000000"/>
-          <w:sz w:val="19"/>
-          <w:szCs w:val="19"/>
-          <w:highlight w:val="white"/>
-          <w:lang w:val="en-US"/>
-        </w:rPr>
-        <w:t>cin</w:t>
-      </w:r>
-      <w:proofErr w:type="gramEnd"/>
-      <w:r>
-        <w:rPr>
-          <w:rFonts w:ascii="Cascadia Mono" w:hAnsi="Cascadia Mono" w:cs="Cascadia Mono"/>
-          <w:color w:val="000000"/>
-          <w:sz w:val="19"/>
-          <w:szCs w:val="19"/>
-          <w:highlight w:val="white"/>
-          <w:lang w:val="en-US"/>
-        </w:rPr>
-        <w:t xml:space="preserve"> </w:t>
-      </w:r>
-      <w:r>
-        <w:rPr>
-          <w:rFonts w:ascii="Cascadia Mono" w:hAnsi="Cascadia Mono" w:cs="Cascadia Mono"/>
-          <w:color w:val="008080"/>
-          <w:sz w:val="19"/>
-          <w:szCs w:val="19"/>
-          <w:highlight w:val="white"/>
-          <w:lang w:val="en-US"/>
-        </w:rPr>
-        <w:t>&gt;&gt;</w:t>
-      </w:r>
-      <w:r>
-        <w:rPr>
-          <w:rFonts w:ascii="Cascadia Mono" w:hAnsi="Cascadia Mono" w:cs="Cascadia Mono"/>
-          <w:color w:val="000000"/>
-          <w:sz w:val="19"/>
-          <w:szCs w:val="19"/>
-          <w:highlight w:val="white"/>
-          <w:lang w:val="en-US"/>
-        </w:rPr>
-        <w:t xml:space="preserve"> x;</w:t>
-      </w:r>
-    </w:p>
-    <w:p>
-      <w:pPr>
-        <w:autoSpaceDE w:val="0"/>
-        <w:autoSpaceDN w:val="0"/>
-        <w:adjustRightInd w:val="0"/>
-        <w:spacing w:after="0" w:line="240" w:lineRule="auto"/>
-        <w:rPr>
-          <w:rFonts w:ascii="Cascadia Mono" w:hAnsi="Cascadia Mono" w:cs="Cascadia Mono"/>
-          <w:color w:val="000000"/>
-          <w:sz w:val="19"/>
-          <w:szCs w:val="19"/>
-          <w:highlight w:val="white"/>
-          <w:lang w:val="en-US"/>
-        </w:rPr>
-      </w:pPr>
-      <w:r>
-        <w:rPr>
-          <w:rFonts w:ascii="Cascadia Mono" w:hAnsi="Cascadia Mono" w:cs="Cascadia Mono"/>
-          <w:color w:val="000000"/>
-          <w:sz w:val="19"/>
-          <w:szCs w:val="19"/>
-          <w:highlight w:val="white"/>
-          <w:lang w:val="en-US"/>
-        </w:rPr>
-        <w:t xml:space="preserve">    </w:t>
-      </w:r>
-      <w:proofErr w:type="gramStart"/>
-      <w:r>
-        <w:rPr>
-          <w:rFonts w:ascii="Cascadia Mono" w:hAnsi="Cascadia Mono" w:cs="Cascadia Mono"/>
-          <w:color w:val="0000FF"/>
-          <w:sz w:val="19"/>
-          <w:szCs w:val="19"/>
-          <w:highlight w:val="white"/>
-          <w:lang w:val="en-US"/>
-        </w:rPr>
-        <w:t>if</w:t>
-      </w:r>
-      <w:proofErr w:type="gramEnd"/>
-      <w:r>
-        <w:rPr>
-          <w:rFonts w:ascii="Cascadia Mono" w:hAnsi="Cascadia Mono" w:cs="Cascadia Mono"/>
-          <w:color w:val="000000"/>
-          <w:sz w:val="19"/>
-          <w:szCs w:val="19"/>
-          <w:highlight w:val="white"/>
-          <w:lang w:val="en-US"/>
-        </w:rPr>
-        <w:t xml:space="preserve"> (x == 1) vvod(n, m, matr);</w:t>
-      </w:r>
-    </w:p>
-    <w:p>
-      <w:pPr>
-        <w:autoSpaceDE w:val="0"/>
-        <w:autoSpaceDN w:val="0"/>
-        <w:adjustRightInd w:val="0"/>
-        <w:spacing w:after="0" w:line="240" w:lineRule="auto"/>
-        <w:rPr>
-          <w:rFonts w:ascii="Cascadia Mono" w:hAnsi="Cascadia Mono" w:cs="Cascadia Mono"/>
-          <w:color w:val="000000"/>
-          <w:sz w:val="19"/>
-          <w:szCs w:val="19"/>
-          <w:highlight w:val="white"/>
-          <w:lang w:val="en-US"/>
-        </w:rPr>
-      </w:pPr>
-      <w:r>
-        <w:rPr>
-          <w:rFonts w:ascii="Cascadia Mono" w:hAnsi="Cascadia Mono" w:cs="Cascadia Mono"/>
-          <w:color w:val="000000"/>
-          <w:sz w:val="19"/>
-          <w:szCs w:val="19"/>
-          <w:highlight w:val="white"/>
-          <w:lang w:val="en-US"/>
-        </w:rPr>
-        <w:t xml:space="preserve">    </w:t>
-      </w:r>
-      <w:proofErr w:type="gramStart"/>
-      <w:r>
-        <w:rPr>
-          <w:rFonts w:ascii="Cascadia Mono" w:hAnsi="Cascadia Mono" w:cs="Cascadia Mono"/>
-          <w:color w:val="0000FF"/>
-          <w:sz w:val="19"/>
-          <w:szCs w:val="19"/>
-          <w:highlight w:val="white"/>
-          <w:lang w:val="en-US"/>
-        </w:rPr>
-        <w:t>else</w:t>
-      </w:r>
-      <w:proofErr w:type="gramEnd"/>
-      <w:r>
-        <w:rPr>
-          <w:rFonts w:ascii="Cascadia Mono" w:hAnsi="Cascadia Mono" w:cs="Cascadia Mono"/>
-          <w:color w:val="000000"/>
-          <w:sz w:val="19"/>
-          <w:szCs w:val="19"/>
-          <w:highlight w:val="white"/>
-          <w:lang w:val="en-US"/>
-        </w:rPr>
-        <w:t xml:space="preserve"> </w:t>
-      </w:r>
-      <w:r>
-        <w:rPr>
-          <w:rFonts w:ascii="Cascadia Mono" w:hAnsi="Cascadia Mono" w:cs="Cascadia Mono"/>
-          <w:color w:val="0000FF"/>
-          <w:sz w:val="19"/>
-          <w:szCs w:val="19"/>
-          <w:highlight w:val="white"/>
-          <w:lang w:val="en-US"/>
-        </w:rPr>
-        <w:t>if</w:t>
-      </w:r>
-      <w:r>
-        <w:rPr>
-          <w:rFonts w:ascii="Cascadia Mono" w:hAnsi="Cascadia Mono" w:cs="Cascadia Mono"/>
-          <w:color w:val="000000"/>
-          <w:sz w:val="19"/>
-          <w:szCs w:val="19"/>
-          <w:highlight w:val="white"/>
-          <w:lang w:val="en-US"/>
-        </w:rPr>
-        <w:t xml:space="preserve"> (x == 0) randvvod(n, m, matr);</w:t>
-      </w:r>
-    </w:p>
-    <w:p>
-      <w:pPr>
-        <w:autoSpaceDE w:val="0"/>
-        <w:autoSpaceDN w:val="0"/>
-        <w:adjustRightInd w:val="0"/>
-        <w:spacing w:after="0" w:line="240" w:lineRule="auto"/>
-        <w:rPr>
-          <w:rFonts w:ascii="Cascadia Mono" w:hAnsi="Cascadia Mono" w:cs="Cascadia Mono"/>
-          <w:color w:val="000000"/>
-          <w:sz w:val="19"/>
-          <w:szCs w:val="19"/>
-          <w:highlight w:val="white"/>
-          <w:lang w:val="en-US"/>
-        </w:rPr>
-      </w:pPr>
-      <w:r>
-        <w:rPr>
-          <w:rFonts w:ascii="Cascadia Mono" w:hAnsi="Cascadia Mono" w:cs="Cascadia Mono"/>
-          <w:color w:val="000000"/>
-          <w:sz w:val="19"/>
-          <w:szCs w:val="19"/>
-          <w:highlight w:val="white"/>
-          <w:lang w:val="en-US"/>
-        </w:rPr>
-        <w:t xml:space="preserve">    </w:t>
-      </w:r>
-      <w:proofErr w:type="gramStart"/>
-      <w:r>
-        <w:rPr>
-          <w:rFonts w:ascii="Cascadia Mono" w:hAnsi="Cascadia Mono" w:cs="Cascadia Mono"/>
-          <w:color w:val="0000FF"/>
-          <w:sz w:val="19"/>
-          <w:szCs w:val="19"/>
-          <w:highlight w:val="white"/>
-          <w:lang w:val="en-US"/>
-        </w:rPr>
-        <w:t>else</w:t>
-      </w:r>
-      <w:proofErr w:type="gramEnd"/>
-      <w:r>
-        <w:rPr>
-          <w:rFonts w:ascii="Cascadia Mono" w:hAnsi="Cascadia Mono" w:cs="Cascadia Mono"/>
-          <w:color w:val="000000"/>
-          <w:sz w:val="19"/>
-          <w:szCs w:val="19"/>
-          <w:highlight w:val="white"/>
-          <w:lang w:val="en-US"/>
-        </w:rPr>
-        <w:t xml:space="preserve"> {</w:t>
-      </w:r>
-    </w:p>
-    <w:p>
-      <w:pPr>
-        <w:autoSpaceDE w:val="0"/>
-        <w:autoSpaceDN w:val="0"/>
-        <w:adjustRightInd w:val="0"/>
-        <w:spacing w:after="0" w:line="240" w:lineRule="auto"/>
-        <w:rPr>
-          <w:rFonts w:ascii="Cascadia Mono" w:hAnsi="Cascadia Mono" w:cs="Cascadia Mono"/>
-          <w:color w:val="000000"/>
-          <w:sz w:val="19"/>
-          <w:szCs w:val="19"/>
-          <w:highlight w:val="white"/>
-          <w:lang w:val="en-US"/>
-        </w:rPr>
-      </w:pPr>
-      <w:r>
-        <w:rPr>
-          <w:rFonts w:ascii="Cascadia Mono" w:hAnsi="Cascadia Mono" w:cs="Cascadia Mono"/>
-          <w:color w:val="000000"/>
-          <w:sz w:val="19"/>
-          <w:szCs w:val="19"/>
-          <w:highlight w:val="white"/>
-          <w:lang w:val="en-US"/>
-        </w:rPr>
-        <w:t xml:space="preserve">        </w:t>
-      </w:r>
-      <w:proofErr w:type="gramStart"/>
-      <w:r>
-        <w:rPr>
-          <w:rFonts w:ascii="Cascadia Mono" w:hAnsi="Cascadia Mono" w:cs="Cascadia Mono"/>
-          <w:color w:val="000000"/>
-          <w:sz w:val="19"/>
-          <w:szCs w:val="19"/>
-          <w:highlight w:val="white"/>
-          <w:lang w:val="en-US"/>
-        </w:rPr>
-        <w:t>cout</w:t>
-      </w:r>
-      <w:proofErr w:type="gramEnd"/>
-      <w:r>
-        <w:rPr>
-          <w:rFonts w:ascii="Cascadia Mono" w:hAnsi="Cascadia Mono" w:cs="Cascadia Mono"/>
-          <w:color w:val="000000"/>
-          <w:sz w:val="19"/>
-          <w:szCs w:val="19"/>
-          <w:highlight w:val="white"/>
-          <w:lang w:val="en-US"/>
-        </w:rPr>
-        <w:t xml:space="preserve"> </w:t>
-      </w:r>
-      <w:r>
-        <w:rPr>
-          <w:rFonts w:ascii="Cascadia Mono" w:hAnsi="Cascadia Mono" w:cs="Cascadia Mono"/>
-          <w:color w:val="008080"/>
-          <w:sz w:val="19"/>
-          <w:szCs w:val="19"/>
-          <w:highlight w:val="white"/>
-          <w:lang w:val="en-US"/>
-        </w:rPr>
-        <w:t>&lt;&lt;</w:t>
-      </w:r>
-      <w:r>
-        <w:rPr>
-          <w:rFonts w:ascii="Cascadia Mono" w:hAnsi="Cascadia Mono" w:cs="Cascadia Mono"/>
-          <w:color w:val="000000"/>
-          <w:sz w:val="19"/>
-          <w:szCs w:val="19"/>
-          <w:highlight w:val="white"/>
-          <w:lang w:val="en-US"/>
-        </w:rPr>
-        <w:t xml:space="preserve"> </w:t>
-      </w:r>
-      <w:r>
-        <w:rPr>
-          <w:rFonts w:ascii="Cascadia Mono" w:hAnsi="Cascadia Mono" w:cs="Cascadia Mono"/>
-          <w:color w:val="A31515"/>
-          <w:sz w:val="19"/>
-          <w:szCs w:val="19"/>
-          <w:highlight w:val="white"/>
-          <w:lang w:val="en-US"/>
-        </w:rPr>
-        <w:t>"</w:t>
-      </w:r>
-      <w:r>
-        <w:rPr>
-          <w:rFonts w:ascii="Cascadia Mono" w:hAnsi="Cascadia Mono" w:cs="Cascadia Mono"/>
-          <w:color w:val="A31515"/>
-          <w:sz w:val="19"/>
-          <w:szCs w:val="19"/>
-          <w:highlight w:val="white"/>
-        </w:rPr>
-        <w:t>Некорректные</w:t>
-      </w:r>
-      <w:r>
-        <w:rPr>
-          <w:rFonts w:ascii="Cascadia Mono" w:hAnsi="Cascadia Mono" w:cs="Cascadia Mono"/>
-          <w:color w:val="A31515"/>
-          <w:sz w:val="19"/>
-          <w:szCs w:val="19"/>
-          <w:highlight w:val="white"/>
-          <w:lang w:val="en-US"/>
-        </w:rPr>
-        <w:t xml:space="preserve"> </w:t>
-      </w:r>
-      <w:r>
-        <w:rPr>
-          <w:rFonts w:ascii="Cascadia Mono" w:hAnsi="Cascadia Mono" w:cs="Cascadia Mono"/>
-          <w:color w:val="A31515"/>
-          <w:sz w:val="19"/>
-          <w:szCs w:val="19"/>
-          <w:highlight w:val="white"/>
-        </w:rPr>
-        <w:t>данные</w:t>
-      </w:r>
-      <w:r>
-        <w:rPr>
-          <w:rFonts w:ascii="Cascadia Mono" w:hAnsi="Cascadia Mono" w:cs="Cascadia Mono"/>
-          <w:color w:val="A31515"/>
-          <w:sz w:val="19"/>
-          <w:szCs w:val="19"/>
-          <w:highlight w:val="white"/>
-          <w:lang w:val="en-US"/>
-        </w:rPr>
-        <w:t>."</w:t>
-      </w:r>
-      <w:r>
-        <w:rPr>
-          <w:rFonts w:ascii="Cascadia Mono" w:hAnsi="Cascadia Mono" w:cs="Cascadia Mono"/>
-          <w:color w:val="000000"/>
-          <w:sz w:val="19"/>
-          <w:szCs w:val="19"/>
-          <w:highlight w:val="white"/>
-          <w:lang w:val="en-US"/>
-        </w:rPr>
-        <w:t xml:space="preserve"> </w:t>
-      </w:r>
-      <w:r>
-        <w:rPr>
-          <w:rFonts w:ascii="Cascadia Mono" w:hAnsi="Cascadia Mono" w:cs="Cascadia Mono"/>
-          <w:color w:val="008080"/>
-          <w:sz w:val="19"/>
-          <w:szCs w:val="19"/>
-          <w:highlight w:val="white"/>
-          <w:lang w:val="en-US"/>
-        </w:rPr>
-        <w:t>&lt;&lt;</w:t>
-      </w:r>
-      <w:r>
-        <w:rPr>
-          <w:rFonts w:ascii="Cascadia Mono" w:hAnsi="Cascadia Mono" w:cs="Cascadia Mono"/>
-          <w:color w:val="000000"/>
-          <w:sz w:val="19"/>
-          <w:szCs w:val="19"/>
-          <w:highlight w:val="white"/>
-          <w:lang w:val="en-US"/>
-        </w:rPr>
-        <w:t xml:space="preserve"> </w:t>
-      </w:r>
-      <w:proofErr w:type="gramStart"/>
-      <w:r>
-        <w:rPr>
-          <w:rFonts w:ascii="Cascadia Mono" w:hAnsi="Cascadia Mono" w:cs="Cascadia Mono"/>
-          <w:color w:val="000000"/>
-          <w:sz w:val="19"/>
-          <w:szCs w:val="19"/>
-          <w:highlight w:val="white"/>
-          <w:lang w:val="en-US"/>
-        </w:rPr>
-        <w:t>endl</w:t>
-      </w:r>
-      <w:proofErr w:type="gramEnd"/>
-      <w:r>
-        <w:rPr>
-          <w:rFonts w:ascii="Cascadia Mono" w:hAnsi="Cascadia Mono" w:cs="Cascadia Mono"/>
-          <w:color w:val="000000"/>
-          <w:sz w:val="19"/>
-          <w:szCs w:val="19"/>
-          <w:highlight w:val="white"/>
-          <w:lang w:val="en-US"/>
-        </w:rPr>
-        <w:t>;</w:t>
-      </w:r>
-    </w:p>
-    <w:p>
-      <w:pPr>
-        <w:autoSpaceDE w:val="0"/>
-        <w:autoSpaceDN w:val="0"/>
-        <w:adjustRightInd w:val="0"/>
-        <w:spacing w:after="0" w:line="240" w:lineRule="auto"/>
-        <w:rPr>
-          <w:rFonts w:ascii="Cascadia Mono" w:hAnsi="Cascadia Mono" w:cs="Cascadia Mono"/>
-          <w:color w:val="000000"/>
-          <w:sz w:val="19"/>
-          <w:szCs w:val="19"/>
-          <w:highlight w:val="white"/>
-          <w:lang w:val="en-US"/>
-        </w:rPr>
-      </w:pPr>
-      <w:r>
-        <w:rPr>
-          <w:rFonts w:ascii="Cascadia Mono" w:hAnsi="Cascadia Mono" w:cs="Cascadia Mono"/>
-          <w:color w:val="000000"/>
-          <w:sz w:val="19"/>
-          <w:szCs w:val="19"/>
-          <w:highlight w:val="white"/>
-          <w:lang w:val="en-US"/>
-        </w:rPr>
-        <w:t xml:space="preserve">        </w:t>
-      </w:r>
-      <w:proofErr w:type="gramStart"/>
-      <w:r>
-        <w:rPr>
-          <w:rFonts w:ascii="Cascadia Mono" w:hAnsi="Cascadia Mono" w:cs="Cascadia Mono"/>
-          <w:color w:val="0000FF"/>
-          <w:sz w:val="19"/>
-          <w:szCs w:val="19"/>
-          <w:highlight w:val="white"/>
-          <w:lang w:val="en-US"/>
-        </w:rPr>
-        <w:t>return</w:t>
-      </w:r>
-      <w:proofErr w:type="gramEnd"/>
-      <w:r>
-        <w:rPr>
-          <w:rFonts w:ascii="Cascadia Mono" w:hAnsi="Cascadia Mono" w:cs="Cascadia Mono"/>
-          <w:color w:val="000000"/>
-          <w:sz w:val="19"/>
-          <w:szCs w:val="19"/>
-          <w:highlight w:val="white"/>
-          <w:lang w:val="en-US"/>
-        </w:rPr>
-        <w:t xml:space="preserve"> 0;</w:t>
-      </w:r>
-    </w:p>
-    <w:p>
-      <w:pPr>
-        <w:autoSpaceDE w:val="0"/>
-        <w:autoSpaceDN w:val="0"/>
-        <w:adjustRightInd w:val="0"/>
-        <w:spacing w:after="0" w:line="240" w:lineRule="auto"/>
-        <w:rPr>
-          <w:rFonts w:ascii="Cascadia Mono" w:hAnsi="Cascadia Mono" w:cs="Cascadia Mono"/>
-          <w:color w:val="000000"/>
-          <w:sz w:val="19"/>
-          <w:szCs w:val="19"/>
-          <w:highlight w:val="white"/>
-        </w:rPr>
-      </w:pPr>
-      <w:r>
-        <w:rPr>
-          <w:rFonts w:ascii="Cascadia Mono" w:hAnsi="Cascadia Mono" w:cs="Cascadia Mono"/>
-          <w:color w:val="000000"/>
-          <w:sz w:val="19"/>
-          <w:szCs w:val="19"/>
-          <w:highlight w:val="white"/>
-          <w:lang w:val="en-US"/>
-        </w:rPr>
-        <w:t xml:space="preserve">    </w:t>
-      </w:r>
-      <w:r>
-        <w:rPr>
-          <w:rFonts w:ascii="Cascadia Mono" w:hAnsi="Cascadia Mono" w:cs="Cascadia Mono"/>
-          <w:color w:val="000000"/>
-          <w:sz w:val="19"/>
-          <w:szCs w:val="19"/>
-          <w:highlight w:val="white"/>
-        </w:rPr>
-        <w:t>}</w:t>
-      </w:r>
-    </w:p>
-    <w:p>
-      <w:pPr>
-        <w:autoSpaceDE w:val="0"/>
-        <w:autoSpaceDN w:val="0"/>
-        <w:adjustRightInd w:val="0"/>
-        <w:spacing w:after="0" w:line="240" w:lineRule="auto"/>
-        <w:rPr>
-          <w:rFonts w:ascii="Cascadia Mono" w:hAnsi="Cascadia Mono" w:cs="Cascadia Mono"/>
-          <w:color w:val="000000"/>
-          <w:sz w:val="19"/>
-          <w:szCs w:val="19"/>
-          <w:highlight w:val="white"/>
-        </w:rPr>
-      </w:pPr>
-      <w:r>
-        <w:rPr>
-          <w:rFonts w:ascii="Cascadia Mono" w:hAnsi="Cascadia Mono" w:cs="Cascadia Mono"/>
-          <w:color w:val="000000"/>
-          <w:sz w:val="19"/>
-          <w:szCs w:val="19"/>
-          <w:highlight w:val="white"/>
-        </w:rPr>
-        <w:t xml:space="preserve">    cout </w:t>
-      </w:r>
-      <w:proofErr w:type="gramStart"/>
-      <w:r>
-        <w:rPr>
-          <w:rFonts w:ascii="Cascadia Mono" w:hAnsi="Cascadia Mono" w:cs="Cascadia Mono"/>
-          <w:color w:val="008080"/>
-          <w:sz w:val="19"/>
-          <w:szCs w:val="19"/>
-          <w:highlight w:val="white"/>
-        </w:rPr>
-        <w:t>&lt;&lt;</w:t>
-      </w:r>
-      <w:r>
-        <w:rPr>
-          <w:rFonts w:ascii="Cascadia Mono" w:hAnsi="Cascadia Mono" w:cs="Cascadia Mono"/>
-          <w:color w:val="000000"/>
-          <w:sz w:val="19"/>
-          <w:szCs w:val="19"/>
-          <w:highlight w:val="white"/>
-        </w:rPr>
-        <w:t xml:space="preserve"> </w:t>
-      </w:r>
-      <w:r>
-        <w:rPr>
-          <w:rFonts w:ascii="Cascadia Mono" w:hAnsi="Cascadia Mono" w:cs="Cascadia Mono"/>
-          <w:color w:val="A31515"/>
-          <w:sz w:val="19"/>
-          <w:szCs w:val="19"/>
-          <w:highlight w:val="white"/>
-        </w:rPr>
-        <w:t>"</w:t>
-      </w:r>
-      <w:proofErr w:type="gramEnd"/>
-      <w:r>
-        <w:rPr>
-          <w:rFonts w:ascii="Cascadia Mono" w:hAnsi="Cascadia Mono" w:cs="Cascadia Mono"/>
-          <w:color w:val="A31515"/>
-          <w:sz w:val="19"/>
-          <w:szCs w:val="19"/>
-          <w:highlight w:val="white"/>
-        </w:rPr>
-        <w:t>Полученный массив: "</w:t>
-      </w:r>
-      <w:r>
-        <w:rPr>
-          <w:rFonts w:ascii="Cascadia Mono" w:hAnsi="Cascadia Mono" w:cs="Cascadia Mono"/>
-          <w:color w:val="000000"/>
-          <w:sz w:val="19"/>
-          <w:szCs w:val="19"/>
-          <w:highlight w:val="white"/>
-        </w:rPr>
-        <w:t xml:space="preserve"> </w:t>
-      </w:r>
-      <w:r>
-        <w:rPr>
-          <w:rFonts w:ascii="Cascadia Mono" w:hAnsi="Cascadia Mono" w:cs="Cascadia Mono"/>
-          <w:color w:val="008080"/>
-          <w:sz w:val="19"/>
-          <w:szCs w:val="19"/>
-          <w:highlight w:val="white"/>
-        </w:rPr>
-        <w:t>&lt;&lt;</w:t>
-      </w:r>
-      <w:r>
-        <w:rPr>
-          <w:rFonts w:ascii="Cascadia Mono" w:hAnsi="Cascadia Mono" w:cs="Cascadia Mono"/>
-          <w:color w:val="000000"/>
-          <w:sz w:val="19"/>
-          <w:szCs w:val="19"/>
-          <w:highlight w:val="white"/>
-        </w:rPr>
-        <w:t xml:space="preserve"> endl;</w:t>
-      </w:r>
-    </w:p>
-    <w:p>
-      <w:pPr>
-        <w:autoSpaceDE w:val="0"/>
-        <w:autoSpaceDN w:val="0"/>
-        <w:adjustRightInd w:val="0"/>
-        <w:spacing w:after="0" w:line="240" w:lineRule="auto"/>
-        <w:rPr>
-          <w:rFonts w:ascii="Cascadia Mono" w:hAnsi="Cascadia Mono" w:cs="Cascadia Mono"/>
-          <w:color w:val="000000"/>
-          <w:sz w:val="19"/>
-          <w:szCs w:val="19"/>
-          <w:highlight w:val="white"/>
-        </w:rPr>
-      </w:pPr>
-      <w:r>
-        <w:rPr>
-          <w:rFonts w:ascii="Cascadia Mono" w:hAnsi="Cascadia Mono" w:cs="Cascadia Mono"/>
-          <w:color w:val="000000"/>
-          <w:sz w:val="19"/>
-          <w:szCs w:val="19"/>
-          <w:highlight w:val="white"/>
-        </w:rPr>
-        <w:t xml:space="preserve">    </w:t>
-      </w:r>
-      <w:proofErr w:type="gramStart"/>
-      <w:r>
-        <w:rPr>
-          <w:rFonts w:ascii="Cascadia Mono" w:hAnsi="Cascadia Mono" w:cs="Cascadia Mono"/>
-          <w:color w:val="000000"/>
-          <w:sz w:val="19"/>
-          <w:szCs w:val="19"/>
-          <w:highlight w:val="white"/>
-          <w:lang w:val="en-US"/>
-        </w:rPr>
-        <w:t>out</w:t>
-      </w:r>
-      <w:r>
-        <w:rPr>
-          <w:rFonts w:ascii="Cascadia Mono" w:hAnsi="Cascadia Mono" w:cs="Cascadia Mono"/>
-          <w:color w:val="000000"/>
-          <w:sz w:val="19"/>
-          <w:szCs w:val="19"/>
-          <w:highlight w:val="white"/>
-        </w:rPr>
-        <w:t>(</w:t>
-      </w:r>
-      <w:proofErr w:type="gramEnd"/>
-      <w:r>
-        <w:rPr>
-          <w:rFonts w:ascii="Cascadia Mono" w:hAnsi="Cascadia Mono" w:cs="Cascadia Mono"/>
-          <w:color w:val="000000"/>
-          <w:sz w:val="19"/>
-          <w:szCs w:val="19"/>
-          <w:highlight w:val="white"/>
-          <w:lang w:val="en-US"/>
-        </w:rPr>
-        <w:t>n</w:t>
-      </w:r>
-      <w:r>
-        <w:rPr>
-          <w:rFonts w:ascii="Cascadia Mono" w:hAnsi="Cascadia Mono" w:cs="Cascadia Mono"/>
-          <w:color w:val="000000"/>
-          <w:sz w:val="19"/>
-          <w:szCs w:val="19"/>
-          <w:highlight w:val="white"/>
-        </w:rPr>
-        <w:t xml:space="preserve">, </w:t>
-      </w:r>
-      <w:r>
-        <w:rPr>
-          <w:rFonts w:ascii="Cascadia Mono" w:hAnsi="Cascadia Mono" w:cs="Cascadia Mono"/>
-          <w:color w:val="000000"/>
-          <w:sz w:val="19"/>
-          <w:szCs w:val="19"/>
-          <w:highlight w:val="white"/>
-          <w:lang w:val="en-US"/>
-        </w:rPr>
-        <w:t>m</w:t>
-      </w:r>
-      <w:r>
-        <w:rPr>
-          <w:rFonts w:ascii="Cascadia Mono" w:hAnsi="Cascadia Mono" w:cs="Cascadia Mono"/>
-          <w:color w:val="000000"/>
-          <w:sz w:val="19"/>
-          <w:szCs w:val="19"/>
-          <w:highlight w:val="white"/>
-        </w:rPr>
-        <w:t xml:space="preserve">, </w:t>
-      </w:r>
-      <w:r>
-        <w:rPr>
-          <w:rFonts w:ascii="Cascadia Mono" w:hAnsi="Cascadia Mono" w:cs="Cascadia Mono"/>
-          <w:color w:val="000000"/>
-          <w:sz w:val="19"/>
-          <w:szCs w:val="19"/>
-          <w:highlight w:val="white"/>
-          <w:lang w:val="en-US"/>
-        </w:rPr>
-        <w:t>matr</w:t>
-      </w:r>
-      <w:r>
-        <w:rPr>
-          <w:rFonts w:ascii="Cascadia Mono" w:hAnsi="Cascadia Mono" w:cs="Cascadia Mono"/>
-          <w:color w:val="000000"/>
-          <w:sz w:val="19"/>
-          <w:szCs w:val="19"/>
-          <w:highlight w:val="white"/>
-        </w:rPr>
-        <w:t>);</w:t>
-      </w:r>
-    </w:p>
-    <w:p>
-      <w:pPr>
-        <w:autoSpaceDE w:val="0"/>
-        <w:autoSpaceDN w:val="0"/>
-        <w:adjustRightInd w:val="0"/>
-        <w:spacing w:after="0" w:line="240" w:lineRule="auto"/>
-        <w:rPr>
-          <w:rFonts w:ascii="Cascadia Mono" w:hAnsi="Cascadia Mono" w:cs="Cascadia Mono"/>
-          <w:color w:val="000000"/>
-          <w:sz w:val="19"/>
-          <w:szCs w:val="19"/>
-          <w:highlight w:val="white"/>
-          <w:lang w:val="en-US"/>
-        </w:rPr>
-      </w:pPr>
-      <w:r>
-        <w:rPr>
-          <w:rFonts w:ascii="Cascadia Mono" w:hAnsi="Cascadia Mono" w:cs="Cascadia Mono"/>
-          <w:color w:val="000000"/>
-          <w:sz w:val="19"/>
-          <w:szCs w:val="19"/>
-          <w:highlight w:val="white"/>
-        </w:rPr>
-        <w:t xml:space="preserve">    </w:t>
-      </w:r>
-      <w:proofErr w:type="gramStart"/>
-      <w:r>
-        <w:rPr>
-          <w:rFonts w:ascii="Cascadia Mono" w:hAnsi="Cascadia Mono" w:cs="Cascadia Mono"/>
-          <w:color w:val="000000"/>
-          <w:sz w:val="19"/>
-          <w:szCs w:val="19"/>
-          <w:highlight w:val="white"/>
-          <w:lang w:val="en-US"/>
-        </w:rPr>
-        <w:t>cout</w:t>
-      </w:r>
-      <w:proofErr w:type="gramEnd"/>
-      <w:r>
-        <w:rPr>
-          <w:rFonts w:ascii="Cascadia Mono" w:hAnsi="Cascadia Mono" w:cs="Cascadia Mono"/>
-          <w:color w:val="000000"/>
-          <w:sz w:val="19"/>
-          <w:szCs w:val="19"/>
-          <w:highlight w:val="white"/>
-          <w:lang w:val="en-US"/>
-        </w:rPr>
-        <w:t xml:space="preserve"> </w:t>
-      </w:r>
-      <w:r>
-        <w:rPr>
-          <w:rFonts w:ascii="Cascadia Mono" w:hAnsi="Cascadia Mono" w:cs="Cascadia Mono"/>
-          <w:color w:val="008080"/>
-          <w:sz w:val="19"/>
-          <w:szCs w:val="19"/>
-          <w:highlight w:val="white"/>
-          <w:lang w:val="en-US"/>
-        </w:rPr>
-        <w:t>&lt;&lt;</w:t>
-      </w:r>
-      <w:r>
-        <w:rPr>
-          <w:rFonts w:ascii="Cascadia Mono" w:hAnsi="Cascadia Mono" w:cs="Cascadia Mono"/>
-          <w:color w:val="000000"/>
-          <w:sz w:val="19"/>
-          <w:szCs w:val="19"/>
-          <w:highlight w:val="white"/>
-          <w:lang w:val="en-US"/>
-        </w:rPr>
-        <w:t xml:space="preserve"> endl;</w:t>
-      </w:r>
-    </w:p>
-    <w:p>
-      <w:pPr>
-        <w:autoSpaceDE w:val="0"/>
-        <w:autoSpaceDN w:val="0"/>
-        <w:adjustRightInd w:val="0"/>
-        <w:spacing w:after="0" w:line="240" w:lineRule="auto"/>
-        <w:rPr>
-          <w:rFonts w:ascii="Cascadia Mono" w:hAnsi="Cascadia Mono" w:cs="Cascadia Mono"/>
-          <w:color w:val="000000"/>
-          <w:sz w:val="19"/>
-          <w:szCs w:val="19"/>
-          <w:highlight w:val="white"/>
-          <w:lang w:val="en-US"/>
-        </w:rPr>
-      </w:pPr>
-    </w:p>
-    <w:p>
-      <w:pPr>
-        <w:autoSpaceDE w:val="0"/>
-        <w:autoSpaceDN w:val="0"/>
-        <w:adjustRightInd w:val="0"/>
-        <w:spacing w:after="0" w:line="240" w:lineRule="auto"/>
-        <w:rPr>
-          <w:rFonts w:ascii="Cascadia Mono" w:hAnsi="Cascadia Mono" w:cs="Cascadia Mono"/>
-          <w:color w:val="000000"/>
-          <w:sz w:val="19"/>
-          <w:szCs w:val="19"/>
-          <w:highlight w:val="white"/>
-          <w:lang w:val="en-US"/>
-        </w:rPr>
-      </w:pPr>
-      <w:r>
-        <w:rPr>
-          <w:rFonts w:ascii="Cascadia Mono" w:hAnsi="Cascadia Mono" w:cs="Cascadia Mono"/>
-          <w:color w:val="000000"/>
-          <w:sz w:val="19"/>
-          <w:szCs w:val="19"/>
-          <w:highlight w:val="white"/>
-          <w:lang w:val="en-US"/>
-        </w:rPr>
-        <w:t xml:space="preserve">    </w:t>
-      </w:r>
-      <w:proofErr w:type="gramStart"/>
-      <w:r>
-        <w:rPr>
-          <w:rFonts w:ascii="Cascadia Mono" w:hAnsi="Cascadia Mono" w:cs="Cascadia Mono"/>
-          <w:color w:val="0000FF"/>
-          <w:sz w:val="19"/>
-          <w:szCs w:val="19"/>
-          <w:highlight w:val="white"/>
-          <w:lang w:val="en-US"/>
-        </w:rPr>
-        <w:t>int</w:t>
-      </w:r>
-      <w:proofErr w:type="gramEnd"/>
-      <w:r>
-        <w:rPr>
-          <w:rFonts w:ascii="Cascadia Mono" w:hAnsi="Cascadia Mono" w:cs="Cascadia Mono"/>
-          <w:color w:val="000000"/>
-          <w:sz w:val="19"/>
-          <w:szCs w:val="19"/>
-          <w:highlight w:val="white"/>
-          <w:lang w:val="en-US"/>
-        </w:rPr>
-        <w:t xml:space="preserve"> ind_mas = 0;</w:t>
-      </w:r>
-    </w:p>
-    <w:p>
-      <w:pPr>
-        <w:autoSpaceDE w:val="0"/>
-        <w:autoSpaceDN w:val="0"/>
-        <w:adjustRightInd w:val="0"/>
-        <w:spacing w:after="0" w:line="240" w:lineRule="auto"/>
-        <w:rPr>
-          <w:rFonts w:ascii="Cascadia Mono" w:hAnsi="Cascadia Mono" w:cs="Cascadia Mono"/>
-          <w:color w:val="000000"/>
-          <w:sz w:val="19"/>
-          <w:szCs w:val="19"/>
-          <w:highlight w:val="white"/>
-          <w:lang w:val="en-US"/>
-        </w:rPr>
-      </w:pPr>
-      <w:r>
-        <w:rPr>
-          <w:rFonts w:ascii="Cascadia Mono" w:hAnsi="Cascadia Mono" w:cs="Cascadia Mono"/>
-          <w:color w:val="000000"/>
-          <w:sz w:val="19"/>
-          <w:szCs w:val="19"/>
-          <w:highlight w:val="white"/>
-          <w:lang w:val="en-US"/>
-        </w:rPr>
-        <w:t xml:space="preserve">    </w:t>
-      </w:r>
-      <w:proofErr w:type="gramStart"/>
-      <w:r>
-        <w:rPr>
-          <w:rFonts w:ascii="Cascadia Mono" w:hAnsi="Cascadia Mono" w:cs="Cascadia Mono"/>
-          <w:color w:val="0000FF"/>
-          <w:sz w:val="19"/>
-          <w:szCs w:val="19"/>
-          <w:highlight w:val="white"/>
-          <w:lang w:val="en-US"/>
-        </w:rPr>
-        <w:t>for</w:t>
-      </w:r>
-      <w:proofErr w:type="gramEnd"/>
-      <w:r>
-        <w:rPr>
-          <w:rFonts w:ascii="Cascadia Mono" w:hAnsi="Cascadia Mono" w:cs="Cascadia Mono"/>
-          <w:color w:val="000000"/>
-          <w:sz w:val="19"/>
-          <w:szCs w:val="19"/>
-          <w:highlight w:val="white"/>
-          <w:lang w:val="en-US"/>
-        </w:rPr>
-        <w:t xml:space="preserve"> (</w:t>
-      </w:r>
-      <w:r>
-        <w:rPr>
-          <w:rFonts w:ascii="Cascadia Mono" w:hAnsi="Cascadia Mono" w:cs="Cascadia Mono"/>
-          <w:color w:val="0000FF"/>
-          <w:sz w:val="19"/>
-          <w:szCs w:val="19"/>
-          <w:highlight w:val="white"/>
-          <w:lang w:val="en-US"/>
-        </w:rPr>
-        <w:t>int</w:t>
-      </w:r>
-      <w:r>
-        <w:rPr>
-          <w:rFonts w:ascii="Cascadia Mono" w:hAnsi="Cascadia Mono" w:cs="Cascadia Mono"/>
-          <w:color w:val="000000"/>
-          <w:sz w:val="19"/>
-          <w:szCs w:val="19"/>
-          <w:highlight w:val="white"/>
-          <w:lang w:val="en-US"/>
-        </w:rPr>
-        <w:t xml:space="preserve"> i = 0; i &lt; n; i++) {</w:t>
-      </w:r>
-    </w:p>
-    <w:p>
-      <w:pPr>
-        <w:autoSpaceDE w:val="0"/>
-        <w:autoSpaceDN w:val="0"/>
-        <w:adjustRightInd w:val="0"/>
-        <w:spacing w:after="0" w:line="240" w:lineRule="auto"/>
-        <w:rPr>
-          <w:rFonts w:ascii="Cascadia Mono" w:hAnsi="Cascadia Mono" w:cs="Cascadia Mono"/>
-          <w:color w:val="000000"/>
-          <w:sz w:val="19"/>
-          <w:szCs w:val="19"/>
-          <w:highlight w:val="white"/>
-          <w:lang w:val="en-US"/>
-        </w:rPr>
-      </w:pPr>
-      <w:r>
-        <w:rPr>
-          <w:rFonts w:ascii="Cascadia Mono" w:hAnsi="Cascadia Mono" w:cs="Cascadia Mono"/>
-          <w:color w:val="000000"/>
-          <w:sz w:val="19"/>
-          <w:szCs w:val="19"/>
-          <w:highlight w:val="white"/>
-          <w:lang w:val="en-US"/>
-        </w:rPr>
-        <w:t xml:space="preserve">        </w:t>
-      </w:r>
-      <w:proofErr w:type="gramStart"/>
-      <w:r>
-        <w:rPr>
-          <w:rFonts w:ascii="Cascadia Mono" w:hAnsi="Cascadia Mono" w:cs="Cascadia Mono"/>
-          <w:color w:val="0000FF"/>
-          <w:sz w:val="19"/>
-          <w:szCs w:val="19"/>
-          <w:highlight w:val="white"/>
-          <w:lang w:val="en-US"/>
-        </w:rPr>
-        <w:t>for</w:t>
-      </w:r>
-      <w:proofErr w:type="gramEnd"/>
-      <w:r>
-        <w:rPr>
-          <w:rFonts w:ascii="Cascadia Mono" w:hAnsi="Cascadia Mono" w:cs="Cascadia Mono"/>
-          <w:color w:val="000000"/>
-          <w:sz w:val="19"/>
-          <w:szCs w:val="19"/>
-          <w:highlight w:val="white"/>
-          <w:lang w:val="en-US"/>
-        </w:rPr>
-        <w:t xml:space="preserve"> (</w:t>
-      </w:r>
-      <w:r>
-        <w:rPr>
-          <w:rFonts w:ascii="Cascadia Mono" w:hAnsi="Cascadia Mono" w:cs="Cascadia Mono"/>
-          <w:color w:val="0000FF"/>
-          <w:sz w:val="19"/>
-          <w:szCs w:val="19"/>
-          <w:highlight w:val="white"/>
-          <w:lang w:val="en-US"/>
-        </w:rPr>
-        <w:t>int</w:t>
-      </w:r>
-      <w:r>
-        <w:rPr>
-          <w:rFonts w:ascii="Cascadia Mono" w:hAnsi="Cascadia Mono" w:cs="Cascadia Mono"/>
-          <w:color w:val="000000"/>
-          <w:sz w:val="19"/>
-          <w:szCs w:val="19"/>
-          <w:highlight w:val="white"/>
-          <w:lang w:val="en-US"/>
-        </w:rPr>
-        <w:t xml:space="preserve"> j = 0; j &lt; m; j++) {</w:t>
-      </w:r>
-    </w:p>
-    <w:p>
-      <w:pPr>
-        <w:autoSpaceDE w:val="0"/>
-        <w:autoSpaceDN w:val="0"/>
-        <w:adjustRightInd w:val="0"/>
-        <w:spacing w:after="0" w:line="240" w:lineRule="auto"/>
-        <w:rPr>
-          <w:rFonts w:ascii="Cascadia Mono" w:hAnsi="Cascadia Mono" w:cs="Cascadia Mono"/>
-          <w:color w:val="000000"/>
-          <w:sz w:val="19"/>
-          <w:szCs w:val="19"/>
-          <w:highlight w:val="white"/>
-          <w:lang w:val="en-US"/>
-        </w:rPr>
-      </w:pPr>
-      <w:r>
-        <w:rPr>
-          <w:rFonts w:ascii="Cascadia Mono" w:hAnsi="Cascadia Mono" w:cs="Cascadia Mono"/>
-          <w:color w:val="000000"/>
-          <w:sz w:val="19"/>
-          <w:szCs w:val="19"/>
-          <w:highlight w:val="white"/>
-          <w:lang w:val="en-US"/>
-        </w:rPr>
-        <w:t xml:space="preserve">            </w:t>
-      </w:r>
-      <w:proofErr w:type="gramStart"/>
-      <w:r>
-        <w:rPr>
-          <w:rFonts w:ascii="Cascadia Mono" w:hAnsi="Cascadia Mono" w:cs="Cascadia Mono"/>
-          <w:color w:val="0000FF"/>
-          <w:sz w:val="19"/>
-          <w:szCs w:val="19"/>
-          <w:highlight w:val="white"/>
-          <w:lang w:val="en-US"/>
-        </w:rPr>
-        <w:t>if</w:t>
-      </w:r>
-      <w:proofErr w:type="gramEnd"/>
-      <w:r>
-        <w:rPr>
-          <w:rFonts w:ascii="Cascadia Mono" w:hAnsi="Cascadia Mono" w:cs="Cascadia Mono"/>
-          <w:color w:val="000000"/>
-          <w:sz w:val="19"/>
-          <w:szCs w:val="19"/>
-          <w:highlight w:val="white"/>
-          <w:lang w:val="en-US"/>
-        </w:rPr>
-        <w:t xml:space="preserve"> (matr[i][j] != 0) {</w:t>
-      </w:r>
-    </w:p>
-    <w:p>
-      <w:pPr>
-        <w:autoSpaceDE w:val="0"/>
-        <w:autoSpaceDN w:val="0"/>
-        <w:adjustRightInd w:val="0"/>
-        <w:spacing w:after="0" w:line="240" w:lineRule="auto"/>
-        <w:rPr>
-          <w:rFonts w:ascii="Cascadia Mono" w:hAnsi="Cascadia Mono" w:cs="Cascadia Mono"/>
-          <w:color w:val="000000"/>
-          <w:sz w:val="19"/>
-          <w:szCs w:val="19"/>
-          <w:highlight w:val="white"/>
-          <w:lang w:val="en-US"/>
-        </w:rPr>
-      </w:pPr>
-      <w:r>
-        <w:rPr>
-          <w:rFonts w:ascii="Cascadia Mono" w:hAnsi="Cascadia Mono" w:cs="Cascadia Mono"/>
-          <w:color w:val="000000"/>
-          <w:sz w:val="19"/>
-          <w:szCs w:val="19"/>
-          <w:highlight w:val="white"/>
-          <w:lang w:val="en-US"/>
-        </w:rPr>
-        <w:t xml:space="preserve">                </w:t>
-      </w:r>
-      <w:proofErr w:type="gramStart"/>
-      <w:r>
-        <w:rPr>
-          <w:rFonts w:ascii="Cascadia Mono" w:hAnsi="Cascadia Mono" w:cs="Cascadia Mono"/>
-          <w:color w:val="000000"/>
-          <w:sz w:val="19"/>
-          <w:szCs w:val="19"/>
-          <w:highlight w:val="white"/>
-          <w:lang w:val="en-US"/>
-        </w:rPr>
-        <w:t>mas[</w:t>
-      </w:r>
-      <w:proofErr w:type="gramEnd"/>
-      <w:r>
-        <w:rPr>
-          <w:rFonts w:ascii="Cascadia Mono" w:hAnsi="Cascadia Mono" w:cs="Cascadia Mono"/>
-          <w:color w:val="000000"/>
-          <w:sz w:val="19"/>
-          <w:szCs w:val="19"/>
-          <w:highlight w:val="white"/>
-          <w:lang w:val="en-US"/>
-        </w:rPr>
-        <w:t>ind_mas] = matr[i][j];</w:t>
-      </w:r>
-    </w:p>
-    <w:p>
-      <w:pPr>
-        <w:autoSpaceDE w:val="0"/>
-        <w:autoSpaceDN w:val="0"/>
-        <w:adjustRightInd w:val="0"/>
-        <w:spacing w:after="0" w:line="240" w:lineRule="auto"/>
-        <w:rPr>
-          <w:rFonts w:ascii="Cascadia Mono" w:hAnsi="Cascadia Mono" w:cs="Cascadia Mono"/>
-          <w:color w:val="000000"/>
-          <w:sz w:val="19"/>
-          <w:szCs w:val="19"/>
-          <w:highlight w:val="white"/>
-          <w:lang w:val="en-US"/>
-        </w:rPr>
-      </w:pPr>
-      <w:r>
-        <w:rPr>
-          <w:rFonts w:ascii="Cascadia Mono" w:hAnsi="Cascadia Mono" w:cs="Cascadia Mono"/>
-          <w:color w:val="000000"/>
-          <w:sz w:val="19"/>
-          <w:szCs w:val="19"/>
-          <w:highlight w:val="white"/>
-          <w:lang w:val="en-US"/>
-        </w:rPr>
-        <w:t xml:space="preserve">                </w:t>
-      </w:r>
-      <w:proofErr w:type="gramStart"/>
-      <w:r>
-        <w:rPr>
-          <w:rFonts w:ascii="Cascadia Mono" w:hAnsi="Cascadia Mono" w:cs="Cascadia Mono"/>
-          <w:color w:val="000000"/>
-          <w:sz w:val="19"/>
-          <w:szCs w:val="19"/>
-          <w:highlight w:val="white"/>
-          <w:lang w:val="en-US"/>
-        </w:rPr>
-        <w:t>ind_mas</w:t>
-      </w:r>
-      <w:proofErr w:type="gramEnd"/>
-      <w:r>
-        <w:rPr>
-          <w:rFonts w:ascii="Cascadia Mono" w:hAnsi="Cascadia Mono" w:cs="Cascadia Mono"/>
-          <w:color w:val="000000"/>
-          <w:sz w:val="19"/>
-          <w:szCs w:val="19"/>
-          <w:highlight w:val="white"/>
-          <w:lang w:val="en-US"/>
-        </w:rPr>
-        <w:t>++;</w:t>
-      </w:r>
-    </w:p>
-    <w:p>
-      <w:pPr>
-        <w:autoSpaceDE w:val="0"/>
-        <w:autoSpaceDN w:val="0"/>
-        <w:adjustRightInd w:val="0"/>
-        <w:spacing w:after="0" w:line="240" w:lineRule="auto"/>
-        <w:rPr>
-          <w:rFonts w:ascii="Cascadia Mono" w:hAnsi="Cascadia Mono" w:cs="Cascadia Mono"/>
-          <w:color w:val="000000"/>
-          <w:sz w:val="19"/>
-          <w:szCs w:val="19"/>
-          <w:highlight w:val="white"/>
-          <w:lang w:val="en-US"/>
-        </w:rPr>
-      </w:pPr>
-      <w:r>
-        <w:rPr>
-          <w:rFonts w:ascii="Cascadia Mono" w:hAnsi="Cascadia Mono" w:cs="Cascadia Mono"/>
-          <w:color w:val="000000"/>
-          <w:sz w:val="19"/>
-          <w:szCs w:val="19"/>
-          <w:highlight w:val="white"/>
-          <w:lang w:val="en-US"/>
-        </w:rPr>
-        <w:t xml:space="preserve">            }</w:t>
-      </w:r>
-    </w:p>
-    <w:p>
-      <w:pPr>
-        <w:autoSpaceDE w:val="0"/>
-        <w:autoSpaceDN w:val="0"/>
-        <w:adjustRightInd w:val="0"/>
-        <w:spacing w:after="0" w:line="240" w:lineRule="auto"/>
-        <w:rPr>
-          <w:rFonts w:ascii="Cascadia Mono" w:hAnsi="Cascadia Mono" w:cs="Cascadia Mono"/>
-          <w:color w:val="000000"/>
-          <w:sz w:val="19"/>
-          <w:szCs w:val="19"/>
-          <w:highlight w:val="white"/>
-          <w:lang w:val="en-US"/>
-        </w:rPr>
-      </w:pPr>
-      <w:r>
-        <w:rPr>
-          <w:rFonts w:ascii="Cascadia Mono" w:hAnsi="Cascadia Mono" w:cs="Cascadia Mono"/>
-          <w:color w:val="000000"/>
-          <w:sz w:val="19"/>
-          <w:szCs w:val="19"/>
-          <w:highlight w:val="white"/>
-          <w:lang w:val="en-US"/>
-        </w:rPr>
-        <w:t xml:space="preserve">        }</w:t>
-      </w:r>
-    </w:p>
-    <w:p>
-      <w:pPr>
-        <w:autoSpaceDE w:val="0"/>
-        <w:autoSpaceDN w:val="0"/>
-        <w:adjustRightInd w:val="0"/>
-        <w:spacing w:after="0" w:line="240" w:lineRule="auto"/>
-        <w:rPr>
-          <w:rFonts w:ascii="Cascadia Mono" w:hAnsi="Cascadia Mono" w:cs="Cascadia Mono"/>
-          <w:color w:val="000000"/>
-          <w:sz w:val="19"/>
-          <w:szCs w:val="19"/>
-          <w:highlight w:val="white"/>
-          <w:lang w:val="en-US"/>
-        </w:rPr>
-      </w:pPr>
-      <w:r>
-        <w:rPr>
-          <w:rFonts w:ascii="Cascadia Mono" w:hAnsi="Cascadia Mono" w:cs="Cascadia Mono"/>
-          <w:color w:val="000000"/>
-          <w:sz w:val="19"/>
-          <w:szCs w:val="19"/>
-          <w:highlight w:val="white"/>
-          <w:lang w:val="en-US"/>
-        </w:rPr>
-        <w:t xml:space="preserve">    }</w:t>
-      </w:r>
-    </w:p>
-    <w:p>
-      <w:pPr>
-        <w:autoSpaceDE w:val="0"/>
-        <w:autoSpaceDN w:val="0"/>
-        <w:adjustRightInd w:val="0"/>
-        <w:spacing w:after="0" w:line="240" w:lineRule="auto"/>
-        <w:rPr>
-          <w:rFonts w:ascii="Cascadia Mono" w:hAnsi="Cascadia Mono" w:cs="Cascadia Mono"/>
-          <w:color w:val="000000"/>
-          <w:sz w:val="19"/>
-          <w:szCs w:val="19"/>
-          <w:highlight w:val="white"/>
-          <w:lang w:val="en-US"/>
-        </w:rPr>
-      </w:pPr>
-      <w:r>
-        <w:rPr>
-          <w:rFonts w:ascii="Cascadia Mono" w:hAnsi="Cascadia Mono" w:cs="Cascadia Mono"/>
-          <w:color w:val="000000"/>
-          <w:sz w:val="19"/>
-          <w:szCs w:val="19"/>
-          <w:highlight w:val="white"/>
-          <w:lang w:val="en-US"/>
-        </w:rPr>
-        <w:t xml:space="preserve">    </w:t>
-      </w:r>
-      <w:proofErr w:type="gramStart"/>
-      <w:r>
-        <w:rPr>
-          <w:rFonts w:ascii="Cascadia Mono" w:hAnsi="Cascadia Mono" w:cs="Cascadia Mono"/>
-          <w:color w:val="000000"/>
-          <w:sz w:val="19"/>
-          <w:szCs w:val="19"/>
-          <w:highlight w:val="white"/>
-          <w:lang w:val="en-US"/>
-        </w:rPr>
-        <w:t>cout</w:t>
-      </w:r>
-      <w:proofErr w:type="gramEnd"/>
-      <w:r>
-        <w:rPr>
-          <w:rFonts w:ascii="Cascadia Mono" w:hAnsi="Cascadia Mono" w:cs="Cascadia Mono"/>
-          <w:color w:val="000000"/>
-          <w:sz w:val="19"/>
-          <w:szCs w:val="19"/>
-          <w:highlight w:val="white"/>
-          <w:lang w:val="en-US"/>
-        </w:rPr>
-        <w:t xml:space="preserve"> </w:t>
-      </w:r>
-      <w:r>
-        <w:rPr>
-          <w:rFonts w:ascii="Cascadia Mono" w:hAnsi="Cascadia Mono" w:cs="Cascadia Mono"/>
-          <w:color w:val="008080"/>
-          <w:sz w:val="19"/>
-          <w:szCs w:val="19"/>
-          <w:highlight w:val="white"/>
-          <w:lang w:val="en-US"/>
-        </w:rPr>
-        <w:t>&lt;&lt;</w:t>
-      </w:r>
-      <w:r>
-        <w:rPr>
-          <w:rFonts w:ascii="Cascadia Mono" w:hAnsi="Cascadia Mono" w:cs="Cascadia Mono"/>
-          <w:color w:val="000000"/>
-          <w:sz w:val="19"/>
-          <w:szCs w:val="19"/>
-          <w:highlight w:val="white"/>
-          <w:lang w:val="en-US"/>
-        </w:rPr>
-        <w:t xml:space="preserve"> </w:t>
-      </w:r>
-      <w:r>
-        <w:rPr>
-          <w:rFonts w:ascii="Cascadia Mono" w:hAnsi="Cascadia Mono" w:cs="Cascadia Mono"/>
-          <w:color w:val="A31515"/>
-          <w:sz w:val="19"/>
-          <w:szCs w:val="19"/>
-          <w:highlight w:val="white"/>
-          <w:lang w:val="en-US"/>
-        </w:rPr>
-        <w:t>"</w:t>
-      </w:r>
-      <w:r>
-        <w:rPr>
-          <w:rFonts w:ascii="Cascadia Mono" w:hAnsi="Cascadia Mono" w:cs="Cascadia Mono"/>
-          <w:color w:val="A31515"/>
-          <w:sz w:val="19"/>
-          <w:szCs w:val="19"/>
-          <w:highlight w:val="white"/>
-        </w:rPr>
-        <w:t>Ненулевые</w:t>
-      </w:r>
-      <w:r>
-        <w:rPr>
-          <w:rFonts w:ascii="Cascadia Mono" w:hAnsi="Cascadia Mono" w:cs="Cascadia Mono"/>
-          <w:color w:val="A31515"/>
-          <w:sz w:val="19"/>
-          <w:szCs w:val="19"/>
-          <w:highlight w:val="white"/>
-          <w:lang w:val="en-US"/>
-        </w:rPr>
-        <w:t xml:space="preserve"> </w:t>
-      </w:r>
-      <w:r>
-        <w:rPr>
-          <w:rFonts w:ascii="Cascadia Mono" w:hAnsi="Cascadia Mono" w:cs="Cascadia Mono"/>
-          <w:color w:val="A31515"/>
-          <w:sz w:val="19"/>
-          <w:szCs w:val="19"/>
-          <w:highlight w:val="white"/>
-        </w:rPr>
-        <w:t>элементы</w:t>
-      </w:r>
-      <w:r>
-        <w:rPr>
-          <w:rFonts w:ascii="Cascadia Mono" w:hAnsi="Cascadia Mono" w:cs="Cascadia Mono"/>
-          <w:color w:val="A31515"/>
-          <w:sz w:val="19"/>
-          <w:szCs w:val="19"/>
-          <w:highlight w:val="white"/>
-          <w:lang w:val="en-US"/>
-        </w:rPr>
-        <w:t xml:space="preserve"> </w:t>
-      </w:r>
-      <w:r>
-        <w:rPr>
-          <w:rFonts w:ascii="Cascadia Mono" w:hAnsi="Cascadia Mono" w:cs="Cascadia Mono"/>
-          <w:color w:val="A31515"/>
-          <w:sz w:val="19"/>
-          <w:szCs w:val="19"/>
-          <w:highlight w:val="white"/>
-        </w:rPr>
-        <w:t>матрицы</w:t>
-      </w:r>
-      <w:r>
-        <w:rPr>
-          <w:rFonts w:ascii="Cascadia Mono" w:hAnsi="Cascadia Mono" w:cs="Cascadia Mono"/>
-          <w:color w:val="A31515"/>
-          <w:sz w:val="19"/>
-          <w:szCs w:val="19"/>
-          <w:highlight w:val="white"/>
-          <w:lang w:val="en-US"/>
-        </w:rPr>
-        <w:t>: "</w:t>
-      </w:r>
-      <w:r>
-        <w:rPr>
-          <w:rFonts w:ascii="Cascadia Mono" w:hAnsi="Cascadia Mono" w:cs="Cascadia Mono"/>
-          <w:color w:val="000000"/>
-          <w:sz w:val="19"/>
-          <w:szCs w:val="19"/>
-          <w:highlight w:val="white"/>
-          <w:lang w:val="en-US"/>
-        </w:rPr>
-        <w:t>;</w:t>
-      </w:r>
-    </w:p>
-    <w:p>
-      <w:pPr>
-        <w:autoSpaceDE w:val="0"/>
-        <w:autoSpaceDN w:val="0"/>
-        <w:adjustRightInd w:val="0"/>
-        <w:spacing w:after="0" w:line="240" w:lineRule="auto"/>
-        <w:rPr>
-          <w:rFonts w:ascii="Cascadia Mono" w:hAnsi="Cascadia Mono" w:cs="Cascadia Mono"/>
-          <w:color w:val="000000"/>
-          <w:sz w:val="19"/>
-          <w:szCs w:val="19"/>
-          <w:highlight w:val="white"/>
-          <w:lang w:val="en-US"/>
-        </w:rPr>
-      </w:pPr>
-      <w:r>
-        <w:rPr>
-          <w:rFonts w:ascii="Cascadia Mono" w:hAnsi="Cascadia Mono" w:cs="Cascadia Mono"/>
-          <w:color w:val="000000"/>
-          <w:sz w:val="19"/>
-          <w:szCs w:val="19"/>
-          <w:highlight w:val="white"/>
-          <w:lang w:val="en-US"/>
-        </w:rPr>
-        <w:t xml:space="preserve">    </w:t>
-      </w:r>
-      <w:proofErr w:type="gramStart"/>
-      <w:r>
-        <w:rPr>
-          <w:rFonts w:ascii="Cascadia Mono" w:hAnsi="Cascadia Mono" w:cs="Cascadia Mono"/>
-          <w:color w:val="0000FF"/>
-          <w:sz w:val="19"/>
-          <w:szCs w:val="19"/>
-          <w:highlight w:val="white"/>
-          <w:lang w:val="en-US"/>
-        </w:rPr>
-        <w:t>for</w:t>
-      </w:r>
-      <w:proofErr w:type="gramEnd"/>
-      <w:r>
-        <w:rPr>
-          <w:rFonts w:ascii="Cascadia Mono" w:hAnsi="Cascadia Mono" w:cs="Cascadia Mono"/>
-          <w:color w:val="000000"/>
-          <w:sz w:val="19"/>
-          <w:szCs w:val="19"/>
-          <w:highlight w:val="white"/>
-          <w:lang w:val="en-US"/>
-        </w:rPr>
-        <w:t xml:space="preserve"> (</w:t>
-      </w:r>
-      <w:r>
-        <w:rPr>
-          <w:rFonts w:ascii="Cascadia Mono" w:hAnsi="Cascadia Mono" w:cs="Cascadia Mono"/>
-          <w:color w:val="0000FF"/>
-          <w:sz w:val="19"/>
-          <w:szCs w:val="19"/>
-          <w:highlight w:val="white"/>
-          <w:lang w:val="en-US"/>
-        </w:rPr>
-        <w:t>int</w:t>
-      </w:r>
-      <w:r>
-        <w:rPr>
-          <w:rFonts w:ascii="Cascadia Mono" w:hAnsi="Cascadia Mono" w:cs="Cascadia Mono"/>
-          <w:color w:val="000000"/>
-          <w:sz w:val="19"/>
-          <w:szCs w:val="19"/>
-          <w:highlight w:val="white"/>
-          <w:lang w:val="en-US"/>
-        </w:rPr>
-        <w:t xml:space="preserve"> i = 0; i &lt;= ind_mas; i++) {</w:t>
-      </w:r>
-    </w:p>
-    <w:p>
-      <w:pPr>
-        <w:autoSpaceDE w:val="0"/>
-        <w:autoSpaceDN w:val="0"/>
-        <w:adjustRightInd w:val="0"/>
-        <w:spacing w:after="0" w:line="240" w:lineRule="auto"/>
-        <w:rPr>
-          <w:rFonts w:ascii="Cascadia Mono" w:hAnsi="Cascadia Mono" w:cs="Cascadia Mono"/>
-          <w:color w:val="000000"/>
-          <w:sz w:val="19"/>
-          <w:szCs w:val="19"/>
-          <w:highlight w:val="white"/>
-          <w:lang w:val="en-US"/>
-        </w:rPr>
-      </w:pPr>
-      <w:r>
-        <w:rPr>
-          <w:rFonts w:ascii="Cascadia Mono" w:hAnsi="Cascadia Mono" w:cs="Cascadia Mono"/>
-          <w:color w:val="000000"/>
-          <w:sz w:val="19"/>
-          <w:szCs w:val="19"/>
-          <w:highlight w:val="white"/>
-          <w:lang w:val="en-US"/>
-        </w:rPr>
-        <w:t xml:space="preserve">        </w:t>
-      </w:r>
-      <w:proofErr w:type="gramStart"/>
-      <w:r>
-        <w:rPr>
-          <w:rFonts w:ascii="Cascadia Mono" w:hAnsi="Cascadia Mono" w:cs="Cascadia Mono"/>
-          <w:color w:val="000000"/>
-          <w:sz w:val="19"/>
-          <w:szCs w:val="19"/>
-          <w:highlight w:val="white"/>
-          <w:lang w:val="en-US"/>
-        </w:rPr>
-        <w:t>cout</w:t>
-      </w:r>
-      <w:proofErr w:type="gramEnd"/>
-      <w:r>
-        <w:rPr>
-          <w:rFonts w:ascii="Cascadia Mono" w:hAnsi="Cascadia Mono" w:cs="Cascadia Mono"/>
-          <w:color w:val="000000"/>
-          <w:sz w:val="19"/>
-          <w:szCs w:val="19"/>
-          <w:highlight w:val="white"/>
-          <w:lang w:val="en-US"/>
-        </w:rPr>
-        <w:t xml:space="preserve"> </w:t>
-      </w:r>
-      <w:r>
-        <w:rPr>
-          <w:rFonts w:ascii="Cascadia Mono" w:hAnsi="Cascadia Mono" w:cs="Cascadia Mono"/>
-          <w:color w:val="008080"/>
-          <w:sz w:val="19"/>
-          <w:szCs w:val="19"/>
-          <w:highlight w:val="white"/>
-          <w:lang w:val="en-US"/>
-        </w:rPr>
-        <w:t>&lt;&lt;</w:t>
-      </w:r>
-      <w:r>
-        <w:rPr>
-          <w:rFonts w:ascii="Cascadia Mono" w:hAnsi="Cascadia Mono" w:cs="Cascadia Mono"/>
-          <w:color w:val="000000"/>
-          <w:sz w:val="19"/>
-          <w:szCs w:val="19"/>
-          <w:highlight w:val="white"/>
-          <w:lang w:val="en-US"/>
-        </w:rPr>
-        <w:t xml:space="preserve"> mas[i] </w:t>
-      </w:r>
-      <w:r>
-        <w:rPr>
-          <w:rFonts w:ascii="Cascadia Mono" w:hAnsi="Cascadia Mono" w:cs="Cascadia Mono"/>
-          <w:color w:val="008080"/>
-          <w:sz w:val="19"/>
-          <w:szCs w:val="19"/>
-          <w:highlight w:val="white"/>
-          <w:lang w:val="en-US"/>
-        </w:rPr>
-        <w:t>&lt;&lt;</w:t>
-      </w:r>
-      <w:r>
-        <w:rPr>
-          <w:rFonts w:ascii="Cascadia Mono" w:hAnsi="Cascadia Mono" w:cs="Cascadia Mono"/>
-          <w:color w:val="000000"/>
-          <w:sz w:val="19"/>
-          <w:szCs w:val="19"/>
-          <w:highlight w:val="white"/>
-          <w:lang w:val="en-US"/>
-        </w:rPr>
-        <w:t xml:space="preserve"> </w:t>
-      </w:r>
-      <w:r>
-        <w:rPr>
-          <w:rFonts w:ascii="Cascadia Mono" w:hAnsi="Cascadia Mono" w:cs="Cascadia Mono"/>
-          <w:color w:val="A31515"/>
-          <w:sz w:val="19"/>
-          <w:szCs w:val="19"/>
-          <w:highlight w:val="white"/>
-          <w:lang w:val="en-US"/>
-        </w:rPr>
-        <w:t>" "</w:t>
-      </w:r>
-      <w:r>
-        <w:rPr>
-          <w:rFonts w:ascii="Cascadia Mono" w:hAnsi="Cascadia Mono" w:cs="Cascadia Mono"/>
-          <w:color w:val="000000"/>
-          <w:sz w:val="19"/>
-          <w:szCs w:val="19"/>
-          <w:highlight w:val="white"/>
-          <w:lang w:val="en-US"/>
-        </w:rPr>
-        <w:t>;</w:t>
-      </w:r>
-    </w:p>
-    <w:p>
-      <w:pPr>
-        <w:autoSpaceDE w:val="0"/>
-        <w:autoSpaceDN w:val="0"/>
-        <w:adjustRightInd w:val="0"/>
-        <w:spacing w:after="0" w:line="240" w:lineRule="auto"/>
-        <w:rPr>
-          <w:rFonts w:ascii="Cascadia Mono" w:hAnsi="Cascadia Mono" w:cs="Cascadia Mono"/>
-          <w:color w:val="000000"/>
-          <w:sz w:val="19"/>
-          <w:szCs w:val="19"/>
-          <w:highlight w:val="white"/>
-          <w:lang w:val="en-US"/>
-        </w:rPr>
-      </w:pPr>
-      <w:r>
-        <w:rPr>
-          <w:rFonts w:ascii="Cascadia Mono" w:hAnsi="Cascadia Mono" w:cs="Cascadia Mono"/>
-          <w:color w:val="000000"/>
-          <w:sz w:val="19"/>
-          <w:szCs w:val="19"/>
-          <w:highlight w:val="white"/>
-          <w:lang w:val="en-US"/>
-        </w:rPr>
-        <w:t xml:space="preserve">    }</w:t>
-      </w:r>
-    </w:p>
-    <w:p>
-      <w:pPr>
-        <w:autoSpaceDE w:val="0"/>
-        <w:autoSpaceDN w:val="0"/>
-        <w:adjustRightInd w:val="0"/>
-        <w:spacing w:after="0" w:line="240" w:lineRule="auto"/>
-        <w:rPr>
-          <w:rFonts w:ascii="Cascadia Mono" w:hAnsi="Cascadia Mono" w:cs="Cascadia Mono"/>
-          <w:color w:val="000000"/>
-          <w:sz w:val="19"/>
-          <w:szCs w:val="19"/>
-          <w:highlight w:val="white"/>
-          <w:lang w:val="en-US"/>
-        </w:rPr>
-      </w:pPr>
-      <w:r>
-        <w:rPr>
-          <w:rFonts w:ascii="Cascadia Mono" w:hAnsi="Cascadia Mono" w:cs="Cascadia Mono"/>
-          <w:color w:val="000000"/>
-          <w:sz w:val="19"/>
-          <w:szCs w:val="19"/>
-          <w:highlight w:val="white"/>
-          <w:lang w:val="en-US"/>
-        </w:rPr>
-        <w:t xml:space="preserve">    </w:t>
-      </w:r>
-      <w:proofErr w:type="gramStart"/>
-      <w:r>
-        <w:rPr>
-          <w:rFonts w:ascii="Cascadia Mono" w:hAnsi="Cascadia Mono" w:cs="Cascadia Mono"/>
-          <w:color w:val="000000"/>
-          <w:sz w:val="19"/>
-          <w:szCs w:val="19"/>
-          <w:highlight w:val="white"/>
-          <w:lang w:val="en-US"/>
-        </w:rPr>
-        <w:t>cout</w:t>
-      </w:r>
-      <w:proofErr w:type="gramEnd"/>
-      <w:r>
-        <w:rPr>
-          <w:rFonts w:ascii="Cascadia Mono" w:hAnsi="Cascadia Mono" w:cs="Cascadia Mono"/>
-          <w:color w:val="000000"/>
-          <w:sz w:val="19"/>
-          <w:szCs w:val="19"/>
-          <w:highlight w:val="white"/>
-          <w:lang w:val="en-US"/>
-        </w:rPr>
-        <w:t xml:space="preserve"> </w:t>
-      </w:r>
-      <w:r>
-        <w:rPr>
-          <w:rFonts w:ascii="Cascadia Mono" w:hAnsi="Cascadia Mono" w:cs="Cascadia Mono"/>
-          <w:color w:val="008080"/>
-          <w:sz w:val="19"/>
-          <w:szCs w:val="19"/>
-          <w:highlight w:val="white"/>
-          <w:lang w:val="en-US"/>
-        </w:rPr>
-        <w:t>&lt;&lt;</w:t>
-      </w:r>
-      <w:r>
-        <w:rPr>
-          <w:rFonts w:ascii="Cascadia Mono" w:hAnsi="Cascadia Mono" w:cs="Cascadia Mono"/>
-          <w:color w:val="000000"/>
-          <w:sz w:val="19"/>
-          <w:szCs w:val="19"/>
-          <w:highlight w:val="white"/>
-          <w:lang w:val="en-US"/>
-        </w:rPr>
-        <w:t xml:space="preserve"> endl;</w:t>
-      </w:r>
-    </w:p>
-    <w:p>
-      <w:pPr>
-        <w:autoSpaceDE w:val="0"/>
-        <w:autoSpaceDN w:val="0"/>
-        <w:adjustRightInd w:val="0"/>
-        <w:spacing w:after="0" w:line="240" w:lineRule="auto"/>
-        <w:rPr>
-          <w:rFonts w:ascii="Cascadia Mono" w:hAnsi="Cascadia Mono" w:cs="Cascadia Mono"/>
-          <w:color w:val="000000"/>
-          <w:sz w:val="19"/>
-          <w:szCs w:val="19"/>
-          <w:highlight w:val="white"/>
-          <w:lang w:val="en-US"/>
-        </w:rPr>
-      </w:pPr>
-      <w:r>
-        <w:rPr>
-          <w:rFonts w:ascii="Cascadia Mono" w:hAnsi="Cascadia Mono" w:cs="Cascadia Mono"/>
-          <w:color w:val="000000"/>
-          <w:sz w:val="19"/>
-          <w:szCs w:val="19"/>
-          <w:highlight w:val="white"/>
-          <w:lang w:val="en-US"/>
-        </w:rPr>
         <w:t xml:space="preserve">    </w:t>
       </w:r>
       <w:proofErr w:type="gramStart"/>
@@ -38573,7 +38619,6 @@
           <w:sz w:val="24"/>
           <w:szCs w:val="24"/>
         </w:rPr>
-        <w:lastRenderedPageBreak/>
         <w:t>Примеры работы кода:</w:t>
       </w:r>
     </w:p>
@@ -38753,7 +38798,6 @@
           <w:sz w:val="28"/>
           <w:szCs w:val="28"/>
         </w:rPr>
-        <w:lastRenderedPageBreak/>
         <w:t xml:space="preserve">№4.25 </w:t>
       </w:r>
     </w:p>
@@ -40669,6 +40713,7 @@
           <w:highlight w:val="white"/>
           <w:lang w:val="en-US"/>
         </w:rPr>
+        <w:lastRenderedPageBreak/>
         <w:t xml:space="preserve">                    </w:t>
       </w:r>
       <w:proofErr w:type="gramStart"/>
@@ -40747,7 +40792,6 @@
           <w:highlight w:val="white"/>
           <w:lang w:val="en-US"/>
         </w:rPr>
-        <w:lastRenderedPageBreak/>
         <w:t xml:space="preserve">            }</w:t>
       </w:r>
     </w:p>
